--- a/propuesta.docx
+++ b/propuesta.docx
@@ -138,39 +138,7 @@
           <w:sz w:val="44"/>
           <w:szCs w:val="44"/>
         </w:rPr>
-        <w:t xml:space="preserve">Propuesta de Trabajo Final de Grado Comparativa OCSVM vs enfoques multi-etiqueta en </w:t>
-      </w:r>
-      <w:r>
-        <w:rPr>
-          <w:rFonts w:ascii="Arial" w:hAnsi="Arial" w:cs="Arial"/>
-          <w:sz w:val="44"/>
-          <w:szCs w:val="44"/>
-        </w:rPr>
-        <w:t>tráfico</w:t>
-      </w:r>
-      <w:r>
-        <w:rPr>
-          <w:rFonts w:ascii="Arial" w:hAnsi="Arial" w:cs="Arial"/>
-          <w:sz w:val="44"/>
-          <w:szCs w:val="44"/>
-        </w:rPr>
-        <w:t xml:space="preserve"> HTTP real: </w:t>
-      </w:r>
-      <w:r>
-        <w:rPr>
-          <w:rFonts w:ascii="Arial" w:hAnsi="Arial" w:cs="Arial"/>
-          <w:sz w:val="44"/>
-          <w:szCs w:val="44"/>
-        </w:rPr>
-        <w:t>integración</w:t>
-      </w:r>
-      <w:r>
-        <w:rPr>
-          <w:rFonts w:ascii="Arial" w:hAnsi="Arial" w:cs="Arial"/>
-          <w:sz w:val="44"/>
-          <w:szCs w:val="44"/>
-        </w:rPr>
-        <w:t xml:space="preserve"> de SR-BH 2020 y enriquecimiento de features</w:t>
+        <w:t>Propuesta de Trabajo Final de Grado Comparativa OCSVM vs enfoques multi-etiqueta en tráfico HTTP real: integración de SR-BH 2020 y enriquecimiento de features</w:t>
       </w:r>
     </w:p>
     <w:p>
@@ -354,15 +322,7 @@
           <w:sz w:val="44"/>
           <w:szCs w:val="44"/>
         </w:rPr>
-        <w:t>Año de ingreso: 2021</w:t>
-      </w:r>
-      <w:r>
-        <w:rPr>
-          <w:rFonts w:ascii="Arial" w:hAnsi="Arial" w:cs="Arial"/>
-          <w:sz w:val="44"/>
-          <w:szCs w:val="44"/>
-        </w:rPr>
-        <w:t>-2025</w:t>
+        <w:t>Año de ingreso: 2021-2025</w:t>
       </w:r>
     </w:p>
     <w:p>
@@ -470,7 +430,7 @@
         <w:rPr>
           <w:rFonts w:ascii="Arial" w:hAnsi="Arial" w:cs="Arial"/>
         </w:rPr>
-        <w:t>Las aplicaciones web han tenido un crecimiento constante en la última década, convirtiéndose en infraestructuras críticas para servicios de comercio, comunicación y administración. Sin embargo, al estar expuestas a través de la red, siguen siendo objetivo de una amplia variedad de ataques dirigidos al protocolo HTTP (Hypertext Transfer Protocol), tales como inyecciones, cross-site scripting y ataques de traversal [GP5]. En muchos casos, las aplicaciones no implementan las mejores prácticas de seguridad, o bien priorizan la incorporación de funcionalidades por encima de la robustez y los controles, exponiendo la infraestructura a riesgos potenciales de pérdida de datos, interrupción del servicio y brechas de seguridad.</w:t>
+        <w:t>Las aplicaciones web han tenido un crecimiento constante en la última década, convirtiéndose en infraestructuras críticas para servicios de comercio, comunicación y administración. Sin embargo, al estar expuestas a través de la red, siguen siendo objetivo de una amplia variedad de ataques dirigidos al protocolo HTTP (Hypertext Transfer Protocol), tales como inyecciones, cross-site scripting y ataques de traversal [1]. En muchos casos, las aplicaciones no implementan las mejores prácticas de seguridad, o bien priorizan la incorporación de funcionalidades por encima de la robustez y los controles, exponiendo la infraestructura a riesgos potenciales de pérdida de datos, interrupción del servicio y brechas de seguridad.</w:t>
       </w:r>
     </w:p>
     <w:p>
@@ -485,77 +445,7 @@
         <w:rPr>
           <w:rFonts w:ascii="Arial" w:hAnsi="Arial" w:cs="Arial"/>
         </w:rPr>
-        <w:t xml:space="preserve">En este contexto, los sistemas de detección y prevención de intrusiones (IDS – Intrusion Detection System, IPS – Intrusion Prevention System) y, particularmente, los cortafuegos para aplicaciones web (WAF – Web </w:t>
-      </w:r>
-      <w:proofErr w:type="spellStart"/>
-      <w:r>
-        <w:rPr>
-          <w:rFonts w:ascii="Arial" w:hAnsi="Arial" w:cs="Arial"/>
-        </w:rPr>
-        <w:t>Application</w:t>
-      </w:r>
-      <w:proofErr w:type="spellEnd"/>
-      <w:r>
-        <w:rPr>
-          <w:rFonts w:ascii="Arial" w:hAnsi="Arial" w:cs="Arial"/>
-        </w:rPr>
-        <w:t xml:space="preserve"> Firewall), juegan un rol fundamental para identificar y mitigar ataques en tiempo real. El uso de técnicas de aprendizaje de máquinas (ML – Machine </w:t>
-      </w:r>
-      <w:proofErr w:type="spellStart"/>
-      <w:r>
-        <w:rPr>
-          <w:rFonts w:ascii="Arial" w:hAnsi="Arial" w:cs="Arial"/>
-        </w:rPr>
-        <w:t>Learning</w:t>
-      </w:r>
-      <w:proofErr w:type="spellEnd"/>
-      <w:r>
-        <w:rPr>
-          <w:rFonts w:ascii="Arial" w:hAnsi="Arial" w:cs="Arial"/>
-        </w:rPr>
-        <w:t xml:space="preserve">) permite mejorar la detección de comportamientos anómalos y descubrir patrones emergentes que no están cubiertos por reglas estáticas [BG16, KV03, N+11]. En particular, los enfoques de clasificación de una sola clase (OCC – </w:t>
-      </w:r>
-      <w:proofErr w:type="spellStart"/>
-      <w:r>
-        <w:rPr>
-          <w:rFonts w:ascii="Arial" w:hAnsi="Arial" w:cs="Arial"/>
-        </w:rPr>
-        <w:t>One-Class</w:t>
-      </w:r>
-      <w:proofErr w:type="spellEnd"/>
-      <w:r>
-        <w:rPr>
-          <w:rFonts w:ascii="Arial" w:hAnsi="Arial" w:cs="Arial"/>
-        </w:rPr>
-        <w:t xml:space="preserve"> </w:t>
-      </w:r>
-      <w:proofErr w:type="spellStart"/>
-      <w:r>
-        <w:rPr>
-          <w:rFonts w:ascii="Arial" w:hAnsi="Arial" w:cs="Arial"/>
-        </w:rPr>
-        <w:t>Classification</w:t>
-      </w:r>
-      <w:proofErr w:type="spellEnd"/>
-      <w:r>
-        <w:rPr>
-          <w:rFonts w:ascii="Arial" w:hAnsi="Arial" w:cs="Arial"/>
-        </w:rPr>
-        <w:t xml:space="preserve">), como </w:t>
-      </w:r>
-      <w:proofErr w:type="spellStart"/>
-      <w:r>
-        <w:rPr>
-          <w:rFonts w:ascii="Arial" w:hAnsi="Arial" w:cs="Arial"/>
-        </w:rPr>
-        <w:t>One-Class</w:t>
-      </w:r>
-      <w:proofErr w:type="spellEnd"/>
-      <w:r>
-        <w:rPr>
-          <w:rFonts w:ascii="Arial" w:hAnsi="Arial" w:cs="Arial"/>
-        </w:rPr>
-        <w:t xml:space="preserve"> SVM, son atractivos para escenarios con escasez de muestras rotuladas de ataques o con alta variabilidad de tráfico normal [KM09, PA15].</w:t>
+        <w:t>En este contexto, los sistemas de detección y prevención de intrusiones (IDS – Intrusion Detection System, IPS – Intrusion Prevention System) y, particularmente, los cortafuegos para aplicaciones web (WAF – Web Application Firewall), juegan un rol fundamental para identificar y mitigar ataques en tiempo real. El uso de técnicas de aprendizaje de máquinas (ML – Machine Learning) permite mejorar la detección de comportamientos anómalos y descubrir patrones emergentes que no están cubiertos por reglas estáticas [2], [3], [4]. En particular, los enfoques de clasificación de una sola clase (OCC – One-Class Classification), como One-Class SVM, son atractivos para escenarios con escasez de muestras rotuladas de ataques o con alta variabilidad de tráfico normal [5], [6].</w:t>
       </w:r>
     </w:p>
     <w:p>
@@ -570,21 +460,7 @@
         <w:rPr>
           <w:rFonts w:ascii="Arial" w:hAnsi="Arial" w:cs="Arial"/>
         </w:rPr>
-        <w:t xml:space="preserve">Este trabajo toma como punto de partida el proyecto base de Nico Ralf [GP5], retomando la idea de incorporar detección de anomalías en un WAF y extendiéndola con nuevas fuentes de datos y características (features) centradas en HTTP. La ampliación propone integrar un </w:t>
-      </w:r>
-      <w:proofErr w:type="spellStart"/>
-      <w:r>
-        <w:rPr>
-          <w:rFonts w:ascii="Arial" w:hAnsi="Arial" w:cs="Arial"/>
-        </w:rPr>
-        <w:t>dataset</w:t>
-      </w:r>
-      <w:proofErr w:type="spellEnd"/>
-      <w:r>
-        <w:rPr>
-          <w:rFonts w:ascii="Arial" w:hAnsi="Arial" w:cs="Arial"/>
-        </w:rPr>
-        <w:t xml:space="preserve"> de tráfico real etiquetado a nivel de patrones de ataque, lo cual permite evaluar no solo la detección binaria (normal/anómalo), sino también la clasificación por tipo de ataque, aumentando la utilidad operativa de los resultados.</w:t>
+        <w:t>Este trabajo toma como punto de partida el proyecto base de Nico Ralf [1], retomando la idea de incorporar detección de anomalías en un WAF y extendiéndola con nuevas fuentes de datos y características (features) centradas en HTTP. La ampliación propone integrar un dataset de tráfico real etiquetado a nivel de patrones de ataque, lo cual permite evaluar no solo la detección binaria (normal/anómalo), sino también la clasificación por tipo de ataque, aumentando la utilidad operativa de los resultados.</w:t>
       </w:r>
     </w:p>
     <w:p>
@@ -758,144 +634,9 @@
       </w:pPr>
       <w:r>
         <w:rPr>
-          <w:rFonts w:ascii="Arial" w:eastAsia="Times New Roman" w:hAnsi="Arial" w:cs="Arial"/>
-          <w:sz w:val="24"/>
-          <w:szCs w:val="24"/>
-          <w:lang w:eastAsia="es-PY"/>
-        </w:rPr>
-        <w:t xml:space="preserve">Diseñar y extraer nuevas </w:t>
-      </w:r>
-      <w:r>
-        <w:rPr>
-          <w:rFonts w:ascii="Arial" w:eastAsia="Times New Roman" w:hAnsi="Arial" w:cs="Arial"/>
-          <w:i/>
-          <w:iCs/>
-          <w:sz w:val="24"/>
-          <w:szCs w:val="24"/>
-          <w:lang w:eastAsia="es-PY"/>
-        </w:rPr>
-        <w:t>features</w:t>
-      </w:r>
-      <w:r>
-        <w:rPr>
-          <w:rFonts w:ascii="Arial" w:eastAsia="Times New Roman" w:hAnsi="Arial" w:cs="Arial"/>
-          <w:sz w:val="24"/>
-          <w:szCs w:val="24"/>
-          <w:lang w:eastAsia="es-PY"/>
-        </w:rPr>
-        <w:t xml:space="preserve"> específicas de HTTP, relacionadas con la estructura de la URI (</w:t>
-      </w:r>
-      <w:proofErr w:type="spellStart"/>
-      <w:r>
-        <w:rPr>
-          <w:rFonts w:ascii="Arial" w:eastAsia="Times New Roman" w:hAnsi="Arial" w:cs="Arial"/>
-          <w:sz w:val="24"/>
-          <w:szCs w:val="24"/>
-          <w:lang w:eastAsia="es-PY"/>
-        </w:rPr>
-        <w:t>Uniform</w:t>
-      </w:r>
-      <w:proofErr w:type="spellEnd"/>
-      <w:r>
-        <w:rPr>
-          <w:rFonts w:ascii="Arial" w:eastAsia="Times New Roman" w:hAnsi="Arial" w:cs="Arial"/>
-          <w:sz w:val="24"/>
-          <w:szCs w:val="24"/>
-          <w:lang w:eastAsia="es-PY"/>
-        </w:rPr>
-        <w:t xml:space="preserve"> </w:t>
-      </w:r>
-      <w:proofErr w:type="spellStart"/>
-      <w:r>
-        <w:rPr>
-          <w:rFonts w:ascii="Arial" w:eastAsia="Times New Roman" w:hAnsi="Arial" w:cs="Arial"/>
-          <w:sz w:val="24"/>
-          <w:szCs w:val="24"/>
-          <w:lang w:eastAsia="es-PY"/>
-        </w:rPr>
-        <w:t>Resource</w:t>
-      </w:r>
-      <w:proofErr w:type="spellEnd"/>
-      <w:r>
-        <w:rPr>
-          <w:rFonts w:ascii="Arial" w:eastAsia="Times New Roman" w:hAnsi="Arial" w:cs="Arial"/>
-          <w:sz w:val="24"/>
-          <w:szCs w:val="24"/>
-          <w:lang w:eastAsia="es-PY"/>
-        </w:rPr>
-        <w:t xml:space="preserve"> </w:t>
-      </w:r>
-      <w:proofErr w:type="spellStart"/>
-      <w:r>
-        <w:rPr>
-          <w:rFonts w:ascii="Arial" w:eastAsia="Times New Roman" w:hAnsi="Arial" w:cs="Arial"/>
-          <w:sz w:val="24"/>
-          <w:szCs w:val="24"/>
-          <w:lang w:eastAsia="es-PY"/>
-        </w:rPr>
-        <w:t>Identifier</w:t>
-      </w:r>
-      <w:proofErr w:type="spellEnd"/>
-      <w:r>
-        <w:rPr>
-          <w:rFonts w:ascii="Arial" w:eastAsia="Times New Roman" w:hAnsi="Arial" w:cs="Arial"/>
-          <w:sz w:val="24"/>
-          <w:szCs w:val="24"/>
-          <w:lang w:eastAsia="es-PY"/>
-        </w:rPr>
-        <w:t xml:space="preserve">), el método de la solicitud, los parámetros de </w:t>
-      </w:r>
-      <w:proofErr w:type="spellStart"/>
-      <w:r>
-        <w:rPr>
-          <w:rFonts w:ascii="Arial" w:eastAsia="Times New Roman" w:hAnsi="Arial" w:cs="Arial"/>
-          <w:i/>
-          <w:iCs/>
-          <w:sz w:val="24"/>
-          <w:szCs w:val="24"/>
-          <w:lang w:eastAsia="es-PY"/>
-        </w:rPr>
-        <w:t>query</w:t>
-      </w:r>
-      <w:proofErr w:type="spellEnd"/>
-      <w:r>
-        <w:rPr>
-          <w:rFonts w:ascii="Arial" w:eastAsia="Times New Roman" w:hAnsi="Arial" w:cs="Arial"/>
-          <w:sz w:val="24"/>
-          <w:szCs w:val="24"/>
-          <w:lang w:eastAsia="es-PY"/>
-        </w:rPr>
-        <w:t xml:space="preserve">, la presencia de </w:t>
-      </w:r>
-      <w:r>
-        <w:rPr>
-          <w:rFonts w:ascii="Arial" w:eastAsia="Times New Roman" w:hAnsi="Arial" w:cs="Arial"/>
-          <w:i/>
-          <w:iCs/>
-          <w:sz w:val="24"/>
-          <w:szCs w:val="24"/>
-          <w:lang w:eastAsia="es-PY"/>
-        </w:rPr>
-        <w:t>tokens</w:t>
-      </w:r>
-      <w:r>
-        <w:rPr>
-          <w:rFonts w:ascii="Arial" w:eastAsia="Times New Roman" w:hAnsi="Arial" w:cs="Arial"/>
-          <w:sz w:val="24"/>
-          <w:szCs w:val="24"/>
-          <w:lang w:eastAsia="es-PY"/>
-        </w:rPr>
-        <w:t xml:space="preserve"> sospechosos en el contenido y el uso de métodos poco comunes. La motivación de esta </w:t>
-      </w:r>
-      <w:r>
-        <w:rPr>
-          <w:rFonts w:ascii="Arial" w:eastAsia="Times New Roman" w:hAnsi="Arial" w:cs="Arial"/>
-          <w:sz w:val="24"/>
-          <w:szCs w:val="24"/>
-          <w:lang w:eastAsia="es-PY"/>
-        </w:rPr>
-        <w:lastRenderedPageBreak/>
-        <w:t>selección radica en que tales rasgos han sido vinculados directamente con patrones de explotación típicos en ataques web modernos [N+11].</w:t>
+          <w:rFonts w:ascii="Arial" w:hAnsi="Arial" w:cs="Arial"/>
+        </w:rPr>
+        <w:t>Diseñar y extraer nuevas features específicas de HTTP, relacionadas con la estructura de la URI (Uniform Resource Identifier), el método de la solicitud, los parámetros de query, la presencia de tokens sospechosos en el contenido y el uso de métodos poco comunes. La motivación de esta selección radica en que tales rasgos han sido vinculados directamente con patrones de explotación típicos en ataques web modernos [4].</w:t>
       </w:r>
     </w:p>
     <w:p>
@@ -920,6 +661,7 @@
           <w:szCs w:val="24"/>
           <w:lang w:eastAsia="es-PY"/>
         </w:rPr>
+        <w:lastRenderedPageBreak/>
         <w:t xml:space="preserve">Analizar el impacto de las nuevas </w:t>
       </w:r>
       <w:r>
@@ -1007,264 +749,8 @@
       <w:r>
         <w:rPr>
           <w:rFonts w:ascii="Arial" w:hAnsi="Arial" w:cs="Arial"/>
-          <w:sz w:val="24"/>
-          <w:szCs w:val="24"/>
-        </w:rPr>
-        <w:t xml:space="preserve">Este trabajo amplía y actualiza el proyecto base de Nico Ralf [GP5], integrando un WAF experimental con etiquetado por tipo de ataque y nuevas características de tráfico HTTP. La ampliación se centra en incorporar el </w:t>
-      </w:r>
-      <w:proofErr w:type="spellStart"/>
-      <w:r>
-        <w:rPr>
-          <w:rFonts w:ascii="Arial" w:hAnsi="Arial" w:cs="Arial"/>
-          <w:sz w:val="24"/>
-          <w:szCs w:val="24"/>
-        </w:rPr>
-        <w:t>dataset</w:t>
-      </w:r>
-      <w:proofErr w:type="spellEnd"/>
-      <w:r>
-        <w:rPr>
-          <w:rFonts w:ascii="Arial" w:hAnsi="Arial" w:cs="Arial"/>
-          <w:sz w:val="24"/>
-          <w:szCs w:val="24"/>
-        </w:rPr>
-        <w:t xml:space="preserve"> SR-BH 2020, publicado en Harvard </w:t>
-      </w:r>
-      <w:proofErr w:type="spellStart"/>
-      <w:r>
-        <w:rPr>
-          <w:rFonts w:ascii="Arial" w:hAnsi="Arial" w:cs="Arial"/>
-          <w:sz w:val="24"/>
-          <w:szCs w:val="24"/>
-        </w:rPr>
-        <w:t>Dataverse</w:t>
-      </w:r>
-      <w:proofErr w:type="spellEnd"/>
-      <w:r>
-        <w:rPr>
-          <w:rFonts w:ascii="Arial" w:hAnsi="Arial" w:cs="Arial"/>
-          <w:sz w:val="24"/>
-          <w:szCs w:val="24"/>
-        </w:rPr>
-        <w:t xml:space="preserve"> [Dat20], el cual contiene tráfico web real capturado con </w:t>
-      </w:r>
-      <w:proofErr w:type="spellStart"/>
-      <w:r>
-        <w:rPr>
-          <w:rFonts w:ascii="Arial" w:hAnsi="Arial" w:cs="Arial"/>
-          <w:sz w:val="24"/>
-          <w:szCs w:val="24"/>
-        </w:rPr>
-        <w:t>ModSecurity</w:t>
-      </w:r>
-      <w:proofErr w:type="spellEnd"/>
-      <w:r>
-        <w:rPr>
-          <w:rFonts w:ascii="Arial" w:hAnsi="Arial" w:cs="Arial"/>
-          <w:sz w:val="24"/>
-          <w:szCs w:val="24"/>
-        </w:rPr>
-        <w:t xml:space="preserve"> en un </w:t>
-      </w:r>
-      <w:proofErr w:type="spellStart"/>
-      <w:r>
-        <w:rPr>
-          <w:rFonts w:ascii="Arial" w:hAnsi="Arial" w:cs="Arial"/>
-          <w:i/>
-          <w:iCs/>
-          <w:sz w:val="24"/>
-          <w:szCs w:val="24"/>
-        </w:rPr>
-        <w:t>honeypot</w:t>
-      </w:r>
-      <w:proofErr w:type="spellEnd"/>
-      <w:r>
-        <w:rPr>
-          <w:rFonts w:ascii="Arial" w:hAnsi="Arial" w:cs="Arial"/>
-          <w:sz w:val="24"/>
-          <w:szCs w:val="24"/>
-        </w:rPr>
-        <w:t xml:space="preserve"> y etiquetado manualmente a nivel de patrones </w:t>
-      </w:r>
-      <w:proofErr w:type="spellStart"/>
-      <w:r>
-        <w:rPr>
-          <w:rFonts w:ascii="Arial" w:hAnsi="Arial" w:cs="Arial"/>
-          <w:i/>
-          <w:iCs/>
-          <w:sz w:val="24"/>
-          <w:szCs w:val="24"/>
-        </w:rPr>
-        <w:t>Common</w:t>
-      </w:r>
-      <w:proofErr w:type="spellEnd"/>
-      <w:r>
-        <w:rPr>
-          <w:rFonts w:ascii="Arial" w:hAnsi="Arial" w:cs="Arial"/>
-          <w:i/>
-          <w:iCs/>
-          <w:sz w:val="24"/>
-          <w:szCs w:val="24"/>
-        </w:rPr>
-        <w:t xml:space="preserve"> </w:t>
-      </w:r>
-      <w:proofErr w:type="spellStart"/>
-      <w:r>
-        <w:rPr>
-          <w:rFonts w:ascii="Arial" w:hAnsi="Arial" w:cs="Arial"/>
-          <w:i/>
-          <w:iCs/>
-          <w:sz w:val="24"/>
-          <w:szCs w:val="24"/>
-        </w:rPr>
-        <w:t>Attack</w:t>
-      </w:r>
-      <w:proofErr w:type="spellEnd"/>
-      <w:r>
-        <w:rPr>
-          <w:rFonts w:ascii="Arial" w:hAnsi="Arial" w:cs="Arial"/>
-          <w:i/>
-          <w:iCs/>
-          <w:sz w:val="24"/>
-          <w:szCs w:val="24"/>
-        </w:rPr>
-        <w:t xml:space="preserve"> </w:t>
-      </w:r>
-      <w:proofErr w:type="spellStart"/>
-      <w:r>
-        <w:rPr>
-          <w:rFonts w:ascii="Arial" w:hAnsi="Arial" w:cs="Arial"/>
-          <w:i/>
-          <w:iCs/>
-          <w:sz w:val="24"/>
-          <w:szCs w:val="24"/>
-        </w:rPr>
-        <w:t>Pattern</w:t>
-      </w:r>
-      <w:proofErr w:type="spellEnd"/>
-      <w:r>
-        <w:rPr>
-          <w:rFonts w:ascii="Arial" w:hAnsi="Arial" w:cs="Arial"/>
-          <w:i/>
-          <w:iCs/>
-          <w:sz w:val="24"/>
-          <w:szCs w:val="24"/>
-        </w:rPr>
-        <w:t xml:space="preserve"> </w:t>
-      </w:r>
-      <w:proofErr w:type="spellStart"/>
-      <w:r>
-        <w:rPr>
-          <w:rFonts w:ascii="Arial" w:hAnsi="Arial" w:cs="Arial"/>
-          <w:i/>
-          <w:iCs/>
-          <w:sz w:val="24"/>
-          <w:szCs w:val="24"/>
-        </w:rPr>
-        <w:t>Enumeration</w:t>
-      </w:r>
-      <w:proofErr w:type="spellEnd"/>
-      <w:r>
-        <w:rPr>
-          <w:rFonts w:ascii="Arial" w:hAnsi="Arial" w:cs="Arial"/>
-          <w:i/>
-          <w:iCs/>
-          <w:sz w:val="24"/>
-          <w:szCs w:val="24"/>
-        </w:rPr>
-        <w:t xml:space="preserve"> and </w:t>
-      </w:r>
-      <w:proofErr w:type="spellStart"/>
-      <w:r>
-        <w:rPr>
-          <w:rFonts w:ascii="Arial" w:hAnsi="Arial" w:cs="Arial"/>
-          <w:i/>
-          <w:iCs/>
-          <w:sz w:val="24"/>
-          <w:szCs w:val="24"/>
-        </w:rPr>
-        <w:t>Classification</w:t>
-      </w:r>
-      <w:proofErr w:type="spellEnd"/>
-      <w:r>
-        <w:rPr>
-          <w:rFonts w:ascii="Arial" w:hAnsi="Arial" w:cs="Arial"/>
-          <w:sz w:val="24"/>
-          <w:szCs w:val="24"/>
-        </w:rPr>
-        <w:t xml:space="preserve"> (CAPEC). Esta fuente de datos introduce mayor realismo (volumen y diversidad), permitiendo la comparación con los escenarios anteriores basados en CSIC/</w:t>
-      </w:r>
-      <w:proofErr w:type="spellStart"/>
-      <w:r>
-        <w:rPr>
-          <w:rFonts w:ascii="Arial" w:hAnsi="Arial" w:cs="Arial"/>
-          <w:sz w:val="24"/>
-          <w:szCs w:val="24"/>
-        </w:rPr>
-        <w:t>TorpEda</w:t>
-      </w:r>
-      <w:proofErr w:type="spellEnd"/>
-      <w:r>
-        <w:rPr>
-          <w:rFonts w:ascii="Arial" w:hAnsi="Arial" w:cs="Arial"/>
-          <w:sz w:val="24"/>
-          <w:szCs w:val="24"/>
-        </w:rPr>
-        <w:t xml:space="preserve"> y, además, habilitando la evaluación multiclase y, cuando aplique, </w:t>
-      </w:r>
-      <w:proofErr w:type="spellStart"/>
-      <w:r>
-        <w:rPr>
-          <w:rFonts w:ascii="Arial" w:hAnsi="Arial" w:cs="Arial"/>
-          <w:sz w:val="24"/>
-          <w:szCs w:val="24"/>
-        </w:rPr>
-        <w:t>multietiqueta</w:t>
-      </w:r>
-      <w:proofErr w:type="spellEnd"/>
-      <w:r>
-        <w:rPr>
-          <w:rFonts w:ascii="Arial" w:hAnsi="Arial" w:cs="Arial"/>
-          <w:sz w:val="24"/>
-          <w:szCs w:val="24"/>
-        </w:rPr>
-        <w:t xml:space="preserve">. En la literatura reciente (2024–2025), el </w:t>
-      </w:r>
-      <w:proofErr w:type="spellStart"/>
-      <w:r>
-        <w:rPr>
-          <w:rFonts w:ascii="Arial" w:hAnsi="Arial" w:cs="Arial"/>
-          <w:sz w:val="24"/>
-          <w:szCs w:val="24"/>
-        </w:rPr>
-        <w:t>dataset</w:t>
-      </w:r>
-      <w:proofErr w:type="spellEnd"/>
-      <w:r>
-        <w:rPr>
-          <w:rFonts w:ascii="Arial" w:hAnsi="Arial" w:cs="Arial"/>
-          <w:sz w:val="24"/>
-          <w:szCs w:val="24"/>
-        </w:rPr>
-        <w:t xml:space="preserve"> se utiliza como referente para evaluación </w:t>
-      </w:r>
-      <w:proofErr w:type="spellStart"/>
-      <w:r>
-        <w:rPr>
-          <w:rFonts w:ascii="Arial" w:hAnsi="Arial" w:cs="Arial"/>
-          <w:sz w:val="24"/>
-          <w:szCs w:val="24"/>
-        </w:rPr>
-        <w:t>multietiqueta</w:t>
-      </w:r>
-      <w:proofErr w:type="spellEnd"/>
-      <w:r>
-        <w:rPr>
-          <w:rFonts w:ascii="Arial" w:hAnsi="Arial" w:cs="Arial"/>
-          <w:sz w:val="24"/>
-          <w:szCs w:val="24"/>
-        </w:rPr>
-        <w:t xml:space="preserve"> y reportes por clase CAPEC, facilitando la comparabilidad de resultados y su validez externa.</w:t>
+        </w:rPr>
+        <w:t>Este trabajo amplía y actualiza el proyecto base de Nico Ralf [1], integrando un WAF experimental con etiquetado por tipo de ataque y nuevas características de tráfico HTTP. La ampliación se centra en incorporar el dataset SR-BH 2020, publicado en Harvard Dataverse [7], el cual contiene tráfico web real capturado con ModSecurity en un honeypot y etiquetado manualmente a nivel de patrones Common Attack Pattern Enumeration and Classification (CAPEC). Esta fuente de datos introduce mayor realismo (volumen y diversidad), permitiendo la comparación con los escenarios anteriores basados en CSIC/TorpEda y, además, habilitando la evaluación multiclase y, cuando aplique, multietiqueta. En la literatura reciente (2024–2025), el dataset se utiliza como referente para evaluación multietiqueta y reportes por clase CAPEC, facilitando la comparabilidad de resultados y su validez externa.</w:t>
       </w:r>
     </w:p>
     <w:p>
@@ -1301,72 +787,26 @@
       <w:r>
         <w:rPr>
           <w:rFonts w:ascii="Arial" w:hAnsi="Arial" w:cs="Arial"/>
-          <w:sz w:val="24"/>
-          <w:szCs w:val="24"/>
-        </w:rPr>
-        <w:t>1-</w:t>
-      </w:r>
-      <w:r>
-        <w:rPr>
-          <w:rFonts w:ascii="Arial" w:hAnsi="Arial" w:cs="Arial"/>
-          <w:sz w:val="24"/>
-          <w:szCs w:val="24"/>
-        </w:rPr>
-        <w:t xml:space="preserve"> </w:t>
-      </w:r>
-      <w:r>
-        <w:rPr>
-          <w:rFonts w:ascii="Arial" w:hAnsi="Arial" w:cs="Arial"/>
-          <w:sz w:val="24"/>
-          <w:szCs w:val="24"/>
-        </w:rPr>
-        <w:t xml:space="preserve">Integración de un nuevo </w:t>
-      </w:r>
-      <w:proofErr w:type="spellStart"/>
-      <w:r>
-        <w:rPr>
-          <w:rFonts w:ascii="Arial" w:hAnsi="Arial" w:cs="Arial"/>
-          <w:i/>
-          <w:iCs/>
-          <w:sz w:val="24"/>
-          <w:szCs w:val="24"/>
-        </w:rPr>
-        <w:t>dataset</w:t>
-      </w:r>
-      <w:proofErr w:type="spellEnd"/>
-      <w:r>
-        <w:rPr>
-          <w:rFonts w:ascii="Arial" w:hAnsi="Arial" w:cs="Arial"/>
-          <w:sz w:val="24"/>
-          <w:szCs w:val="24"/>
-        </w:rPr>
-        <w:t xml:space="preserve"> realista: incorporar SR-BH 2020 [Dat20] y compararlo con escenarios heredados (CSIC-2010/TorpEda-2012), elevando el realismo y la diversidad (más de 900k solicitudes, 24 características y 13 etiquetas a nivel CAPEC).</w:t>
-      </w:r>
-    </w:p>
-    <w:p>
-      <w:pPr>
-        <w:jc w:val="both"/>
-        <w:rPr>
-          <w:rFonts w:ascii="Arial" w:hAnsi="Arial" w:cs="Arial"/>
-          <w:sz w:val="24"/>
-          <w:szCs w:val="24"/>
-        </w:rPr>
-      </w:pPr>
-      <w:r>
-        <w:rPr>
-          <w:rFonts w:ascii="Arial" w:hAnsi="Arial" w:cs="Arial"/>
-          <w:sz w:val="24"/>
-          <w:szCs w:val="24"/>
-        </w:rPr>
-        <w:t xml:space="preserve">2- </w:t>
-      </w:r>
-      <w:r>
-        <w:rPr>
-          <w:rFonts w:ascii="Arial" w:hAnsi="Arial" w:cs="Arial"/>
-          <w:sz w:val="24"/>
-          <w:szCs w:val="24"/>
-        </w:rPr>
-        <w:t>Etiquetado por tipo de ataque: pasar de un esquema binario (normal/anómalo) a clasificación por clase de ataque (</w:t>
+        </w:rPr>
+        <w:t>1- Integración de un nuevo dataset realista: incorporar SR-BH 2020 [7] y compararlo con escenarios heredados (CSIC-2010/TorpEda-2012), elevando el realismo y la diversidad (más de 900k solicitudes, 24 características y 13 etiquetas a nivel CAPEC).</w:t>
+      </w:r>
+    </w:p>
+    <w:p>
+      <w:pPr>
+        <w:jc w:val="both"/>
+        <w:rPr>
+          <w:rFonts w:ascii="Arial" w:hAnsi="Arial" w:cs="Arial"/>
+          <w:sz w:val="24"/>
+          <w:szCs w:val="24"/>
+        </w:rPr>
+      </w:pPr>
+      <w:r>
+        <w:rPr>
+          <w:rFonts w:ascii="Arial" w:hAnsi="Arial" w:cs="Arial"/>
+          <w:sz w:val="24"/>
+          <w:szCs w:val="24"/>
+        </w:rPr>
+        <w:t>2- Etiquetado por tipo de ataque: pasar de un esquema binario (normal/anómalo) a clasificación por clase de ataque (</w:t>
       </w:r>
       <w:r>
         <w:rPr>
@@ -1825,7 +1265,6 @@
           <w:sz w:val="24"/>
           <w:szCs w:val="24"/>
         </w:rPr>
-        <w:lastRenderedPageBreak/>
         <w:t>encoded</w:t>
       </w:r>
       <w:proofErr w:type="spellEnd"/>
@@ -2116,6 +1555,7 @@
           <w:sz w:val="24"/>
           <w:szCs w:val="24"/>
         </w:rPr>
+        <w:lastRenderedPageBreak/>
         <w:t>req_content_length</w:t>
       </w:r>
       <w:proofErr w:type="spellEnd"/>
@@ -2170,10 +1610,8 @@
       <w:r>
         <w:rPr>
           <w:rFonts w:ascii="Arial" w:hAnsi="Arial" w:cs="Arial"/>
-          <w:sz w:val="24"/>
-          <w:szCs w:val="24"/>
-        </w:rPr>
-        <w:t>Véanse, por ejemplo, [SRBHBH+22, RBMP24, FWY+24, ZZC+24].</w:t>
+        </w:rPr>
+        <w:t>Véanse, por ejemplo, [8], [9], [10], [11].</w:t>
       </w:r>
     </w:p>
     <w:p>
@@ -2354,17 +1792,7 @@
           <w:sz w:val="28"/>
           <w:szCs w:val="28"/>
         </w:rPr>
-        <w:t xml:space="preserve">Metodología y </w:t>
-      </w:r>
-      <w:r>
-        <w:rPr>
-          <w:rFonts w:ascii="Arial" w:hAnsi="Arial" w:cs="Arial"/>
-          <w:b/>
-          <w:bCs/>
-          <w:sz w:val="28"/>
-          <w:szCs w:val="28"/>
-        </w:rPr>
-        <w:t>diseño</w:t>
+        <w:t>Metodología y diseño</w:t>
       </w:r>
       <w:r>
         <w:rPr>
@@ -2395,17 +1823,7 @@
           <w:sz w:val="24"/>
           <w:szCs w:val="24"/>
         </w:rPr>
-        <w:t xml:space="preserve">1- </w:t>
-      </w:r>
-      <w:r>
-        <w:rPr>
-          <w:rFonts w:ascii="Arial" w:hAnsi="Arial" w:cs="Arial"/>
-          <w:b/>
-          <w:bCs/>
-          <w:sz w:val="24"/>
-          <w:szCs w:val="24"/>
-        </w:rPr>
-        <w:t xml:space="preserve">Preprocesamiento y </w:t>
+        <w:t xml:space="preserve">1- Preprocesamiento y </w:t>
       </w:r>
       <w:proofErr w:type="spellStart"/>
       <w:r>
@@ -2555,8 +1973,166 @@
           <w:sz w:val="24"/>
           <w:szCs w:val="24"/>
         </w:rPr>
-        <w:t xml:space="preserve">3- </w:t>
-      </w:r>
+        <w:t>3- Entrenamiento y selección</w:t>
+      </w:r>
+      <w:r>
+        <w:rPr>
+          <w:rFonts w:ascii="Arial" w:hAnsi="Arial" w:cs="Arial"/>
+          <w:sz w:val="24"/>
+          <w:szCs w:val="24"/>
+        </w:rPr>
+        <w:t xml:space="preserve">: comparación de </w:t>
+      </w:r>
+      <w:proofErr w:type="spellStart"/>
+      <w:r>
+        <w:rPr>
+          <w:rFonts w:ascii="Arial" w:hAnsi="Arial" w:cs="Arial"/>
+          <w:sz w:val="24"/>
+          <w:szCs w:val="24"/>
+        </w:rPr>
+        <w:t>One-Class</w:t>
+      </w:r>
+      <w:proofErr w:type="spellEnd"/>
+      <w:r>
+        <w:rPr>
+          <w:rFonts w:ascii="Arial" w:hAnsi="Arial" w:cs="Arial"/>
+          <w:sz w:val="24"/>
+          <w:szCs w:val="24"/>
+        </w:rPr>
+        <w:t xml:space="preserve"> SVM frente a </w:t>
+      </w:r>
+      <w:proofErr w:type="spellStart"/>
+      <w:r>
+        <w:rPr>
+          <w:rFonts w:ascii="Arial" w:hAnsi="Arial" w:cs="Arial"/>
+          <w:i/>
+          <w:iCs/>
+          <w:sz w:val="24"/>
+          <w:szCs w:val="24"/>
+        </w:rPr>
+        <w:t>baselines</w:t>
+      </w:r>
+      <w:proofErr w:type="spellEnd"/>
+      <w:r>
+        <w:rPr>
+          <w:rFonts w:ascii="Arial" w:hAnsi="Arial" w:cs="Arial"/>
+          <w:sz w:val="24"/>
+          <w:szCs w:val="24"/>
+        </w:rPr>
+        <w:t xml:space="preserve"> supervisados; búsqueda de </w:t>
+      </w:r>
+      <w:proofErr w:type="spellStart"/>
+      <w:r>
+        <w:rPr>
+          <w:rFonts w:ascii="Arial" w:hAnsi="Arial" w:cs="Arial"/>
+          <w:sz w:val="24"/>
+          <w:szCs w:val="24"/>
+        </w:rPr>
+        <w:t>hiperparámetros</w:t>
+      </w:r>
+      <w:proofErr w:type="spellEnd"/>
+      <w:r>
+        <w:rPr>
+          <w:rFonts w:ascii="Arial" w:hAnsi="Arial" w:cs="Arial"/>
+          <w:sz w:val="24"/>
+          <w:szCs w:val="24"/>
+        </w:rPr>
+        <w:t xml:space="preserve"> mediante </w:t>
+      </w:r>
+      <w:proofErr w:type="spellStart"/>
+      <w:r>
+        <w:rPr>
+          <w:rFonts w:ascii="Arial" w:hAnsi="Arial" w:cs="Arial"/>
+          <w:i/>
+          <w:iCs/>
+          <w:sz w:val="24"/>
+          <w:szCs w:val="24"/>
+        </w:rPr>
+        <w:t>grid</w:t>
+      </w:r>
+      <w:proofErr w:type="spellEnd"/>
+      <w:r>
+        <w:rPr>
+          <w:rFonts w:ascii="Arial" w:hAnsi="Arial" w:cs="Arial"/>
+          <w:i/>
+          <w:iCs/>
+          <w:sz w:val="24"/>
+          <w:szCs w:val="24"/>
+        </w:rPr>
+        <w:t xml:space="preserve"> </w:t>
+      </w:r>
+      <w:proofErr w:type="spellStart"/>
+      <w:r>
+        <w:rPr>
+          <w:rFonts w:ascii="Arial" w:hAnsi="Arial" w:cs="Arial"/>
+          <w:i/>
+          <w:iCs/>
+          <w:sz w:val="24"/>
+          <w:szCs w:val="24"/>
+        </w:rPr>
+        <w:t>search</w:t>
+      </w:r>
+      <w:proofErr w:type="spellEnd"/>
+      <w:r>
+        <w:rPr>
+          <w:rFonts w:ascii="Arial" w:hAnsi="Arial" w:cs="Arial"/>
+          <w:sz w:val="24"/>
+          <w:szCs w:val="24"/>
+        </w:rPr>
+        <w:t>/</w:t>
+      </w:r>
+      <w:proofErr w:type="spellStart"/>
+      <w:r>
+        <w:rPr>
+          <w:rFonts w:ascii="Arial" w:hAnsi="Arial" w:cs="Arial"/>
+          <w:i/>
+          <w:iCs/>
+          <w:sz w:val="24"/>
+          <w:szCs w:val="24"/>
+        </w:rPr>
+        <w:t>random</w:t>
+      </w:r>
+      <w:proofErr w:type="spellEnd"/>
+      <w:r>
+        <w:rPr>
+          <w:rFonts w:ascii="Arial" w:hAnsi="Arial" w:cs="Arial"/>
+          <w:i/>
+          <w:iCs/>
+          <w:sz w:val="24"/>
+          <w:szCs w:val="24"/>
+        </w:rPr>
+        <w:t xml:space="preserve"> </w:t>
+      </w:r>
+      <w:proofErr w:type="spellStart"/>
+      <w:r>
+        <w:rPr>
+          <w:rFonts w:ascii="Arial" w:hAnsi="Arial" w:cs="Arial"/>
+          <w:i/>
+          <w:iCs/>
+          <w:sz w:val="24"/>
+          <w:szCs w:val="24"/>
+        </w:rPr>
+        <w:t>search</w:t>
+      </w:r>
+      <w:proofErr w:type="spellEnd"/>
+      <w:r>
+        <w:rPr>
+          <w:rFonts w:ascii="Arial" w:hAnsi="Arial" w:cs="Arial"/>
+          <w:sz w:val="24"/>
+          <w:szCs w:val="24"/>
+        </w:rPr>
+        <w:t xml:space="preserve"> con validación cruzada.</w:t>
+      </w:r>
+    </w:p>
+    <w:p>
+      <w:pPr>
+        <w:jc w:val="both"/>
+        <w:rPr>
+          <w:rFonts w:ascii="Arial" w:hAnsi="Arial" w:cs="Arial"/>
+          <w:sz w:val="24"/>
+          <w:szCs w:val="24"/>
+        </w:rPr>
+      </w:pPr>
       <w:r>
         <w:rPr>
           <w:rFonts w:ascii="Arial" w:hAnsi="Arial" w:cs="Arial"/>
@@ -2565,33 +2141,15 @@
           <w:sz w:val="24"/>
           <w:szCs w:val="24"/>
         </w:rPr>
-        <w:t>Entrenamiento y selección</w:t>
-      </w:r>
-      <w:r>
-        <w:rPr>
-          <w:rFonts w:ascii="Arial" w:hAnsi="Arial" w:cs="Arial"/>
-          <w:sz w:val="24"/>
-          <w:szCs w:val="24"/>
-        </w:rPr>
-        <w:t xml:space="preserve">: comparación de </w:t>
-      </w:r>
-      <w:proofErr w:type="spellStart"/>
-      <w:r>
-        <w:rPr>
-          <w:rFonts w:ascii="Arial" w:hAnsi="Arial" w:cs="Arial"/>
-          <w:sz w:val="24"/>
-          <w:szCs w:val="24"/>
-        </w:rPr>
-        <w:t>One-Class</w:t>
-      </w:r>
-      <w:proofErr w:type="spellEnd"/>
-      <w:r>
-        <w:rPr>
-          <w:rFonts w:ascii="Arial" w:hAnsi="Arial" w:cs="Arial"/>
-          <w:sz w:val="24"/>
-          <w:szCs w:val="24"/>
-        </w:rPr>
-        <w:t xml:space="preserve"> SVM frente a </w:t>
+        <w:t>4- Métricas</w:t>
+      </w:r>
+      <w:r>
+        <w:rPr>
+          <w:rFonts w:ascii="Arial" w:hAnsi="Arial" w:cs="Arial"/>
+          <w:sz w:val="24"/>
+          <w:szCs w:val="24"/>
+        </w:rPr>
+        <w:t xml:space="preserve">: precisión, </w:t>
       </w:r>
       <w:proofErr w:type="spellStart"/>
       <w:r>
@@ -2602,7 +2160,7 @@
           <w:sz w:val="24"/>
           <w:szCs w:val="24"/>
         </w:rPr>
-        <w:t>baselines</w:t>
+        <w:t>recall</w:t>
       </w:r>
       <w:proofErr w:type="spellEnd"/>
       <w:r>
@@ -2611,27 +2169,8 @@
           <w:sz w:val="24"/>
           <w:szCs w:val="24"/>
         </w:rPr>
-        <w:t xml:space="preserve"> supervisados; búsqueda de </w:t>
-      </w:r>
-      <w:proofErr w:type="spellStart"/>
-      <w:r>
-        <w:rPr>
-          <w:rFonts w:ascii="Arial" w:hAnsi="Arial" w:cs="Arial"/>
-          <w:sz w:val="24"/>
-          <w:szCs w:val="24"/>
-        </w:rPr>
-        <w:t>hiperparámetros</w:t>
-      </w:r>
-      <w:proofErr w:type="spellEnd"/>
-      <w:r>
-        <w:rPr>
-          <w:rFonts w:ascii="Arial" w:hAnsi="Arial" w:cs="Arial"/>
-          <w:sz w:val="24"/>
-          <w:szCs w:val="24"/>
-        </w:rPr>
-        <w:t xml:space="preserve"> mediante </w:t>
-      </w:r>
-      <w:proofErr w:type="spellStart"/>
+        <w:t>, F1-score (macro/micro), curvas ROC (</w:t>
+      </w:r>
       <w:r>
         <w:rPr>
           <w:rFonts w:ascii="Arial" w:hAnsi="Arial" w:cs="Arial"/>
@@ -2640,9 +2179,9 @@
           <w:sz w:val="24"/>
           <w:szCs w:val="24"/>
         </w:rPr>
-        <w:t>grid</w:t>
-      </w:r>
-      <w:proofErr w:type="spellEnd"/>
+        <w:t xml:space="preserve">Receiver </w:t>
+      </w:r>
+      <w:proofErr w:type="spellStart"/>
       <w:r>
         <w:rPr>
           <w:rFonts w:ascii="Arial" w:hAnsi="Arial" w:cs="Arial"/>
@@ -2651,9 +2190,9 @@
           <w:sz w:val="24"/>
           <w:szCs w:val="24"/>
         </w:rPr>
-        <w:t xml:space="preserve"> </w:t>
-      </w:r>
-      <w:proofErr w:type="spellStart"/>
+        <w:t>Operating</w:t>
+      </w:r>
+      <w:proofErr w:type="spellEnd"/>
       <w:r>
         <w:rPr>
           <w:rFonts w:ascii="Arial" w:hAnsi="Arial" w:cs="Arial"/>
@@ -2662,16 +2201,7 @@
           <w:sz w:val="24"/>
           <w:szCs w:val="24"/>
         </w:rPr>
-        <w:t>search</w:t>
-      </w:r>
-      <w:proofErr w:type="spellEnd"/>
-      <w:r>
-        <w:rPr>
-          <w:rFonts w:ascii="Arial" w:hAnsi="Arial" w:cs="Arial"/>
-          <w:sz w:val="24"/>
-          <w:szCs w:val="24"/>
-        </w:rPr>
-        <w:t>/</w:t>
+        <w:t xml:space="preserve"> </w:t>
       </w:r>
       <w:proofErr w:type="spellStart"/>
       <w:r>
@@ -2682,9 +2212,18 @@
           <w:sz w:val="24"/>
           <w:szCs w:val="24"/>
         </w:rPr>
-        <w:t>random</w:t>
+        <w:t>Characteristic</w:t>
       </w:r>
       <w:proofErr w:type="spellEnd"/>
+      <w:r>
+        <w:rPr>
+          <w:rFonts w:ascii="Arial" w:hAnsi="Arial" w:cs="Arial"/>
+          <w:sz w:val="24"/>
+          <w:szCs w:val="24"/>
+        </w:rPr>
+        <w:t xml:space="preserve">) y AUC (cuando corresponda); </w:t>
+      </w:r>
+      <w:proofErr w:type="spellStart"/>
       <w:r>
         <w:rPr>
           <w:rFonts w:ascii="Arial" w:hAnsi="Arial" w:cs="Arial"/>
@@ -2693,9 +2232,9 @@
           <w:sz w:val="24"/>
           <w:szCs w:val="24"/>
         </w:rPr>
-        <w:t xml:space="preserve"> </w:t>
-      </w:r>
-      <w:proofErr w:type="spellStart"/>
+        <w:t>Hamming</w:t>
+      </w:r>
+      <w:proofErr w:type="spellEnd"/>
       <w:r>
         <w:rPr>
           <w:rFonts w:ascii="Arial" w:hAnsi="Arial" w:cs="Arial"/>
@@ -2704,7 +2243,18 @@
           <w:sz w:val="24"/>
           <w:szCs w:val="24"/>
         </w:rPr>
-        <w:t>search</w:t>
+        <w:t xml:space="preserve"> </w:t>
+      </w:r>
+      <w:proofErr w:type="spellStart"/>
+      <w:r>
+        <w:rPr>
+          <w:rFonts w:ascii="Arial" w:hAnsi="Arial" w:cs="Arial"/>
+          <w:i/>
+          <w:iCs/>
+          <w:sz w:val="24"/>
+          <w:szCs w:val="24"/>
+        </w:rPr>
+        <w:t>Loss</w:t>
       </w:r>
       <w:proofErr w:type="spellEnd"/>
       <w:r>
@@ -2713,7 +2263,25 @@
           <w:sz w:val="24"/>
           <w:szCs w:val="24"/>
         </w:rPr>
-        <w:t xml:space="preserve"> con validación cruzada.</w:t>
+        <w:t xml:space="preserve"> para experimentos </w:t>
+      </w:r>
+      <w:proofErr w:type="spellStart"/>
+      <w:r>
+        <w:rPr>
+          <w:rFonts w:ascii="Arial" w:hAnsi="Arial" w:cs="Arial"/>
+          <w:sz w:val="24"/>
+          <w:szCs w:val="24"/>
+        </w:rPr>
+        <w:t>multietiqueta</w:t>
+      </w:r>
+      <w:proofErr w:type="spellEnd"/>
+      <w:r>
+        <w:rPr>
+          <w:rFonts w:ascii="Arial" w:hAnsi="Arial" w:cs="Arial"/>
+          <w:sz w:val="24"/>
+          <w:szCs w:val="24"/>
+        </w:rPr>
+        <w:t>.</w:t>
       </w:r>
     </w:p>
     <w:p>
@@ -2733,187 +2301,7 @@
           <w:sz w:val="24"/>
           <w:szCs w:val="24"/>
         </w:rPr>
-        <w:t xml:space="preserve">4- </w:t>
-      </w:r>
-      <w:r>
-        <w:rPr>
-          <w:rFonts w:ascii="Arial" w:hAnsi="Arial" w:cs="Arial"/>
-          <w:b/>
-          <w:bCs/>
-          <w:sz w:val="24"/>
-          <w:szCs w:val="24"/>
-        </w:rPr>
-        <w:t>Métricas</w:t>
-      </w:r>
-      <w:r>
-        <w:rPr>
-          <w:rFonts w:ascii="Arial" w:hAnsi="Arial" w:cs="Arial"/>
-          <w:sz w:val="24"/>
-          <w:szCs w:val="24"/>
-        </w:rPr>
-        <w:t xml:space="preserve">: precisión, </w:t>
-      </w:r>
-      <w:proofErr w:type="spellStart"/>
-      <w:r>
-        <w:rPr>
-          <w:rFonts w:ascii="Arial" w:hAnsi="Arial" w:cs="Arial"/>
-          <w:i/>
-          <w:iCs/>
-          <w:sz w:val="24"/>
-          <w:szCs w:val="24"/>
-        </w:rPr>
-        <w:t>recall</w:t>
-      </w:r>
-      <w:proofErr w:type="spellEnd"/>
-      <w:r>
-        <w:rPr>
-          <w:rFonts w:ascii="Arial" w:hAnsi="Arial" w:cs="Arial"/>
-          <w:sz w:val="24"/>
-          <w:szCs w:val="24"/>
-        </w:rPr>
-        <w:t>, F1-score (macro/micro), curvas ROC (</w:t>
-      </w:r>
-      <w:r>
-        <w:rPr>
-          <w:rFonts w:ascii="Arial" w:hAnsi="Arial" w:cs="Arial"/>
-          <w:i/>
-          <w:iCs/>
-          <w:sz w:val="24"/>
-          <w:szCs w:val="24"/>
-        </w:rPr>
-        <w:t xml:space="preserve">Receiver </w:t>
-      </w:r>
-      <w:proofErr w:type="spellStart"/>
-      <w:r>
-        <w:rPr>
-          <w:rFonts w:ascii="Arial" w:hAnsi="Arial" w:cs="Arial"/>
-          <w:i/>
-          <w:iCs/>
-          <w:sz w:val="24"/>
-          <w:szCs w:val="24"/>
-        </w:rPr>
-        <w:t>Operating</w:t>
-      </w:r>
-      <w:proofErr w:type="spellEnd"/>
-      <w:r>
-        <w:rPr>
-          <w:rFonts w:ascii="Arial" w:hAnsi="Arial" w:cs="Arial"/>
-          <w:i/>
-          <w:iCs/>
-          <w:sz w:val="24"/>
-          <w:szCs w:val="24"/>
-        </w:rPr>
-        <w:t xml:space="preserve"> </w:t>
-      </w:r>
-      <w:proofErr w:type="spellStart"/>
-      <w:r>
-        <w:rPr>
-          <w:rFonts w:ascii="Arial" w:hAnsi="Arial" w:cs="Arial"/>
-          <w:i/>
-          <w:iCs/>
-          <w:sz w:val="24"/>
-          <w:szCs w:val="24"/>
-        </w:rPr>
-        <w:t>Characteristic</w:t>
-      </w:r>
-      <w:proofErr w:type="spellEnd"/>
-      <w:r>
-        <w:rPr>
-          <w:rFonts w:ascii="Arial" w:hAnsi="Arial" w:cs="Arial"/>
-          <w:sz w:val="24"/>
-          <w:szCs w:val="24"/>
-        </w:rPr>
-        <w:t xml:space="preserve">) y AUC (cuando corresponda); </w:t>
-      </w:r>
-      <w:proofErr w:type="spellStart"/>
-      <w:r>
-        <w:rPr>
-          <w:rFonts w:ascii="Arial" w:hAnsi="Arial" w:cs="Arial"/>
-          <w:i/>
-          <w:iCs/>
-          <w:sz w:val="24"/>
-          <w:szCs w:val="24"/>
-        </w:rPr>
-        <w:t>Hamming</w:t>
-      </w:r>
-      <w:proofErr w:type="spellEnd"/>
-      <w:r>
-        <w:rPr>
-          <w:rFonts w:ascii="Arial" w:hAnsi="Arial" w:cs="Arial"/>
-          <w:i/>
-          <w:iCs/>
-          <w:sz w:val="24"/>
-          <w:szCs w:val="24"/>
-        </w:rPr>
-        <w:t xml:space="preserve"> </w:t>
-      </w:r>
-      <w:proofErr w:type="spellStart"/>
-      <w:r>
-        <w:rPr>
-          <w:rFonts w:ascii="Arial" w:hAnsi="Arial" w:cs="Arial"/>
-          <w:i/>
-          <w:iCs/>
-          <w:sz w:val="24"/>
-          <w:szCs w:val="24"/>
-        </w:rPr>
-        <w:t>Loss</w:t>
-      </w:r>
-      <w:proofErr w:type="spellEnd"/>
-      <w:r>
-        <w:rPr>
-          <w:rFonts w:ascii="Arial" w:hAnsi="Arial" w:cs="Arial"/>
-          <w:sz w:val="24"/>
-          <w:szCs w:val="24"/>
-        </w:rPr>
-        <w:t xml:space="preserve"> para experimentos </w:t>
-      </w:r>
-      <w:proofErr w:type="spellStart"/>
-      <w:r>
-        <w:rPr>
-          <w:rFonts w:ascii="Arial" w:hAnsi="Arial" w:cs="Arial"/>
-          <w:sz w:val="24"/>
-          <w:szCs w:val="24"/>
-        </w:rPr>
-        <w:t>multietiqueta</w:t>
-      </w:r>
-      <w:proofErr w:type="spellEnd"/>
-      <w:r>
-        <w:rPr>
-          <w:rFonts w:ascii="Arial" w:hAnsi="Arial" w:cs="Arial"/>
-          <w:sz w:val="24"/>
-          <w:szCs w:val="24"/>
-        </w:rPr>
-        <w:t>.</w:t>
-      </w:r>
-    </w:p>
-    <w:p>
-      <w:pPr>
-        <w:jc w:val="both"/>
-        <w:rPr>
-          <w:rFonts w:ascii="Arial" w:hAnsi="Arial" w:cs="Arial"/>
-          <w:sz w:val="24"/>
-          <w:szCs w:val="24"/>
-        </w:rPr>
-      </w:pPr>
-      <w:r>
-        <w:rPr>
-          <w:rFonts w:ascii="Arial" w:hAnsi="Arial" w:cs="Arial"/>
-          <w:b/>
-          <w:bCs/>
-          <w:sz w:val="24"/>
-          <w:szCs w:val="24"/>
-        </w:rPr>
-        <w:t xml:space="preserve">5- </w:t>
-      </w:r>
-      <w:r>
-        <w:rPr>
-          <w:rFonts w:ascii="Arial" w:hAnsi="Arial" w:cs="Arial"/>
-          <w:b/>
-          <w:bCs/>
-          <w:sz w:val="24"/>
-          <w:szCs w:val="24"/>
-        </w:rPr>
-        <w:t xml:space="preserve">Ablaciones e importancia de </w:t>
+        <w:t xml:space="preserve">5- Ablaciones e importancia de </w:t>
       </w:r>
       <w:r>
         <w:rPr>
@@ -3084,77 +2472,53 @@
         <w:jc w:val="both"/>
         <w:rPr>
           <w:rFonts w:ascii="Arial" w:hAnsi="Arial" w:cs="Arial"/>
-          <w:sz w:val="24"/>
-          <w:szCs w:val="24"/>
-        </w:rPr>
-      </w:pPr>
-      <w:r>
-        <w:rPr>
-          <w:rFonts w:ascii="Arial" w:hAnsi="Arial" w:cs="Arial"/>
-          <w:sz w:val="24"/>
-          <w:szCs w:val="24"/>
-        </w:rPr>
-        <w:t xml:space="preserve">1- </w:t>
-      </w:r>
-      <w:r>
-        <w:rPr>
-          <w:rFonts w:ascii="Arial" w:hAnsi="Arial" w:cs="Arial"/>
-          <w:sz w:val="24"/>
-          <w:szCs w:val="24"/>
-        </w:rPr>
-        <w:t>Integra y compara los escenarios heredados del proyecto base con SR-BH 2020 [Dat20].</w:t>
-      </w:r>
-    </w:p>
-    <w:p>
-      <w:pPr>
-        <w:jc w:val="both"/>
-        <w:rPr>
-          <w:rFonts w:ascii="Arial" w:hAnsi="Arial" w:cs="Arial"/>
-          <w:sz w:val="24"/>
-          <w:szCs w:val="24"/>
-        </w:rPr>
-      </w:pPr>
-      <w:r>
-        <w:rPr>
-          <w:rFonts w:ascii="Arial" w:hAnsi="Arial" w:cs="Arial"/>
-          <w:sz w:val="24"/>
-          <w:szCs w:val="24"/>
-        </w:rPr>
-        <w:t xml:space="preserve">2- </w:t>
-      </w:r>
-      <w:r>
-        <w:rPr>
-          <w:rFonts w:ascii="Arial" w:hAnsi="Arial" w:cs="Arial"/>
-          <w:sz w:val="24"/>
-          <w:szCs w:val="24"/>
-        </w:rPr>
-        <w:t>Aborda la detección y clasificación por tipo de ataque en la capa de aplicación.</w:t>
-      </w:r>
-    </w:p>
-    <w:p>
-      <w:pPr>
-        <w:jc w:val="both"/>
-        <w:rPr>
-          <w:rFonts w:ascii="Arial" w:hAnsi="Arial" w:cs="Arial"/>
-          <w:sz w:val="24"/>
-          <w:szCs w:val="24"/>
-        </w:rPr>
-      </w:pPr>
-      <w:r>
-        <w:rPr>
-          <w:rFonts w:ascii="Arial" w:hAnsi="Arial" w:cs="Arial"/>
-          <w:sz w:val="24"/>
-          <w:szCs w:val="24"/>
-        </w:rPr>
-        <w:t xml:space="preserve">3- </w:t>
-      </w:r>
-      <w:r>
-        <w:rPr>
-          <w:rFonts w:ascii="Arial" w:hAnsi="Arial" w:cs="Arial"/>
-          <w:sz w:val="24"/>
-          <w:szCs w:val="24"/>
-        </w:rPr>
-        <w:t xml:space="preserve">Diseña y evalúa un conjunto de </w:t>
+          <w:sz w:val="28"/>
+          <w:szCs w:val="28"/>
+        </w:rPr>
+      </w:pPr>
+      <w:r>
+        <w:rPr>
+          <w:rFonts w:ascii="Arial" w:hAnsi="Arial" w:cs="Arial"/>
+          <w:sz w:val="24"/>
+          <w:szCs w:val="24"/>
+        </w:rPr>
+        <w:t>1- Integra y compara los escenarios heredados del proyecto base con SR-BH 2020 [7].</w:t>
+      </w:r>
+    </w:p>
+    <w:p>
+      <w:pPr>
+        <w:jc w:val="both"/>
+        <w:rPr>
+          <w:rFonts w:ascii="Arial" w:hAnsi="Arial" w:cs="Arial"/>
+          <w:sz w:val="24"/>
+          <w:szCs w:val="24"/>
+        </w:rPr>
+      </w:pPr>
+      <w:r>
+        <w:rPr>
+          <w:rFonts w:ascii="Arial" w:hAnsi="Arial" w:cs="Arial"/>
+          <w:sz w:val="24"/>
+          <w:szCs w:val="24"/>
+        </w:rPr>
+        <w:t>2- Aborda la detección y clasificación por tipo de ataque en la capa de aplicación.</w:t>
+      </w:r>
+    </w:p>
+    <w:p>
+      <w:pPr>
+        <w:jc w:val="both"/>
+        <w:rPr>
+          <w:rFonts w:ascii="Arial" w:hAnsi="Arial" w:cs="Arial"/>
+          <w:sz w:val="24"/>
+          <w:szCs w:val="24"/>
+        </w:rPr>
+      </w:pPr>
+      <w:r>
+        <w:rPr>
+          <w:rFonts w:ascii="Arial" w:hAnsi="Arial" w:cs="Arial"/>
+          <w:sz w:val="24"/>
+          <w:szCs w:val="24"/>
+        </w:rPr>
+        <w:t xml:space="preserve">3- Diseña y evalúa un conjunto de </w:t>
       </w:r>
       <w:r>
         <w:rPr>
@@ -3190,16 +2554,7 @@
           <w:sz w:val="24"/>
           <w:szCs w:val="24"/>
         </w:rPr>
-        <w:lastRenderedPageBreak/>
-        <w:t xml:space="preserve">4- </w:t>
-      </w:r>
-      <w:r>
-        <w:rPr>
-          <w:rFonts w:ascii="Arial" w:hAnsi="Arial" w:cs="Arial"/>
-          <w:sz w:val="24"/>
-          <w:szCs w:val="24"/>
-        </w:rPr>
-        <w:t xml:space="preserve">Entrega un prototipo funcional de WAF y resultados reproducibles (código y </w:t>
+        <w:t xml:space="preserve">4- Entrega un prototipo funcional de WAF y resultados reproducibles (código y </w:t>
       </w:r>
       <w:r>
         <w:rPr>
@@ -3313,6 +2668,7 @@
           <w:sz w:val="24"/>
           <w:szCs w:val="24"/>
         </w:rPr>
+        <w:lastRenderedPageBreak/>
         <w:t xml:space="preserve">2- </w:t>
       </w:r>
       <w:r>
@@ -3528,8 +2884,8 @@
         <w:tblLook w:val="04A0" w:firstRow="1" w:lastRow="0" w:firstColumn="1" w:lastColumn="0" w:noHBand="0" w:noVBand="1"/>
       </w:tblPr>
       <w:tblGrid>
-        <w:gridCol w:w="2879"/>
-        <w:gridCol w:w="5615"/>
+        <w:gridCol w:w="3012"/>
+        <w:gridCol w:w="5482"/>
       </w:tblGrid>
       <w:tr>
         <w:trPr>
@@ -3547,7 +2903,7 @@
               <w:spacing w:after="0" w:line="240" w:lineRule="auto"/>
               <w:jc w:val="both"/>
               <w:rPr>
-                <w:rFonts w:ascii="Times New Roman" w:eastAsia="Times New Roman" w:hAnsi="Times New Roman" w:cs="Times New Roman"/>
+                <w:rFonts w:ascii="Arial" w:eastAsia="Times New Roman" w:hAnsi="Arial" w:cs="Arial"/>
                 <w:b/>
                 <w:bCs/>
                 <w:sz w:val="24"/>
@@ -3557,7 +2913,7 @@
             </w:pPr>
             <w:r>
               <w:rPr>
-                <w:rFonts w:ascii="Times New Roman" w:eastAsia="Times New Roman" w:hAnsi="Times New Roman" w:cs="Times New Roman"/>
+                <w:rFonts w:ascii="Arial" w:eastAsia="Times New Roman" w:hAnsi="Arial" w:cs="Arial"/>
                 <w:b/>
                 <w:bCs/>
                 <w:sz w:val="24"/>
@@ -3579,7 +2935,7 @@
               <w:spacing w:after="0" w:line="240" w:lineRule="auto"/>
               <w:jc w:val="both"/>
               <w:rPr>
-                <w:rFonts w:ascii="Times New Roman" w:eastAsia="Times New Roman" w:hAnsi="Times New Roman" w:cs="Times New Roman"/>
+                <w:rFonts w:ascii="Arial" w:eastAsia="Times New Roman" w:hAnsi="Arial" w:cs="Arial"/>
                 <w:b/>
                 <w:bCs/>
                 <w:sz w:val="24"/>
@@ -3589,7 +2945,7 @@
             </w:pPr>
             <w:r>
               <w:rPr>
-                <w:rFonts w:ascii="Times New Roman" w:eastAsia="Times New Roman" w:hAnsi="Times New Roman" w:cs="Times New Roman"/>
+                <w:rFonts w:ascii="Arial" w:eastAsia="Times New Roman" w:hAnsi="Arial" w:cs="Arial"/>
                 <w:b/>
                 <w:bCs/>
                 <w:sz w:val="24"/>
@@ -3616,7 +2972,7 @@
               <w:spacing w:after="0" w:line="240" w:lineRule="auto"/>
               <w:jc w:val="both"/>
               <w:rPr>
-                <w:rFonts w:ascii="Times New Roman" w:eastAsia="Times New Roman" w:hAnsi="Times New Roman" w:cs="Times New Roman"/>
+                <w:rFonts w:ascii="Arial" w:eastAsia="Times New Roman" w:hAnsi="Arial" w:cs="Arial"/>
                 <w:sz w:val="24"/>
                 <w:szCs w:val="24"/>
                 <w:lang w:eastAsia="es-PY"/>
@@ -3624,7 +2980,7 @@
             </w:pPr>
             <w:r>
               <w:rPr>
-                <w:rFonts w:ascii="Times New Roman" w:eastAsia="Times New Roman" w:hAnsi="Times New Roman" w:cs="Times New Roman"/>
+                <w:rFonts w:ascii="Arial" w:eastAsia="Times New Roman" w:hAnsi="Arial" w:cs="Arial"/>
                 <w:sz w:val="24"/>
                 <w:szCs w:val="24"/>
                 <w:lang w:eastAsia="es-PY"/>
@@ -3634,7 +2990,7 @@
             <w:proofErr w:type="spellStart"/>
             <w:r>
               <w:rPr>
-                <w:rFonts w:ascii="Times New Roman" w:eastAsia="Times New Roman" w:hAnsi="Times New Roman" w:cs="Times New Roman"/>
+                <w:rFonts w:ascii="Arial" w:eastAsia="Times New Roman" w:hAnsi="Arial" w:cs="Arial"/>
                 <w:sz w:val="24"/>
                 <w:szCs w:val="24"/>
                 <w:lang w:eastAsia="es-PY"/>
@@ -3644,7 +3000,7 @@
             <w:proofErr w:type="spellEnd"/>
             <w:r>
               <w:rPr>
-                <w:rFonts w:ascii="Times New Roman" w:eastAsia="Times New Roman" w:hAnsi="Times New Roman" w:cs="Times New Roman"/>
+                <w:rFonts w:ascii="Arial" w:eastAsia="Times New Roman" w:hAnsi="Arial" w:cs="Arial"/>
                 <w:sz w:val="24"/>
                 <w:szCs w:val="24"/>
                 <w:lang w:eastAsia="es-PY"/>
@@ -3664,7 +3020,7 @@
               <w:spacing w:after="0" w:line="240" w:lineRule="auto"/>
               <w:jc w:val="both"/>
               <w:rPr>
-                <w:rFonts w:ascii="Times New Roman" w:eastAsia="Times New Roman" w:hAnsi="Times New Roman" w:cs="Times New Roman"/>
+                <w:rFonts w:ascii="Arial" w:eastAsia="Times New Roman" w:hAnsi="Arial" w:cs="Arial"/>
                 <w:sz w:val="24"/>
                 <w:szCs w:val="24"/>
                 <w:lang w:eastAsia="es-PY"/>
@@ -3672,7 +3028,7 @@
             </w:pPr>
             <w:r>
               <w:rPr>
-                <w:rFonts w:ascii="Times New Roman" w:eastAsia="Times New Roman" w:hAnsi="Times New Roman" w:cs="Times New Roman"/>
+                <w:rFonts w:ascii="Arial" w:eastAsia="Times New Roman" w:hAnsi="Arial" w:cs="Arial"/>
                 <w:sz w:val="24"/>
                 <w:szCs w:val="24"/>
                 <w:lang w:eastAsia="es-PY"/>
@@ -3681,7 +3037,7 @@
             </w:r>
             <w:r>
               <w:rPr>
-                <w:rFonts w:ascii="Times New Roman" w:eastAsia="Times New Roman" w:hAnsi="Times New Roman" w:cs="Times New Roman"/>
+                <w:rFonts w:ascii="Arial" w:eastAsia="Times New Roman" w:hAnsi="Arial" w:cs="Arial"/>
                 <w:i/>
                 <w:iCs/>
                 <w:sz w:val="24"/>
@@ -3692,7 +3048,7 @@
             </w:r>
             <w:r>
               <w:rPr>
-                <w:rFonts w:ascii="Times New Roman" w:eastAsia="Times New Roman" w:hAnsi="Times New Roman" w:cs="Times New Roman"/>
+                <w:rFonts w:ascii="Arial" w:eastAsia="Times New Roman" w:hAnsi="Arial" w:cs="Arial"/>
                 <w:sz w:val="24"/>
                 <w:szCs w:val="24"/>
                 <w:lang w:eastAsia="es-PY"/>
@@ -3717,7 +3073,7 @@
               <w:spacing w:after="0" w:line="240" w:lineRule="auto"/>
               <w:jc w:val="both"/>
               <w:rPr>
-                <w:rFonts w:ascii="Times New Roman" w:eastAsia="Times New Roman" w:hAnsi="Times New Roman" w:cs="Times New Roman"/>
+                <w:rFonts w:ascii="Arial" w:eastAsia="Times New Roman" w:hAnsi="Arial" w:cs="Arial"/>
                 <w:sz w:val="24"/>
                 <w:szCs w:val="24"/>
                 <w:lang w:eastAsia="es-PY"/>
@@ -3725,7 +3081,7 @@
             </w:pPr>
             <w:r>
               <w:rPr>
-                <w:rFonts w:ascii="Times New Roman" w:eastAsia="Times New Roman" w:hAnsi="Times New Roman" w:cs="Times New Roman"/>
+                <w:rFonts w:ascii="Arial" w:eastAsia="Times New Roman" w:hAnsi="Arial" w:cs="Arial"/>
                 <w:sz w:val="24"/>
                 <w:szCs w:val="24"/>
                 <w:lang w:eastAsia="es-PY"/>
@@ -3735,7 +3091,7 @@
             <w:proofErr w:type="spellStart"/>
             <w:r>
               <w:rPr>
-                <w:rFonts w:ascii="Times New Roman" w:eastAsia="Times New Roman" w:hAnsi="Times New Roman" w:cs="Times New Roman"/>
+                <w:rFonts w:ascii="Arial" w:eastAsia="Times New Roman" w:hAnsi="Arial" w:cs="Arial"/>
                 <w:sz w:val="24"/>
                 <w:szCs w:val="24"/>
                 <w:lang w:eastAsia="es-PY"/>
@@ -3745,7 +3101,7 @@
             <w:proofErr w:type="spellEnd"/>
             <w:r>
               <w:rPr>
-                <w:rFonts w:ascii="Times New Roman" w:eastAsia="Times New Roman" w:hAnsi="Times New Roman" w:cs="Times New Roman"/>
+                <w:rFonts w:ascii="Arial" w:eastAsia="Times New Roman" w:hAnsi="Arial" w:cs="Arial"/>
                 <w:sz w:val="24"/>
                 <w:szCs w:val="24"/>
                 <w:lang w:eastAsia="es-PY"/>
@@ -3765,7 +3121,7 @@
               <w:spacing w:after="0" w:line="240" w:lineRule="auto"/>
               <w:jc w:val="both"/>
               <w:rPr>
-                <w:rFonts w:ascii="Times New Roman" w:eastAsia="Times New Roman" w:hAnsi="Times New Roman" w:cs="Times New Roman"/>
+                <w:rFonts w:ascii="Arial" w:eastAsia="Times New Roman" w:hAnsi="Arial" w:cs="Arial"/>
                 <w:sz w:val="24"/>
                 <w:szCs w:val="24"/>
                 <w:lang w:eastAsia="es-PY"/>
@@ -3774,7 +3130,7 @@
             <w:proofErr w:type="spellStart"/>
             <w:r>
               <w:rPr>
-                <w:rFonts w:ascii="Times New Roman" w:eastAsia="Times New Roman" w:hAnsi="Times New Roman" w:cs="Times New Roman"/>
+                <w:rFonts w:ascii="Arial" w:eastAsia="Times New Roman" w:hAnsi="Arial" w:cs="Arial"/>
                 <w:sz w:val="24"/>
                 <w:szCs w:val="24"/>
                 <w:lang w:eastAsia="es-PY"/>
@@ -3784,7 +3140,7 @@
             <w:proofErr w:type="spellEnd"/>
             <w:r>
               <w:rPr>
-                <w:rFonts w:ascii="Times New Roman" w:eastAsia="Times New Roman" w:hAnsi="Times New Roman" w:cs="Times New Roman"/>
+                <w:rFonts w:ascii="Arial" w:eastAsia="Times New Roman" w:hAnsi="Arial" w:cs="Arial"/>
                 <w:sz w:val="24"/>
                 <w:szCs w:val="24"/>
                 <w:lang w:eastAsia="es-PY"/>
@@ -3793,7 +3149,7 @@
             </w:r>
             <w:r>
               <w:rPr>
-                <w:rFonts w:ascii="Times New Roman" w:eastAsia="Times New Roman" w:hAnsi="Times New Roman" w:cs="Times New Roman"/>
+                <w:rFonts w:ascii="Arial" w:eastAsia="Times New Roman" w:hAnsi="Arial" w:cs="Arial"/>
                 <w:i/>
                 <w:iCs/>
                 <w:sz w:val="24"/>
@@ -3804,7 +3160,7 @@
             </w:r>
             <w:r>
               <w:rPr>
-                <w:rFonts w:ascii="Times New Roman" w:eastAsia="Times New Roman" w:hAnsi="Times New Roman" w:cs="Times New Roman"/>
+                <w:rFonts w:ascii="Arial" w:eastAsia="Times New Roman" w:hAnsi="Arial" w:cs="Arial"/>
                 <w:sz w:val="24"/>
                 <w:szCs w:val="24"/>
                 <w:lang w:eastAsia="es-PY"/>
@@ -3814,7 +3170,7 @@
             <w:proofErr w:type="spellStart"/>
             <w:r>
               <w:rPr>
-                <w:rFonts w:ascii="Times New Roman" w:eastAsia="Times New Roman" w:hAnsi="Times New Roman" w:cs="Times New Roman"/>
+                <w:rFonts w:ascii="Arial" w:eastAsia="Times New Roman" w:hAnsi="Arial" w:cs="Arial"/>
                 <w:i/>
                 <w:iCs/>
                 <w:sz w:val="24"/>
@@ -3826,7 +3182,7 @@
             <w:proofErr w:type="spellEnd"/>
             <w:r>
               <w:rPr>
-                <w:rFonts w:ascii="Times New Roman" w:eastAsia="Times New Roman" w:hAnsi="Times New Roman" w:cs="Times New Roman"/>
+                <w:rFonts w:ascii="Arial" w:eastAsia="Times New Roman" w:hAnsi="Arial" w:cs="Arial"/>
                 <w:sz w:val="24"/>
                 <w:szCs w:val="24"/>
                 <w:lang w:eastAsia="es-PY"/>
@@ -3851,7 +3207,7 @@
               <w:spacing w:after="0" w:line="240" w:lineRule="auto"/>
               <w:jc w:val="both"/>
               <w:rPr>
-                <w:rFonts w:ascii="Times New Roman" w:eastAsia="Times New Roman" w:hAnsi="Times New Roman" w:cs="Times New Roman"/>
+                <w:rFonts w:ascii="Arial" w:eastAsia="Times New Roman" w:hAnsi="Arial" w:cs="Arial"/>
                 <w:sz w:val="24"/>
                 <w:szCs w:val="24"/>
                 <w:lang w:eastAsia="es-PY"/>
@@ -3859,7 +3215,7 @@
             </w:pPr>
             <w:r>
               <w:rPr>
-                <w:rFonts w:ascii="Times New Roman" w:eastAsia="Times New Roman" w:hAnsi="Times New Roman" w:cs="Times New Roman"/>
+                <w:rFonts w:ascii="Arial" w:eastAsia="Times New Roman" w:hAnsi="Arial" w:cs="Arial"/>
                 <w:sz w:val="24"/>
                 <w:szCs w:val="24"/>
                 <w:lang w:eastAsia="es-PY"/>
@@ -3869,7 +3225,7 @@
             <w:proofErr w:type="spellStart"/>
             <w:r>
               <w:rPr>
-                <w:rFonts w:ascii="Times New Roman" w:eastAsia="Times New Roman" w:hAnsi="Times New Roman" w:cs="Times New Roman"/>
+                <w:rFonts w:ascii="Arial" w:eastAsia="Times New Roman" w:hAnsi="Arial" w:cs="Arial"/>
                 <w:sz w:val="24"/>
                 <w:szCs w:val="24"/>
                 <w:lang w:eastAsia="es-PY"/>
@@ -3879,7 +3235,7 @@
             <w:proofErr w:type="spellEnd"/>
             <w:r>
               <w:rPr>
-                <w:rFonts w:ascii="Times New Roman" w:eastAsia="Times New Roman" w:hAnsi="Times New Roman" w:cs="Times New Roman"/>
+                <w:rFonts w:ascii="Arial" w:eastAsia="Times New Roman" w:hAnsi="Arial" w:cs="Arial"/>
                 <w:sz w:val="24"/>
                 <w:szCs w:val="24"/>
                 <w:lang w:eastAsia="es-PY"/>
@@ -3899,7 +3255,7 @@
               <w:spacing w:after="0" w:line="240" w:lineRule="auto"/>
               <w:jc w:val="both"/>
               <w:rPr>
-                <w:rFonts w:ascii="Times New Roman" w:eastAsia="Times New Roman" w:hAnsi="Times New Roman" w:cs="Times New Roman"/>
+                <w:rFonts w:ascii="Arial" w:eastAsia="Times New Roman" w:hAnsi="Arial" w:cs="Arial"/>
                 <w:sz w:val="24"/>
                 <w:szCs w:val="24"/>
                 <w:lang w:eastAsia="es-PY"/>
@@ -3908,7 +3264,7 @@
             <w:proofErr w:type="spellStart"/>
             <w:r>
               <w:rPr>
-                <w:rFonts w:ascii="Times New Roman" w:eastAsia="Times New Roman" w:hAnsi="Times New Roman" w:cs="Times New Roman"/>
+                <w:rFonts w:ascii="Arial" w:eastAsia="Times New Roman" w:hAnsi="Arial" w:cs="Arial"/>
                 <w:i/>
                 <w:iCs/>
                 <w:sz w:val="24"/>
@@ -3920,7 +3276,7 @@
             <w:proofErr w:type="spellEnd"/>
             <w:r>
               <w:rPr>
-                <w:rFonts w:ascii="Times New Roman" w:eastAsia="Times New Roman" w:hAnsi="Times New Roman" w:cs="Times New Roman"/>
+                <w:rFonts w:ascii="Arial" w:eastAsia="Times New Roman" w:hAnsi="Arial" w:cs="Arial"/>
                 <w:sz w:val="24"/>
                 <w:szCs w:val="24"/>
                 <w:lang w:eastAsia="es-PY"/>
@@ -3930,7 +3286,7 @@
             <w:proofErr w:type="spellStart"/>
             <w:r>
               <w:rPr>
-                <w:rFonts w:ascii="Times New Roman" w:eastAsia="Times New Roman" w:hAnsi="Times New Roman" w:cs="Times New Roman"/>
+                <w:rFonts w:ascii="Arial" w:eastAsia="Times New Roman" w:hAnsi="Arial" w:cs="Arial"/>
                 <w:i/>
                 <w:iCs/>
                 <w:sz w:val="24"/>
@@ -3942,7 +3298,7 @@
             <w:proofErr w:type="spellEnd"/>
             <w:r>
               <w:rPr>
-                <w:rFonts w:ascii="Times New Roman" w:eastAsia="Times New Roman" w:hAnsi="Times New Roman" w:cs="Times New Roman"/>
+                <w:rFonts w:ascii="Arial" w:eastAsia="Times New Roman" w:hAnsi="Arial" w:cs="Arial"/>
                 <w:sz w:val="24"/>
                 <w:szCs w:val="24"/>
                 <w:lang w:eastAsia="es-PY"/>
@@ -3952,7 +3308,7 @@
             <w:proofErr w:type="spellStart"/>
             <w:r>
               <w:rPr>
-                <w:rFonts w:ascii="Times New Roman" w:eastAsia="Times New Roman" w:hAnsi="Times New Roman" w:cs="Times New Roman"/>
+                <w:rFonts w:ascii="Arial" w:eastAsia="Times New Roman" w:hAnsi="Arial" w:cs="Arial"/>
                 <w:sz w:val="24"/>
                 <w:szCs w:val="24"/>
                 <w:lang w:eastAsia="es-PY"/>
@@ -3962,7 +3318,7 @@
             <w:proofErr w:type="spellEnd"/>
             <w:r>
               <w:rPr>
-                <w:rFonts w:ascii="Times New Roman" w:eastAsia="Times New Roman" w:hAnsi="Times New Roman" w:cs="Times New Roman"/>
+                <w:rFonts w:ascii="Arial" w:eastAsia="Times New Roman" w:hAnsi="Arial" w:cs="Arial"/>
                 <w:sz w:val="24"/>
                 <w:szCs w:val="24"/>
                 <w:lang w:eastAsia="es-PY"/>
@@ -3987,7 +3343,7 @@
               <w:spacing w:after="0" w:line="240" w:lineRule="auto"/>
               <w:jc w:val="both"/>
               <w:rPr>
-                <w:rFonts w:ascii="Times New Roman" w:eastAsia="Times New Roman" w:hAnsi="Times New Roman" w:cs="Times New Roman"/>
+                <w:rFonts w:ascii="Arial" w:eastAsia="Times New Roman" w:hAnsi="Arial" w:cs="Arial"/>
                 <w:sz w:val="24"/>
                 <w:szCs w:val="24"/>
                 <w:lang w:eastAsia="es-PY"/>
@@ -3995,7 +3351,7 @@
             </w:pPr>
             <w:r>
               <w:rPr>
-                <w:rFonts w:ascii="Times New Roman" w:eastAsia="Times New Roman" w:hAnsi="Times New Roman" w:cs="Times New Roman"/>
+                <w:rFonts w:ascii="Arial" w:eastAsia="Times New Roman" w:hAnsi="Arial" w:cs="Arial"/>
                 <w:sz w:val="24"/>
                 <w:szCs w:val="24"/>
                 <w:lang w:eastAsia="es-PY"/>
@@ -4005,7 +3361,7 @@
             <w:proofErr w:type="spellStart"/>
             <w:r>
               <w:rPr>
-                <w:rFonts w:ascii="Times New Roman" w:eastAsia="Times New Roman" w:hAnsi="Times New Roman" w:cs="Times New Roman"/>
+                <w:rFonts w:ascii="Arial" w:eastAsia="Times New Roman" w:hAnsi="Arial" w:cs="Arial"/>
                 <w:sz w:val="24"/>
                 <w:szCs w:val="24"/>
                 <w:lang w:eastAsia="es-PY"/>
@@ -4015,7 +3371,7 @@
             <w:proofErr w:type="spellEnd"/>
             <w:r>
               <w:rPr>
-                <w:rFonts w:ascii="Times New Roman" w:eastAsia="Times New Roman" w:hAnsi="Times New Roman" w:cs="Times New Roman"/>
+                <w:rFonts w:ascii="Arial" w:eastAsia="Times New Roman" w:hAnsi="Arial" w:cs="Arial"/>
                 <w:sz w:val="24"/>
                 <w:szCs w:val="24"/>
                 <w:lang w:eastAsia="es-PY"/>
@@ -4035,7 +3391,7 @@
               <w:spacing w:after="0" w:line="240" w:lineRule="auto"/>
               <w:jc w:val="both"/>
               <w:rPr>
-                <w:rFonts w:ascii="Times New Roman" w:eastAsia="Times New Roman" w:hAnsi="Times New Roman" w:cs="Times New Roman"/>
+                <w:rFonts w:ascii="Arial" w:eastAsia="Times New Roman" w:hAnsi="Arial" w:cs="Arial"/>
                 <w:sz w:val="24"/>
                 <w:szCs w:val="24"/>
                 <w:lang w:eastAsia="es-PY"/>
@@ -4043,7 +3399,7 @@
             </w:pPr>
             <w:r>
               <w:rPr>
-                <w:rFonts w:ascii="Times New Roman" w:eastAsia="Times New Roman" w:hAnsi="Times New Roman" w:cs="Times New Roman"/>
+                <w:rFonts w:ascii="Arial" w:eastAsia="Times New Roman" w:hAnsi="Arial" w:cs="Arial"/>
                 <w:sz w:val="24"/>
                 <w:szCs w:val="24"/>
                 <w:lang w:eastAsia="es-PY"/>
@@ -4052,7 +3408,7 @@
             </w:r>
             <w:r>
               <w:rPr>
-                <w:rFonts w:ascii="Times New Roman" w:eastAsia="Times New Roman" w:hAnsi="Times New Roman" w:cs="Times New Roman"/>
+                <w:rFonts w:ascii="Arial" w:eastAsia="Times New Roman" w:hAnsi="Arial" w:cs="Arial"/>
                 <w:i/>
                 <w:iCs/>
                 <w:sz w:val="24"/>
@@ -4063,7 +3419,7 @@
             </w:r>
             <w:r>
               <w:rPr>
-                <w:rFonts w:ascii="Times New Roman" w:eastAsia="Times New Roman" w:hAnsi="Times New Roman" w:cs="Times New Roman"/>
+                <w:rFonts w:ascii="Arial" w:eastAsia="Times New Roman" w:hAnsi="Arial" w:cs="Arial"/>
                 <w:sz w:val="24"/>
                 <w:szCs w:val="24"/>
                 <w:lang w:eastAsia="es-PY"/>
@@ -4073,7 +3429,7 @@
             <w:proofErr w:type="spellStart"/>
             <w:r>
               <w:rPr>
-                <w:rFonts w:ascii="Times New Roman" w:eastAsia="Times New Roman" w:hAnsi="Times New Roman" w:cs="Times New Roman"/>
+                <w:rFonts w:ascii="Arial" w:eastAsia="Times New Roman" w:hAnsi="Arial" w:cs="Arial"/>
                 <w:sz w:val="24"/>
                 <w:szCs w:val="24"/>
                 <w:lang w:eastAsia="es-PY"/>
@@ -4083,7 +3439,7 @@
             <w:proofErr w:type="spellEnd"/>
             <w:r>
               <w:rPr>
-                <w:rFonts w:ascii="Times New Roman" w:eastAsia="Times New Roman" w:hAnsi="Times New Roman" w:cs="Times New Roman"/>
+                <w:rFonts w:ascii="Arial" w:eastAsia="Times New Roman" w:hAnsi="Arial" w:cs="Arial"/>
                 <w:sz w:val="24"/>
                 <w:szCs w:val="24"/>
                 <w:lang w:eastAsia="es-PY"/>
@@ -4108,7 +3464,7 @@
               <w:spacing w:after="0" w:line="240" w:lineRule="auto"/>
               <w:jc w:val="both"/>
               <w:rPr>
-                <w:rFonts w:ascii="Times New Roman" w:eastAsia="Times New Roman" w:hAnsi="Times New Roman" w:cs="Times New Roman"/>
+                <w:rFonts w:ascii="Arial" w:eastAsia="Times New Roman" w:hAnsi="Arial" w:cs="Arial"/>
                 <w:sz w:val="24"/>
                 <w:szCs w:val="24"/>
                 <w:lang w:eastAsia="es-PY"/>
@@ -4116,7 +3472,7 @@
             </w:pPr>
             <w:r>
               <w:rPr>
-                <w:rFonts w:ascii="Times New Roman" w:eastAsia="Times New Roman" w:hAnsi="Times New Roman" w:cs="Times New Roman"/>
+                <w:rFonts w:ascii="Arial" w:eastAsia="Times New Roman" w:hAnsi="Arial" w:cs="Arial"/>
                 <w:sz w:val="24"/>
                 <w:szCs w:val="24"/>
                 <w:lang w:eastAsia="es-PY"/>
@@ -4126,7 +3482,7 @@
             <w:proofErr w:type="spellStart"/>
             <w:r>
               <w:rPr>
-                <w:rFonts w:ascii="Times New Roman" w:eastAsia="Times New Roman" w:hAnsi="Times New Roman" w:cs="Times New Roman"/>
+                <w:rFonts w:ascii="Arial" w:eastAsia="Times New Roman" w:hAnsi="Arial" w:cs="Arial"/>
                 <w:sz w:val="24"/>
                 <w:szCs w:val="24"/>
                 <w:lang w:eastAsia="es-PY"/>
@@ -4136,7 +3492,7 @@
             <w:proofErr w:type="spellEnd"/>
             <w:r>
               <w:rPr>
-                <w:rFonts w:ascii="Times New Roman" w:eastAsia="Times New Roman" w:hAnsi="Times New Roman" w:cs="Times New Roman"/>
+                <w:rFonts w:ascii="Arial" w:eastAsia="Times New Roman" w:hAnsi="Arial" w:cs="Arial"/>
                 <w:sz w:val="24"/>
                 <w:szCs w:val="24"/>
                 <w:lang w:eastAsia="es-PY"/>
@@ -4156,7 +3512,7 @@
               <w:spacing w:after="0" w:line="240" w:lineRule="auto"/>
               <w:jc w:val="both"/>
               <w:rPr>
-                <w:rFonts w:ascii="Times New Roman" w:eastAsia="Times New Roman" w:hAnsi="Times New Roman" w:cs="Times New Roman"/>
+                <w:rFonts w:ascii="Arial" w:eastAsia="Times New Roman" w:hAnsi="Arial" w:cs="Arial"/>
                 <w:sz w:val="24"/>
                 <w:szCs w:val="24"/>
                 <w:lang w:eastAsia="es-PY"/>
@@ -4164,7 +3520,7 @@
             </w:pPr>
             <w:r>
               <w:rPr>
-                <w:rFonts w:ascii="Times New Roman" w:eastAsia="Times New Roman" w:hAnsi="Times New Roman" w:cs="Times New Roman"/>
+                <w:rFonts w:ascii="Arial" w:eastAsia="Times New Roman" w:hAnsi="Arial" w:cs="Arial"/>
                 <w:sz w:val="24"/>
                 <w:szCs w:val="24"/>
                 <w:lang w:eastAsia="es-PY"/>
@@ -4189,7 +3545,7 @@
               <w:spacing w:after="0" w:line="240" w:lineRule="auto"/>
               <w:jc w:val="both"/>
               <w:rPr>
-                <w:rFonts w:ascii="Times New Roman" w:eastAsia="Times New Roman" w:hAnsi="Times New Roman" w:cs="Times New Roman"/>
+                <w:rFonts w:ascii="Arial" w:eastAsia="Times New Roman" w:hAnsi="Arial" w:cs="Arial"/>
                 <w:sz w:val="24"/>
                 <w:szCs w:val="24"/>
                 <w:lang w:eastAsia="es-PY"/>
@@ -4197,7 +3553,7 @@
             </w:pPr>
             <w:r>
               <w:rPr>
-                <w:rFonts w:ascii="Times New Roman" w:eastAsia="Times New Roman" w:hAnsi="Times New Roman" w:cs="Times New Roman"/>
+                <w:rFonts w:ascii="Arial" w:eastAsia="Times New Roman" w:hAnsi="Arial" w:cs="Arial"/>
                 <w:sz w:val="24"/>
                 <w:szCs w:val="24"/>
                 <w:lang w:eastAsia="es-PY"/>
@@ -4207,7 +3563,7 @@
             <w:proofErr w:type="spellStart"/>
             <w:r>
               <w:rPr>
-                <w:rFonts w:ascii="Times New Roman" w:eastAsia="Times New Roman" w:hAnsi="Times New Roman" w:cs="Times New Roman"/>
+                <w:rFonts w:ascii="Arial" w:eastAsia="Times New Roman" w:hAnsi="Arial" w:cs="Arial"/>
                 <w:sz w:val="24"/>
                 <w:szCs w:val="24"/>
                 <w:lang w:eastAsia="es-PY"/>
@@ -4217,7 +3573,7 @@
             <w:proofErr w:type="spellEnd"/>
             <w:r>
               <w:rPr>
-                <w:rFonts w:ascii="Times New Roman" w:eastAsia="Times New Roman" w:hAnsi="Times New Roman" w:cs="Times New Roman"/>
+                <w:rFonts w:ascii="Arial" w:eastAsia="Times New Roman" w:hAnsi="Arial" w:cs="Arial"/>
                 <w:sz w:val="24"/>
                 <w:szCs w:val="24"/>
                 <w:lang w:eastAsia="es-PY"/>
@@ -4237,7 +3593,7 @@
               <w:spacing w:after="0" w:line="240" w:lineRule="auto"/>
               <w:jc w:val="both"/>
               <w:rPr>
-                <w:rFonts w:ascii="Times New Roman" w:eastAsia="Times New Roman" w:hAnsi="Times New Roman" w:cs="Times New Roman"/>
+                <w:rFonts w:ascii="Arial" w:eastAsia="Times New Roman" w:hAnsi="Arial" w:cs="Arial"/>
                 <w:sz w:val="24"/>
                 <w:szCs w:val="24"/>
                 <w:lang w:eastAsia="es-PY"/>
@@ -4245,7 +3601,7 @@
             </w:pPr>
             <w:r>
               <w:rPr>
-                <w:rFonts w:ascii="Times New Roman" w:eastAsia="Times New Roman" w:hAnsi="Times New Roman" w:cs="Times New Roman"/>
+                <w:rFonts w:ascii="Arial" w:eastAsia="Times New Roman" w:hAnsi="Arial" w:cs="Arial"/>
                 <w:sz w:val="24"/>
                 <w:szCs w:val="24"/>
                 <w:lang w:eastAsia="es-PY"/>
@@ -4305,1253 +3661,166 @@
       <w:pPr>
         <w:pStyle w:val="NormalWeb"/>
         <w:jc w:val="both"/>
-      </w:pPr>
-      <w:r>
-        <w:t xml:space="preserve">[BG16] Anna L. </w:t>
-      </w:r>
-      <w:proofErr w:type="spellStart"/>
-      <w:r>
-        <w:t>Buczak</w:t>
-      </w:r>
-      <w:proofErr w:type="spellEnd"/>
-      <w:r>
-        <w:t xml:space="preserve"> and </w:t>
-      </w:r>
-      <w:proofErr w:type="spellStart"/>
-      <w:r>
-        <w:t>Erhan</w:t>
-      </w:r>
-      <w:proofErr w:type="spellEnd"/>
-      <w:r>
-        <w:t xml:space="preserve"> </w:t>
-      </w:r>
-      <w:proofErr w:type="spellStart"/>
-      <w:r>
-        <w:t>Guven</w:t>
-      </w:r>
-      <w:proofErr w:type="spellEnd"/>
-      <w:r>
-        <w:t xml:space="preserve">. A </w:t>
-      </w:r>
-      <w:proofErr w:type="spellStart"/>
-      <w:r>
-        <w:t>survey</w:t>
-      </w:r>
-      <w:proofErr w:type="spellEnd"/>
-      <w:r>
-        <w:t xml:space="preserve"> </w:t>
-      </w:r>
-      <w:proofErr w:type="spellStart"/>
-      <w:r>
-        <w:t>of</w:t>
-      </w:r>
-      <w:proofErr w:type="spellEnd"/>
-      <w:r>
-        <w:t xml:space="preserve"> data </w:t>
-      </w:r>
-      <w:proofErr w:type="spellStart"/>
-      <w:r>
-        <w:t>mining</w:t>
-      </w:r>
-      <w:proofErr w:type="spellEnd"/>
-      <w:r>
-        <w:t xml:space="preserve"> and machine </w:t>
-      </w:r>
-      <w:proofErr w:type="spellStart"/>
-      <w:r>
-        <w:t>learning</w:t>
-      </w:r>
-      <w:proofErr w:type="spellEnd"/>
-      <w:r>
-        <w:t xml:space="preserve"> </w:t>
-      </w:r>
-      <w:proofErr w:type="spellStart"/>
-      <w:r>
-        <w:t>methods</w:t>
-      </w:r>
-      <w:proofErr w:type="spellEnd"/>
-      <w:r>
-        <w:t xml:space="preserve"> </w:t>
-      </w:r>
-      <w:proofErr w:type="spellStart"/>
-      <w:r>
-        <w:t>for</w:t>
-      </w:r>
-      <w:proofErr w:type="spellEnd"/>
-      <w:r>
-        <w:t xml:space="preserve"> </w:t>
-      </w:r>
-      <w:proofErr w:type="spellStart"/>
-      <w:r>
-        <w:t>cyber</w:t>
-      </w:r>
-      <w:proofErr w:type="spellEnd"/>
-      <w:r>
-        <w:t xml:space="preserve"> </w:t>
-      </w:r>
-      <w:proofErr w:type="spellStart"/>
-      <w:r>
-        <w:t>security</w:t>
-      </w:r>
-      <w:proofErr w:type="spellEnd"/>
-      <w:r>
-        <w:t xml:space="preserve"> </w:t>
-      </w:r>
-      <w:proofErr w:type="spellStart"/>
-      <w:r>
-        <w:t>intrusion</w:t>
-      </w:r>
-      <w:proofErr w:type="spellEnd"/>
-      <w:r>
-        <w:t xml:space="preserve"> </w:t>
-      </w:r>
-      <w:proofErr w:type="spellStart"/>
-      <w:r>
-        <w:t>detection</w:t>
-      </w:r>
-      <w:proofErr w:type="spellEnd"/>
-      <w:r>
-        <w:t xml:space="preserve">. IEEE </w:t>
-      </w:r>
-      <w:proofErr w:type="spellStart"/>
-      <w:r>
-        <w:t>Communications</w:t>
-      </w:r>
-      <w:proofErr w:type="spellEnd"/>
-      <w:r>
-        <w:t xml:space="preserve"> </w:t>
-      </w:r>
-      <w:proofErr w:type="spellStart"/>
-      <w:r>
-        <w:t>Surveys</w:t>
-      </w:r>
-      <w:proofErr w:type="spellEnd"/>
-      <w:r>
-        <w:t xml:space="preserve"> &amp; </w:t>
-      </w:r>
-      <w:proofErr w:type="spellStart"/>
-      <w:r>
-        <w:t>Tutorials</w:t>
-      </w:r>
-      <w:proofErr w:type="spellEnd"/>
-      <w:r>
-        <w:t>, 2016. 1</w:t>
+        <w:rPr>
+          <w:rFonts w:ascii="Arial" w:hAnsi="Arial" w:cs="Arial"/>
+        </w:rPr>
+      </w:pPr>
+      <w:r>
+        <w:rPr>
+          <w:rFonts w:ascii="Arial" w:hAnsi="Arial" w:cs="Arial"/>
+        </w:rPr>
+        <w:t>[1] Carmen Giménez, Alejandro Pérez, and Gonzalo Álvarez. Trabajo final (base del proyecto Nico Ralf). , 2015. Accessed: 2025-09-16.</w:t>
       </w:r>
     </w:p>
     <w:p>
       <w:pPr>
         <w:pStyle w:val="NormalWeb"/>
         <w:jc w:val="both"/>
-      </w:pPr>
-      <w:r>
-        <w:t xml:space="preserve">[Dat20] Harvard </w:t>
-      </w:r>
-      <w:proofErr w:type="spellStart"/>
-      <w:r>
-        <w:t>Dataverse</w:t>
-      </w:r>
-      <w:proofErr w:type="spellEnd"/>
-      <w:r>
-        <w:t xml:space="preserve">. HTTP </w:t>
-      </w:r>
-      <w:proofErr w:type="spellStart"/>
-      <w:r>
-        <w:t>anomalous</w:t>
-      </w:r>
-      <w:proofErr w:type="spellEnd"/>
-      <w:r>
-        <w:t xml:space="preserve"> </w:t>
-      </w:r>
-      <w:proofErr w:type="spellStart"/>
-      <w:r>
-        <w:t>traffic</w:t>
-      </w:r>
-      <w:proofErr w:type="spellEnd"/>
-      <w:r>
-        <w:t xml:space="preserve"> </w:t>
-      </w:r>
-      <w:proofErr w:type="spellStart"/>
-      <w:r>
-        <w:t>dataset</w:t>
-      </w:r>
-      <w:proofErr w:type="spellEnd"/>
-      <w:r>
-        <w:t xml:space="preserve">. https://dataverse.harvard.edu/dataset.xhtml?persistentId=doi:10.7910/DVN/OGOIXX, 2020. </w:t>
-      </w:r>
-      <w:proofErr w:type="spellStart"/>
-      <w:r>
-        <w:t>Accessed</w:t>
-      </w:r>
-      <w:proofErr w:type="spellEnd"/>
-      <w:r>
-        <w:t>: 2025-09-16. 2, 3</w:t>
+        <w:rPr>
+          <w:rFonts w:ascii="Arial" w:hAnsi="Arial" w:cs="Arial"/>
+        </w:rPr>
+      </w:pPr>
+      <w:r>
+        <w:rPr>
+          <w:rFonts w:ascii="Arial" w:hAnsi="Arial" w:cs="Arial"/>
+        </w:rPr>
+        <w:t>[2] Anna L. Buczak and Erhan Guven. A survey of data mining and machine learning methods for cyber security intrusion detection. IEEE Communications Surveys &amp; Tutorials, 2016.</w:t>
       </w:r>
     </w:p>
     <w:p>
       <w:pPr>
         <w:pStyle w:val="NormalWeb"/>
         <w:jc w:val="both"/>
-      </w:pPr>
-      <w:r>
-        <w:t xml:space="preserve">[FWY+24] </w:t>
-      </w:r>
-      <w:proofErr w:type="spellStart"/>
-      <w:r>
-        <w:t>Menghao</w:t>
-      </w:r>
-      <w:proofErr w:type="spellEnd"/>
-      <w:r>
-        <w:t xml:space="preserve"> </w:t>
-      </w:r>
-      <w:proofErr w:type="spellStart"/>
-      <w:r>
-        <w:t>Fang</w:t>
-      </w:r>
-      <w:proofErr w:type="spellEnd"/>
-      <w:r>
-        <w:t xml:space="preserve">, </w:t>
-      </w:r>
-      <w:proofErr w:type="spellStart"/>
-      <w:r>
-        <w:t>Yixiang</w:t>
-      </w:r>
-      <w:proofErr w:type="spellEnd"/>
-      <w:r>
-        <w:t xml:space="preserve"> Wang, </w:t>
-      </w:r>
-      <w:proofErr w:type="spellStart"/>
-      <w:r>
-        <w:t>Liangbin</w:t>
-      </w:r>
-      <w:proofErr w:type="spellEnd"/>
-      <w:r>
-        <w:t xml:space="preserve"> Yang, </w:t>
-      </w:r>
-      <w:proofErr w:type="spellStart"/>
-      <w:r>
-        <w:t>Haorui</w:t>
-      </w:r>
-      <w:proofErr w:type="spellEnd"/>
-      <w:r>
-        <w:t xml:space="preserve"> Wu, </w:t>
-      </w:r>
-      <w:proofErr w:type="spellStart"/>
-      <w:r>
-        <w:t>Zilin</w:t>
-      </w:r>
-      <w:proofErr w:type="spellEnd"/>
-      <w:r>
-        <w:t xml:space="preserve"> Yin, </w:t>
-      </w:r>
-      <w:proofErr w:type="spellStart"/>
-      <w:r>
-        <w:t>Xiang</w:t>
-      </w:r>
-      <w:proofErr w:type="spellEnd"/>
-      <w:r>
-        <w:t xml:space="preserve"> Liu, </w:t>
-      </w:r>
-      <w:proofErr w:type="spellStart"/>
-      <w:r>
-        <w:t>Zexian</w:t>
-      </w:r>
-      <w:proofErr w:type="spellEnd"/>
-      <w:r>
-        <w:t xml:space="preserve"> </w:t>
-      </w:r>
-      <w:proofErr w:type="spellStart"/>
-      <w:r>
-        <w:t>Xie</w:t>
-      </w:r>
-      <w:proofErr w:type="spellEnd"/>
-      <w:r>
-        <w:t xml:space="preserve">, and </w:t>
-      </w:r>
-      <w:proofErr w:type="spellStart"/>
-      <w:r>
-        <w:t>Zixiao</w:t>
-      </w:r>
-      <w:proofErr w:type="spellEnd"/>
-      <w:r>
-        <w:t xml:space="preserve"> Kong. </w:t>
-      </w:r>
-      <w:proofErr w:type="spellStart"/>
-      <w:r>
-        <w:t>Reinventing</w:t>
-      </w:r>
-      <w:proofErr w:type="spellEnd"/>
-      <w:r>
-        <w:t xml:space="preserve"> web </w:t>
-      </w:r>
-      <w:proofErr w:type="spellStart"/>
-      <w:r>
-        <w:t>security</w:t>
-      </w:r>
-      <w:proofErr w:type="spellEnd"/>
-      <w:r>
-        <w:t xml:space="preserve">: </w:t>
-      </w:r>
-      <w:proofErr w:type="spellStart"/>
-      <w:r>
-        <w:t>An</w:t>
-      </w:r>
-      <w:proofErr w:type="spellEnd"/>
-      <w:r>
-        <w:t xml:space="preserve"> </w:t>
-      </w:r>
-      <w:proofErr w:type="spellStart"/>
-      <w:r>
-        <w:t>enhanced</w:t>
-      </w:r>
-      <w:proofErr w:type="spellEnd"/>
-      <w:r>
-        <w:t xml:space="preserve"> </w:t>
-      </w:r>
-      <w:proofErr w:type="spellStart"/>
-      <w:r>
-        <w:t>cycle-</w:t>
-      </w:r>
-      <w:r>
+        <w:rPr>
+          <w:rFonts w:ascii="Arial" w:hAnsi="Arial" w:cs="Arial"/>
+        </w:rPr>
+      </w:pPr>
+      <w:r>
+        <w:rPr>
+          <w:rFonts w:ascii="Arial" w:hAnsi="Arial" w:cs="Arial"/>
+        </w:rPr>
+        <w:t>[3] Christopher Kruegel and Giovanni Vigna. Anomaly detection of web-based attacks. In Proceedings of the 10th ACM Conference on Computer and Communications Security. ACM, 2003.</w:t>
+      </w:r>
+    </w:p>
+    <w:p>
+      <w:pPr>
+        <w:pStyle w:val="NormalWeb"/>
+        <w:jc w:val="both"/>
+        <w:rPr>
+          <w:rFonts w:ascii="Arial" w:hAnsi="Arial" w:cs="Arial"/>
+        </w:rPr>
+      </w:pPr>
+      <w:r>
+        <w:rPr>
+          <w:rFonts w:ascii="Arial" w:hAnsi="Arial" w:cs="Arial"/>
+        </w:rPr>
+        <w:t>[4] H. Nguyen et al. Application anomaly detection: Taxonomy, methods and systems. ACM Computing Surveys, 2011.</w:t>
+      </w:r>
+    </w:p>
+    <w:p>
+      <w:pPr>
+        <w:pStyle w:val="NormalWeb"/>
+        <w:jc w:val="both"/>
+        <w:rPr>
+          <w:rFonts w:ascii="Arial" w:hAnsi="Arial" w:cs="Arial"/>
+        </w:rPr>
+      </w:pPr>
+      <w:r>
+        <w:rPr>
+          <w:rFonts w:ascii="Arial" w:hAnsi="Arial" w:cs="Arial"/>
+        </w:rPr>
+        <w:t>[5] Shehroz S. Khan and Michael G. Madden. A survey of recent trends in one-class classification. In Irish Conference on Artificial Intelligence and Cognitive Science. Springer Berlin Heidelberg, 2009.</w:t>
+      </w:r>
+    </w:p>
+    <w:p>
+      <w:pPr>
+        <w:pStyle w:val="NormalWeb"/>
+        <w:jc w:val="both"/>
+        <w:rPr>
+          <w:rFonts w:ascii="Arial" w:hAnsi="Arial" w:cs="Arial"/>
+        </w:rPr>
+      </w:pPr>
+      <w:r>
+        <w:rPr>
+          <w:rFonts w:ascii="Arial" w:hAnsi="Arial" w:cs="Arial"/>
+        </w:rPr>
         <w:lastRenderedPageBreak/>
-        <w:t>consistent</w:t>
-      </w:r>
-      <w:proofErr w:type="spellEnd"/>
-      <w:r>
-        <w:t xml:space="preserve"> generative adversarial </w:t>
-      </w:r>
-      <w:proofErr w:type="spellStart"/>
-      <w:r>
-        <w:t>network</w:t>
-      </w:r>
-      <w:proofErr w:type="spellEnd"/>
-      <w:r>
-        <w:t xml:space="preserve"> </w:t>
-      </w:r>
-      <w:proofErr w:type="spellStart"/>
-      <w:r>
-        <w:t>approach</w:t>
-      </w:r>
-      <w:proofErr w:type="spellEnd"/>
-      <w:r>
-        <w:t xml:space="preserve"> </w:t>
-      </w:r>
-      <w:proofErr w:type="spellStart"/>
-      <w:r>
-        <w:t>to</w:t>
-      </w:r>
-      <w:proofErr w:type="spellEnd"/>
-      <w:r>
-        <w:t xml:space="preserve"> </w:t>
-      </w:r>
-      <w:proofErr w:type="spellStart"/>
-      <w:r>
-        <w:t>intrusion</w:t>
-      </w:r>
-      <w:proofErr w:type="spellEnd"/>
-      <w:r>
-        <w:t xml:space="preserve"> </w:t>
-      </w:r>
-      <w:proofErr w:type="spellStart"/>
-      <w:r>
-        <w:t>detection</w:t>
-      </w:r>
-      <w:proofErr w:type="spellEnd"/>
-      <w:r>
-        <w:t xml:space="preserve">. </w:t>
-      </w:r>
-      <w:proofErr w:type="spellStart"/>
-      <w:r>
-        <w:t>Electronics</w:t>
-      </w:r>
-      <w:proofErr w:type="spellEnd"/>
-      <w:r>
-        <w:t>, 13(9):1711, 2024.</w:t>
+        <w:t>[6] Elham Parhizkar and Mahdi Abadi. OC-WAD: A one-class classifier ensemble approach for anomaly detection in web traffic. In 2015 23rd Iranian Conference on Electrical Engineering (ICEE). IEEE, 2015.</w:t>
       </w:r>
     </w:p>
     <w:p>
       <w:pPr>
         <w:pStyle w:val="NormalWeb"/>
         <w:jc w:val="both"/>
-      </w:pPr>
-      <w:r>
-        <w:t xml:space="preserve">[GP5] Carmen Giménez, Alejandro Pérez, and Gonzalo Álvarez. Trabajo final (base del proyecto Nico Ralf). </w:t>
-      </w:r>
-      <w:hyperlink r:id="rId8" w:tgtFrame="_new" w:history="1">
-        <w:r>
-          <w:rPr>
-            <w:rStyle w:val="Hipervnculo"/>
-          </w:rPr>
-          <w:t>https://github.com/nico-ralf-ii-fpuna/tfg/</w:t>
-        </w:r>
-      </w:hyperlink>
-      <w:r>
-        <w:t xml:space="preserve">, 2015. </w:t>
-      </w:r>
-      <w:proofErr w:type="spellStart"/>
-      <w:r>
-        <w:t>Accessed</w:t>
-      </w:r>
-      <w:proofErr w:type="spellEnd"/>
-      <w:r>
-        <w:t>: 2025-09-16. 1, 2</w:t>
+        <w:rPr>
+          <w:rFonts w:ascii="Arial" w:hAnsi="Arial" w:cs="Arial"/>
+        </w:rPr>
+      </w:pPr>
+      <w:r>
+        <w:rPr>
+          <w:rFonts w:ascii="Arial" w:hAnsi="Arial" w:cs="Arial"/>
+        </w:rPr>
+        <w:t>[7] Harvard Dataverse. HTTP anomalous traffic dataset. https://dataverse.harvard.edu/dataset.xhtml?persistentId=doi:10.7910/DVN/OGOIXX, 2020. Accessed: 2025-09-16.</w:t>
       </w:r>
     </w:p>
     <w:p>
       <w:pPr>
         <w:pStyle w:val="NormalWeb"/>
         <w:jc w:val="both"/>
-      </w:pPr>
-      <w:r>
-        <w:t xml:space="preserve">[KM09] </w:t>
-      </w:r>
-      <w:proofErr w:type="spellStart"/>
-      <w:r>
-        <w:t>Shehroz</w:t>
-      </w:r>
-      <w:proofErr w:type="spellEnd"/>
-      <w:r>
-        <w:t xml:space="preserve"> S. Khan and Michael G. Madden. A </w:t>
-      </w:r>
-      <w:proofErr w:type="spellStart"/>
-      <w:r>
-        <w:t>survey</w:t>
-      </w:r>
-      <w:proofErr w:type="spellEnd"/>
-      <w:r>
-        <w:t xml:space="preserve"> </w:t>
-      </w:r>
-      <w:proofErr w:type="spellStart"/>
-      <w:r>
-        <w:t>of</w:t>
-      </w:r>
-      <w:proofErr w:type="spellEnd"/>
-      <w:r>
-        <w:t xml:space="preserve"> </w:t>
-      </w:r>
-      <w:proofErr w:type="spellStart"/>
-      <w:r>
-        <w:t>recent</w:t>
-      </w:r>
-      <w:proofErr w:type="spellEnd"/>
-      <w:r>
-        <w:t xml:space="preserve"> </w:t>
-      </w:r>
-      <w:proofErr w:type="spellStart"/>
-      <w:r>
-        <w:t>trends</w:t>
-      </w:r>
-      <w:proofErr w:type="spellEnd"/>
-      <w:r>
-        <w:t xml:space="preserve"> in </w:t>
-      </w:r>
-      <w:proofErr w:type="spellStart"/>
-      <w:r>
-        <w:t>one-class</w:t>
-      </w:r>
-      <w:proofErr w:type="spellEnd"/>
-      <w:r>
-        <w:t xml:space="preserve"> </w:t>
-      </w:r>
-      <w:proofErr w:type="spellStart"/>
-      <w:r>
-        <w:t>classification</w:t>
-      </w:r>
-      <w:proofErr w:type="spellEnd"/>
-      <w:r>
-        <w:t xml:space="preserve">. In </w:t>
-      </w:r>
-      <w:proofErr w:type="spellStart"/>
-      <w:r>
-        <w:t>Irish</w:t>
-      </w:r>
-      <w:proofErr w:type="spellEnd"/>
-      <w:r>
-        <w:t xml:space="preserve"> </w:t>
-      </w:r>
-      <w:proofErr w:type="spellStart"/>
-      <w:r>
-        <w:t>Conference</w:t>
-      </w:r>
-      <w:proofErr w:type="spellEnd"/>
-      <w:r>
-        <w:t xml:space="preserve"> </w:t>
-      </w:r>
-      <w:proofErr w:type="spellStart"/>
-      <w:r>
-        <w:t>on</w:t>
-      </w:r>
-      <w:proofErr w:type="spellEnd"/>
-      <w:r>
-        <w:t xml:space="preserve"> Artificial </w:t>
-      </w:r>
-      <w:proofErr w:type="spellStart"/>
-      <w:r>
-        <w:t>Intelligence</w:t>
-      </w:r>
-      <w:proofErr w:type="spellEnd"/>
-      <w:r>
-        <w:t xml:space="preserve"> and Cognitive </w:t>
-      </w:r>
-      <w:proofErr w:type="spellStart"/>
-      <w:r>
-        <w:t>Science</w:t>
-      </w:r>
-      <w:proofErr w:type="spellEnd"/>
-      <w:r>
-        <w:t xml:space="preserve">. Springer </w:t>
-      </w:r>
-      <w:proofErr w:type="spellStart"/>
-      <w:r>
-        <w:t>Berlin</w:t>
-      </w:r>
-      <w:proofErr w:type="spellEnd"/>
-      <w:r>
-        <w:t xml:space="preserve"> Heidelberg, 2009. 1</w:t>
+        <w:rPr>
+          <w:rFonts w:ascii="Arial" w:hAnsi="Arial" w:cs="Arial"/>
+        </w:rPr>
+      </w:pPr>
+      <w:r>
+        <w:rPr>
+          <w:rFonts w:ascii="Arial" w:hAnsi="Arial" w:cs="Arial"/>
+        </w:rPr>
+        <w:t>[8] Tomás Sureda Riera, Juan Ramón Bermejo Higuera, Javier Bermejo-Higuera, José Javier Martínez Herraiz, and Juan Antonio Sicilia. A new multi-label dataset for web attacks CAPEC classification using machine learning techniques. Computers &amp; Security, 120:102788, 2022.</w:t>
       </w:r>
     </w:p>
     <w:p>
       <w:pPr>
         <w:pStyle w:val="NormalWeb"/>
         <w:jc w:val="both"/>
-      </w:pPr>
-      <w:r>
-        <w:t xml:space="preserve">[KV03] Christopher </w:t>
-      </w:r>
-      <w:proofErr w:type="spellStart"/>
-      <w:r>
-        <w:t>Kruegel</w:t>
-      </w:r>
-      <w:proofErr w:type="spellEnd"/>
-      <w:r>
-        <w:t xml:space="preserve"> and Giovanni Vigna. </w:t>
-      </w:r>
-      <w:proofErr w:type="spellStart"/>
-      <w:r>
-        <w:t>Anomaly</w:t>
-      </w:r>
-      <w:proofErr w:type="spellEnd"/>
-      <w:r>
-        <w:t xml:space="preserve"> </w:t>
-      </w:r>
-      <w:proofErr w:type="spellStart"/>
-      <w:r>
-        <w:t>detection</w:t>
-      </w:r>
-      <w:proofErr w:type="spellEnd"/>
-      <w:r>
-        <w:t xml:space="preserve"> </w:t>
-      </w:r>
-      <w:proofErr w:type="spellStart"/>
-      <w:r>
-        <w:t>of</w:t>
-      </w:r>
-      <w:proofErr w:type="spellEnd"/>
-      <w:r>
-        <w:t xml:space="preserve"> web-</w:t>
-      </w:r>
-      <w:proofErr w:type="spellStart"/>
-      <w:r>
-        <w:t>based</w:t>
-      </w:r>
-      <w:proofErr w:type="spellEnd"/>
-      <w:r>
-        <w:t xml:space="preserve"> </w:t>
-      </w:r>
-      <w:proofErr w:type="spellStart"/>
-      <w:r>
-        <w:t>attacks</w:t>
-      </w:r>
-      <w:proofErr w:type="spellEnd"/>
-      <w:r>
-        <w:t xml:space="preserve">. In </w:t>
-      </w:r>
-      <w:proofErr w:type="spellStart"/>
-      <w:r>
-        <w:t>Proceedings</w:t>
-      </w:r>
-      <w:proofErr w:type="spellEnd"/>
-      <w:r>
-        <w:t xml:space="preserve"> </w:t>
-      </w:r>
-      <w:proofErr w:type="spellStart"/>
-      <w:r>
-        <w:t>of</w:t>
-      </w:r>
-      <w:proofErr w:type="spellEnd"/>
-      <w:r>
-        <w:t xml:space="preserve"> </w:t>
-      </w:r>
-      <w:proofErr w:type="spellStart"/>
-      <w:r>
-        <w:t>the</w:t>
-      </w:r>
-      <w:proofErr w:type="spellEnd"/>
-      <w:r>
-        <w:t xml:space="preserve"> 10th ACM </w:t>
-      </w:r>
-      <w:proofErr w:type="spellStart"/>
-      <w:r>
-        <w:t>Conference</w:t>
-      </w:r>
-      <w:proofErr w:type="spellEnd"/>
-      <w:r>
-        <w:t xml:space="preserve"> </w:t>
-      </w:r>
-      <w:proofErr w:type="spellStart"/>
-      <w:r>
-        <w:t>on</w:t>
-      </w:r>
-      <w:proofErr w:type="spellEnd"/>
-      <w:r>
-        <w:t xml:space="preserve"> </w:t>
-      </w:r>
-      <w:proofErr w:type="spellStart"/>
-      <w:r>
-        <w:t>Computer</w:t>
-      </w:r>
-      <w:proofErr w:type="spellEnd"/>
-      <w:r>
-        <w:t xml:space="preserve"> and </w:t>
-      </w:r>
-      <w:proofErr w:type="spellStart"/>
-      <w:r>
-        <w:t>Communications</w:t>
-      </w:r>
-      <w:proofErr w:type="spellEnd"/>
-      <w:r>
-        <w:t xml:space="preserve"> Security. ACM, 2003. 1</w:t>
+        <w:rPr>
+          <w:rFonts w:ascii="Arial" w:hAnsi="Arial" w:cs="Arial"/>
+        </w:rPr>
+      </w:pPr>
+      <w:r>
+        <w:rPr>
+          <w:rFonts w:ascii="Arial" w:hAnsi="Arial" w:cs="Arial"/>
+        </w:rPr>
+        <w:t>[9] Amanda Riverol, Gustavo Betarte, Rodrigo Martínez, and Álvaro Pardo. Capturing the security expert knowledge in feature selection for web application attack detection. In Proceedings of the Latin-American Symposium on Dependable Computing (LADC 2024), pages 153–158, 2024. Preprint disponible también como arXiv:2407.18445.</w:t>
       </w:r>
     </w:p>
     <w:p>
       <w:pPr>
         <w:pStyle w:val="NormalWeb"/>
         <w:jc w:val="both"/>
-      </w:pPr>
-      <w:r>
-        <w:t xml:space="preserve">[N+11] H. Nguyen et al. </w:t>
-      </w:r>
-      <w:proofErr w:type="spellStart"/>
-      <w:r>
-        <w:t>Application</w:t>
-      </w:r>
-      <w:proofErr w:type="spellEnd"/>
-      <w:r>
-        <w:t xml:space="preserve"> </w:t>
-      </w:r>
-      <w:proofErr w:type="spellStart"/>
-      <w:r>
-        <w:t>anomaly</w:t>
-      </w:r>
-      <w:proofErr w:type="spellEnd"/>
-      <w:r>
-        <w:t xml:space="preserve"> </w:t>
-      </w:r>
-      <w:proofErr w:type="spellStart"/>
-      <w:r>
-        <w:t>detection</w:t>
-      </w:r>
-      <w:proofErr w:type="spellEnd"/>
-      <w:r>
-        <w:t xml:space="preserve">: </w:t>
-      </w:r>
-      <w:proofErr w:type="spellStart"/>
-      <w:r>
-        <w:t>Taxonomy</w:t>
-      </w:r>
-      <w:proofErr w:type="spellEnd"/>
-      <w:r>
-        <w:t xml:space="preserve">, </w:t>
-      </w:r>
-      <w:proofErr w:type="spellStart"/>
-      <w:r>
-        <w:t>methods</w:t>
-      </w:r>
-      <w:proofErr w:type="spellEnd"/>
-      <w:r>
-        <w:t xml:space="preserve"> and </w:t>
-      </w:r>
-      <w:proofErr w:type="spellStart"/>
-      <w:r>
-        <w:t>systems</w:t>
-      </w:r>
-      <w:proofErr w:type="spellEnd"/>
-      <w:r>
-        <w:t xml:space="preserve">. ACM Computing </w:t>
-      </w:r>
-      <w:proofErr w:type="spellStart"/>
-      <w:r>
-        <w:t>Surveys</w:t>
-      </w:r>
-      <w:proofErr w:type="spellEnd"/>
-      <w:r>
-        <w:t>, 2011. 1</w:t>
+        <w:rPr>
+          <w:rFonts w:ascii="Arial" w:hAnsi="Arial" w:cs="Arial"/>
+        </w:rPr>
+      </w:pPr>
+      <w:r>
+        <w:rPr>
+          <w:rFonts w:ascii="Arial" w:hAnsi="Arial" w:cs="Arial"/>
+        </w:rPr>
+        <w:t>[10] Menghao Fang, Yixiang Wang, Liangbin Yang, Haorui Wu, Zilin Yin, Xiang Liu, Zexian Xie, and Zixiao Kong. Reinventing web security: An enhanced cycle-consistent generative adversarial network approach to intrusion detection. Electronics, 13(9):1711, 2024.</w:t>
       </w:r>
     </w:p>
     <w:p>
       <w:pPr>
         <w:pStyle w:val="NormalWeb"/>
         <w:jc w:val="both"/>
-      </w:pPr>
-      <w:r>
-        <w:t xml:space="preserve">[PA15] </w:t>
-      </w:r>
-      <w:proofErr w:type="spellStart"/>
-      <w:r>
-        <w:t>Elham</w:t>
-      </w:r>
-      <w:proofErr w:type="spellEnd"/>
-      <w:r>
-        <w:t xml:space="preserve"> </w:t>
-      </w:r>
-      <w:proofErr w:type="spellStart"/>
-      <w:r>
-        <w:t>Parhizkar</w:t>
-      </w:r>
-      <w:proofErr w:type="spellEnd"/>
-      <w:r>
-        <w:t xml:space="preserve"> and </w:t>
-      </w:r>
-      <w:proofErr w:type="spellStart"/>
-      <w:r>
-        <w:t>Mahdi</w:t>
-      </w:r>
-      <w:proofErr w:type="spellEnd"/>
-      <w:r>
-        <w:t xml:space="preserve"> </w:t>
-      </w:r>
-      <w:proofErr w:type="spellStart"/>
-      <w:r>
-        <w:t>Abadi</w:t>
-      </w:r>
-      <w:proofErr w:type="spellEnd"/>
-      <w:r>
-        <w:t xml:space="preserve">. OC-WAD: A </w:t>
-      </w:r>
-      <w:proofErr w:type="spellStart"/>
-      <w:r>
-        <w:t>one-class</w:t>
-      </w:r>
-      <w:proofErr w:type="spellEnd"/>
-      <w:r>
-        <w:t xml:space="preserve"> </w:t>
-      </w:r>
-      <w:proofErr w:type="spellStart"/>
-      <w:r>
-        <w:t>classifier</w:t>
-      </w:r>
-      <w:proofErr w:type="spellEnd"/>
-      <w:r>
-        <w:t xml:space="preserve"> ensemble </w:t>
-      </w:r>
-      <w:proofErr w:type="spellStart"/>
-      <w:r>
-        <w:t>approach</w:t>
-      </w:r>
-      <w:proofErr w:type="spellEnd"/>
-      <w:r>
-        <w:t xml:space="preserve"> </w:t>
-      </w:r>
-      <w:proofErr w:type="spellStart"/>
-      <w:r>
-        <w:t>for</w:t>
-      </w:r>
-      <w:proofErr w:type="spellEnd"/>
-      <w:r>
-        <w:t xml:space="preserve"> </w:t>
-      </w:r>
-      <w:proofErr w:type="spellStart"/>
-      <w:r>
-        <w:t>anomaly</w:t>
-      </w:r>
-      <w:proofErr w:type="spellEnd"/>
-      <w:r>
-        <w:t xml:space="preserve"> </w:t>
-      </w:r>
-      <w:proofErr w:type="spellStart"/>
-      <w:r>
-        <w:t>detection</w:t>
-      </w:r>
-      <w:proofErr w:type="spellEnd"/>
-      <w:r>
-        <w:t xml:space="preserve"> in web </w:t>
-      </w:r>
-      <w:proofErr w:type="spellStart"/>
-      <w:r>
-        <w:t>traffic</w:t>
-      </w:r>
-      <w:proofErr w:type="spellEnd"/>
-      <w:r>
-        <w:t xml:space="preserve">. In 2015 23rd </w:t>
-      </w:r>
-      <w:proofErr w:type="spellStart"/>
-      <w:r>
-        <w:t>Iranian</w:t>
-      </w:r>
-      <w:proofErr w:type="spellEnd"/>
-      <w:r>
-        <w:t xml:space="preserve"> </w:t>
-      </w:r>
-      <w:proofErr w:type="spellStart"/>
-      <w:r>
-        <w:t>Conference</w:t>
-      </w:r>
-      <w:proofErr w:type="spellEnd"/>
-      <w:r>
-        <w:t xml:space="preserve"> </w:t>
-      </w:r>
-      <w:proofErr w:type="spellStart"/>
-      <w:r>
-        <w:t>on</w:t>
-      </w:r>
-      <w:proofErr w:type="spellEnd"/>
-      <w:r>
-        <w:t xml:space="preserve"> </w:t>
-      </w:r>
-      <w:proofErr w:type="spellStart"/>
-      <w:r>
-        <w:t>Electrical</w:t>
-      </w:r>
-      <w:proofErr w:type="spellEnd"/>
-      <w:r>
-        <w:t xml:space="preserve"> </w:t>
-      </w:r>
-      <w:proofErr w:type="spellStart"/>
-      <w:r>
-        <w:t>Engineering</w:t>
-      </w:r>
-      <w:proofErr w:type="spellEnd"/>
-      <w:r>
-        <w:t xml:space="preserve"> (ICEE). IEEE, 2015. 1</w:t>
-      </w:r>
-    </w:p>
-    <w:p>
-      <w:pPr>
-        <w:pStyle w:val="NormalWeb"/>
-        <w:jc w:val="both"/>
-      </w:pPr>
-      <w:r>
-        <w:t xml:space="preserve">[RBMP24] Amanda Riverol, Gustavo </w:t>
-      </w:r>
-      <w:proofErr w:type="spellStart"/>
-      <w:r>
-        <w:t>Betarte</w:t>
-      </w:r>
-      <w:proofErr w:type="spellEnd"/>
-      <w:r>
-        <w:t xml:space="preserve">, Rodrigo Martínez, and Álvaro Pardo. </w:t>
-      </w:r>
-      <w:proofErr w:type="spellStart"/>
-      <w:r>
-        <w:t>Capturing</w:t>
-      </w:r>
-      <w:proofErr w:type="spellEnd"/>
-      <w:r>
-        <w:t xml:space="preserve"> </w:t>
-      </w:r>
-      <w:proofErr w:type="spellStart"/>
-      <w:r>
-        <w:t>the</w:t>
-      </w:r>
-      <w:proofErr w:type="spellEnd"/>
-      <w:r>
-        <w:t xml:space="preserve"> </w:t>
-      </w:r>
-      <w:proofErr w:type="spellStart"/>
-      <w:r>
-        <w:t>security</w:t>
-      </w:r>
-      <w:proofErr w:type="spellEnd"/>
-      <w:r>
-        <w:t xml:space="preserve"> </w:t>
-      </w:r>
-      <w:proofErr w:type="spellStart"/>
-      <w:r>
-        <w:t>expert</w:t>
-      </w:r>
-      <w:proofErr w:type="spellEnd"/>
-      <w:r>
-        <w:t xml:space="preserve"> </w:t>
-      </w:r>
-      <w:proofErr w:type="spellStart"/>
-      <w:r>
-        <w:t>knowledge</w:t>
-      </w:r>
-      <w:proofErr w:type="spellEnd"/>
-      <w:r>
-        <w:t xml:space="preserve"> in </w:t>
-      </w:r>
-      <w:proofErr w:type="spellStart"/>
-      <w:r>
-        <w:t>feature</w:t>
-      </w:r>
-      <w:proofErr w:type="spellEnd"/>
-      <w:r>
-        <w:t xml:space="preserve"> </w:t>
-      </w:r>
-      <w:proofErr w:type="spellStart"/>
-      <w:r>
-        <w:t>selection</w:t>
-      </w:r>
-      <w:proofErr w:type="spellEnd"/>
-      <w:r>
-        <w:t xml:space="preserve"> </w:t>
-      </w:r>
-      <w:proofErr w:type="spellStart"/>
-      <w:r>
-        <w:t>for</w:t>
-      </w:r>
-      <w:proofErr w:type="spellEnd"/>
-      <w:r>
-        <w:t xml:space="preserve"> web </w:t>
-      </w:r>
-      <w:proofErr w:type="spellStart"/>
-      <w:r>
-        <w:t>application</w:t>
-      </w:r>
-      <w:proofErr w:type="spellEnd"/>
-      <w:r>
-        <w:t xml:space="preserve"> </w:t>
-      </w:r>
-      <w:proofErr w:type="spellStart"/>
-      <w:r>
-        <w:t>attack</w:t>
-      </w:r>
-      <w:proofErr w:type="spellEnd"/>
-      <w:r>
-        <w:t xml:space="preserve"> </w:t>
-      </w:r>
-      <w:proofErr w:type="spellStart"/>
-      <w:r>
-        <w:t>detection</w:t>
-      </w:r>
-      <w:proofErr w:type="spellEnd"/>
-      <w:r>
-        <w:t xml:space="preserve">. In </w:t>
-      </w:r>
-      <w:proofErr w:type="spellStart"/>
-      <w:r>
-        <w:t>Proceedings</w:t>
-      </w:r>
-      <w:proofErr w:type="spellEnd"/>
-      <w:r>
-        <w:t xml:space="preserve"> </w:t>
-      </w:r>
-      <w:proofErr w:type="spellStart"/>
-      <w:r>
-        <w:t>of</w:t>
-      </w:r>
-      <w:proofErr w:type="spellEnd"/>
-      <w:r>
-        <w:t xml:space="preserve"> </w:t>
-      </w:r>
-      <w:proofErr w:type="spellStart"/>
-      <w:r>
-        <w:t>the</w:t>
-      </w:r>
-      <w:proofErr w:type="spellEnd"/>
-      <w:r>
-        <w:t xml:space="preserve"> </w:t>
-      </w:r>
-      <w:proofErr w:type="spellStart"/>
-      <w:r>
-        <w:t>Latin</w:t>
-      </w:r>
-      <w:proofErr w:type="spellEnd"/>
-      <w:r>
-        <w:t xml:space="preserve">-American </w:t>
-      </w:r>
-      <w:proofErr w:type="spellStart"/>
-      <w:r>
-        <w:t>Symposium</w:t>
-      </w:r>
-      <w:proofErr w:type="spellEnd"/>
-      <w:r>
-        <w:t xml:space="preserve"> </w:t>
-      </w:r>
-      <w:proofErr w:type="spellStart"/>
-      <w:r>
-        <w:t>on</w:t>
-      </w:r>
-      <w:proofErr w:type="spellEnd"/>
-      <w:r>
-        <w:t xml:space="preserve"> </w:t>
-      </w:r>
-      <w:proofErr w:type="spellStart"/>
-      <w:r>
-        <w:t>Dependable</w:t>
-      </w:r>
-      <w:proofErr w:type="spellEnd"/>
-      <w:r>
-        <w:t xml:space="preserve"> Computing (LADC 2024), </w:t>
-      </w:r>
-      <w:proofErr w:type="spellStart"/>
-      <w:r>
-        <w:t>pages</w:t>
-      </w:r>
-      <w:proofErr w:type="spellEnd"/>
-      <w:r>
-        <w:t xml:space="preserve"> 153–158, 2024. </w:t>
-      </w:r>
-      <w:proofErr w:type="spellStart"/>
-      <w:r>
-        <w:t>Preprint</w:t>
-      </w:r>
-      <w:proofErr w:type="spellEnd"/>
-      <w:r>
-        <w:t xml:space="preserve"> disponible también como arXiv:2407.18445.</w:t>
-      </w:r>
-    </w:p>
-    <w:p>
-      <w:pPr>
-        <w:pStyle w:val="NormalWeb"/>
-        <w:jc w:val="both"/>
-      </w:pPr>
-      <w:r>
-        <w:t xml:space="preserve">[SRBHBH+22] Tomás Sureda Riera, Juan Ramón Bermejo Higuera, Javier Bermejo-Higuera, José Javier Martínez </w:t>
-      </w:r>
-      <w:proofErr w:type="spellStart"/>
-      <w:r>
-        <w:t>Herraiz</w:t>
-      </w:r>
-      <w:proofErr w:type="spellEnd"/>
-      <w:r>
-        <w:t xml:space="preserve">, and Juan Antonio Sicilia. A new </w:t>
-      </w:r>
-      <w:proofErr w:type="spellStart"/>
-      <w:r>
-        <w:t>multi-label</w:t>
-      </w:r>
-      <w:proofErr w:type="spellEnd"/>
-      <w:r>
-        <w:t xml:space="preserve"> </w:t>
-      </w:r>
-      <w:proofErr w:type="spellStart"/>
-      <w:r>
-        <w:t>dataset</w:t>
-      </w:r>
-      <w:proofErr w:type="spellEnd"/>
-      <w:r>
-        <w:t xml:space="preserve"> </w:t>
-      </w:r>
-      <w:proofErr w:type="spellStart"/>
-      <w:r>
-        <w:t>for</w:t>
-      </w:r>
-      <w:proofErr w:type="spellEnd"/>
-      <w:r>
-        <w:t xml:space="preserve"> web </w:t>
-      </w:r>
-      <w:proofErr w:type="spellStart"/>
-      <w:r>
-        <w:t>attacks</w:t>
-      </w:r>
-      <w:proofErr w:type="spellEnd"/>
-      <w:r>
-        <w:t xml:space="preserve"> CAPEC </w:t>
-      </w:r>
-      <w:proofErr w:type="spellStart"/>
-      <w:r>
-        <w:t>classification</w:t>
-      </w:r>
-      <w:proofErr w:type="spellEnd"/>
-      <w:r>
-        <w:t xml:space="preserve"> </w:t>
-      </w:r>
-      <w:proofErr w:type="spellStart"/>
-      <w:r>
-        <w:t>using</w:t>
-      </w:r>
-      <w:proofErr w:type="spellEnd"/>
-      <w:r>
-        <w:t xml:space="preserve"> machine </w:t>
-      </w:r>
-      <w:proofErr w:type="spellStart"/>
-      <w:r>
-        <w:t>learning</w:t>
-      </w:r>
-      <w:proofErr w:type="spellEnd"/>
-      <w:r>
-        <w:t xml:space="preserve"> </w:t>
-      </w:r>
-      <w:proofErr w:type="spellStart"/>
-      <w:r>
-        <w:t>techniques</w:t>
-      </w:r>
-      <w:proofErr w:type="spellEnd"/>
-      <w:r>
-        <w:t xml:space="preserve">. </w:t>
-      </w:r>
-      <w:proofErr w:type="spellStart"/>
-      <w:r>
-        <w:t>Computers</w:t>
-      </w:r>
-      <w:proofErr w:type="spellEnd"/>
-      <w:r>
-        <w:t xml:space="preserve"> &amp; Security, 120:102788, 2022.</w:t>
-      </w:r>
-    </w:p>
-    <w:p>
-      <w:pPr>
-        <w:pStyle w:val="NormalWeb"/>
-        <w:jc w:val="both"/>
-      </w:pPr>
-      <w:r>
-        <w:t xml:space="preserve">[ZZC+24] </w:t>
-      </w:r>
-      <w:proofErr w:type="spellStart"/>
-      <w:r>
-        <w:t>Yonghang</w:t>
-      </w:r>
-      <w:proofErr w:type="spellEnd"/>
-      <w:r>
-        <w:t xml:space="preserve"> Zhou, </w:t>
-      </w:r>
-      <w:proofErr w:type="spellStart"/>
-      <w:r>
-        <w:t>Hongyi</w:t>
-      </w:r>
-      <w:proofErr w:type="spellEnd"/>
-      <w:r>
-        <w:t xml:space="preserve"> Zhu, </w:t>
-      </w:r>
-      <w:proofErr w:type="spellStart"/>
-      <w:r>
-        <w:t>Yidong</w:t>
-      </w:r>
-      <w:proofErr w:type="spellEnd"/>
-      <w:r>
-        <w:t xml:space="preserve"> Chai, </w:t>
-      </w:r>
-      <w:proofErr w:type="spellStart"/>
-      <w:r>
-        <w:t>Yuanchun</w:t>
-      </w:r>
-      <w:proofErr w:type="spellEnd"/>
-      <w:r>
-        <w:t xml:space="preserve"> </w:t>
-      </w:r>
-      <w:proofErr w:type="spellStart"/>
-      <w:r>
-        <w:t>Jiang</w:t>
-      </w:r>
-      <w:proofErr w:type="spellEnd"/>
-      <w:r>
-        <w:t xml:space="preserve">, and </w:t>
-      </w:r>
-      <w:proofErr w:type="spellStart"/>
-      <w:r>
-        <w:t>Yezheng</w:t>
-      </w:r>
-      <w:proofErr w:type="spellEnd"/>
-      <w:r>
-        <w:t xml:space="preserve"> Liu. </w:t>
-      </w:r>
-      <w:proofErr w:type="spellStart"/>
-      <w:r>
-        <w:t>Towards</w:t>
-      </w:r>
-      <w:proofErr w:type="spellEnd"/>
-      <w:r>
-        <w:t xml:space="preserve"> </w:t>
-      </w:r>
-      <w:proofErr w:type="spellStart"/>
-      <w:r>
-        <w:t>trustworthy</w:t>
-      </w:r>
-      <w:proofErr w:type="spellEnd"/>
-      <w:r>
-        <w:t xml:space="preserve"> web </w:t>
-      </w:r>
-      <w:proofErr w:type="spellStart"/>
-      <w:r>
-        <w:t>attack</w:t>
-      </w:r>
-      <w:proofErr w:type="spellEnd"/>
-      <w:r>
-        <w:t xml:space="preserve"> </w:t>
-      </w:r>
-      <w:proofErr w:type="spellStart"/>
-      <w:r>
-        <w:t>detection</w:t>
-      </w:r>
-      <w:proofErr w:type="spellEnd"/>
-      <w:r>
-        <w:t xml:space="preserve">: </w:t>
-      </w:r>
-      <w:proofErr w:type="spellStart"/>
-      <w:r>
-        <w:t>An</w:t>
-      </w:r>
-      <w:proofErr w:type="spellEnd"/>
-      <w:r>
-        <w:t xml:space="preserve"> </w:t>
-      </w:r>
-      <w:proofErr w:type="spellStart"/>
-      <w:r>
-        <w:t>uncertainty-aware</w:t>
-      </w:r>
-      <w:proofErr w:type="spellEnd"/>
-      <w:r>
-        <w:t xml:space="preserve"> ensemble </w:t>
-      </w:r>
-      <w:proofErr w:type="spellStart"/>
-      <w:r>
-        <w:t>deep</w:t>
-      </w:r>
-      <w:proofErr w:type="spellEnd"/>
-      <w:r>
-        <w:t xml:space="preserve"> </w:t>
-      </w:r>
-      <w:proofErr w:type="spellStart"/>
-      <w:r>
-        <w:t>kernel</w:t>
-      </w:r>
-      <w:proofErr w:type="spellEnd"/>
-      <w:r>
-        <w:t xml:space="preserve"> </w:t>
-      </w:r>
-      <w:proofErr w:type="spellStart"/>
-      <w:r>
-        <w:t>learning</w:t>
-      </w:r>
-      <w:proofErr w:type="spellEnd"/>
-      <w:r>
-        <w:t xml:space="preserve"> </w:t>
-      </w:r>
-      <w:proofErr w:type="spellStart"/>
-      <w:r>
-        <w:t>model</w:t>
-      </w:r>
-      <w:proofErr w:type="spellEnd"/>
-      <w:r>
-        <w:t xml:space="preserve">. </w:t>
-      </w:r>
-      <w:hyperlink r:id="rId9" w:tgtFrame="_new" w:history="1">
-        <w:r>
-          <w:rPr>
-            <w:rStyle w:val="Hipervnculo"/>
-          </w:rPr>
-          <w:t>https://arxiv.org/abs/2410.07725</w:t>
-        </w:r>
-      </w:hyperlink>
-      <w:r>
-        <w:t xml:space="preserve">, 2024. </w:t>
-      </w:r>
-      <w:proofErr w:type="spellStart"/>
-      <w:r>
-        <w:t>Preprint</w:t>
-      </w:r>
-      <w:proofErr w:type="spellEnd"/>
-      <w:r>
-        <w:t xml:space="preserve">, experimentos sobre los </w:t>
-      </w:r>
-      <w:proofErr w:type="spellStart"/>
-      <w:r>
-        <w:t>datasets</w:t>
-      </w:r>
-      <w:proofErr w:type="spellEnd"/>
-      <w:r>
-        <w:t xml:space="preserve"> BDCI y SR-BH 2020.</w:t>
+        <w:rPr>
+          <w:rFonts w:ascii="Arial" w:hAnsi="Arial" w:cs="Arial"/>
+        </w:rPr>
+      </w:pPr>
+      <w:r>
+        <w:rPr>
+          <w:rFonts w:ascii="Arial" w:hAnsi="Arial" w:cs="Arial"/>
+        </w:rPr>
+        <w:t>[11] Yonghang Zhou, Hongyi Zhu, Yidong Chai, Yuanchun Jiang, and Yezheng Liu. Towards trustworthy web attack detection: An uncertainty-aware ensemble deep kernel learning model. , 2024. Preprint, experimentos sobre los datasets BDCI y SR-BH 2020.</w:t>
       </w:r>
     </w:p>
     <w:p>
@@ -5614,7 +3883,7 @@
       </w:pPr>
     </w:p>
     <w:sectPr>
-      <w:footerReference w:type="default" r:id="rId10"/>
+      <w:footerReference w:type="default" r:id="rId8"/>
       <w:pgSz w:w="11906" w:h="16838"/>
       <w:pgMar w:top="1417" w:right="1701" w:bottom="1417" w:left="1701" w:header="708" w:footer="708" w:gutter="0"/>
       <w:cols w:space="708"/>
@@ -5659,6 +3928,7 @@
         <w:docPartUnique/>
       </w:docPartObj>
     </w:sdtPr>
+    <w:sdtEndPr/>
     <w:sdtContent>
       <w:p>
         <w:pPr>
@@ -7062,6 +5332,7 @@
   <w:style w:type="character" w:default="1" w:styleId="Fuentedeprrafopredeter">
     <w:name w:val="Default Paragraph Font"/>
     <w:uiPriority w:val="1"/>
+    <w:semiHidden/>
     <w:unhideWhenUsed/>
   </w:style>
   <w:style w:type="table" w:default="1" w:styleId="Tablanormal">

--- a/propuesta.docx
+++ b/propuesta.docx
@@ -138,7 +138,15 @@
           <w:sz w:val="44"/>
           <w:szCs w:val="44"/>
         </w:rPr>
-        <w:t>Propuesta de Trabajo Final de Grado Comparativa OCSVM vs enfoques multi-etiqueta en tráfico HTTP real: integración de SR-BH 2020 y enriquecimiento de features</w:t>
+        <w:t xml:space="preserve">Propuesta de Trabajo Final de Grado </w:t>
+      </w:r>
+      <w:r>
+        <w:rPr>
+          <w:rFonts w:ascii="Arial" w:hAnsi="Arial" w:cs="Arial"/>
+          <w:sz w:val="44"/>
+          <w:szCs w:val="44"/>
+        </w:rPr>
+        <w:t>Detección de anomalías en tráfico HTTP real: comparación entre modelos one-class y enfoques multi-etiqueta</w:t>
       </w:r>
     </w:p>
     <w:p>
@@ -430,7 +438,33 @@
         <w:rPr>
           <w:rFonts w:ascii="Arial" w:hAnsi="Arial" w:cs="Arial"/>
         </w:rPr>
-        <w:t>Las aplicaciones web han tenido un crecimiento constante en la última década, convirtiéndose en infraestructuras críticas para servicios de comercio, comunicación y administración. Sin embargo, al estar expuestas a través de la red, siguen siendo objetivo de una amplia variedad de ataques dirigidos al protocolo HTTP (Hypertext Transfer Protocol), tales como inyecciones, cross-site scripting y ataques de traversal [1]. En muchos casos, las aplicaciones no implementan las mejores prácticas de seguridad, o bien priorizan la incorporación de funcionalidades por encima de la robustez y los controles, exponiendo la infraestructura a riesgos potenciales de pérdida de datos, interrupción del servicio y brechas de seguridad.</w:t>
+        <w:t xml:space="preserve">Las aplicaciones web han tenido un crecimiento constante en la última década, convirtiéndose en infraestructuras críticas para servicios de comercio, comunicación y administración. Sin embargo, al estar expuestas a través de la red, siguen siendo objetivo de una amplia variedad de ataques dirigidos al protocolo HTTP (Hypertext Transfer Protocol), tales como inyecciones, cross-site scripting y ataques de </w:t>
+      </w:r>
+      <w:proofErr w:type="spellStart"/>
+      <w:r>
+        <w:rPr>
+          <w:rFonts w:ascii="Arial" w:hAnsi="Arial" w:cs="Arial"/>
+        </w:rPr>
+        <w:t>traversal</w:t>
+      </w:r>
+      <w:proofErr w:type="spellEnd"/>
+      <w:r>
+        <w:rPr>
+          <w:rFonts w:ascii="Arial" w:hAnsi="Arial" w:cs="Arial"/>
+        </w:rPr>
+        <w:t xml:space="preserve"> [1]</w:t>
+      </w:r>
+      <w:r>
+        <w:rPr>
+          <w:rFonts w:ascii="Arial" w:hAnsi="Arial" w:cs="Arial"/>
+        </w:rPr>
+        <w:t>[12]</w:t>
+      </w:r>
+      <w:r>
+        <w:rPr>
+          <w:rFonts w:ascii="Arial" w:hAnsi="Arial" w:cs="Arial"/>
+        </w:rPr>
+        <w:t>. En muchos casos, las aplicaciones no implementan las mejores prácticas de seguridad, o bien priorizan la incorporación de funcionalidades por encima de la robustez y los controles, exponiendo la infraestructura a riesgos potenciales de pérdida de datos, interrupción del servicio y brechas de seguridad.</w:t>
       </w:r>
     </w:p>
     <w:p>
@@ -460,7 +494,67 @@
         <w:rPr>
           <w:rFonts w:ascii="Arial" w:hAnsi="Arial" w:cs="Arial"/>
         </w:rPr>
-        <w:t>Este trabajo toma como punto de partida el proyecto base de Nico Ralf [1], retomando la idea de incorporar detección de anomalías en un WAF y extendiéndola con nuevas fuentes de datos y características (features) centradas en HTTP. La ampliación propone integrar un dataset de tráfico real etiquetado a nivel de patrones de ataque, lo cual permite evaluar no solo la detección binaria (normal/anómalo), sino también la clasificación por tipo de ataque, aumentando la utilidad operativa de los resultados.</w:t>
+        <w:t>Este trabajo toma como punto de partida el proyecto base citado en [1]</w:t>
+      </w:r>
+      <w:r>
+        <w:rPr>
+          <w:rFonts w:ascii="Arial" w:hAnsi="Arial" w:cs="Arial"/>
+        </w:rPr>
+        <w:t>[12]</w:t>
+      </w:r>
+      <w:r>
+        <w:rPr>
+          <w:rFonts w:ascii="Arial" w:hAnsi="Arial" w:cs="Arial"/>
+        </w:rPr>
+        <w:t xml:space="preserve">, retomando la idea de incorporar detección de anomalías en un WAF y extendiéndola con nuevas fuentes de datos y características (features) centradas en HTTP. </w:t>
+      </w:r>
+      <w:r>
+        <w:rPr>
+          <w:rFonts w:ascii="Arial" w:hAnsi="Arial" w:cs="Arial"/>
+        </w:rPr>
+        <w:t xml:space="preserve">La ampliación propone integrar un </w:t>
+      </w:r>
+      <w:proofErr w:type="spellStart"/>
+      <w:r>
+        <w:rPr>
+          <w:rFonts w:ascii="Arial" w:hAnsi="Arial" w:cs="Arial"/>
+        </w:rPr>
+        <w:t>dataset</w:t>
+      </w:r>
+      <w:proofErr w:type="spellEnd"/>
+      <w:r>
+        <w:rPr>
+          <w:rFonts w:ascii="Arial" w:hAnsi="Arial" w:cs="Arial"/>
+        </w:rPr>
+        <w:t xml:space="preserve"> de tráfico real etiquetado a nivel de patrones de ataque, lo cual habilita dos líneas de evaluación complementarias: (i) detección binaria (normal/anómalo) con enfoques one-class (p. ej., One-Class SVM) entrenados únicamente con tráfico normal; y (</w:t>
+      </w:r>
+      <w:proofErr w:type="spellStart"/>
+      <w:r>
+        <w:rPr>
+          <w:rFonts w:ascii="Arial" w:hAnsi="Arial" w:cs="Arial"/>
+        </w:rPr>
+        <w:t>ii</w:t>
+      </w:r>
+      <w:proofErr w:type="spellEnd"/>
+      <w:r>
+        <w:rPr>
+          <w:rFonts w:ascii="Arial" w:hAnsi="Arial" w:cs="Arial"/>
+        </w:rPr>
+        <w:t>) clasificación por tipo de ataque mediante modelos supervisados capaces de resolver el problema multiclase/</w:t>
+      </w:r>
+      <w:proofErr w:type="spellStart"/>
+      <w:r>
+        <w:rPr>
+          <w:rFonts w:ascii="Arial" w:hAnsi="Arial" w:cs="Arial"/>
+        </w:rPr>
+        <w:t>multietiqueta</w:t>
+      </w:r>
+      <w:proofErr w:type="spellEnd"/>
+      <w:r>
+        <w:rPr>
+          <w:rFonts w:ascii="Arial" w:hAnsi="Arial" w:cs="Arial"/>
+        </w:rPr>
+        <w:t>. De este modo, se preserva el enfoque OCC para anomalías, pero la tipificación de ataques se aborda con algoritmos multiclase, aumentando la utilidad operativa de los resultados.</w:t>
       </w:r>
     </w:p>
     <w:p>
@@ -508,7 +602,16 @@
           <w:szCs w:val="24"/>
           <w:lang w:eastAsia="es-PY"/>
         </w:rPr>
-        <w:t xml:space="preserve">El objetivo general es diseñar, implementar y evaluar un prototipo de WAF que incorpore técnicas de ML para la detección de anomalías y la clasificación por tipo de ataque en HTTP, utilizando </w:t>
+        <w:t xml:space="preserve">El objetivo general es diseñar, implementar y evaluar un prototipo de WAF que incorpore técnicas de ML para la detección de anomalías y la clasificación por tipo de ataque en HTTP, </w:t>
+      </w:r>
+      <w:r>
+        <w:rPr>
+          <w:rFonts w:ascii="Arial" w:eastAsia="Times New Roman" w:hAnsi="Arial" w:cs="Arial"/>
+          <w:sz w:val="24"/>
+          <w:szCs w:val="24"/>
+          <w:lang w:eastAsia="es-PY"/>
+        </w:rPr>
+        <w:t xml:space="preserve">utilizando </w:t>
       </w:r>
       <w:proofErr w:type="spellStart"/>
       <w:r>
@@ -528,7 +631,16 @@
           <w:szCs w:val="24"/>
           <w:lang w:eastAsia="es-PY"/>
         </w:rPr>
-        <w:t xml:space="preserve"> representativos del tráfico web.</w:t>
+        <w:t xml:space="preserve"> con tráfico web real</w:t>
+      </w:r>
+      <w:r>
+        <w:rPr>
+          <w:rFonts w:ascii="Arial" w:eastAsia="Times New Roman" w:hAnsi="Arial" w:cs="Arial"/>
+          <w:sz w:val="24"/>
+          <w:szCs w:val="24"/>
+          <w:lang w:eastAsia="es-PY"/>
+        </w:rPr>
+        <w:t>.</w:t>
       </w:r>
     </w:p>
     <w:p>
@@ -554,9 +666,1833 @@
     </w:p>
     <w:p>
       <w:pPr>
+        <w:spacing w:before="100" w:beforeAutospacing="1" w:after="100" w:afterAutospacing="1" w:line="240" w:lineRule="auto"/>
+        <w:rPr>
+          <w:rFonts w:ascii="Arial" w:eastAsia="Times New Roman" w:hAnsi="Arial" w:cs="Arial"/>
+          <w:sz w:val="24"/>
+          <w:szCs w:val="24"/>
+          <w:lang w:eastAsia="es-PY"/>
+        </w:rPr>
+      </w:pPr>
+      <w:proofErr w:type="gramStart"/>
+      <w:r>
+        <w:rPr>
+          <w:rFonts w:ascii="Arial" w:eastAsia="Times New Roman" w:hAnsi="Arial" w:cs="Arial"/>
+          <w:sz w:val="24"/>
+          <w:szCs w:val="24"/>
+          <w:lang w:eastAsia="es-PY"/>
+        </w:rPr>
+        <w:t>  Integrar</w:t>
+      </w:r>
+      <w:proofErr w:type="gramEnd"/>
+      <w:r>
+        <w:rPr>
+          <w:rFonts w:ascii="Arial" w:eastAsia="Times New Roman" w:hAnsi="Arial" w:cs="Arial"/>
+          <w:sz w:val="24"/>
+          <w:szCs w:val="24"/>
+          <w:lang w:eastAsia="es-PY"/>
+        </w:rPr>
+        <w:t xml:space="preserve"> nuevas fuentes de datos incorporando un </w:t>
+      </w:r>
+      <w:proofErr w:type="spellStart"/>
+      <w:r>
+        <w:rPr>
+          <w:rFonts w:ascii="Arial" w:eastAsia="Times New Roman" w:hAnsi="Arial" w:cs="Arial"/>
+          <w:sz w:val="24"/>
+          <w:szCs w:val="24"/>
+          <w:lang w:eastAsia="es-PY"/>
+        </w:rPr>
+        <w:t>dataset</w:t>
+      </w:r>
+      <w:proofErr w:type="spellEnd"/>
+      <w:r>
+        <w:rPr>
+          <w:rFonts w:ascii="Arial" w:eastAsia="Times New Roman" w:hAnsi="Arial" w:cs="Arial"/>
+          <w:sz w:val="24"/>
+          <w:szCs w:val="24"/>
+          <w:lang w:eastAsia="es-PY"/>
+        </w:rPr>
+        <w:t xml:space="preserve"> de tráfico real etiquetado por patrones/tipos de ataque (SR-BH 2020) y compararlo con </w:t>
+      </w:r>
+      <w:proofErr w:type="spellStart"/>
+      <w:r>
+        <w:rPr>
+          <w:rFonts w:ascii="Arial" w:eastAsia="Times New Roman" w:hAnsi="Arial" w:cs="Arial"/>
+          <w:sz w:val="24"/>
+          <w:szCs w:val="24"/>
+          <w:lang w:eastAsia="es-PY"/>
+        </w:rPr>
+        <w:t>datasets</w:t>
+      </w:r>
+      <w:proofErr w:type="spellEnd"/>
+      <w:r>
+        <w:rPr>
+          <w:rFonts w:ascii="Arial" w:eastAsia="Times New Roman" w:hAnsi="Arial" w:cs="Arial"/>
+          <w:sz w:val="24"/>
+          <w:szCs w:val="24"/>
+          <w:lang w:eastAsia="es-PY"/>
+        </w:rPr>
+        <w:t>/escenarios usados en trabajos anteriores (CSIC-2010 y TorpEda-2012), para elevar el realismo y la diversidad del análisis.</w:t>
+      </w:r>
+    </w:p>
+    <w:tbl>
+      <w:tblPr>
+        <w:tblW w:w="0" w:type="auto"/>
+        <w:tblCellSpacing w:w="15" w:type="dxa"/>
+        <w:tblBorders>
+          <w:top w:val="single" w:sz="4" w:space="0" w:color="auto"/>
+          <w:left w:val="single" w:sz="4" w:space="0" w:color="auto"/>
+          <w:bottom w:val="single" w:sz="4" w:space="0" w:color="auto"/>
+          <w:right w:val="single" w:sz="4" w:space="0" w:color="auto"/>
+          <w:insideH w:val="single" w:sz="4" w:space="0" w:color="auto"/>
+          <w:insideV w:val="single" w:sz="4" w:space="0" w:color="auto"/>
+        </w:tblBorders>
+        <w:tblLook w:val="04A0" w:firstRow="1" w:lastRow="0" w:firstColumn="1" w:lastColumn="0" w:noHBand="0" w:noVBand="1"/>
+      </w:tblPr>
+      <w:tblGrid>
+        <w:gridCol w:w="1227"/>
+        <w:gridCol w:w="1991"/>
+        <w:gridCol w:w="1805"/>
+        <w:gridCol w:w="995"/>
+        <w:gridCol w:w="2476"/>
+      </w:tblGrid>
+      <w:tr>
+        <w:trPr>
+          <w:tblHeader/>
+          <w:tblCellSpacing w:w="15" w:type="dxa"/>
+        </w:trPr>
+        <w:tc>
+          <w:tcPr>
+            <w:tcW w:w="0" w:type="auto"/>
+            <w:tcBorders>
+              <w:top w:val="single" w:sz="4" w:space="0" w:color="auto"/>
+              <w:left w:val="single" w:sz="4" w:space="0" w:color="auto"/>
+              <w:bottom w:val="single" w:sz="4" w:space="0" w:color="auto"/>
+              <w:right w:val="single" w:sz="4" w:space="0" w:color="auto"/>
+            </w:tcBorders>
+            <w:tcMar>
+              <w:top w:w="15" w:type="dxa"/>
+              <w:left w:w="15" w:type="dxa"/>
+              <w:bottom w:w="15" w:type="dxa"/>
+              <w:right w:w="15" w:type="dxa"/>
+            </w:tcMar>
+            <w:vAlign w:val="center"/>
+            <w:hideMark/>
+          </w:tcPr>
+          <w:p>
+            <w:pPr>
+              <w:spacing w:before="100" w:beforeAutospacing="1" w:after="100" w:afterAutospacing="1" w:line="240" w:lineRule="auto"/>
+              <w:jc w:val="both"/>
+              <w:rPr>
+                <w:rFonts w:ascii="Arial" w:eastAsia="Times New Roman" w:hAnsi="Arial" w:cs="Arial"/>
+                <w:b/>
+                <w:bCs/>
+                <w:sz w:val="24"/>
+                <w:szCs w:val="24"/>
+                <w:lang w:eastAsia="es-PY"/>
+              </w:rPr>
+            </w:pPr>
+            <w:proofErr w:type="spellStart"/>
+            <w:r>
+              <w:rPr>
+                <w:rFonts w:ascii="Arial" w:eastAsia="Times New Roman" w:hAnsi="Arial" w:cs="Arial"/>
+                <w:b/>
+                <w:bCs/>
+                <w:sz w:val="24"/>
+                <w:szCs w:val="24"/>
+                <w:lang w:eastAsia="es-PY"/>
+              </w:rPr>
+              <w:lastRenderedPageBreak/>
+              <w:t>Dataset</w:t>
+            </w:r>
+            <w:proofErr w:type="spellEnd"/>
+          </w:p>
+        </w:tc>
+        <w:tc>
+          <w:tcPr>
+            <w:tcW w:w="0" w:type="auto"/>
+            <w:tcBorders>
+              <w:top w:val="single" w:sz="4" w:space="0" w:color="auto"/>
+              <w:left w:val="single" w:sz="4" w:space="0" w:color="auto"/>
+              <w:bottom w:val="single" w:sz="4" w:space="0" w:color="auto"/>
+              <w:right w:val="single" w:sz="4" w:space="0" w:color="auto"/>
+            </w:tcBorders>
+            <w:tcMar>
+              <w:top w:w="15" w:type="dxa"/>
+              <w:left w:w="15" w:type="dxa"/>
+              <w:bottom w:w="15" w:type="dxa"/>
+              <w:right w:w="15" w:type="dxa"/>
+            </w:tcMar>
+            <w:vAlign w:val="center"/>
+            <w:hideMark/>
+          </w:tcPr>
+          <w:p>
+            <w:pPr>
+              <w:spacing w:before="100" w:beforeAutospacing="1" w:after="100" w:afterAutospacing="1" w:line="240" w:lineRule="auto"/>
+              <w:jc w:val="both"/>
+              <w:rPr>
+                <w:rFonts w:ascii="Arial" w:eastAsia="Times New Roman" w:hAnsi="Arial" w:cs="Arial"/>
+                <w:b/>
+                <w:bCs/>
+                <w:sz w:val="24"/>
+                <w:szCs w:val="24"/>
+                <w:lang w:eastAsia="es-PY"/>
+              </w:rPr>
+            </w:pPr>
+            <w:r>
+              <w:rPr>
+                <w:rFonts w:ascii="Arial" w:eastAsia="Times New Roman" w:hAnsi="Arial" w:cs="Arial"/>
+                <w:b/>
+                <w:bCs/>
+                <w:sz w:val="24"/>
+                <w:szCs w:val="24"/>
+                <w:lang w:eastAsia="es-PY"/>
+              </w:rPr>
+              <w:t>Tipo de tráfico / escenario</w:t>
+            </w:r>
+          </w:p>
+        </w:tc>
+        <w:tc>
+          <w:tcPr>
+            <w:tcW w:w="0" w:type="auto"/>
+            <w:tcBorders>
+              <w:top w:val="single" w:sz="4" w:space="0" w:color="auto"/>
+              <w:left w:val="single" w:sz="4" w:space="0" w:color="auto"/>
+              <w:bottom w:val="single" w:sz="4" w:space="0" w:color="auto"/>
+              <w:right w:val="single" w:sz="4" w:space="0" w:color="auto"/>
+            </w:tcBorders>
+            <w:tcMar>
+              <w:top w:w="15" w:type="dxa"/>
+              <w:left w:w="15" w:type="dxa"/>
+              <w:bottom w:w="15" w:type="dxa"/>
+              <w:right w:w="15" w:type="dxa"/>
+            </w:tcMar>
+            <w:vAlign w:val="center"/>
+            <w:hideMark/>
+          </w:tcPr>
+          <w:p>
+            <w:pPr>
+              <w:spacing w:before="100" w:beforeAutospacing="1" w:after="100" w:afterAutospacing="1" w:line="240" w:lineRule="auto"/>
+              <w:jc w:val="both"/>
+              <w:rPr>
+                <w:rFonts w:ascii="Arial" w:eastAsia="Times New Roman" w:hAnsi="Arial" w:cs="Arial"/>
+                <w:b/>
+                <w:bCs/>
+                <w:sz w:val="24"/>
+                <w:szCs w:val="24"/>
+                <w:lang w:eastAsia="es-PY"/>
+              </w:rPr>
+            </w:pPr>
+            <w:r>
+              <w:rPr>
+                <w:rFonts w:ascii="Arial" w:eastAsia="Times New Roman" w:hAnsi="Arial" w:cs="Arial"/>
+                <w:b/>
+                <w:bCs/>
+                <w:sz w:val="24"/>
+                <w:szCs w:val="24"/>
+                <w:lang w:eastAsia="es-PY"/>
+              </w:rPr>
+              <w:t>Etiquetado (granularidad)</w:t>
+            </w:r>
+          </w:p>
+        </w:tc>
+        <w:tc>
+          <w:tcPr>
+            <w:tcW w:w="0" w:type="auto"/>
+            <w:tcBorders>
+              <w:top w:val="single" w:sz="4" w:space="0" w:color="auto"/>
+              <w:left w:val="single" w:sz="4" w:space="0" w:color="auto"/>
+              <w:bottom w:val="single" w:sz="4" w:space="0" w:color="auto"/>
+              <w:right w:val="single" w:sz="4" w:space="0" w:color="auto"/>
+            </w:tcBorders>
+            <w:tcMar>
+              <w:top w:w="15" w:type="dxa"/>
+              <w:left w:w="15" w:type="dxa"/>
+              <w:bottom w:w="15" w:type="dxa"/>
+              <w:right w:w="15" w:type="dxa"/>
+            </w:tcMar>
+            <w:vAlign w:val="center"/>
+            <w:hideMark/>
+          </w:tcPr>
+          <w:p>
+            <w:pPr>
+              <w:spacing w:before="100" w:beforeAutospacing="1" w:after="100" w:afterAutospacing="1" w:line="240" w:lineRule="auto"/>
+              <w:jc w:val="both"/>
+              <w:rPr>
+                <w:rFonts w:ascii="Arial" w:eastAsia="Times New Roman" w:hAnsi="Arial" w:cs="Arial"/>
+                <w:b/>
+                <w:bCs/>
+                <w:sz w:val="24"/>
+                <w:szCs w:val="24"/>
+                <w:lang w:eastAsia="es-PY"/>
+              </w:rPr>
+            </w:pPr>
+            <w:r>
+              <w:rPr>
+                <w:rFonts w:ascii="Arial" w:eastAsia="Times New Roman" w:hAnsi="Arial" w:cs="Arial"/>
+                <w:b/>
+                <w:bCs/>
+                <w:sz w:val="24"/>
+                <w:szCs w:val="24"/>
+                <w:lang w:eastAsia="es-PY"/>
+              </w:rPr>
+              <w:t>Tamaño</w:t>
+            </w:r>
+          </w:p>
+        </w:tc>
+        <w:tc>
+          <w:tcPr>
+            <w:tcW w:w="0" w:type="auto"/>
+            <w:tcBorders>
+              <w:top w:val="single" w:sz="4" w:space="0" w:color="auto"/>
+              <w:left w:val="single" w:sz="4" w:space="0" w:color="auto"/>
+              <w:bottom w:val="single" w:sz="4" w:space="0" w:color="auto"/>
+              <w:right w:val="single" w:sz="4" w:space="0" w:color="auto"/>
+            </w:tcBorders>
+            <w:tcMar>
+              <w:top w:w="15" w:type="dxa"/>
+              <w:left w:w="15" w:type="dxa"/>
+              <w:bottom w:w="15" w:type="dxa"/>
+              <w:right w:w="15" w:type="dxa"/>
+            </w:tcMar>
+            <w:vAlign w:val="center"/>
+            <w:hideMark/>
+          </w:tcPr>
+          <w:p>
+            <w:pPr>
+              <w:spacing w:before="100" w:beforeAutospacing="1" w:after="100" w:afterAutospacing="1" w:line="240" w:lineRule="auto"/>
+              <w:jc w:val="both"/>
+              <w:rPr>
+                <w:rFonts w:ascii="Arial" w:eastAsia="Times New Roman" w:hAnsi="Arial" w:cs="Arial"/>
+                <w:b/>
+                <w:bCs/>
+                <w:sz w:val="24"/>
+                <w:szCs w:val="24"/>
+                <w:lang w:eastAsia="es-PY"/>
+              </w:rPr>
+            </w:pPr>
+            <w:r>
+              <w:rPr>
+                <w:rFonts w:ascii="Arial" w:eastAsia="Times New Roman" w:hAnsi="Arial" w:cs="Arial"/>
+                <w:b/>
+                <w:bCs/>
+                <w:sz w:val="24"/>
+                <w:szCs w:val="24"/>
+                <w:lang w:eastAsia="es-PY"/>
+              </w:rPr>
+              <w:t>Formato / implicancias</w:t>
+            </w:r>
+          </w:p>
+        </w:tc>
+      </w:tr>
+      <w:tr>
+        <w:trPr>
+          <w:tblCellSpacing w:w="15" w:type="dxa"/>
+        </w:trPr>
+        <w:tc>
+          <w:tcPr>
+            <w:tcW w:w="0" w:type="auto"/>
+            <w:tcBorders>
+              <w:top w:val="single" w:sz="4" w:space="0" w:color="auto"/>
+              <w:left w:val="single" w:sz="4" w:space="0" w:color="auto"/>
+              <w:bottom w:val="single" w:sz="4" w:space="0" w:color="auto"/>
+              <w:right w:val="single" w:sz="4" w:space="0" w:color="auto"/>
+            </w:tcBorders>
+            <w:tcMar>
+              <w:top w:w="15" w:type="dxa"/>
+              <w:left w:w="15" w:type="dxa"/>
+              <w:bottom w:w="15" w:type="dxa"/>
+              <w:right w:w="15" w:type="dxa"/>
+            </w:tcMar>
+            <w:vAlign w:val="center"/>
+            <w:hideMark/>
+          </w:tcPr>
+          <w:p>
+            <w:pPr>
+              <w:spacing w:before="100" w:beforeAutospacing="1" w:after="100" w:afterAutospacing="1" w:line="240" w:lineRule="auto"/>
+              <w:jc w:val="both"/>
+              <w:rPr>
+                <w:rFonts w:ascii="Arial" w:eastAsia="Times New Roman" w:hAnsi="Arial" w:cs="Arial"/>
+                <w:sz w:val="24"/>
+                <w:szCs w:val="24"/>
+                <w:lang w:eastAsia="es-PY"/>
+              </w:rPr>
+            </w:pPr>
+            <w:r>
+              <w:rPr>
+                <w:rFonts w:ascii="Arial" w:eastAsia="Times New Roman" w:hAnsi="Arial" w:cs="Arial"/>
+                <w:b/>
+                <w:bCs/>
+                <w:sz w:val="24"/>
+                <w:szCs w:val="24"/>
+                <w:lang w:eastAsia="es-PY"/>
+              </w:rPr>
+              <w:t>CSIC 2010</w:t>
+            </w:r>
+          </w:p>
+        </w:tc>
+        <w:tc>
+          <w:tcPr>
+            <w:tcW w:w="0" w:type="auto"/>
+            <w:tcBorders>
+              <w:top w:val="single" w:sz="4" w:space="0" w:color="auto"/>
+              <w:left w:val="single" w:sz="4" w:space="0" w:color="auto"/>
+              <w:bottom w:val="single" w:sz="4" w:space="0" w:color="auto"/>
+              <w:right w:val="single" w:sz="4" w:space="0" w:color="auto"/>
+            </w:tcBorders>
+            <w:tcMar>
+              <w:top w:w="15" w:type="dxa"/>
+              <w:left w:w="15" w:type="dxa"/>
+              <w:bottom w:w="15" w:type="dxa"/>
+              <w:right w:w="15" w:type="dxa"/>
+            </w:tcMar>
+            <w:vAlign w:val="center"/>
+            <w:hideMark/>
+          </w:tcPr>
+          <w:p>
+            <w:pPr>
+              <w:spacing w:before="100" w:beforeAutospacing="1" w:after="100" w:afterAutospacing="1" w:line="240" w:lineRule="auto"/>
+              <w:jc w:val="both"/>
+              <w:rPr>
+                <w:rFonts w:ascii="Arial" w:eastAsia="Times New Roman" w:hAnsi="Arial" w:cs="Arial"/>
+                <w:sz w:val="24"/>
+                <w:szCs w:val="24"/>
+                <w:lang w:eastAsia="es-PY"/>
+              </w:rPr>
+            </w:pPr>
+            <w:r>
+              <w:rPr>
+                <w:rFonts w:ascii="Arial" w:eastAsia="Times New Roman" w:hAnsi="Arial" w:cs="Arial"/>
+                <w:sz w:val="24"/>
+                <w:szCs w:val="24"/>
+                <w:lang w:eastAsia="es-PY"/>
+              </w:rPr>
+              <w:t xml:space="preserve">Tráfico HTTP </w:t>
+            </w:r>
+            <w:r>
+              <w:rPr>
+                <w:rFonts w:ascii="Arial" w:eastAsia="Times New Roman" w:hAnsi="Arial" w:cs="Arial"/>
+                <w:b/>
+                <w:bCs/>
+                <w:sz w:val="24"/>
+                <w:szCs w:val="24"/>
+                <w:lang w:eastAsia="es-PY"/>
+              </w:rPr>
+              <w:t>generado</w:t>
+            </w:r>
+            <w:r>
+              <w:rPr>
+                <w:rFonts w:ascii="Arial" w:eastAsia="Times New Roman" w:hAnsi="Arial" w:cs="Arial"/>
+                <w:sz w:val="24"/>
+                <w:szCs w:val="24"/>
+                <w:lang w:eastAsia="es-PY"/>
+              </w:rPr>
+              <w:t xml:space="preserve"> (escenario controlado, app e-</w:t>
+            </w:r>
+            <w:proofErr w:type="spellStart"/>
+            <w:r>
+              <w:rPr>
+                <w:rFonts w:ascii="Arial" w:eastAsia="Times New Roman" w:hAnsi="Arial" w:cs="Arial"/>
+                <w:sz w:val="24"/>
+                <w:szCs w:val="24"/>
+                <w:lang w:eastAsia="es-PY"/>
+              </w:rPr>
+              <w:t>commerce</w:t>
+            </w:r>
+            <w:proofErr w:type="spellEnd"/>
+            <w:r>
+              <w:rPr>
+                <w:rFonts w:ascii="Arial" w:eastAsia="Times New Roman" w:hAnsi="Arial" w:cs="Arial"/>
+                <w:sz w:val="24"/>
+                <w:szCs w:val="24"/>
+                <w:lang w:eastAsia="es-PY"/>
+              </w:rPr>
+              <w:t>)</w:t>
+            </w:r>
+          </w:p>
+        </w:tc>
+        <w:tc>
+          <w:tcPr>
+            <w:tcW w:w="0" w:type="auto"/>
+            <w:tcBorders>
+              <w:top w:val="single" w:sz="4" w:space="0" w:color="auto"/>
+              <w:left w:val="single" w:sz="4" w:space="0" w:color="auto"/>
+              <w:bottom w:val="single" w:sz="4" w:space="0" w:color="auto"/>
+              <w:right w:val="single" w:sz="4" w:space="0" w:color="auto"/>
+            </w:tcBorders>
+            <w:tcMar>
+              <w:top w:w="15" w:type="dxa"/>
+              <w:left w:w="15" w:type="dxa"/>
+              <w:bottom w:w="15" w:type="dxa"/>
+              <w:right w:w="15" w:type="dxa"/>
+            </w:tcMar>
+            <w:vAlign w:val="center"/>
+            <w:hideMark/>
+          </w:tcPr>
+          <w:p>
+            <w:pPr>
+              <w:spacing w:before="100" w:beforeAutospacing="1" w:after="100" w:afterAutospacing="1" w:line="240" w:lineRule="auto"/>
+              <w:jc w:val="both"/>
+              <w:rPr>
+                <w:rFonts w:ascii="Arial" w:eastAsia="Times New Roman" w:hAnsi="Arial" w:cs="Arial"/>
+                <w:sz w:val="24"/>
+                <w:szCs w:val="24"/>
+                <w:lang w:eastAsia="es-PY"/>
+              </w:rPr>
+            </w:pPr>
+            <w:r>
+              <w:rPr>
+                <w:rFonts w:ascii="Arial" w:eastAsia="Times New Roman" w:hAnsi="Arial" w:cs="Arial"/>
+                <w:b/>
+                <w:bCs/>
+                <w:sz w:val="24"/>
+                <w:szCs w:val="24"/>
+                <w:lang w:eastAsia="es-PY"/>
+              </w:rPr>
+              <w:t>Binario</w:t>
+            </w:r>
+            <w:r>
+              <w:rPr>
+                <w:rFonts w:ascii="Arial" w:eastAsia="Times New Roman" w:hAnsi="Arial" w:cs="Arial"/>
+                <w:sz w:val="24"/>
+                <w:szCs w:val="24"/>
+                <w:lang w:eastAsia="es-PY"/>
+              </w:rPr>
+              <w:t>: normal vs ataque/anómalo</w:t>
+            </w:r>
+          </w:p>
+        </w:tc>
+        <w:tc>
+          <w:tcPr>
+            <w:tcW w:w="0" w:type="auto"/>
+            <w:tcBorders>
+              <w:top w:val="single" w:sz="4" w:space="0" w:color="auto"/>
+              <w:left w:val="single" w:sz="4" w:space="0" w:color="auto"/>
+              <w:bottom w:val="single" w:sz="4" w:space="0" w:color="auto"/>
+              <w:right w:val="single" w:sz="4" w:space="0" w:color="auto"/>
+            </w:tcBorders>
+            <w:tcMar>
+              <w:top w:w="15" w:type="dxa"/>
+              <w:left w:w="15" w:type="dxa"/>
+              <w:bottom w:w="15" w:type="dxa"/>
+              <w:right w:w="15" w:type="dxa"/>
+            </w:tcMar>
+            <w:vAlign w:val="center"/>
+            <w:hideMark/>
+          </w:tcPr>
+          <w:p>
+            <w:pPr>
+              <w:spacing w:before="100" w:beforeAutospacing="1" w:after="100" w:afterAutospacing="1" w:line="240" w:lineRule="auto"/>
+              <w:jc w:val="both"/>
+              <w:rPr>
+                <w:rFonts w:ascii="Arial" w:eastAsia="Times New Roman" w:hAnsi="Arial" w:cs="Arial"/>
+                <w:sz w:val="24"/>
+                <w:szCs w:val="24"/>
+                <w:lang w:eastAsia="es-PY"/>
+              </w:rPr>
+            </w:pPr>
+            <w:r>
+              <w:rPr>
+                <w:rFonts w:ascii="Arial" w:eastAsia="Times New Roman" w:hAnsi="Arial" w:cs="Arial"/>
+                <w:sz w:val="24"/>
+                <w:szCs w:val="24"/>
+                <w:lang w:eastAsia="es-PY"/>
+              </w:rPr>
+              <w:t xml:space="preserve">Train normal </w:t>
+            </w:r>
+            <w:r>
+              <w:rPr>
+                <w:rFonts w:ascii="Arial" w:eastAsia="Times New Roman" w:hAnsi="Arial" w:cs="Arial"/>
+                <w:b/>
+                <w:bCs/>
+                <w:sz w:val="24"/>
+                <w:szCs w:val="24"/>
+                <w:lang w:eastAsia="es-PY"/>
+              </w:rPr>
+              <w:t>36.000</w:t>
+            </w:r>
+            <w:r>
+              <w:rPr>
+                <w:rFonts w:ascii="Arial" w:eastAsia="Times New Roman" w:hAnsi="Arial" w:cs="Arial"/>
+                <w:sz w:val="24"/>
+                <w:szCs w:val="24"/>
+                <w:lang w:eastAsia="es-PY"/>
+              </w:rPr>
+              <w:t xml:space="preserve">, Test normal </w:t>
+            </w:r>
+            <w:r>
+              <w:rPr>
+                <w:rFonts w:ascii="Arial" w:eastAsia="Times New Roman" w:hAnsi="Arial" w:cs="Arial"/>
+                <w:b/>
+                <w:bCs/>
+                <w:sz w:val="24"/>
+                <w:szCs w:val="24"/>
+                <w:lang w:eastAsia="es-PY"/>
+              </w:rPr>
+              <w:t>36.000</w:t>
+            </w:r>
+            <w:r>
+              <w:rPr>
+                <w:rFonts w:ascii="Arial" w:eastAsia="Times New Roman" w:hAnsi="Arial" w:cs="Arial"/>
+                <w:sz w:val="24"/>
+                <w:szCs w:val="24"/>
+                <w:lang w:eastAsia="es-PY"/>
+              </w:rPr>
+              <w:t xml:space="preserve">, Test ataque </w:t>
+            </w:r>
+            <w:r>
+              <w:rPr>
+                <w:rFonts w:ascii="Arial" w:eastAsia="Times New Roman" w:hAnsi="Arial" w:cs="Arial"/>
+                <w:b/>
+                <w:bCs/>
+                <w:sz w:val="24"/>
+                <w:szCs w:val="24"/>
+                <w:lang w:eastAsia="es-PY"/>
+              </w:rPr>
+              <w:t>25.065</w:t>
+            </w:r>
+          </w:p>
+        </w:tc>
+        <w:tc>
+          <w:tcPr>
+            <w:tcW w:w="0" w:type="auto"/>
+            <w:tcBorders>
+              <w:top w:val="single" w:sz="4" w:space="0" w:color="auto"/>
+              <w:left w:val="single" w:sz="4" w:space="0" w:color="auto"/>
+              <w:bottom w:val="single" w:sz="4" w:space="0" w:color="auto"/>
+              <w:right w:val="single" w:sz="4" w:space="0" w:color="auto"/>
+            </w:tcBorders>
+            <w:tcMar>
+              <w:top w:w="15" w:type="dxa"/>
+              <w:left w:w="15" w:type="dxa"/>
+              <w:bottom w:w="15" w:type="dxa"/>
+              <w:right w:w="15" w:type="dxa"/>
+            </w:tcMar>
+            <w:vAlign w:val="center"/>
+            <w:hideMark/>
+          </w:tcPr>
+          <w:p>
+            <w:pPr>
+              <w:spacing w:before="100" w:beforeAutospacing="1" w:after="100" w:afterAutospacing="1" w:line="240" w:lineRule="auto"/>
+              <w:jc w:val="both"/>
+              <w:rPr>
+                <w:rFonts w:ascii="Arial" w:eastAsia="Times New Roman" w:hAnsi="Arial" w:cs="Arial"/>
+                <w:sz w:val="24"/>
+                <w:szCs w:val="24"/>
+                <w:lang w:eastAsia="es-PY"/>
+              </w:rPr>
+            </w:pPr>
+            <w:proofErr w:type="spellStart"/>
+            <w:r>
+              <w:rPr>
+                <w:rFonts w:ascii="Arial" w:eastAsia="Times New Roman" w:hAnsi="Arial" w:cs="Arial"/>
+                <w:sz w:val="24"/>
+                <w:szCs w:val="24"/>
+                <w:lang w:eastAsia="es-PY"/>
+              </w:rPr>
+              <w:t>Requests</w:t>
+            </w:r>
+            <w:proofErr w:type="spellEnd"/>
+            <w:r>
+              <w:rPr>
+                <w:rFonts w:ascii="Arial" w:eastAsia="Times New Roman" w:hAnsi="Arial" w:cs="Arial"/>
+                <w:sz w:val="24"/>
+                <w:szCs w:val="24"/>
+                <w:lang w:eastAsia="es-PY"/>
+              </w:rPr>
+              <w:t xml:space="preserve"> HTTP en texto; requiere </w:t>
+            </w:r>
+            <w:proofErr w:type="spellStart"/>
+            <w:r>
+              <w:rPr>
+                <w:rFonts w:ascii="Arial" w:eastAsia="Times New Roman" w:hAnsi="Arial" w:cs="Arial"/>
+                <w:b/>
+                <w:bCs/>
+                <w:sz w:val="24"/>
+                <w:szCs w:val="24"/>
+                <w:lang w:eastAsia="es-PY"/>
+              </w:rPr>
+              <w:t>parseo</w:t>
+            </w:r>
+            <w:proofErr w:type="spellEnd"/>
+            <w:r>
+              <w:rPr>
+                <w:rFonts w:ascii="Arial" w:eastAsia="Times New Roman" w:hAnsi="Arial" w:cs="Arial"/>
+                <w:b/>
+                <w:bCs/>
+                <w:sz w:val="24"/>
+                <w:szCs w:val="24"/>
+                <w:lang w:eastAsia="es-PY"/>
+              </w:rPr>
+              <w:t>/normalización</w:t>
+            </w:r>
+            <w:r>
+              <w:rPr>
+                <w:rFonts w:ascii="Arial" w:eastAsia="Times New Roman" w:hAnsi="Arial" w:cs="Arial"/>
+                <w:sz w:val="24"/>
+                <w:szCs w:val="24"/>
+                <w:lang w:eastAsia="es-PY"/>
+              </w:rPr>
+              <w:t xml:space="preserve"> del </w:t>
+            </w:r>
+            <w:proofErr w:type="spellStart"/>
+            <w:r>
+              <w:rPr>
+                <w:rFonts w:ascii="Arial" w:eastAsia="Times New Roman" w:hAnsi="Arial" w:cs="Arial"/>
+                <w:sz w:val="24"/>
+                <w:szCs w:val="24"/>
+                <w:lang w:eastAsia="es-PY"/>
+              </w:rPr>
+              <w:t>request</w:t>
+            </w:r>
+            <w:proofErr w:type="spellEnd"/>
+            <w:r>
+              <w:rPr>
+                <w:rFonts w:ascii="Arial" w:eastAsia="Times New Roman" w:hAnsi="Arial" w:cs="Arial"/>
+                <w:sz w:val="24"/>
+                <w:szCs w:val="24"/>
+                <w:lang w:eastAsia="es-PY"/>
+              </w:rPr>
+              <w:t xml:space="preserve"> antes de extraer </w:t>
+            </w:r>
+            <w:proofErr w:type="spellStart"/>
+            <w:r>
+              <w:rPr>
+                <w:rFonts w:ascii="Arial" w:eastAsia="Times New Roman" w:hAnsi="Arial" w:cs="Arial"/>
+                <w:sz w:val="24"/>
+                <w:szCs w:val="24"/>
+                <w:lang w:eastAsia="es-PY"/>
+              </w:rPr>
+              <w:t>features</w:t>
+            </w:r>
+            <w:proofErr w:type="spellEnd"/>
+          </w:p>
+        </w:tc>
+      </w:tr>
+      <w:tr>
+        <w:trPr>
+          <w:tblCellSpacing w:w="15" w:type="dxa"/>
+        </w:trPr>
+        <w:tc>
+          <w:tcPr>
+            <w:tcW w:w="0" w:type="auto"/>
+            <w:tcBorders>
+              <w:top w:val="single" w:sz="4" w:space="0" w:color="auto"/>
+              <w:left w:val="single" w:sz="4" w:space="0" w:color="auto"/>
+              <w:bottom w:val="single" w:sz="4" w:space="0" w:color="auto"/>
+              <w:right w:val="single" w:sz="4" w:space="0" w:color="auto"/>
+            </w:tcBorders>
+            <w:tcMar>
+              <w:top w:w="15" w:type="dxa"/>
+              <w:left w:w="15" w:type="dxa"/>
+              <w:bottom w:w="15" w:type="dxa"/>
+              <w:right w:w="15" w:type="dxa"/>
+            </w:tcMar>
+            <w:vAlign w:val="center"/>
+            <w:hideMark/>
+          </w:tcPr>
+          <w:p>
+            <w:pPr>
+              <w:spacing w:before="100" w:beforeAutospacing="1" w:after="100" w:afterAutospacing="1" w:line="240" w:lineRule="auto"/>
+              <w:jc w:val="both"/>
+              <w:rPr>
+                <w:rFonts w:ascii="Arial" w:eastAsia="Times New Roman" w:hAnsi="Arial" w:cs="Arial"/>
+                <w:sz w:val="24"/>
+                <w:szCs w:val="24"/>
+                <w:lang w:eastAsia="es-PY"/>
+              </w:rPr>
+            </w:pPr>
+            <w:r>
+              <w:rPr>
+                <w:rFonts w:ascii="Arial" w:eastAsia="Times New Roman" w:hAnsi="Arial" w:cs="Arial"/>
+                <w:b/>
+                <w:bCs/>
+                <w:sz w:val="24"/>
+                <w:szCs w:val="24"/>
+                <w:lang w:eastAsia="es-PY"/>
+              </w:rPr>
+              <w:t>CSIC 2012 / TORPEDA</w:t>
+            </w:r>
+            <w:r>
+              <w:rPr>
+                <w:rFonts w:ascii="Arial" w:eastAsia="Times New Roman" w:hAnsi="Arial" w:cs="Arial"/>
+                <w:sz w:val="24"/>
+                <w:szCs w:val="24"/>
+                <w:lang w:eastAsia="es-PY"/>
+              </w:rPr>
+              <w:t xml:space="preserve"> (usado en </w:t>
+            </w:r>
+            <w:proofErr w:type="spellStart"/>
+            <w:r>
+              <w:rPr>
+                <w:rFonts w:ascii="Arial" w:eastAsia="Times New Roman" w:hAnsi="Arial" w:cs="Arial"/>
+                <w:i/>
+                <w:iCs/>
+                <w:sz w:val="24"/>
+                <w:szCs w:val="24"/>
+                <w:lang w:eastAsia="es-PY"/>
+              </w:rPr>
+              <w:t>cnn_waf</w:t>
+            </w:r>
+            <w:proofErr w:type="spellEnd"/>
+            <w:r>
+              <w:rPr>
+                <w:rFonts w:ascii="Arial" w:eastAsia="Times New Roman" w:hAnsi="Arial" w:cs="Arial"/>
+                <w:sz w:val="24"/>
+                <w:szCs w:val="24"/>
+                <w:lang w:eastAsia="es-PY"/>
+              </w:rPr>
+              <w:t>)</w:t>
+            </w:r>
+          </w:p>
+        </w:tc>
+        <w:tc>
+          <w:tcPr>
+            <w:tcW w:w="0" w:type="auto"/>
+            <w:tcBorders>
+              <w:top w:val="single" w:sz="4" w:space="0" w:color="auto"/>
+              <w:left w:val="single" w:sz="4" w:space="0" w:color="auto"/>
+              <w:bottom w:val="single" w:sz="4" w:space="0" w:color="auto"/>
+              <w:right w:val="single" w:sz="4" w:space="0" w:color="auto"/>
+            </w:tcBorders>
+            <w:tcMar>
+              <w:top w:w="15" w:type="dxa"/>
+              <w:left w:w="15" w:type="dxa"/>
+              <w:bottom w:w="15" w:type="dxa"/>
+              <w:right w:w="15" w:type="dxa"/>
+            </w:tcMar>
+            <w:vAlign w:val="center"/>
+            <w:hideMark/>
+          </w:tcPr>
+          <w:p>
+            <w:pPr>
+              <w:spacing w:before="100" w:beforeAutospacing="1" w:after="100" w:afterAutospacing="1" w:line="240" w:lineRule="auto"/>
+              <w:jc w:val="both"/>
+              <w:rPr>
+                <w:rFonts w:ascii="Arial" w:eastAsia="Times New Roman" w:hAnsi="Arial" w:cs="Arial"/>
+                <w:sz w:val="24"/>
+                <w:szCs w:val="24"/>
+                <w:lang w:eastAsia="es-PY"/>
+              </w:rPr>
+            </w:pPr>
+            <w:r>
+              <w:rPr>
+                <w:rFonts w:ascii="Arial" w:eastAsia="Times New Roman" w:hAnsi="Arial" w:cs="Arial"/>
+                <w:sz w:val="24"/>
+                <w:szCs w:val="24"/>
+                <w:lang w:eastAsia="es-PY"/>
+              </w:rPr>
+              <w:t>Tráfico HTTP etiquetado por tipo (</w:t>
+            </w:r>
+            <w:proofErr w:type="spellStart"/>
+            <w:r>
+              <w:rPr>
+                <w:rFonts w:ascii="Arial" w:eastAsia="Times New Roman" w:hAnsi="Arial" w:cs="Arial"/>
+                <w:sz w:val="24"/>
+                <w:szCs w:val="24"/>
+                <w:lang w:eastAsia="es-PY"/>
+              </w:rPr>
+              <w:t>framework</w:t>
+            </w:r>
+            <w:proofErr w:type="spellEnd"/>
+            <w:r>
+              <w:rPr>
+                <w:rFonts w:ascii="Arial" w:eastAsia="Times New Roman" w:hAnsi="Arial" w:cs="Arial"/>
+                <w:sz w:val="24"/>
+                <w:szCs w:val="24"/>
+                <w:lang w:eastAsia="es-PY"/>
+              </w:rPr>
+              <w:t xml:space="preserve"> TORPEDA)</w:t>
+            </w:r>
+          </w:p>
+        </w:tc>
+        <w:tc>
+          <w:tcPr>
+            <w:tcW w:w="0" w:type="auto"/>
+            <w:tcBorders>
+              <w:top w:val="single" w:sz="4" w:space="0" w:color="auto"/>
+              <w:left w:val="single" w:sz="4" w:space="0" w:color="auto"/>
+              <w:bottom w:val="single" w:sz="4" w:space="0" w:color="auto"/>
+              <w:right w:val="single" w:sz="4" w:space="0" w:color="auto"/>
+            </w:tcBorders>
+            <w:tcMar>
+              <w:top w:w="15" w:type="dxa"/>
+              <w:left w:w="15" w:type="dxa"/>
+              <w:bottom w:w="15" w:type="dxa"/>
+              <w:right w:w="15" w:type="dxa"/>
+            </w:tcMar>
+            <w:vAlign w:val="center"/>
+            <w:hideMark/>
+          </w:tcPr>
+          <w:p>
+            <w:pPr>
+              <w:spacing w:before="100" w:beforeAutospacing="1" w:after="100" w:afterAutospacing="1" w:line="240" w:lineRule="auto"/>
+              <w:jc w:val="both"/>
+              <w:rPr>
+                <w:rFonts w:ascii="Arial" w:eastAsia="Times New Roman" w:hAnsi="Arial" w:cs="Arial"/>
+                <w:sz w:val="24"/>
+                <w:szCs w:val="24"/>
+                <w:lang w:eastAsia="es-PY"/>
+              </w:rPr>
+            </w:pPr>
+            <w:r>
+              <w:rPr>
+                <w:rFonts w:ascii="Arial" w:eastAsia="Times New Roman" w:hAnsi="Arial" w:cs="Arial"/>
+                <w:b/>
+                <w:bCs/>
+                <w:sz w:val="24"/>
+                <w:szCs w:val="24"/>
+                <w:lang w:eastAsia="es-PY"/>
+              </w:rPr>
+              <w:t>Multiclase</w:t>
+            </w:r>
+            <w:r>
+              <w:rPr>
+                <w:rFonts w:ascii="Arial" w:eastAsia="Times New Roman" w:hAnsi="Arial" w:cs="Arial"/>
+                <w:sz w:val="24"/>
+                <w:szCs w:val="24"/>
+                <w:lang w:eastAsia="es-PY"/>
+              </w:rPr>
+              <w:t xml:space="preserve"> (normal + anómalo + ataques). Reportado como </w:t>
+            </w:r>
+            <w:r>
+              <w:rPr>
+                <w:rFonts w:ascii="Arial" w:eastAsia="Times New Roman" w:hAnsi="Arial" w:cs="Arial"/>
+                <w:b/>
+                <w:bCs/>
+                <w:sz w:val="24"/>
+                <w:szCs w:val="24"/>
+                <w:lang w:eastAsia="es-PY"/>
+              </w:rPr>
+              <w:t>10 clases</w:t>
+            </w:r>
+            <w:r>
+              <w:rPr>
+                <w:rFonts w:ascii="Arial" w:eastAsia="Times New Roman" w:hAnsi="Arial" w:cs="Arial"/>
+                <w:sz w:val="24"/>
+                <w:szCs w:val="24"/>
+                <w:lang w:eastAsia="es-PY"/>
+              </w:rPr>
+              <w:t xml:space="preserve"> (normal, anómalo y 8 tipos de ataque)</w:t>
+            </w:r>
+          </w:p>
+        </w:tc>
+        <w:tc>
+          <w:tcPr>
+            <w:tcW w:w="0" w:type="auto"/>
+            <w:tcBorders>
+              <w:top w:val="single" w:sz="4" w:space="0" w:color="auto"/>
+              <w:left w:val="single" w:sz="4" w:space="0" w:color="auto"/>
+              <w:bottom w:val="single" w:sz="4" w:space="0" w:color="auto"/>
+              <w:right w:val="single" w:sz="4" w:space="0" w:color="auto"/>
+            </w:tcBorders>
+            <w:tcMar>
+              <w:top w:w="15" w:type="dxa"/>
+              <w:left w:w="15" w:type="dxa"/>
+              <w:bottom w:w="15" w:type="dxa"/>
+              <w:right w:w="15" w:type="dxa"/>
+            </w:tcMar>
+            <w:vAlign w:val="center"/>
+            <w:hideMark/>
+          </w:tcPr>
+          <w:p>
+            <w:pPr>
+              <w:spacing w:before="100" w:beforeAutospacing="1" w:after="100" w:afterAutospacing="1" w:line="240" w:lineRule="auto"/>
+              <w:jc w:val="both"/>
+              <w:rPr>
+                <w:rFonts w:ascii="Arial" w:eastAsia="Times New Roman" w:hAnsi="Arial" w:cs="Arial"/>
+                <w:sz w:val="24"/>
+                <w:szCs w:val="24"/>
+                <w:lang w:eastAsia="es-PY"/>
+              </w:rPr>
+            </w:pPr>
+            <w:r>
+              <w:rPr>
+                <w:rFonts w:ascii="Arial" w:eastAsia="Times New Roman" w:hAnsi="Arial" w:cs="Arial"/>
+                <w:sz w:val="24"/>
+                <w:szCs w:val="24"/>
+                <w:lang w:eastAsia="es-PY"/>
+              </w:rPr>
+              <w:t xml:space="preserve">Total </w:t>
+            </w:r>
+            <w:r>
+              <w:rPr>
+                <w:rFonts w:ascii="Arial" w:eastAsia="Times New Roman" w:hAnsi="Arial" w:cs="Arial"/>
+                <w:b/>
+                <w:bCs/>
+                <w:sz w:val="24"/>
+                <w:szCs w:val="24"/>
+                <w:lang w:eastAsia="es-PY"/>
+              </w:rPr>
+              <w:t>65.767</w:t>
+            </w:r>
+            <w:r>
+              <w:rPr>
+                <w:rFonts w:ascii="Arial" w:eastAsia="Times New Roman" w:hAnsi="Arial" w:cs="Arial"/>
+                <w:sz w:val="24"/>
+                <w:szCs w:val="24"/>
+                <w:lang w:eastAsia="es-PY"/>
+              </w:rPr>
+              <w:t xml:space="preserve"> (normal </w:t>
+            </w:r>
+            <w:r>
+              <w:rPr>
+                <w:rFonts w:ascii="Arial" w:eastAsia="Times New Roman" w:hAnsi="Arial" w:cs="Arial"/>
+                <w:b/>
+                <w:bCs/>
+                <w:sz w:val="24"/>
+                <w:szCs w:val="24"/>
+                <w:lang w:eastAsia="es-PY"/>
+              </w:rPr>
+              <w:t>8.363</w:t>
+            </w:r>
+            <w:r>
+              <w:rPr>
+                <w:rFonts w:ascii="Arial" w:eastAsia="Times New Roman" w:hAnsi="Arial" w:cs="Arial"/>
+                <w:sz w:val="24"/>
+                <w:szCs w:val="24"/>
+                <w:lang w:eastAsia="es-PY"/>
+              </w:rPr>
+              <w:t xml:space="preserve">, anómalo </w:t>
+            </w:r>
+            <w:r>
+              <w:rPr>
+                <w:rFonts w:ascii="Arial" w:eastAsia="Times New Roman" w:hAnsi="Arial" w:cs="Arial"/>
+                <w:b/>
+                <w:bCs/>
+                <w:sz w:val="24"/>
+                <w:szCs w:val="24"/>
+                <w:lang w:eastAsia="es-PY"/>
+              </w:rPr>
+              <w:t>16.456</w:t>
+            </w:r>
+            <w:r>
+              <w:rPr>
+                <w:rFonts w:ascii="Arial" w:eastAsia="Times New Roman" w:hAnsi="Arial" w:cs="Arial"/>
+                <w:sz w:val="24"/>
+                <w:szCs w:val="24"/>
+                <w:lang w:eastAsia="es-PY"/>
+              </w:rPr>
+              <w:t xml:space="preserve">, ataques </w:t>
+            </w:r>
+            <w:r>
+              <w:rPr>
+                <w:rFonts w:ascii="Arial" w:eastAsia="Times New Roman" w:hAnsi="Arial" w:cs="Arial"/>
+                <w:b/>
+                <w:bCs/>
+                <w:sz w:val="24"/>
+                <w:szCs w:val="24"/>
+                <w:lang w:eastAsia="es-PY"/>
+              </w:rPr>
+              <w:t>40.948</w:t>
+            </w:r>
+            <w:r>
+              <w:rPr>
+                <w:rFonts w:ascii="Arial" w:eastAsia="Times New Roman" w:hAnsi="Arial" w:cs="Arial"/>
+                <w:sz w:val="24"/>
+                <w:szCs w:val="24"/>
+                <w:lang w:eastAsia="es-PY"/>
+              </w:rPr>
+              <w:t>)</w:t>
+            </w:r>
+          </w:p>
+        </w:tc>
+        <w:tc>
+          <w:tcPr>
+            <w:tcW w:w="0" w:type="auto"/>
+            <w:tcBorders>
+              <w:top w:val="single" w:sz="4" w:space="0" w:color="auto"/>
+              <w:left w:val="single" w:sz="4" w:space="0" w:color="auto"/>
+              <w:bottom w:val="single" w:sz="4" w:space="0" w:color="auto"/>
+              <w:right w:val="single" w:sz="4" w:space="0" w:color="auto"/>
+            </w:tcBorders>
+            <w:tcMar>
+              <w:top w:w="15" w:type="dxa"/>
+              <w:left w:w="15" w:type="dxa"/>
+              <w:bottom w:w="15" w:type="dxa"/>
+              <w:right w:w="15" w:type="dxa"/>
+            </w:tcMar>
+            <w:vAlign w:val="center"/>
+            <w:hideMark/>
+          </w:tcPr>
+          <w:p>
+            <w:pPr>
+              <w:spacing w:before="100" w:beforeAutospacing="1" w:after="100" w:afterAutospacing="1" w:line="240" w:lineRule="auto"/>
+              <w:jc w:val="both"/>
+              <w:rPr>
+                <w:rFonts w:ascii="Arial" w:eastAsia="Times New Roman" w:hAnsi="Arial" w:cs="Arial"/>
+                <w:sz w:val="24"/>
+                <w:szCs w:val="24"/>
+                <w:lang w:eastAsia="es-PY"/>
+              </w:rPr>
+            </w:pPr>
+            <w:r>
+              <w:rPr>
+                <w:rFonts w:ascii="Arial" w:eastAsia="Times New Roman" w:hAnsi="Arial" w:cs="Arial"/>
+                <w:sz w:val="24"/>
+                <w:szCs w:val="24"/>
+                <w:lang w:eastAsia="es-PY"/>
+              </w:rPr>
+              <w:t xml:space="preserve">Formato </w:t>
+            </w:r>
+            <w:r>
+              <w:rPr>
+                <w:rFonts w:ascii="Arial" w:eastAsia="Times New Roman" w:hAnsi="Arial" w:cs="Arial"/>
+                <w:b/>
+                <w:bCs/>
+                <w:sz w:val="24"/>
+                <w:szCs w:val="24"/>
+                <w:lang w:eastAsia="es-PY"/>
+              </w:rPr>
+              <w:t>XML</w:t>
+            </w:r>
+            <w:r>
+              <w:rPr>
+                <w:rFonts w:ascii="Arial" w:eastAsia="Times New Roman" w:hAnsi="Arial" w:cs="Arial"/>
+                <w:sz w:val="24"/>
+                <w:szCs w:val="24"/>
+                <w:lang w:eastAsia="es-PY"/>
+              </w:rPr>
+              <w:t xml:space="preserve"> con etiqueta + </w:t>
+            </w:r>
+            <w:proofErr w:type="spellStart"/>
+            <w:r>
+              <w:rPr>
+                <w:rFonts w:ascii="Arial" w:eastAsia="Times New Roman" w:hAnsi="Arial" w:cs="Arial"/>
+                <w:sz w:val="24"/>
+                <w:szCs w:val="24"/>
+                <w:lang w:eastAsia="es-PY"/>
+              </w:rPr>
+              <w:t>request</w:t>
+            </w:r>
+            <w:proofErr w:type="spellEnd"/>
+            <w:r>
+              <w:rPr>
+                <w:rFonts w:ascii="Arial" w:eastAsia="Times New Roman" w:hAnsi="Arial" w:cs="Arial"/>
+                <w:sz w:val="24"/>
+                <w:szCs w:val="24"/>
+                <w:lang w:eastAsia="es-PY"/>
+              </w:rPr>
+              <w:t xml:space="preserve"> segmentado; requiere unificar esquema y extracción de campos; en </w:t>
+            </w:r>
+            <w:proofErr w:type="spellStart"/>
+            <w:r>
+              <w:rPr>
+                <w:rFonts w:ascii="Arial" w:eastAsia="Times New Roman" w:hAnsi="Arial" w:cs="Arial"/>
+                <w:i/>
+                <w:iCs/>
+                <w:sz w:val="24"/>
+                <w:szCs w:val="24"/>
+                <w:lang w:eastAsia="es-PY"/>
+              </w:rPr>
+              <w:t>cnn_waf</w:t>
+            </w:r>
+            <w:proofErr w:type="spellEnd"/>
+            <w:r>
+              <w:rPr>
+                <w:rFonts w:ascii="Arial" w:eastAsia="Times New Roman" w:hAnsi="Arial" w:cs="Arial"/>
+                <w:sz w:val="24"/>
+                <w:szCs w:val="24"/>
+                <w:lang w:eastAsia="es-PY"/>
+              </w:rPr>
+              <w:t xml:space="preserve"> se reporta detección de “8 </w:t>
+            </w:r>
+            <w:proofErr w:type="spellStart"/>
+            <w:r>
+              <w:rPr>
+                <w:rFonts w:ascii="Arial" w:eastAsia="Times New Roman" w:hAnsi="Arial" w:cs="Arial"/>
+                <w:sz w:val="24"/>
+                <w:szCs w:val="24"/>
+                <w:lang w:eastAsia="es-PY"/>
+              </w:rPr>
+              <w:t>attacks</w:t>
+            </w:r>
+            <w:proofErr w:type="spellEnd"/>
+            <w:r>
+              <w:rPr>
+                <w:rFonts w:ascii="Arial" w:eastAsia="Times New Roman" w:hAnsi="Arial" w:cs="Arial"/>
+                <w:sz w:val="24"/>
+                <w:szCs w:val="24"/>
+                <w:lang w:eastAsia="es-PY"/>
+              </w:rPr>
+              <w:t xml:space="preserve"> + </w:t>
+            </w:r>
+            <w:proofErr w:type="spellStart"/>
+            <w:r>
+              <w:rPr>
+                <w:rFonts w:ascii="Arial" w:eastAsia="Times New Roman" w:hAnsi="Arial" w:cs="Arial"/>
+                <w:sz w:val="24"/>
+                <w:szCs w:val="24"/>
+                <w:lang w:eastAsia="es-PY"/>
+              </w:rPr>
+              <w:t>abnormal</w:t>
+            </w:r>
+            <w:proofErr w:type="spellEnd"/>
+            <w:r>
+              <w:rPr>
+                <w:rFonts w:ascii="Arial" w:eastAsia="Times New Roman" w:hAnsi="Arial" w:cs="Arial"/>
+                <w:sz w:val="24"/>
+                <w:szCs w:val="24"/>
+                <w:lang w:eastAsia="es-PY"/>
+              </w:rPr>
+              <w:t>”</w:t>
+            </w:r>
+          </w:p>
+        </w:tc>
+      </w:tr>
+      <w:tr>
+        <w:trPr>
+          <w:tblCellSpacing w:w="15" w:type="dxa"/>
+        </w:trPr>
+        <w:tc>
+          <w:tcPr>
+            <w:tcW w:w="0" w:type="auto"/>
+            <w:tcBorders>
+              <w:top w:val="single" w:sz="4" w:space="0" w:color="auto"/>
+              <w:left w:val="single" w:sz="4" w:space="0" w:color="auto"/>
+              <w:bottom w:val="single" w:sz="4" w:space="0" w:color="auto"/>
+              <w:right w:val="single" w:sz="4" w:space="0" w:color="auto"/>
+            </w:tcBorders>
+            <w:tcMar>
+              <w:top w:w="15" w:type="dxa"/>
+              <w:left w:w="15" w:type="dxa"/>
+              <w:bottom w:w="15" w:type="dxa"/>
+              <w:right w:w="15" w:type="dxa"/>
+            </w:tcMar>
+            <w:vAlign w:val="center"/>
+            <w:hideMark/>
+          </w:tcPr>
+          <w:p>
+            <w:pPr>
+              <w:spacing w:before="100" w:beforeAutospacing="1" w:after="100" w:afterAutospacing="1" w:line="240" w:lineRule="auto"/>
+              <w:jc w:val="both"/>
+              <w:rPr>
+                <w:rFonts w:ascii="Arial" w:eastAsia="Times New Roman" w:hAnsi="Arial" w:cs="Arial"/>
+                <w:sz w:val="24"/>
+                <w:szCs w:val="24"/>
+                <w:lang w:eastAsia="es-PY"/>
+              </w:rPr>
+            </w:pPr>
+            <w:r>
+              <w:rPr>
+                <w:rFonts w:ascii="Arial" w:eastAsia="Times New Roman" w:hAnsi="Arial" w:cs="Arial"/>
+                <w:b/>
+                <w:bCs/>
+                <w:sz w:val="24"/>
+                <w:szCs w:val="24"/>
+                <w:lang w:eastAsia="es-PY"/>
+              </w:rPr>
+              <w:t xml:space="preserve">SR-BH 2020 (CAPEC, </w:t>
+            </w:r>
+            <w:proofErr w:type="spellStart"/>
+            <w:r>
+              <w:rPr>
+                <w:rFonts w:ascii="Arial" w:eastAsia="Times New Roman" w:hAnsi="Arial" w:cs="Arial"/>
+                <w:b/>
+                <w:bCs/>
+                <w:sz w:val="24"/>
+                <w:szCs w:val="24"/>
+                <w:lang w:eastAsia="es-PY"/>
+              </w:rPr>
+              <w:t>multi-label</w:t>
+            </w:r>
+            <w:proofErr w:type="spellEnd"/>
+            <w:r>
+              <w:rPr>
+                <w:rFonts w:ascii="Arial" w:eastAsia="Times New Roman" w:hAnsi="Arial" w:cs="Arial"/>
+                <w:b/>
+                <w:bCs/>
+                <w:sz w:val="24"/>
+                <w:szCs w:val="24"/>
+                <w:lang w:eastAsia="es-PY"/>
+              </w:rPr>
+              <w:t>)</w:t>
+            </w:r>
+            <w:r>
+              <w:rPr>
+                <w:rFonts w:ascii="Arial" w:eastAsia="Times New Roman" w:hAnsi="Arial" w:cs="Arial"/>
+                <w:sz w:val="24"/>
+                <w:szCs w:val="24"/>
+                <w:lang w:eastAsia="es-PY"/>
+              </w:rPr>
+              <w:t xml:space="preserve"> (Harvard </w:t>
+            </w:r>
+            <w:proofErr w:type="spellStart"/>
+            <w:r>
+              <w:rPr>
+                <w:rFonts w:ascii="Arial" w:eastAsia="Times New Roman" w:hAnsi="Arial" w:cs="Arial"/>
+                <w:sz w:val="24"/>
+                <w:szCs w:val="24"/>
+                <w:lang w:eastAsia="es-PY"/>
+              </w:rPr>
+              <w:t>Dataverse</w:t>
+            </w:r>
+            <w:proofErr w:type="spellEnd"/>
+            <w:r>
+              <w:rPr>
+                <w:rFonts w:ascii="Arial" w:eastAsia="Times New Roman" w:hAnsi="Arial" w:cs="Arial"/>
+                <w:sz w:val="24"/>
+                <w:szCs w:val="24"/>
+                <w:lang w:eastAsia="es-PY"/>
+              </w:rPr>
+              <w:t>)</w:t>
+            </w:r>
+          </w:p>
+        </w:tc>
+        <w:tc>
+          <w:tcPr>
+            <w:tcW w:w="0" w:type="auto"/>
+            <w:tcBorders>
+              <w:top w:val="single" w:sz="4" w:space="0" w:color="auto"/>
+              <w:left w:val="single" w:sz="4" w:space="0" w:color="auto"/>
+              <w:bottom w:val="single" w:sz="4" w:space="0" w:color="auto"/>
+              <w:right w:val="single" w:sz="4" w:space="0" w:color="auto"/>
+            </w:tcBorders>
+            <w:tcMar>
+              <w:top w:w="15" w:type="dxa"/>
+              <w:left w:w="15" w:type="dxa"/>
+              <w:bottom w:w="15" w:type="dxa"/>
+              <w:right w:w="15" w:type="dxa"/>
+            </w:tcMar>
+            <w:vAlign w:val="center"/>
+            <w:hideMark/>
+          </w:tcPr>
+          <w:p>
+            <w:pPr>
+              <w:spacing w:before="100" w:beforeAutospacing="1" w:after="100" w:afterAutospacing="1" w:line="240" w:lineRule="auto"/>
+              <w:jc w:val="both"/>
+              <w:rPr>
+                <w:rFonts w:ascii="Arial" w:eastAsia="Times New Roman" w:hAnsi="Arial" w:cs="Arial"/>
+                <w:sz w:val="24"/>
+                <w:szCs w:val="24"/>
+                <w:lang w:eastAsia="es-PY"/>
+              </w:rPr>
+            </w:pPr>
+            <w:r>
+              <w:rPr>
+                <w:rFonts w:ascii="Arial" w:eastAsia="Times New Roman" w:hAnsi="Arial" w:cs="Arial"/>
+                <w:sz w:val="24"/>
+                <w:szCs w:val="24"/>
+                <w:lang w:eastAsia="es-PY"/>
+              </w:rPr>
+              <w:t xml:space="preserve">Tráfico </w:t>
+            </w:r>
+            <w:r>
+              <w:rPr>
+                <w:rFonts w:ascii="Arial" w:eastAsia="Times New Roman" w:hAnsi="Arial" w:cs="Arial"/>
+                <w:b/>
+                <w:bCs/>
+                <w:sz w:val="24"/>
+                <w:szCs w:val="24"/>
+                <w:lang w:eastAsia="es-PY"/>
+              </w:rPr>
+              <w:t>real</w:t>
+            </w:r>
+            <w:r>
+              <w:rPr>
+                <w:rFonts w:ascii="Arial" w:eastAsia="Times New Roman" w:hAnsi="Arial" w:cs="Arial"/>
+                <w:sz w:val="24"/>
+                <w:szCs w:val="24"/>
+                <w:lang w:eastAsia="es-PY"/>
+              </w:rPr>
+              <w:t xml:space="preserve"> (WordPress expuesto a Internet, 12 días; </w:t>
+            </w:r>
+            <w:proofErr w:type="spellStart"/>
+            <w:r>
+              <w:rPr>
+                <w:rFonts w:ascii="Arial" w:eastAsia="Times New Roman" w:hAnsi="Arial" w:cs="Arial"/>
+                <w:sz w:val="24"/>
+                <w:szCs w:val="24"/>
+                <w:lang w:eastAsia="es-PY"/>
+              </w:rPr>
+              <w:t>ModSecurity+CRS</w:t>
+            </w:r>
+            <w:proofErr w:type="spellEnd"/>
+            <w:r>
+              <w:rPr>
+                <w:rFonts w:ascii="Arial" w:eastAsia="Times New Roman" w:hAnsi="Arial" w:cs="Arial"/>
+                <w:sz w:val="24"/>
+                <w:szCs w:val="24"/>
+                <w:lang w:eastAsia="es-PY"/>
+              </w:rPr>
+              <w:t xml:space="preserve"> en </w:t>
+            </w:r>
+            <w:proofErr w:type="spellStart"/>
+            <w:r>
+              <w:rPr>
+                <w:rFonts w:ascii="Arial" w:eastAsia="Times New Roman" w:hAnsi="Arial" w:cs="Arial"/>
+                <w:i/>
+                <w:iCs/>
+                <w:sz w:val="24"/>
+                <w:szCs w:val="24"/>
+                <w:lang w:eastAsia="es-PY"/>
+              </w:rPr>
+              <w:t>detection</w:t>
+            </w:r>
+            <w:proofErr w:type="spellEnd"/>
+            <w:r>
+              <w:rPr>
+                <w:rFonts w:ascii="Arial" w:eastAsia="Times New Roman" w:hAnsi="Arial" w:cs="Arial"/>
+                <w:i/>
+                <w:iCs/>
+                <w:sz w:val="24"/>
+                <w:szCs w:val="24"/>
+                <w:lang w:eastAsia="es-PY"/>
+              </w:rPr>
+              <w:t xml:space="preserve"> </w:t>
+            </w:r>
+            <w:proofErr w:type="spellStart"/>
+            <w:r>
+              <w:rPr>
+                <w:rFonts w:ascii="Arial" w:eastAsia="Times New Roman" w:hAnsi="Arial" w:cs="Arial"/>
+                <w:i/>
+                <w:iCs/>
+                <w:sz w:val="24"/>
+                <w:szCs w:val="24"/>
+                <w:lang w:eastAsia="es-PY"/>
+              </w:rPr>
+              <w:t>only</w:t>
+            </w:r>
+            <w:proofErr w:type="spellEnd"/>
+            <w:r>
+              <w:rPr>
+                <w:rFonts w:ascii="Arial" w:eastAsia="Times New Roman" w:hAnsi="Arial" w:cs="Arial"/>
+                <w:sz w:val="24"/>
+                <w:szCs w:val="24"/>
+                <w:lang w:eastAsia="es-PY"/>
+              </w:rPr>
+              <w:t>)</w:t>
+            </w:r>
+          </w:p>
+        </w:tc>
+        <w:tc>
+          <w:tcPr>
+            <w:tcW w:w="0" w:type="auto"/>
+            <w:tcBorders>
+              <w:top w:val="single" w:sz="4" w:space="0" w:color="auto"/>
+              <w:left w:val="single" w:sz="4" w:space="0" w:color="auto"/>
+              <w:bottom w:val="single" w:sz="4" w:space="0" w:color="auto"/>
+              <w:right w:val="single" w:sz="4" w:space="0" w:color="auto"/>
+            </w:tcBorders>
+            <w:tcMar>
+              <w:top w:w="15" w:type="dxa"/>
+              <w:left w:w="15" w:type="dxa"/>
+              <w:bottom w:w="15" w:type="dxa"/>
+              <w:right w:w="15" w:type="dxa"/>
+            </w:tcMar>
+            <w:vAlign w:val="center"/>
+            <w:hideMark/>
+          </w:tcPr>
+          <w:p>
+            <w:pPr>
+              <w:spacing w:before="100" w:beforeAutospacing="1" w:after="100" w:afterAutospacing="1" w:line="240" w:lineRule="auto"/>
+              <w:jc w:val="both"/>
+              <w:rPr>
+                <w:rFonts w:ascii="Arial" w:eastAsia="Times New Roman" w:hAnsi="Arial" w:cs="Arial"/>
+                <w:sz w:val="24"/>
+                <w:szCs w:val="24"/>
+                <w:lang w:eastAsia="es-PY"/>
+              </w:rPr>
+            </w:pPr>
+            <w:proofErr w:type="spellStart"/>
+            <w:r>
+              <w:rPr>
+                <w:rFonts w:ascii="Arial" w:eastAsia="Times New Roman" w:hAnsi="Arial" w:cs="Arial"/>
+                <w:b/>
+                <w:bCs/>
+                <w:sz w:val="24"/>
+                <w:szCs w:val="24"/>
+                <w:lang w:eastAsia="es-PY"/>
+              </w:rPr>
+              <w:t>Multi-label</w:t>
+            </w:r>
+            <w:proofErr w:type="spellEnd"/>
+            <w:r>
+              <w:rPr>
+                <w:rFonts w:ascii="Arial" w:eastAsia="Times New Roman" w:hAnsi="Arial" w:cs="Arial"/>
+                <w:sz w:val="24"/>
+                <w:szCs w:val="24"/>
+                <w:lang w:eastAsia="es-PY"/>
+              </w:rPr>
+              <w:t xml:space="preserve"> con clases CAPEC (13 </w:t>
+            </w:r>
+            <w:proofErr w:type="spellStart"/>
+            <w:r>
+              <w:rPr>
+                <w:rFonts w:ascii="Arial" w:eastAsia="Times New Roman" w:hAnsi="Arial" w:cs="Arial"/>
+                <w:sz w:val="24"/>
+                <w:szCs w:val="24"/>
+                <w:lang w:eastAsia="es-PY"/>
+              </w:rPr>
+              <w:t>labels</w:t>
+            </w:r>
+            <w:proofErr w:type="spellEnd"/>
+            <w:r>
+              <w:rPr>
+                <w:rFonts w:ascii="Arial" w:eastAsia="Times New Roman" w:hAnsi="Arial" w:cs="Arial"/>
+                <w:sz w:val="24"/>
+                <w:szCs w:val="24"/>
+                <w:lang w:eastAsia="es-PY"/>
+              </w:rPr>
+              <w:t xml:space="preserve">) + normal/anómalo; </w:t>
+            </w:r>
+            <w:proofErr w:type="spellStart"/>
+            <w:r>
+              <w:rPr>
+                <w:rFonts w:ascii="Arial" w:eastAsia="Times New Roman" w:hAnsi="Arial" w:cs="Arial"/>
+                <w:sz w:val="24"/>
+                <w:szCs w:val="24"/>
+                <w:lang w:eastAsia="es-PY"/>
+              </w:rPr>
+              <w:t>dataset</w:t>
+            </w:r>
+            <w:proofErr w:type="spellEnd"/>
+            <w:r>
+              <w:rPr>
+                <w:rFonts w:ascii="Arial" w:eastAsia="Times New Roman" w:hAnsi="Arial" w:cs="Arial"/>
+                <w:sz w:val="24"/>
+                <w:szCs w:val="24"/>
+                <w:lang w:eastAsia="es-PY"/>
+              </w:rPr>
+              <w:t xml:space="preserve"> incluye </w:t>
+            </w:r>
+            <w:r>
+              <w:rPr>
+                <w:rFonts w:ascii="Arial" w:eastAsia="Times New Roman" w:hAnsi="Arial" w:cs="Arial"/>
+                <w:b/>
+                <w:bCs/>
+                <w:sz w:val="24"/>
+                <w:szCs w:val="24"/>
+                <w:lang w:eastAsia="es-PY"/>
+              </w:rPr>
+              <w:t xml:space="preserve">24 </w:t>
+            </w:r>
+            <w:proofErr w:type="spellStart"/>
+            <w:r>
+              <w:rPr>
+                <w:rFonts w:ascii="Arial" w:eastAsia="Times New Roman" w:hAnsi="Arial" w:cs="Arial"/>
+                <w:b/>
+                <w:bCs/>
+                <w:sz w:val="24"/>
+                <w:szCs w:val="24"/>
+                <w:lang w:eastAsia="es-PY"/>
+              </w:rPr>
+              <w:t>features</w:t>
+            </w:r>
+            <w:proofErr w:type="spellEnd"/>
+          </w:p>
+        </w:tc>
+        <w:tc>
+          <w:tcPr>
+            <w:tcW w:w="0" w:type="auto"/>
+            <w:tcBorders>
+              <w:top w:val="single" w:sz="4" w:space="0" w:color="auto"/>
+              <w:left w:val="single" w:sz="4" w:space="0" w:color="auto"/>
+              <w:bottom w:val="single" w:sz="4" w:space="0" w:color="auto"/>
+              <w:right w:val="single" w:sz="4" w:space="0" w:color="auto"/>
+            </w:tcBorders>
+            <w:tcMar>
+              <w:top w:w="15" w:type="dxa"/>
+              <w:left w:w="15" w:type="dxa"/>
+              <w:bottom w:w="15" w:type="dxa"/>
+              <w:right w:w="15" w:type="dxa"/>
+            </w:tcMar>
+            <w:vAlign w:val="center"/>
+            <w:hideMark/>
+          </w:tcPr>
+          <w:p>
+            <w:pPr>
+              <w:spacing w:before="100" w:beforeAutospacing="1" w:after="100" w:afterAutospacing="1" w:line="240" w:lineRule="auto"/>
+              <w:jc w:val="both"/>
+              <w:rPr>
+                <w:rFonts w:ascii="Arial" w:eastAsia="Times New Roman" w:hAnsi="Arial" w:cs="Arial"/>
+                <w:sz w:val="24"/>
+                <w:szCs w:val="24"/>
+                <w:lang w:eastAsia="es-PY"/>
+              </w:rPr>
+            </w:pPr>
+            <w:r>
+              <w:rPr>
+                <w:rFonts w:ascii="Arial" w:eastAsia="Times New Roman" w:hAnsi="Arial" w:cs="Arial"/>
+                <w:sz w:val="24"/>
+                <w:szCs w:val="24"/>
+                <w:lang w:eastAsia="es-PY"/>
+              </w:rPr>
+              <w:t xml:space="preserve">Total </w:t>
+            </w:r>
+            <w:r>
+              <w:rPr>
+                <w:rFonts w:ascii="Arial" w:eastAsia="Times New Roman" w:hAnsi="Arial" w:cs="Arial"/>
+                <w:b/>
+                <w:bCs/>
+                <w:sz w:val="24"/>
+                <w:szCs w:val="24"/>
+                <w:lang w:eastAsia="es-PY"/>
+              </w:rPr>
+              <w:t>907.814</w:t>
+            </w:r>
+            <w:r>
+              <w:rPr>
+                <w:rFonts w:ascii="Arial" w:eastAsia="Times New Roman" w:hAnsi="Arial" w:cs="Arial"/>
+                <w:sz w:val="24"/>
+                <w:szCs w:val="24"/>
+                <w:lang w:eastAsia="es-PY"/>
+              </w:rPr>
+              <w:t xml:space="preserve"> (normal </w:t>
+            </w:r>
+            <w:r>
+              <w:rPr>
+                <w:rFonts w:ascii="Arial" w:eastAsia="Times New Roman" w:hAnsi="Arial" w:cs="Arial"/>
+                <w:b/>
+                <w:bCs/>
+                <w:sz w:val="24"/>
+                <w:szCs w:val="24"/>
+                <w:lang w:eastAsia="es-PY"/>
+              </w:rPr>
+              <w:t>525.195</w:t>
+            </w:r>
+            <w:r>
+              <w:rPr>
+                <w:rFonts w:ascii="Arial" w:eastAsia="Times New Roman" w:hAnsi="Arial" w:cs="Arial"/>
+                <w:sz w:val="24"/>
+                <w:szCs w:val="24"/>
+                <w:lang w:eastAsia="es-PY"/>
+              </w:rPr>
+              <w:t xml:space="preserve">, anómalo </w:t>
+            </w:r>
+            <w:r>
+              <w:rPr>
+                <w:rFonts w:ascii="Arial" w:eastAsia="Times New Roman" w:hAnsi="Arial" w:cs="Arial"/>
+                <w:b/>
+                <w:bCs/>
+                <w:sz w:val="24"/>
+                <w:szCs w:val="24"/>
+                <w:lang w:eastAsia="es-PY"/>
+              </w:rPr>
+              <w:t>382.619</w:t>
+            </w:r>
+            <w:r>
+              <w:rPr>
+                <w:rFonts w:ascii="Arial" w:eastAsia="Times New Roman" w:hAnsi="Arial" w:cs="Arial"/>
+                <w:sz w:val="24"/>
+                <w:szCs w:val="24"/>
+                <w:lang w:eastAsia="es-PY"/>
+              </w:rPr>
+              <w:t>)</w:t>
+            </w:r>
+          </w:p>
+        </w:tc>
+        <w:tc>
+          <w:tcPr>
+            <w:tcW w:w="0" w:type="auto"/>
+            <w:tcBorders>
+              <w:top w:val="single" w:sz="4" w:space="0" w:color="auto"/>
+              <w:left w:val="single" w:sz="4" w:space="0" w:color="auto"/>
+              <w:bottom w:val="single" w:sz="4" w:space="0" w:color="auto"/>
+              <w:right w:val="single" w:sz="4" w:space="0" w:color="auto"/>
+            </w:tcBorders>
+            <w:tcMar>
+              <w:top w:w="15" w:type="dxa"/>
+              <w:left w:w="15" w:type="dxa"/>
+              <w:bottom w:w="15" w:type="dxa"/>
+              <w:right w:w="15" w:type="dxa"/>
+            </w:tcMar>
+            <w:vAlign w:val="center"/>
+            <w:hideMark/>
+          </w:tcPr>
+          <w:p>
+            <w:pPr>
+              <w:spacing w:before="100" w:beforeAutospacing="1" w:after="100" w:afterAutospacing="1" w:line="240" w:lineRule="auto"/>
+              <w:jc w:val="both"/>
+              <w:rPr>
+                <w:rFonts w:ascii="Arial" w:eastAsia="Times New Roman" w:hAnsi="Arial" w:cs="Arial"/>
+                <w:sz w:val="24"/>
+                <w:szCs w:val="24"/>
+                <w:lang w:eastAsia="es-PY"/>
+              </w:rPr>
+            </w:pPr>
+            <w:r>
+              <w:rPr>
+                <w:rFonts w:ascii="Arial" w:eastAsia="Times New Roman" w:hAnsi="Arial" w:cs="Arial"/>
+                <w:sz w:val="24"/>
+                <w:szCs w:val="24"/>
+                <w:lang w:eastAsia="es-PY"/>
+              </w:rPr>
+              <w:t>Ya viene curado (logs/</w:t>
+            </w:r>
+            <w:proofErr w:type="spellStart"/>
+            <w:r>
+              <w:rPr>
+                <w:rFonts w:ascii="Arial" w:eastAsia="Times New Roman" w:hAnsi="Arial" w:cs="Arial"/>
+                <w:sz w:val="24"/>
+                <w:szCs w:val="24"/>
+                <w:lang w:eastAsia="es-PY"/>
+              </w:rPr>
+              <w:t>features</w:t>
+            </w:r>
+            <w:proofErr w:type="spellEnd"/>
+            <w:r>
+              <w:rPr>
+                <w:rFonts w:ascii="Arial" w:eastAsia="Times New Roman" w:hAnsi="Arial" w:cs="Arial"/>
+                <w:sz w:val="24"/>
+                <w:szCs w:val="24"/>
+                <w:lang w:eastAsia="es-PY"/>
+              </w:rPr>
+              <w:t>/</w:t>
+            </w:r>
+            <w:proofErr w:type="spellStart"/>
+            <w:r>
+              <w:rPr>
+                <w:rFonts w:ascii="Arial" w:eastAsia="Times New Roman" w:hAnsi="Arial" w:cs="Arial"/>
+                <w:sz w:val="24"/>
+                <w:szCs w:val="24"/>
+                <w:lang w:eastAsia="es-PY"/>
+              </w:rPr>
+              <w:t>labels</w:t>
+            </w:r>
+            <w:proofErr w:type="spellEnd"/>
+            <w:r>
+              <w:rPr>
+                <w:rFonts w:ascii="Arial" w:eastAsia="Times New Roman" w:hAnsi="Arial" w:cs="Arial"/>
+                <w:sz w:val="24"/>
+                <w:szCs w:val="24"/>
+                <w:lang w:eastAsia="es-PY"/>
+              </w:rPr>
+              <w:t xml:space="preserve">). </w:t>
+            </w:r>
+          </w:p>
+        </w:tc>
+      </w:tr>
+    </w:tbl>
+    <w:p>
+      <w:pPr>
+        <w:spacing w:before="100" w:beforeAutospacing="1" w:after="100" w:afterAutospacing="1" w:line="240" w:lineRule="auto"/>
+        <w:contextualSpacing/>
+        <w:jc w:val="both"/>
+        <w:rPr>
+          <w:rFonts w:ascii="Arial" w:eastAsia="Times New Roman" w:hAnsi="Arial" w:cs="Arial"/>
+          <w:sz w:val="24"/>
+          <w:szCs w:val="24"/>
+          <w:lang w:eastAsia="es-PY"/>
+        </w:rPr>
+      </w:pPr>
+      <w:r>
+        <w:rPr>
+          <w:rFonts w:ascii="Arial" w:eastAsia="Times New Roman" w:hAnsi="Arial" w:cs="Arial"/>
+          <w:sz w:val="24"/>
+          <w:szCs w:val="24"/>
+          <w:lang w:eastAsia="es-PY"/>
+        </w:rPr>
+        <w:t>Lo que se espera comparar:</w:t>
+      </w:r>
+    </w:p>
+    <w:p>
+      <w:pPr>
+        <w:spacing w:before="100" w:beforeAutospacing="1" w:after="100" w:afterAutospacing="1" w:line="240" w:lineRule="auto"/>
+        <w:jc w:val="both"/>
+        <w:rPr>
+          <w:rFonts w:ascii="Arial" w:eastAsia="Times New Roman" w:hAnsi="Arial" w:cs="Arial"/>
+          <w:sz w:val="24"/>
+          <w:szCs w:val="24"/>
+          <w:lang w:eastAsia="es-PY"/>
+        </w:rPr>
+      </w:pPr>
+      <w:r>
+        <w:rPr>
+          <w:rFonts w:ascii="Arial" w:eastAsia="Times New Roman" w:hAnsi="Arial" w:cs="Arial"/>
+          <w:sz w:val="24"/>
+          <w:szCs w:val="24"/>
+          <w:lang w:eastAsia="es-PY"/>
+        </w:rPr>
+        <w:t>Realismo y “</w:t>
+      </w:r>
+      <w:proofErr w:type="spellStart"/>
+      <w:r>
+        <w:rPr>
+          <w:rFonts w:ascii="Arial" w:eastAsia="Times New Roman" w:hAnsi="Arial" w:cs="Arial"/>
+          <w:sz w:val="24"/>
+          <w:szCs w:val="24"/>
+          <w:lang w:eastAsia="es-PY"/>
+        </w:rPr>
+        <w:t>domain</w:t>
+      </w:r>
+      <w:proofErr w:type="spellEnd"/>
+      <w:r>
+        <w:rPr>
+          <w:rFonts w:ascii="Arial" w:eastAsia="Times New Roman" w:hAnsi="Arial" w:cs="Arial"/>
+          <w:sz w:val="24"/>
+          <w:szCs w:val="24"/>
+          <w:lang w:eastAsia="es-PY"/>
+        </w:rPr>
+        <w:t xml:space="preserve"> shift”: </w:t>
+      </w:r>
+      <w:proofErr w:type="spellStart"/>
+      <w:r>
+        <w:rPr>
+          <w:rFonts w:ascii="Arial" w:eastAsia="Times New Roman" w:hAnsi="Arial" w:cs="Arial"/>
+          <w:sz w:val="24"/>
+          <w:szCs w:val="24"/>
+          <w:lang w:eastAsia="es-PY"/>
+        </w:rPr>
+        <w:t>datasets</w:t>
+      </w:r>
+      <w:proofErr w:type="spellEnd"/>
+      <w:r>
+        <w:rPr>
+          <w:rFonts w:ascii="Arial" w:eastAsia="Times New Roman" w:hAnsi="Arial" w:cs="Arial"/>
+          <w:sz w:val="24"/>
+          <w:szCs w:val="24"/>
+          <w:lang w:eastAsia="es-PY"/>
+        </w:rPr>
+        <w:t xml:space="preserve"> generados/curados (CSIC/TORPEDA) vs tráfico real (SR-BH 2020) y cómo cambia el rendimiento al pasar a producción-</w:t>
+      </w:r>
+      <w:proofErr w:type="spellStart"/>
+      <w:r>
+        <w:rPr>
+          <w:rFonts w:ascii="Arial" w:eastAsia="Times New Roman" w:hAnsi="Arial" w:cs="Arial"/>
+          <w:sz w:val="24"/>
+          <w:szCs w:val="24"/>
+          <w:lang w:eastAsia="es-PY"/>
+        </w:rPr>
+        <w:t>like</w:t>
+      </w:r>
+      <w:proofErr w:type="spellEnd"/>
+      <w:r>
+        <w:rPr>
+          <w:rFonts w:ascii="Arial" w:eastAsia="Times New Roman" w:hAnsi="Arial" w:cs="Arial"/>
+          <w:sz w:val="24"/>
+          <w:szCs w:val="24"/>
+          <w:lang w:eastAsia="es-PY"/>
+        </w:rPr>
+        <w:t>.</w:t>
+      </w:r>
+    </w:p>
+    <w:p>
+      <w:pPr>
+        <w:spacing w:before="100" w:beforeAutospacing="1" w:after="100" w:afterAutospacing="1" w:line="240" w:lineRule="auto"/>
+        <w:jc w:val="both"/>
+        <w:rPr>
+          <w:rFonts w:ascii="Arial" w:eastAsia="Times New Roman" w:hAnsi="Arial" w:cs="Arial"/>
+          <w:sz w:val="24"/>
+          <w:szCs w:val="24"/>
+          <w:lang w:eastAsia="es-PY"/>
+        </w:rPr>
+      </w:pPr>
+      <w:r>
+        <w:rPr>
+          <w:rFonts w:ascii="Arial" w:eastAsia="Times New Roman" w:hAnsi="Arial" w:cs="Arial"/>
+          <w:sz w:val="24"/>
+          <w:szCs w:val="24"/>
+          <w:lang w:eastAsia="es-PY"/>
+        </w:rPr>
+        <w:t>Granularidad del etiquetado y utilidad operativa:</w:t>
+      </w:r>
+    </w:p>
+    <w:p>
+      <w:pPr>
         <w:numPr>
           <w:ilvl w:val="0"/>
-          <w:numId w:val="4"/>
+          <w:numId w:val="15"/>
         </w:numPr>
         <w:spacing w:before="100" w:beforeAutospacing="1" w:after="100" w:afterAutospacing="1" w:line="240" w:lineRule="auto"/>
         <w:jc w:val="both"/>
@@ -574,54 +2510,14 @@
           <w:szCs w:val="24"/>
           <w:lang w:eastAsia="es-PY"/>
         </w:rPr>
-        <w:t xml:space="preserve">Integrar nuevas fuentes de datos, incorporando un </w:t>
-      </w:r>
-      <w:proofErr w:type="spellStart"/>
-      <w:r>
-        <w:rPr>
-          <w:rFonts w:ascii="Arial" w:eastAsia="Times New Roman" w:hAnsi="Arial" w:cs="Arial"/>
-          <w:sz w:val="24"/>
-          <w:szCs w:val="24"/>
-          <w:lang w:eastAsia="es-PY"/>
-        </w:rPr>
-        <w:t>dataset</w:t>
-      </w:r>
-      <w:proofErr w:type="spellEnd"/>
-      <w:r>
-        <w:rPr>
-          <w:rFonts w:ascii="Arial" w:eastAsia="Times New Roman" w:hAnsi="Arial" w:cs="Arial"/>
-          <w:sz w:val="24"/>
-          <w:szCs w:val="24"/>
-          <w:lang w:eastAsia="es-PY"/>
-        </w:rPr>
-        <w:t xml:space="preserve"> de tráfico real etiquetado a nivel de patrones de ataque y compararlo con </w:t>
-      </w:r>
-      <w:proofErr w:type="spellStart"/>
-      <w:r>
-        <w:rPr>
-          <w:rFonts w:ascii="Arial" w:eastAsia="Times New Roman" w:hAnsi="Arial" w:cs="Arial"/>
-          <w:sz w:val="24"/>
-          <w:szCs w:val="24"/>
-          <w:lang w:eastAsia="es-PY"/>
-        </w:rPr>
-        <w:t>datasets</w:t>
-      </w:r>
-      <w:proofErr w:type="spellEnd"/>
-      <w:r>
-        <w:rPr>
-          <w:rFonts w:ascii="Arial" w:eastAsia="Times New Roman" w:hAnsi="Arial" w:cs="Arial"/>
-          <w:sz w:val="24"/>
-          <w:szCs w:val="24"/>
-          <w:lang w:eastAsia="es-PY"/>
-        </w:rPr>
-        <w:t xml:space="preserve"> utilizados en trabajos anteriores.</w:t>
+        <w:t>CSIC 2010 → principalmente detección binaria (normal/anómalo)</w:t>
       </w:r>
     </w:p>
     <w:p>
       <w:pPr>
         <w:numPr>
           <w:ilvl w:val="0"/>
-          <w:numId w:val="4"/>
+          <w:numId w:val="15"/>
         </w:numPr>
         <w:spacing w:before="100" w:beforeAutospacing="1" w:after="100" w:afterAutospacing="1" w:line="240" w:lineRule="auto"/>
         <w:jc w:val="both"/>
@@ -634,16 +2530,19 @@
       </w:pPr>
       <w:r>
         <w:rPr>
-          <w:rFonts w:ascii="Arial" w:hAnsi="Arial" w:cs="Arial"/>
-        </w:rPr>
-        <w:t>Diseñar y extraer nuevas features específicas de HTTP, relacionadas con la estructura de la URI (Uniform Resource Identifier), el método de la solicitud, los parámetros de query, la presencia de tokens sospechosos en el contenido y el uso de métodos poco comunes. La motivación de esta selección radica en que tales rasgos han sido vinculados directamente con patrones de explotación típicos en ataques web modernos [4].</w:t>
+          <w:rFonts w:ascii="Arial" w:eastAsia="Times New Roman" w:hAnsi="Arial" w:cs="Arial"/>
+          <w:sz w:val="24"/>
+          <w:szCs w:val="24"/>
+          <w:lang w:eastAsia="es-PY"/>
+        </w:rPr>
+        <w:t>TORPEDA (CSIC2012) → multiclase por tipo de ataque</w:t>
       </w:r>
     </w:p>
     <w:p>
       <w:pPr>
         <w:numPr>
           <w:ilvl w:val="0"/>
-          <w:numId w:val="4"/>
+          <w:numId w:val="15"/>
         </w:numPr>
         <w:spacing w:before="100" w:beforeAutospacing="1" w:after="100" w:afterAutospacing="1" w:line="240" w:lineRule="auto"/>
         <w:jc w:val="both"/>
@@ -661,53 +2560,829 @@
           <w:szCs w:val="24"/>
           <w:lang w:eastAsia="es-PY"/>
         </w:rPr>
+        <w:t xml:space="preserve">SR-BH 2020 → </w:t>
+      </w:r>
+      <w:proofErr w:type="spellStart"/>
+      <w:r>
+        <w:rPr>
+          <w:rFonts w:ascii="Arial" w:eastAsia="Times New Roman" w:hAnsi="Arial" w:cs="Arial"/>
+          <w:sz w:val="24"/>
+          <w:szCs w:val="24"/>
+          <w:lang w:eastAsia="es-PY"/>
+        </w:rPr>
+        <w:t>multietiqueta</w:t>
+      </w:r>
+      <w:proofErr w:type="spellEnd"/>
+      <w:r>
+        <w:rPr>
+          <w:rFonts w:ascii="Arial" w:eastAsia="Times New Roman" w:hAnsi="Arial" w:cs="Arial"/>
+          <w:sz w:val="24"/>
+          <w:szCs w:val="24"/>
+          <w:lang w:eastAsia="es-PY"/>
+        </w:rPr>
+        <w:t xml:space="preserve"> (CAPEC) para tipificación más rica</w:t>
+      </w:r>
+    </w:p>
+    <w:p>
+      <w:pPr>
+        <w:spacing w:before="100" w:beforeAutospacing="1" w:after="100" w:afterAutospacing="1" w:line="240" w:lineRule="auto"/>
+        <w:jc w:val="both"/>
+        <w:rPr>
+          <w:rFonts w:ascii="Arial" w:eastAsia="Times New Roman" w:hAnsi="Arial" w:cs="Arial"/>
+          <w:sz w:val="24"/>
+          <w:szCs w:val="24"/>
+          <w:lang w:eastAsia="es-PY"/>
+        </w:rPr>
+      </w:pPr>
+      <w:r>
+        <w:rPr>
+          <w:rFonts w:ascii="Arial" w:eastAsia="Times New Roman" w:hAnsi="Arial" w:cs="Arial"/>
+          <w:sz w:val="24"/>
+          <w:szCs w:val="24"/>
+          <w:lang w:eastAsia="es-PY"/>
+        </w:rPr>
+        <w:t>Tamaño y desbalance: volumen muy distinto (≈65k vs ≈908k) y distribución de clases; esto impacta selección de métricas y estrategias (</w:t>
+      </w:r>
+      <w:proofErr w:type="spellStart"/>
+      <w:r>
+        <w:rPr>
+          <w:rFonts w:ascii="Arial" w:eastAsia="Times New Roman" w:hAnsi="Arial" w:cs="Arial"/>
+          <w:sz w:val="24"/>
+          <w:szCs w:val="24"/>
+          <w:lang w:eastAsia="es-PY"/>
+        </w:rPr>
+        <w:t>weights</w:t>
+      </w:r>
+      <w:proofErr w:type="spellEnd"/>
+      <w:r>
+        <w:rPr>
+          <w:rFonts w:ascii="Arial" w:eastAsia="Times New Roman" w:hAnsi="Arial" w:cs="Arial"/>
+          <w:sz w:val="24"/>
+          <w:szCs w:val="24"/>
+          <w:lang w:eastAsia="es-PY"/>
+        </w:rPr>
+        <w:t xml:space="preserve">, </w:t>
+      </w:r>
+      <w:proofErr w:type="spellStart"/>
+      <w:r>
+        <w:rPr>
+          <w:rFonts w:ascii="Arial" w:eastAsia="Times New Roman" w:hAnsi="Arial" w:cs="Arial"/>
+          <w:sz w:val="24"/>
+          <w:szCs w:val="24"/>
+          <w:lang w:eastAsia="es-PY"/>
+        </w:rPr>
+        <w:t>sampling</w:t>
+      </w:r>
+      <w:proofErr w:type="spellEnd"/>
+      <w:r>
+        <w:rPr>
+          <w:rFonts w:ascii="Arial" w:eastAsia="Times New Roman" w:hAnsi="Arial" w:cs="Arial"/>
+          <w:sz w:val="24"/>
+          <w:szCs w:val="24"/>
+          <w:lang w:eastAsia="es-PY"/>
+        </w:rPr>
+        <w:t>).</w:t>
+      </w:r>
+    </w:p>
+    <w:p>
+      <w:pPr>
+        <w:spacing w:before="100" w:beforeAutospacing="1" w:after="100" w:afterAutospacing="1" w:line="240" w:lineRule="auto"/>
+        <w:contextualSpacing/>
+        <w:jc w:val="both"/>
+        <w:rPr>
+          <w:rFonts w:ascii="Arial" w:eastAsia="Times New Roman" w:hAnsi="Arial" w:cs="Arial"/>
+          <w:sz w:val="24"/>
+          <w:szCs w:val="24"/>
+          <w:lang w:eastAsia="es-PY"/>
+        </w:rPr>
+      </w:pPr>
+      <w:r>
+        <w:rPr>
+          <w:rFonts w:ascii="Arial" w:eastAsia="Times New Roman" w:hAnsi="Arial" w:cs="Arial"/>
+          <w:sz w:val="24"/>
+          <w:szCs w:val="24"/>
+          <w:lang w:eastAsia="es-PY"/>
+        </w:rPr>
+        <w:t>Preguntas guía</w:t>
+      </w:r>
+    </w:p>
+    <w:p>
+      <w:pPr>
+        <w:spacing w:before="100" w:beforeAutospacing="1" w:after="100" w:afterAutospacing="1" w:line="240" w:lineRule="auto"/>
+        <w:rPr>
+          <w:rFonts w:ascii="Times New Roman" w:eastAsia="Times New Roman" w:hAnsi="Times New Roman" w:cs="Times New Roman"/>
+          <w:sz w:val="24"/>
+          <w:szCs w:val="24"/>
+          <w:lang w:eastAsia="es-PY"/>
+        </w:rPr>
+      </w:pPr>
+      <w:proofErr w:type="gramStart"/>
+      <w:r>
+        <w:rPr>
+          <w:rFonts w:ascii="Times New Roman" w:eastAsia="Times New Roman" w:hAnsi="Symbol" w:cs="Times New Roman"/>
+          <w:sz w:val="24"/>
+          <w:szCs w:val="24"/>
+          <w:lang w:eastAsia="es-PY"/>
+        </w:rPr>
+        <w:t>·</w:t>
+      </w:r>
+      <w:r>
+        <w:rPr>
+          <w:rFonts w:ascii="Times New Roman" w:eastAsia="Times New Roman" w:hAnsi="Times New Roman" w:cs="Times New Roman"/>
+          <w:sz w:val="24"/>
+          <w:szCs w:val="24"/>
+          <w:lang w:eastAsia="es-PY"/>
+        </w:rPr>
+        <w:t xml:space="preserve">  </w:t>
+      </w:r>
+      <w:r>
+        <w:rPr>
+          <w:rFonts w:ascii="Times New Roman" w:eastAsia="Times New Roman" w:hAnsi="Times New Roman" w:cs="Times New Roman"/>
+          <w:b/>
+          <w:bCs/>
+          <w:sz w:val="24"/>
+          <w:szCs w:val="24"/>
+          <w:lang w:eastAsia="es-PY"/>
+        </w:rPr>
+        <w:t>Generalización</w:t>
+      </w:r>
+      <w:proofErr w:type="gramEnd"/>
+      <w:r>
+        <w:rPr>
+          <w:rFonts w:ascii="Times New Roman" w:eastAsia="Times New Roman" w:hAnsi="Times New Roman" w:cs="Times New Roman"/>
+          <w:sz w:val="24"/>
+          <w:szCs w:val="24"/>
+          <w:lang w:eastAsia="es-PY"/>
+        </w:rPr>
+        <w:t>: ¿Modelos entrenados/validados en CSIC/TORPEDA mantienen rendimiento al evaluarse en SR-BH 2020 (tráfico real)?</w:t>
+      </w:r>
+    </w:p>
+    <w:p>
+      <w:pPr>
+        <w:spacing w:before="100" w:beforeAutospacing="1" w:after="100" w:afterAutospacing="1" w:line="240" w:lineRule="auto"/>
+        <w:rPr>
+          <w:rFonts w:ascii="Times New Roman" w:eastAsia="Times New Roman" w:hAnsi="Times New Roman" w:cs="Times New Roman"/>
+          <w:sz w:val="24"/>
+          <w:szCs w:val="24"/>
+          <w:lang w:eastAsia="es-PY"/>
+        </w:rPr>
+      </w:pPr>
+      <w:proofErr w:type="gramStart"/>
+      <w:r>
+        <w:rPr>
+          <w:rFonts w:ascii="Times New Roman" w:eastAsia="Times New Roman" w:hAnsi="Symbol" w:cs="Times New Roman"/>
+          <w:sz w:val="24"/>
+          <w:szCs w:val="24"/>
+          <w:lang w:eastAsia="es-PY"/>
+        </w:rPr>
+        <w:t>·</w:t>
+      </w:r>
+      <w:r>
+        <w:rPr>
+          <w:rFonts w:ascii="Times New Roman" w:eastAsia="Times New Roman" w:hAnsi="Times New Roman" w:cs="Times New Roman"/>
+          <w:sz w:val="24"/>
+          <w:szCs w:val="24"/>
+          <w:lang w:eastAsia="es-PY"/>
+        </w:rPr>
+        <w:t xml:space="preserve">  </w:t>
+      </w:r>
+      <w:r>
+        <w:rPr>
+          <w:rFonts w:ascii="Times New Roman" w:eastAsia="Times New Roman" w:hAnsi="Times New Roman" w:cs="Times New Roman"/>
+          <w:b/>
+          <w:bCs/>
+          <w:sz w:val="24"/>
+          <w:szCs w:val="24"/>
+          <w:lang w:eastAsia="es-PY"/>
+        </w:rPr>
+        <w:t>Valor</w:t>
+      </w:r>
+      <w:proofErr w:type="gramEnd"/>
+      <w:r>
+        <w:rPr>
+          <w:rFonts w:ascii="Times New Roman" w:eastAsia="Times New Roman" w:hAnsi="Times New Roman" w:cs="Times New Roman"/>
+          <w:b/>
+          <w:bCs/>
+          <w:sz w:val="24"/>
+          <w:szCs w:val="24"/>
+          <w:lang w:eastAsia="es-PY"/>
+        </w:rPr>
+        <w:t xml:space="preserve"> agregado</w:t>
+      </w:r>
+      <w:r>
+        <w:rPr>
+          <w:rFonts w:ascii="Times New Roman" w:eastAsia="Times New Roman" w:hAnsi="Times New Roman" w:cs="Times New Roman"/>
+          <w:sz w:val="24"/>
+          <w:szCs w:val="24"/>
+          <w:lang w:eastAsia="es-PY"/>
+        </w:rPr>
+        <w:t xml:space="preserve">: ¿Qué mejora práctica aporta pasar de </w:t>
+      </w:r>
+      <w:r>
+        <w:rPr>
+          <w:rFonts w:ascii="Times New Roman" w:eastAsia="Times New Roman" w:hAnsi="Times New Roman" w:cs="Times New Roman"/>
+          <w:b/>
+          <w:bCs/>
+          <w:sz w:val="24"/>
+          <w:szCs w:val="24"/>
+          <w:lang w:eastAsia="es-PY"/>
+        </w:rPr>
+        <w:t>detección binaria</w:t>
+      </w:r>
+      <w:r>
+        <w:rPr>
+          <w:rFonts w:ascii="Times New Roman" w:eastAsia="Times New Roman" w:hAnsi="Times New Roman" w:cs="Times New Roman"/>
+          <w:sz w:val="24"/>
+          <w:szCs w:val="24"/>
+          <w:lang w:eastAsia="es-PY"/>
+        </w:rPr>
+        <w:t xml:space="preserve"> a </w:t>
+      </w:r>
+      <w:r>
+        <w:rPr>
+          <w:rFonts w:ascii="Times New Roman" w:eastAsia="Times New Roman" w:hAnsi="Times New Roman" w:cs="Times New Roman"/>
+          <w:b/>
+          <w:bCs/>
+          <w:sz w:val="24"/>
+          <w:szCs w:val="24"/>
+          <w:lang w:eastAsia="es-PY"/>
+        </w:rPr>
+        <w:t>clasificación multiclase/</w:t>
+      </w:r>
+      <w:proofErr w:type="spellStart"/>
+      <w:r>
+        <w:rPr>
+          <w:rFonts w:ascii="Times New Roman" w:eastAsia="Times New Roman" w:hAnsi="Times New Roman" w:cs="Times New Roman"/>
+          <w:b/>
+          <w:bCs/>
+          <w:sz w:val="24"/>
+          <w:szCs w:val="24"/>
+          <w:lang w:eastAsia="es-PY"/>
+        </w:rPr>
+        <w:t>multietiqueta</w:t>
+      </w:r>
+      <w:proofErr w:type="spellEnd"/>
+      <w:r>
+        <w:rPr>
+          <w:rFonts w:ascii="Times New Roman" w:eastAsia="Times New Roman" w:hAnsi="Times New Roman" w:cs="Times New Roman"/>
+          <w:sz w:val="24"/>
+          <w:szCs w:val="24"/>
+          <w:lang w:eastAsia="es-PY"/>
+        </w:rPr>
+        <w:t xml:space="preserve"> para respuesta operativa?</w:t>
+      </w:r>
+    </w:p>
+    <w:p>
+      <w:pPr>
+        <w:spacing w:before="100" w:beforeAutospacing="1" w:after="100" w:afterAutospacing="1" w:line="240" w:lineRule="auto"/>
+        <w:rPr>
+          <w:rFonts w:ascii="Arial" w:eastAsia="Times New Roman" w:hAnsi="Arial" w:cs="Arial"/>
+          <w:sz w:val="24"/>
+          <w:szCs w:val="24"/>
+          <w:lang w:eastAsia="es-PY"/>
+        </w:rPr>
+      </w:pPr>
+      <w:proofErr w:type="gramStart"/>
+      <w:r>
+        <w:rPr>
+          <w:rFonts w:ascii="Arial" w:eastAsia="Times New Roman" w:hAnsi="Arial" w:cs="Arial"/>
+          <w:sz w:val="24"/>
+          <w:szCs w:val="24"/>
+          <w:lang w:eastAsia="es-PY"/>
+        </w:rPr>
         <w:lastRenderedPageBreak/>
-        <w:t xml:space="preserve">Analizar el impacto de las nuevas </w:t>
-      </w:r>
-      <w:r>
-        <w:rPr>
-          <w:rFonts w:ascii="Arial" w:eastAsia="Times New Roman" w:hAnsi="Arial" w:cs="Arial"/>
-          <w:i/>
-          <w:iCs/>
+        <w:t>  Evolucionar</w:t>
+      </w:r>
+      <w:proofErr w:type="gramEnd"/>
+      <w:r>
+        <w:rPr>
+          <w:rFonts w:ascii="Arial" w:eastAsia="Times New Roman" w:hAnsi="Arial" w:cs="Arial"/>
+          <w:sz w:val="24"/>
+          <w:szCs w:val="24"/>
+          <w:lang w:eastAsia="es-PY"/>
+        </w:rPr>
+        <w:t xml:space="preserve"> el esquema de etiquetado y evaluación: pasar de detección binaria (normal/anómalo) a clasificación por tipo de ataque (multiclase) y, cuando corresponda, evaluar también en configuración </w:t>
+      </w:r>
+      <w:proofErr w:type="spellStart"/>
+      <w:r>
+        <w:rPr>
+          <w:rFonts w:ascii="Arial" w:eastAsia="Times New Roman" w:hAnsi="Arial" w:cs="Arial"/>
+          <w:sz w:val="24"/>
+          <w:szCs w:val="24"/>
+          <w:lang w:eastAsia="es-PY"/>
+        </w:rPr>
+        <w:t>multietiqueta</w:t>
+      </w:r>
+      <w:proofErr w:type="spellEnd"/>
+      <w:r>
+        <w:rPr>
+          <w:rFonts w:ascii="Arial" w:eastAsia="Times New Roman" w:hAnsi="Arial" w:cs="Arial"/>
+          <w:sz w:val="24"/>
+          <w:szCs w:val="24"/>
+          <w:lang w:eastAsia="es-PY"/>
+        </w:rPr>
+        <w:t xml:space="preserve">, usando métricas adecuadas (p. ej., </w:t>
+      </w:r>
+      <w:proofErr w:type="spellStart"/>
+      <w:r>
+        <w:rPr>
+          <w:rFonts w:ascii="Arial" w:eastAsia="Times New Roman" w:hAnsi="Arial" w:cs="Arial"/>
+          <w:sz w:val="24"/>
+          <w:szCs w:val="24"/>
+          <w:lang w:eastAsia="es-PY"/>
+        </w:rPr>
+        <w:t>Hamming</w:t>
+      </w:r>
+      <w:proofErr w:type="spellEnd"/>
+      <w:r>
+        <w:rPr>
+          <w:rFonts w:ascii="Arial" w:eastAsia="Times New Roman" w:hAnsi="Arial" w:cs="Arial"/>
+          <w:sz w:val="24"/>
+          <w:szCs w:val="24"/>
+          <w:lang w:eastAsia="es-PY"/>
+        </w:rPr>
+        <w:t xml:space="preserve"> </w:t>
+      </w:r>
+      <w:proofErr w:type="spellStart"/>
+      <w:r>
+        <w:rPr>
+          <w:rFonts w:ascii="Arial" w:eastAsia="Times New Roman" w:hAnsi="Arial" w:cs="Arial"/>
+          <w:sz w:val="24"/>
+          <w:szCs w:val="24"/>
+          <w:lang w:eastAsia="es-PY"/>
+        </w:rPr>
+        <w:t>Loss</w:t>
+      </w:r>
+      <w:proofErr w:type="spellEnd"/>
+      <w:r>
+        <w:rPr>
+          <w:rFonts w:ascii="Arial" w:eastAsia="Times New Roman" w:hAnsi="Arial" w:cs="Arial"/>
+          <w:sz w:val="24"/>
+          <w:szCs w:val="24"/>
+          <w:lang w:eastAsia="es-PY"/>
+        </w:rPr>
+        <w:t xml:space="preserve"> y F1 macro/micro).</w:t>
+      </w:r>
+    </w:p>
+    <w:p>
+      <w:pPr>
+        <w:spacing w:before="100" w:beforeAutospacing="1" w:after="100" w:afterAutospacing="1" w:line="240" w:lineRule="auto"/>
+        <w:rPr>
+          <w:rFonts w:ascii="Arial" w:eastAsia="Times New Roman" w:hAnsi="Arial" w:cs="Arial"/>
+          <w:sz w:val="24"/>
+          <w:szCs w:val="24"/>
+          <w:lang w:eastAsia="es-PY"/>
+        </w:rPr>
+      </w:pPr>
+      <w:proofErr w:type="gramStart"/>
+      <w:r>
+        <w:rPr>
+          <w:rFonts w:ascii="Arial" w:eastAsia="Times New Roman" w:hAnsi="Arial" w:cs="Arial"/>
+          <w:sz w:val="24"/>
+          <w:szCs w:val="24"/>
+          <w:lang w:eastAsia="es-PY"/>
+        </w:rPr>
+        <w:t>  Diseñar</w:t>
+      </w:r>
+      <w:proofErr w:type="gramEnd"/>
+      <w:r>
+        <w:rPr>
+          <w:rFonts w:ascii="Arial" w:eastAsia="Times New Roman" w:hAnsi="Arial" w:cs="Arial"/>
+          <w:sz w:val="24"/>
+          <w:szCs w:val="24"/>
+          <w:lang w:eastAsia="es-PY"/>
+        </w:rPr>
+        <w:t xml:space="preserve">, extraer y analizar </w:t>
+      </w:r>
+      <w:r>
+        <w:rPr>
+          <w:rFonts w:ascii="Arial" w:eastAsia="Times New Roman" w:hAnsi="Arial" w:cs="Arial"/>
+          <w:sz w:val="24"/>
+          <w:szCs w:val="24"/>
+          <w:lang w:eastAsia="es-PY"/>
+        </w:rPr>
+        <w:t>nuevas características (</w:t>
+      </w:r>
+      <w:proofErr w:type="spellStart"/>
+      <w:r>
+        <w:rPr>
+          <w:rFonts w:ascii="Arial" w:eastAsia="Times New Roman" w:hAnsi="Arial" w:cs="Arial"/>
           <w:sz w:val="24"/>
           <w:szCs w:val="24"/>
           <w:lang w:eastAsia="es-PY"/>
         </w:rPr>
         <w:t>features</w:t>
       </w:r>
-      <w:r>
-        <w:rPr>
-          <w:rFonts w:ascii="Arial" w:eastAsia="Times New Roman" w:hAnsi="Arial" w:cs="Arial"/>
-          <w:sz w:val="24"/>
-          <w:szCs w:val="24"/>
-          <w:lang w:eastAsia="es-PY"/>
-        </w:rPr>
-        <w:t xml:space="preserve"> en la capacidad de detección y clasificación de los modelos, identificando cuáles contribuyen más a la discriminación entre tráfico normal y malicioso.</w:t>
+      <w:proofErr w:type="spellEnd"/>
+      <w:r>
+        <w:rPr>
+          <w:rFonts w:ascii="Arial" w:eastAsia="Times New Roman" w:hAnsi="Arial" w:cs="Arial"/>
+          <w:sz w:val="24"/>
+          <w:szCs w:val="24"/>
+          <w:lang w:eastAsia="es-PY"/>
+        </w:rPr>
+        <w:t>) del tráfico HTTP</w:t>
+      </w:r>
+      <w:r>
+        <w:rPr>
+          <w:rFonts w:ascii="Arial" w:eastAsia="Times New Roman" w:hAnsi="Arial" w:cs="Arial"/>
+          <w:sz w:val="24"/>
+          <w:szCs w:val="24"/>
+          <w:lang w:eastAsia="es-PY"/>
+        </w:rPr>
+        <w:t xml:space="preserve"> </w:t>
+      </w:r>
+      <w:r>
+        <w:rPr>
+          <w:rFonts w:ascii="Arial" w:eastAsia="Times New Roman" w:hAnsi="Arial" w:cs="Arial"/>
+          <w:sz w:val="24"/>
+          <w:szCs w:val="24"/>
+          <w:lang w:eastAsia="es-PY"/>
+        </w:rPr>
+        <w:t>orientadas a mejorar detección y clasificación, e identificar cuáles aportan más a discriminar tráfico normal vs malicioso.</w:t>
       </w:r>
     </w:p>
     <w:p>
       <w:pPr>
         <w:numPr>
           <w:ilvl w:val="0"/>
-          <w:numId w:val="4"/>
+          <w:numId w:val="13"/>
         </w:numPr>
         <w:spacing w:before="100" w:beforeAutospacing="1" w:after="100" w:afterAutospacing="1" w:line="240" w:lineRule="auto"/>
-        <w:jc w:val="both"/>
-        <w:rPr>
-          <w:rFonts w:ascii="Arial" w:eastAsia="Times New Roman" w:hAnsi="Arial" w:cs="Arial"/>
-          <w:sz w:val="24"/>
-          <w:szCs w:val="24"/>
-          <w:lang w:eastAsia="es-PY"/>
-        </w:rPr>
-      </w:pPr>
-      <w:r>
-        <w:rPr>
-          <w:rFonts w:ascii="Arial" w:eastAsia="Times New Roman" w:hAnsi="Arial" w:cs="Arial"/>
-          <w:sz w:val="24"/>
-          <w:szCs w:val="24"/>
-          <w:lang w:eastAsia="es-PY"/>
-        </w:rPr>
-        <w:t>Evaluar la viabilidad de aplicar los enfoques propuestos en escenarios de tráfico real en tiempo casi real, considerando el costo computacional y la escalabilidad.</w:t>
+        <w:rPr>
+          <w:rFonts w:ascii="Arial" w:eastAsia="Times New Roman" w:hAnsi="Arial" w:cs="Arial"/>
+          <w:sz w:val="24"/>
+          <w:szCs w:val="24"/>
+          <w:lang w:eastAsia="es-PY"/>
+        </w:rPr>
+      </w:pPr>
+      <w:r>
+        <w:rPr>
+          <w:rFonts w:ascii="Arial" w:eastAsia="Times New Roman" w:hAnsi="Arial" w:cs="Arial"/>
+          <w:sz w:val="24"/>
+          <w:szCs w:val="24"/>
+          <w:lang w:eastAsia="es-PY"/>
+        </w:rPr>
+        <w:t xml:space="preserve">Ejemplos de </w:t>
+      </w:r>
+      <w:proofErr w:type="spellStart"/>
+      <w:r>
+        <w:rPr>
+          <w:rFonts w:ascii="Arial" w:eastAsia="Times New Roman" w:hAnsi="Arial" w:cs="Arial"/>
+          <w:sz w:val="24"/>
+          <w:szCs w:val="24"/>
+          <w:lang w:eastAsia="es-PY"/>
+        </w:rPr>
+        <w:t>features</w:t>
+      </w:r>
+      <w:proofErr w:type="spellEnd"/>
+      <w:r>
+        <w:rPr>
+          <w:rFonts w:ascii="Arial" w:eastAsia="Times New Roman" w:hAnsi="Arial" w:cs="Arial"/>
+          <w:sz w:val="24"/>
+          <w:szCs w:val="24"/>
+          <w:lang w:eastAsia="es-PY"/>
+        </w:rPr>
+        <w:t xml:space="preserve"> a incluir: </w:t>
+      </w:r>
+      <w:proofErr w:type="spellStart"/>
+      <w:r>
+        <w:rPr>
+          <w:rFonts w:ascii="Arial" w:eastAsia="Times New Roman" w:hAnsi="Arial" w:cs="Arial"/>
+          <w:sz w:val="24"/>
+          <w:szCs w:val="24"/>
+          <w:lang w:eastAsia="es-PY"/>
+        </w:rPr>
+        <w:t>uri_len</w:t>
+      </w:r>
+      <w:proofErr w:type="spellEnd"/>
+      <w:r>
+        <w:rPr>
+          <w:rFonts w:ascii="Arial" w:eastAsia="Times New Roman" w:hAnsi="Arial" w:cs="Arial"/>
+          <w:sz w:val="24"/>
+          <w:szCs w:val="24"/>
+          <w:lang w:eastAsia="es-PY"/>
+        </w:rPr>
+        <w:t xml:space="preserve">, </w:t>
+      </w:r>
+      <w:proofErr w:type="spellStart"/>
+      <w:r>
+        <w:rPr>
+          <w:rFonts w:ascii="Arial" w:eastAsia="Times New Roman" w:hAnsi="Arial" w:cs="Arial"/>
+          <w:sz w:val="24"/>
+          <w:szCs w:val="24"/>
+          <w:lang w:eastAsia="es-PY"/>
+        </w:rPr>
+        <w:t>path_depth</w:t>
+      </w:r>
+      <w:proofErr w:type="spellEnd"/>
+      <w:r>
+        <w:rPr>
+          <w:rFonts w:ascii="Arial" w:eastAsia="Times New Roman" w:hAnsi="Arial" w:cs="Arial"/>
+          <w:sz w:val="24"/>
+          <w:szCs w:val="24"/>
+          <w:lang w:eastAsia="es-PY"/>
+        </w:rPr>
+        <w:t xml:space="preserve">, </w:t>
+      </w:r>
+      <w:proofErr w:type="spellStart"/>
+      <w:r>
+        <w:rPr>
+          <w:rFonts w:ascii="Arial" w:eastAsia="Times New Roman" w:hAnsi="Arial" w:cs="Arial"/>
+          <w:sz w:val="24"/>
+          <w:szCs w:val="24"/>
+          <w:lang w:eastAsia="es-PY"/>
+        </w:rPr>
+        <w:t>query_len</w:t>
+      </w:r>
+      <w:proofErr w:type="spellEnd"/>
+      <w:r>
+        <w:rPr>
+          <w:rFonts w:ascii="Arial" w:eastAsia="Times New Roman" w:hAnsi="Arial" w:cs="Arial"/>
+          <w:sz w:val="24"/>
+          <w:szCs w:val="24"/>
+          <w:lang w:eastAsia="es-PY"/>
+        </w:rPr>
+        <w:t>, cantidad de parámetros, longitudes máximas de valores, proporción de caracteres no alfanuméricos, porcentaje de URL-</w:t>
+      </w:r>
+      <w:proofErr w:type="spellStart"/>
+      <w:r>
+        <w:rPr>
+          <w:rFonts w:ascii="Arial" w:eastAsia="Times New Roman" w:hAnsi="Arial" w:cs="Arial"/>
+          <w:sz w:val="24"/>
+          <w:szCs w:val="24"/>
+          <w:lang w:eastAsia="es-PY"/>
+        </w:rPr>
+        <w:t>encoding</w:t>
+      </w:r>
+      <w:proofErr w:type="spellEnd"/>
+      <w:r>
+        <w:rPr>
+          <w:rFonts w:ascii="Arial" w:eastAsia="Times New Roman" w:hAnsi="Arial" w:cs="Arial"/>
+          <w:sz w:val="24"/>
+          <w:szCs w:val="24"/>
+          <w:lang w:eastAsia="es-PY"/>
+        </w:rPr>
+        <w:t xml:space="preserve">, conteo/presencia de tokens sospechosos, método HTTP (incluyendo </w:t>
+      </w:r>
+      <w:proofErr w:type="spellStart"/>
+      <w:r>
+        <w:rPr>
+          <w:rFonts w:ascii="Arial" w:eastAsia="Times New Roman" w:hAnsi="Arial" w:cs="Arial"/>
+          <w:sz w:val="24"/>
+          <w:szCs w:val="24"/>
+          <w:lang w:eastAsia="es-PY"/>
+        </w:rPr>
+        <w:t>uncommon_method</w:t>
+      </w:r>
+      <w:proofErr w:type="spellEnd"/>
+      <w:r>
+        <w:rPr>
+          <w:rFonts w:ascii="Arial" w:eastAsia="Times New Roman" w:hAnsi="Arial" w:cs="Arial"/>
+          <w:sz w:val="24"/>
+          <w:szCs w:val="24"/>
+          <w:lang w:eastAsia="es-PY"/>
+        </w:rPr>
+        <w:t xml:space="preserve"> con </w:t>
+      </w:r>
+      <w:proofErr w:type="spellStart"/>
+      <w:r>
+        <w:rPr>
+          <w:rFonts w:ascii="Arial" w:eastAsia="Times New Roman" w:hAnsi="Arial" w:cs="Arial"/>
+          <w:sz w:val="24"/>
+          <w:szCs w:val="24"/>
+          <w:lang w:eastAsia="es-PY"/>
+        </w:rPr>
+        <w:t>one-hot</w:t>
+      </w:r>
+      <w:proofErr w:type="spellEnd"/>
+      <w:r>
+        <w:rPr>
+          <w:rFonts w:ascii="Arial" w:eastAsia="Times New Roman" w:hAnsi="Arial" w:cs="Arial"/>
+          <w:sz w:val="24"/>
+          <w:szCs w:val="24"/>
+          <w:lang w:eastAsia="es-PY"/>
+        </w:rPr>
+        <w:t>) y Content-</w:t>
+      </w:r>
+      <w:proofErr w:type="spellStart"/>
+      <w:r>
+        <w:rPr>
+          <w:rFonts w:ascii="Arial" w:eastAsia="Times New Roman" w:hAnsi="Arial" w:cs="Arial"/>
+          <w:sz w:val="24"/>
+          <w:szCs w:val="24"/>
+          <w:lang w:eastAsia="es-PY"/>
+        </w:rPr>
+        <w:t>Length</w:t>
+      </w:r>
+      <w:proofErr w:type="spellEnd"/>
+      <w:r>
+        <w:rPr>
+          <w:rFonts w:ascii="Arial" w:eastAsia="Times New Roman" w:hAnsi="Arial" w:cs="Arial"/>
+          <w:sz w:val="24"/>
+          <w:szCs w:val="24"/>
+          <w:lang w:eastAsia="es-PY"/>
+        </w:rPr>
+        <w:t xml:space="preserve"> cuando exista.</w:t>
+      </w:r>
+    </w:p>
+    <w:p>
+      <w:pPr>
+        <w:spacing w:before="100" w:beforeAutospacing="1" w:after="100" w:afterAutospacing="1" w:line="240" w:lineRule="auto"/>
+        <w:rPr>
+          <w:rFonts w:ascii="Arial" w:eastAsia="Times New Roman" w:hAnsi="Arial" w:cs="Arial"/>
+          <w:sz w:val="24"/>
+          <w:szCs w:val="24"/>
+          <w:lang w:eastAsia="es-PY"/>
+        </w:rPr>
+      </w:pPr>
+      <w:proofErr w:type="gramStart"/>
+      <w:r>
+        <w:rPr>
+          <w:rFonts w:ascii="Arial" w:eastAsia="Times New Roman" w:hAnsi="Arial" w:cs="Arial"/>
+          <w:sz w:val="24"/>
+          <w:szCs w:val="24"/>
+          <w:lang w:eastAsia="es-PY"/>
+        </w:rPr>
+        <w:t>  Comparar</w:t>
+      </w:r>
+      <w:proofErr w:type="gramEnd"/>
+      <w:r>
+        <w:rPr>
+          <w:rFonts w:ascii="Arial" w:eastAsia="Times New Roman" w:hAnsi="Arial" w:cs="Arial"/>
+          <w:sz w:val="24"/>
+          <w:szCs w:val="24"/>
+          <w:lang w:eastAsia="es-PY"/>
+        </w:rPr>
+        <w:t xml:space="preserve"> modelos y establecer </w:t>
+      </w:r>
+      <w:proofErr w:type="spellStart"/>
+      <w:r>
+        <w:rPr>
+          <w:rFonts w:ascii="Arial" w:eastAsia="Times New Roman" w:hAnsi="Arial" w:cs="Arial"/>
+          <w:sz w:val="24"/>
+          <w:szCs w:val="24"/>
+          <w:lang w:eastAsia="es-PY"/>
+        </w:rPr>
+        <w:t>baselines</w:t>
+      </w:r>
+      <w:proofErr w:type="spellEnd"/>
+      <w:r>
+        <w:rPr>
+          <w:rFonts w:ascii="Arial" w:eastAsia="Times New Roman" w:hAnsi="Arial" w:cs="Arial"/>
+          <w:sz w:val="24"/>
+          <w:szCs w:val="24"/>
+          <w:lang w:eastAsia="es-PY"/>
+        </w:rPr>
+        <w:t xml:space="preserve">: replicar y extender experimentos con </w:t>
+      </w:r>
+      <w:proofErr w:type="spellStart"/>
+      <w:r>
+        <w:rPr>
+          <w:rFonts w:ascii="Arial" w:eastAsia="Times New Roman" w:hAnsi="Arial" w:cs="Arial"/>
+          <w:sz w:val="24"/>
+          <w:szCs w:val="24"/>
+          <w:lang w:eastAsia="es-PY"/>
+        </w:rPr>
+        <w:t>One-Class</w:t>
+      </w:r>
+      <w:proofErr w:type="spellEnd"/>
+      <w:r>
+        <w:rPr>
+          <w:rFonts w:ascii="Arial" w:eastAsia="Times New Roman" w:hAnsi="Arial" w:cs="Arial"/>
+          <w:sz w:val="24"/>
+          <w:szCs w:val="24"/>
+          <w:lang w:eastAsia="es-PY"/>
+        </w:rPr>
+        <w:t xml:space="preserve"> SVM y contrastarlos contra modelos supervisados (p. ej., SVM, árboles</w:t>
+      </w:r>
+      <w:r>
+        <w:rPr>
+          <w:rFonts w:ascii="Arial" w:eastAsia="Times New Roman" w:hAnsi="Arial" w:cs="Arial"/>
+          <w:sz w:val="24"/>
+          <w:szCs w:val="24"/>
+          <w:lang w:eastAsia="es-PY"/>
+        </w:rPr>
+        <w:t xml:space="preserve">, </w:t>
+      </w:r>
+      <w:r>
+        <w:rPr>
+          <w:rFonts w:ascii="Arial" w:eastAsia="Times New Roman" w:hAnsi="Arial" w:cs="Arial"/>
+          <w:sz w:val="24"/>
+          <w:szCs w:val="24"/>
+          <w:lang w:eastAsia="es-PY"/>
+        </w:rPr>
+        <w:t>ensambles OCC-SVM u otros</w:t>
+      </w:r>
+      <w:r>
+        <w:rPr>
+          <w:rFonts w:ascii="Arial" w:eastAsia="Times New Roman" w:hAnsi="Arial" w:cs="Arial"/>
+          <w:sz w:val="24"/>
+          <w:szCs w:val="24"/>
+          <w:lang w:eastAsia="es-PY"/>
+        </w:rPr>
+        <w:t xml:space="preserve">), evaluando el impacto del nuevo etiquetado y del set de </w:t>
+      </w:r>
+      <w:proofErr w:type="spellStart"/>
+      <w:r>
+        <w:rPr>
+          <w:rFonts w:ascii="Arial" w:eastAsia="Times New Roman" w:hAnsi="Arial" w:cs="Arial"/>
+          <w:sz w:val="24"/>
+          <w:szCs w:val="24"/>
+          <w:lang w:eastAsia="es-PY"/>
+        </w:rPr>
+        <w:t>features</w:t>
+      </w:r>
+      <w:proofErr w:type="spellEnd"/>
+      <w:r>
+        <w:rPr>
+          <w:rFonts w:ascii="Arial" w:eastAsia="Times New Roman" w:hAnsi="Arial" w:cs="Arial"/>
+          <w:sz w:val="24"/>
+          <w:szCs w:val="24"/>
+          <w:lang w:eastAsia="es-PY"/>
+        </w:rPr>
+        <w:t>.</w:t>
+      </w:r>
+    </w:p>
+    <w:p>
+      <w:pPr>
+        <w:spacing w:before="100" w:beforeAutospacing="1" w:after="100" w:afterAutospacing="1" w:line="240" w:lineRule="auto"/>
+        <w:ind w:left="708" w:hanging="708"/>
+        <w:rPr>
+          <w:rFonts w:ascii="Arial" w:eastAsia="Times New Roman" w:hAnsi="Arial" w:cs="Arial"/>
+          <w:sz w:val="24"/>
+          <w:szCs w:val="24"/>
+          <w:lang w:eastAsia="es-PY"/>
+        </w:rPr>
+      </w:pPr>
+      <w:proofErr w:type="gramStart"/>
+      <w:r>
+        <w:rPr>
+          <w:rFonts w:ascii="Arial" w:eastAsia="Times New Roman" w:hAnsi="Arial" w:cs="Arial"/>
+          <w:sz w:val="24"/>
+          <w:szCs w:val="24"/>
+          <w:lang w:eastAsia="es-PY"/>
+        </w:rPr>
+        <w:t>  Evaluar</w:t>
+      </w:r>
+      <w:proofErr w:type="gramEnd"/>
+      <w:r>
+        <w:rPr>
+          <w:rFonts w:ascii="Arial" w:eastAsia="Times New Roman" w:hAnsi="Arial" w:cs="Arial"/>
+          <w:sz w:val="24"/>
+          <w:szCs w:val="24"/>
+          <w:lang w:eastAsia="es-PY"/>
+        </w:rPr>
+        <w:t xml:space="preserve"> viabilidad operativa en escenarios de tráfico real</w:t>
+      </w:r>
+      <w:r>
+        <w:rPr>
+          <w:rFonts w:ascii="Arial" w:eastAsia="Times New Roman" w:hAnsi="Arial" w:cs="Arial"/>
+          <w:sz w:val="24"/>
+          <w:szCs w:val="24"/>
+          <w:lang w:eastAsia="es-PY"/>
+        </w:rPr>
+        <w:t xml:space="preserve"> cons</w:t>
+      </w:r>
+      <w:r>
+        <w:rPr>
+          <w:rFonts w:ascii="Arial" w:eastAsia="Times New Roman" w:hAnsi="Arial" w:cs="Arial"/>
+          <w:sz w:val="24"/>
+          <w:szCs w:val="24"/>
+          <w:lang w:eastAsia="es-PY"/>
+        </w:rPr>
+        <w:t>iderando costo computacional y escalabilidad.</w:t>
+      </w:r>
+    </w:p>
+    <w:p>
+      <w:pPr>
+        <w:spacing w:before="100" w:beforeAutospacing="1" w:after="100" w:afterAutospacing="1" w:line="240" w:lineRule="auto"/>
+        <w:rPr>
+          <w:rFonts w:ascii="Arial" w:eastAsia="Times New Roman" w:hAnsi="Arial" w:cs="Arial"/>
+          <w:sz w:val="24"/>
+          <w:szCs w:val="24"/>
+          <w:lang w:eastAsia="es-PY"/>
+        </w:rPr>
+      </w:pPr>
+      <w:proofErr w:type="gramStart"/>
+      <w:r>
+        <w:rPr>
+          <w:rFonts w:ascii="Arial" w:eastAsia="Times New Roman" w:hAnsi="Arial" w:cs="Arial"/>
+          <w:sz w:val="24"/>
+          <w:szCs w:val="24"/>
+          <w:lang w:eastAsia="es-PY"/>
+        </w:rPr>
+        <w:t>  Integrar</w:t>
+      </w:r>
+      <w:proofErr w:type="gramEnd"/>
+      <w:r>
+        <w:rPr>
+          <w:rFonts w:ascii="Arial" w:eastAsia="Times New Roman" w:hAnsi="Arial" w:cs="Arial"/>
+          <w:sz w:val="24"/>
+          <w:szCs w:val="24"/>
+          <w:lang w:eastAsia="es-PY"/>
+        </w:rPr>
+        <w:t xml:space="preserve"> los mejores modelos en un prototipo de WAF, con modo pasivo (registro) y modo activo (detección y respuesta configurable).</w:t>
       </w:r>
     </w:p>
     <w:p>
@@ -750,1026 +3425,31 @@
         <w:rPr>
           <w:rFonts w:ascii="Arial" w:hAnsi="Arial" w:cs="Arial"/>
         </w:rPr>
-        <w:t>Este trabajo amplía y actualiza el proyecto base de Nico Ralf [1], integrando un WAF experimental con etiquetado por tipo de ataque y nuevas características de tráfico HTTP. La ampliación se centra en incorporar el dataset SR-BH 2020, publicado en Harvard Dataverse [7], el cual contiene tráfico web real capturado con ModSecurity en un honeypot y etiquetado manualmente a nivel de patrones Common Attack Pattern Enumeration and Classification (CAPEC). Esta fuente de datos introduce mayor realismo (volumen y diversidad), permitiendo la comparación con los escenarios anteriores basados en CSIC/TorpEda y, además, habilitando la evaluación multiclase y, cuando aplique, multietiqueta. En la literatura reciente (2024–2025), el dataset se utiliza como referente para evaluación multietiqueta y reportes por clase CAPEC, facilitando la comparabilidad de resultados y su validez externa.</w:t>
-      </w:r>
-    </w:p>
-    <w:p>
-      <w:pPr>
-        <w:jc w:val="both"/>
-        <w:rPr>
-          <w:rFonts w:ascii="Arial" w:hAnsi="Arial" w:cs="Arial"/>
-          <w:b/>
-          <w:bCs/>
-          <w:sz w:val="28"/>
-          <w:szCs w:val="28"/>
-        </w:rPr>
-      </w:pPr>
-      <w:r>
-        <w:rPr>
-          <w:rFonts w:ascii="Arial" w:hAnsi="Arial" w:cs="Arial"/>
-          <w:b/>
-          <w:bCs/>
-          <w:sz w:val="28"/>
-          <w:szCs w:val="28"/>
-        </w:rPr>
-        <w:t>Objetivos específicos de la ampliación</w:t>
-      </w:r>
-    </w:p>
-    <w:p>
-      <w:pPr>
-        <w:jc w:val="both"/>
-        <w:rPr>
-          <w:rFonts w:ascii="Arial" w:hAnsi="Arial" w:cs="Arial"/>
-          <w:sz w:val="24"/>
-          <w:szCs w:val="24"/>
-        </w:rPr>
-      </w:pPr>
-      <w:r>
-        <w:rPr>
-          <w:rFonts w:ascii="Arial" w:hAnsi="Arial" w:cs="Arial"/>
-        </w:rPr>
-        <w:t>1- Integración de un nuevo dataset realista: incorporar SR-BH 2020 [7] y compararlo con escenarios heredados (CSIC-2010/TorpEda-2012), elevando el realismo y la diversidad (más de 900k solicitudes, 24 características y 13 etiquetas a nivel CAPEC).</w:t>
-      </w:r>
-    </w:p>
-    <w:p>
-      <w:pPr>
-        <w:jc w:val="both"/>
-        <w:rPr>
-          <w:rFonts w:ascii="Arial" w:hAnsi="Arial" w:cs="Arial"/>
-          <w:sz w:val="24"/>
-          <w:szCs w:val="24"/>
-        </w:rPr>
-      </w:pPr>
-      <w:r>
-        <w:rPr>
-          <w:rFonts w:ascii="Arial" w:hAnsi="Arial" w:cs="Arial"/>
-          <w:sz w:val="24"/>
-          <w:szCs w:val="24"/>
-        </w:rPr>
-        <w:t>2- Etiquetado por tipo de ataque: pasar de un esquema binario (normal/anómalo) a clasificación por clase de ataque (</w:t>
-      </w:r>
-      <w:r>
-        <w:rPr>
-          <w:rFonts w:ascii="Arial" w:hAnsi="Arial" w:cs="Arial"/>
-          <w:i/>
-          <w:iCs/>
-          <w:sz w:val="24"/>
-          <w:szCs w:val="24"/>
-        </w:rPr>
-        <w:t>multiclase</w:t>
-      </w:r>
-      <w:r>
-        <w:rPr>
-          <w:rFonts w:ascii="Arial" w:hAnsi="Arial" w:cs="Arial"/>
-          <w:sz w:val="24"/>
-          <w:szCs w:val="24"/>
-        </w:rPr>
-        <w:t xml:space="preserve">) y, cuando corresponda, evaluar en configuración </w:t>
-      </w:r>
-      <w:proofErr w:type="spellStart"/>
-      <w:r>
-        <w:rPr>
-          <w:rFonts w:ascii="Arial" w:hAnsi="Arial" w:cs="Arial"/>
-          <w:sz w:val="24"/>
-          <w:szCs w:val="24"/>
-        </w:rPr>
-        <w:t>multietiqueta</w:t>
-      </w:r>
-      <w:proofErr w:type="spellEnd"/>
-      <w:r>
-        <w:rPr>
-          <w:rFonts w:ascii="Arial" w:hAnsi="Arial" w:cs="Arial"/>
-          <w:sz w:val="24"/>
-          <w:szCs w:val="24"/>
-        </w:rPr>
-        <w:t xml:space="preserve"> con métricas como </w:t>
-      </w:r>
-      <w:proofErr w:type="spellStart"/>
-      <w:r>
-        <w:rPr>
-          <w:rFonts w:ascii="Arial" w:hAnsi="Arial" w:cs="Arial"/>
-          <w:i/>
-          <w:iCs/>
-          <w:sz w:val="24"/>
-          <w:szCs w:val="24"/>
-        </w:rPr>
-        <w:t>Hamming</w:t>
-      </w:r>
-      <w:proofErr w:type="spellEnd"/>
-      <w:r>
-        <w:rPr>
-          <w:rFonts w:ascii="Arial" w:hAnsi="Arial" w:cs="Arial"/>
-          <w:i/>
-          <w:iCs/>
-          <w:sz w:val="24"/>
-          <w:szCs w:val="24"/>
-        </w:rPr>
-        <w:t xml:space="preserve"> </w:t>
-      </w:r>
-      <w:proofErr w:type="spellStart"/>
-      <w:r>
-        <w:rPr>
-          <w:rFonts w:ascii="Arial" w:hAnsi="Arial" w:cs="Arial"/>
-          <w:i/>
-          <w:iCs/>
-          <w:sz w:val="24"/>
-          <w:szCs w:val="24"/>
-        </w:rPr>
-        <w:t>Loss</w:t>
-      </w:r>
-      <w:proofErr w:type="spellEnd"/>
-      <w:r>
-        <w:rPr>
-          <w:rFonts w:ascii="Arial" w:hAnsi="Arial" w:cs="Arial"/>
-          <w:sz w:val="24"/>
-          <w:szCs w:val="24"/>
-        </w:rPr>
-        <w:t xml:space="preserve"> y Medida armónica de precisión y </w:t>
-      </w:r>
-      <w:proofErr w:type="spellStart"/>
-      <w:r>
-        <w:rPr>
-          <w:rFonts w:ascii="Arial" w:hAnsi="Arial" w:cs="Arial"/>
-          <w:i/>
-          <w:iCs/>
-          <w:sz w:val="24"/>
-          <w:szCs w:val="24"/>
-        </w:rPr>
-        <w:t>recall</w:t>
-      </w:r>
-      <w:proofErr w:type="spellEnd"/>
-      <w:r>
-        <w:rPr>
-          <w:rFonts w:ascii="Arial" w:hAnsi="Arial" w:cs="Arial"/>
-          <w:sz w:val="24"/>
-          <w:szCs w:val="24"/>
-        </w:rPr>
-        <w:t xml:space="preserve"> (F1-score) macro/micro.</w:t>
-      </w:r>
-    </w:p>
-    <w:p>
-      <w:pPr>
-        <w:jc w:val="both"/>
-        <w:rPr>
-          <w:rFonts w:ascii="Arial" w:hAnsi="Arial" w:cs="Arial"/>
-          <w:sz w:val="24"/>
-          <w:szCs w:val="24"/>
-        </w:rPr>
-      </w:pPr>
-      <w:r>
-        <w:rPr>
-          <w:rFonts w:ascii="Arial" w:hAnsi="Arial" w:cs="Arial"/>
-          <w:sz w:val="24"/>
-          <w:szCs w:val="24"/>
-        </w:rPr>
-        <w:t xml:space="preserve">3- </w:t>
-      </w:r>
-      <w:r>
-        <w:rPr>
-          <w:rFonts w:ascii="Arial" w:hAnsi="Arial" w:cs="Arial"/>
-          <w:sz w:val="24"/>
-          <w:szCs w:val="24"/>
-        </w:rPr>
-        <w:t xml:space="preserve">Nuevas </w:t>
-      </w:r>
-      <w:r>
-        <w:rPr>
-          <w:rFonts w:ascii="Arial" w:hAnsi="Arial" w:cs="Arial"/>
-          <w:i/>
-          <w:iCs/>
-          <w:sz w:val="24"/>
-          <w:szCs w:val="24"/>
-        </w:rPr>
-        <w:t>features</w:t>
-      </w:r>
-      <w:r>
-        <w:rPr>
-          <w:rFonts w:ascii="Arial" w:hAnsi="Arial" w:cs="Arial"/>
-          <w:sz w:val="24"/>
-          <w:szCs w:val="24"/>
-        </w:rPr>
-        <w:t xml:space="preserve"> de solicitudes HTTP: diseñar y extraer rasgos adicionales de capa aplicación orientados a mejorar la detección y clasificación:</w:t>
-      </w:r>
-    </w:p>
-    <w:p>
-      <w:pPr>
-        <w:numPr>
-          <w:ilvl w:val="0"/>
-          <w:numId w:val="5"/>
-        </w:numPr>
-        <w:jc w:val="both"/>
-        <w:rPr>
-          <w:rFonts w:ascii="Arial" w:hAnsi="Arial" w:cs="Arial"/>
-          <w:sz w:val="24"/>
-          <w:szCs w:val="24"/>
-        </w:rPr>
-      </w:pPr>
-      <w:proofErr w:type="spellStart"/>
-      <w:r>
-        <w:rPr>
-          <w:rFonts w:ascii="Arial" w:hAnsi="Arial" w:cs="Arial"/>
-          <w:sz w:val="24"/>
-          <w:szCs w:val="24"/>
-        </w:rPr>
-        <w:t>uri_len</w:t>
-      </w:r>
-      <w:proofErr w:type="spellEnd"/>
-      <w:r>
-        <w:rPr>
-          <w:rFonts w:ascii="Arial" w:hAnsi="Arial" w:cs="Arial"/>
-          <w:sz w:val="24"/>
-          <w:szCs w:val="24"/>
-        </w:rPr>
-        <w:t>: longitud de la URI.</w:t>
-      </w:r>
-    </w:p>
-    <w:p>
-      <w:pPr>
-        <w:numPr>
-          <w:ilvl w:val="0"/>
-          <w:numId w:val="5"/>
-        </w:numPr>
-        <w:jc w:val="both"/>
-        <w:rPr>
-          <w:rFonts w:ascii="Arial" w:hAnsi="Arial" w:cs="Arial"/>
-          <w:sz w:val="24"/>
-          <w:szCs w:val="24"/>
-        </w:rPr>
-      </w:pPr>
-      <w:proofErr w:type="spellStart"/>
-      <w:r>
-        <w:rPr>
-          <w:rFonts w:ascii="Arial" w:hAnsi="Arial" w:cs="Arial"/>
-          <w:sz w:val="24"/>
-          <w:szCs w:val="24"/>
-        </w:rPr>
-        <w:t>path_depth</w:t>
-      </w:r>
-      <w:proofErr w:type="spellEnd"/>
-      <w:r>
-        <w:rPr>
-          <w:rFonts w:ascii="Arial" w:hAnsi="Arial" w:cs="Arial"/>
-          <w:sz w:val="24"/>
-          <w:szCs w:val="24"/>
-        </w:rPr>
-        <w:t xml:space="preserve">: cantidad de “/” en el </w:t>
-      </w:r>
-      <w:proofErr w:type="spellStart"/>
-      <w:r>
-        <w:rPr>
-          <w:rFonts w:ascii="Arial" w:hAnsi="Arial" w:cs="Arial"/>
-          <w:i/>
-          <w:iCs/>
-          <w:sz w:val="24"/>
-          <w:szCs w:val="24"/>
-        </w:rPr>
-        <w:t>path</w:t>
-      </w:r>
-      <w:proofErr w:type="spellEnd"/>
-      <w:r>
-        <w:rPr>
-          <w:rFonts w:ascii="Arial" w:hAnsi="Arial" w:cs="Arial"/>
-          <w:sz w:val="24"/>
-          <w:szCs w:val="24"/>
-        </w:rPr>
-        <w:t xml:space="preserve"> (sin </w:t>
-      </w:r>
-      <w:proofErr w:type="spellStart"/>
-      <w:r>
-        <w:rPr>
-          <w:rFonts w:ascii="Arial" w:hAnsi="Arial" w:cs="Arial"/>
-          <w:i/>
-          <w:iCs/>
-          <w:sz w:val="24"/>
-          <w:szCs w:val="24"/>
-        </w:rPr>
-        <w:t>query</w:t>
-      </w:r>
-      <w:proofErr w:type="spellEnd"/>
-      <w:r>
-        <w:rPr>
-          <w:rFonts w:ascii="Arial" w:hAnsi="Arial" w:cs="Arial"/>
-          <w:sz w:val="24"/>
-          <w:szCs w:val="24"/>
-        </w:rPr>
-        <w:t>).</w:t>
-      </w:r>
-    </w:p>
-    <w:p>
-      <w:pPr>
-        <w:numPr>
-          <w:ilvl w:val="0"/>
-          <w:numId w:val="5"/>
-        </w:numPr>
-        <w:jc w:val="both"/>
-        <w:rPr>
-          <w:rFonts w:ascii="Arial" w:hAnsi="Arial" w:cs="Arial"/>
-          <w:sz w:val="24"/>
-          <w:szCs w:val="24"/>
-        </w:rPr>
-      </w:pPr>
-      <w:proofErr w:type="spellStart"/>
-      <w:r>
-        <w:rPr>
-          <w:rFonts w:ascii="Arial" w:hAnsi="Arial" w:cs="Arial"/>
-          <w:sz w:val="24"/>
-          <w:szCs w:val="24"/>
-        </w:rPr>
-        <w:t>query_len</w:t>
-      </w:r>
-      <w:proofErr w:type="spellEnd"/>
-      <w:r>
-        <w:rPr>
-          <w:rFonts w:ascii="Arial" w:hAnsi="Arial" w:cs="Arial"/>
-          <w:sz w:val="24"/>
-          <w:szCs w:val="24"/>
-        </w:rPr>
-        <w:t xml:space="preserve">: longitud de la </w:t>
-      </w:r>
-      <w:proofErr w:type="spellStart"/>
-      <w:r>
-        <w:rPr>
-          <w:rFonts w:ascii="Arial" w:hAnsi="Arial" w:cs="Arial"/>
-          <w:i/>
-          <w:iCs/>
-          <w:sz w:val="24"/>
-          <w:szCs w:val="24"/>
-        </w:rPr>
-        <w:t>query</w:t>
-      </w:r>
-      <w:proofErr w:type="spellEnd"/>
-      <w:r>
-        <w:rPr>
-          <w:rFonts w:ascii="Arial" w:hAnsi="Arial" w:cs="Arial"/>
-          <w:i/>
-          <w:iCs/>
-          <w:sz w:val="24"/>
-          <w:szCs w:val="24"/>
-        </w:rPr>
-        <w:t xml:space="preserve"> </w:t>
-      </w:r>
-      <w:proofErr w:type="spellStart"/>
-      <w:r>
-        <w:rPr>
-          <w:rFonts w:ascii="Arial" w:hAnsi="Arial" w:cs="Arial"/>
-          <w:i/>
-          <w:iCs/>
-          <w:sz w:val="24"/>
-          <w:szCs w:val="24"/>
-        </w:rPr>
-        <w:t>string</w:t>
-      </w:r>
-      <w:proofErr w:type="spellEnd"/>
-      <w:r>
-        <w:rPr>
-          <w:rFonts w:ascii="Arial" w:hAnsi="Arial" w:cs="Arial"/>
-          <w:sz w:val="24"/>
-          <w:szCs w:val="24"/>
-        </w:rPr>
-        <w:t>.</w:t>
-      </w:r>
-    </w:p>
-    <w:p>
-      <w:pPr>
-        <w:numPr>
-          <w:ilvl w:val="0"/>
-          <w:numId w:val="5"/>
-        </w:numPr>
-        <w:jc w:val="both"/>
-        <w:rPr>
-          <w:rFonts w:ascii="Arial" w:hAnsi="Arial" w:cs="Arial"/>
-          <w:sz w:val="24"/>
-          <w:szCs w:val="24"/>
-        </w:rPr>
-      </w:pPr>
-      <w:proofErr w:type="spellStart"/>
-      <w:r>
-        <w:rPr>
-          <w:rFonts w:ascii="Arial" w:hAnsi="Arial" w:cs="Arial"/>
-          <w:sz w:val="24"/>
-          <w:szCs w:val="24"/>
-        </w:rPr>
-        <w:t>n_param_params</w:t>
-      </w:r>
-      <w:proofErr w:type="spellEnd"/>
-      <w:r>
-        <w:rPr>
-          <w:rFonts w:ascii="Arial" w:hAnsi="Arial" w:cs="Arial"/>
-          <w:sz w:val="24"/>
-          <w:szCs w:val="24"/>
-        </w:rPr>
-        <w:t xml:space="preserve">: cantidad de parámetros en la </w:t>
-      </w:r>
-      <w:proofErr w:type="spellStart"/>
-      <w:r>
-        <w:rPr>
-          <w:rFonts w:ascii="Arial" w:hAnsi="Arial" w:cs="Arial"/>
-          <w:i/>
-          <w:iCs/>
-          <w:sz w:val="24"/>
-          <w:szCs w:val="24"/>
-        </w:rPr>
-        <w:t>query</w:t>
-      </w:r>
-      <w:proofErr w:type="spellEnd"/>
-      <w:r>
-        <w:rPr>
-          <w:rFonts w:ascii="Arial" w:hAnsi="Arial" w:cs="Arial"/>
-          <w:sz w:val="24"/>
-          <w:szCs w:val="24"/>
-        </w:rPr>
-        <w:t>.</w:t>
-      </w:r>
-    </w:p>
-    <w:p>
-      <w:pPr>
-        <w:numPr>
-          <w:ilvl w:val="0"/>
-          <w:numId w:val="5"/>
-        </w:numPr>
-        <w:jc w:val="both"/>
-        <w:rPr>
-          <w:rFonts w:ascii="Arial" w:hAnsi="Arial" w:cs="Arial"/>
-          <w:sz w:val="24"/>
-          <w:szCs w:val="24"/>
-        </w:rPr>
-      </w:pPr>
-      <w:proofErr w:type="spellStart"/>
-      <w:r>
-        <w:rPr>
-          <w:rFonts w:ascii="Arial" w:hAnsi="Arial" w:cs="Arial"/>
-          <w:sz w:val="24"/>
-          <w:szCs w:val="24"/>
-        </w:rPr>
-        <w:t>max_len</w:t>
-      </w:r>
-      <w:proofErr w:type="spellEnd"/>
-      <w:r>
-        <w:rPr>
-          <w:rFonts w:ascii="Arial" w:hAnsi="Arial" w:cs="Arial"/>
-          <w:sz w:val="24"/>
-          <w:szCs w:val="24"/>
-        </w:rPr>
-        <w:t>: longitud máxima entre los valores de parámetros.</w:t>
-      </w:r>
-    </w:p>
-    <w:p>
-      <w:pPr>
-        <w:numPr>
-          <w:ilvl w:val="0"/>
-          <w:numId w:val="5"/>
-        </w:numPr>
-        <w:jc w:val="both"/>
-        <w:rPr>
-          <w:rFonts w:ascii="Arial" w:hAnsi="Arial" w:cs="Arial"/>
-          <w:sz w:val="24"/>
-          <w:szCs w:val="24"/>
-        </w:rPr>
-      </w:pPr>
-      <w:proofErr w:type="spellStart"/>
-      <w:r>
-        <w:rPr>
-          <w:rFonts w:ascii="Arial" w:hAnsi="Arial" w:cs="Arial"/>
-          <w:sz w:val="24"/>
-          <w:szCs w:val="24"/>
-        </w:rPr>
-        <w:t>uri_pct_non_hex_alnum_ratio</w:t>
-      </w:r>
-      <w:proofErr w:type="spellEnd"/>
-      <w:r>
-        <w:rPr>
-          <w:rFonts w:ascii="Arial" w:hAnsi="Arial" w:cs="Arial"/>
-          <w:sz w:val="24"/>
-          <w:szCs w:val="24"/>
-        </w:rPr>
-        <w:t>: proporción de caracteres no alfanuméricos en la URI.</w:t>
-      </w:r>
-    </w:p>
-    <w:p>
-      <w:pPr>
-        <w:numPr>
-          <w:ilvl w:val="0"/>
-          <w:numId w:val="5"/>
-        </w:numPr>
-        <w:jc w:val="both"/>
-        <w:rPr>
-          <w:rFonts w:ascii="Arial" w:hAnsi="Arial" w:cs="Arial"/>
-          <w:sz w:val="24"/>
-          <w:szCs w:val="24"/>
-        </w:rPr>
-      </w:pPr>
-      <w:proofErr w:type="spellStart"/>
-      <w:r>
-        <w:rPr>
-          <w:rFonts w:ascii="Arial" w:hAnsi="Arial" w:cs="Arial"/>
-          <w:sz w:val="24"/>
-          <w:szCs w:val="24"/>
-        </w:rPr>
-        <w:t>encoded</w:t>
-      </w:r>
-      <w:proofErr w:type="spellEnd"/>
-      <w:r>
-        <w:rPr>
-          <w:rFonts w:ascii="Arial" w:hAnsi="Arial" w:cs="Arial"/>
-          <w:sz w:val="24"/>
-          <w:szCs w:val="24"/>
-        </w:rPr>
-        <w:t>: porcentaje de secuencias %</w:t>
-      </w:r>
-      <w:proofErr w:type="spellStart"/>
-      <w:r>
-        <w:rPr>
-          <w:rFonts w:ascii="Arial" w:hAnsi="Arial" w:cs="Arial"/>
-          <w:sz w:val="24"/>
-          <w:szCs w:val="24"/>
-        </w:rPr>
-        <w:t>xx</w:t>
-      </w:r>
-      <w:proofErr w:type="spellEnd"/>
-      <w:r>
-        <w:rPr>
-          <w:rFonts w:ascii="Arial" w:hAnsi="Arial" w:cs="Arial"/>
-          <w:sz w:val="24"/>
-          <w:szCs w:val="24"/>
-        </w:rPr>
-        <w:t xml:space="preserve"> (</w:t>
-      </w:r>
-      <w:r>
-        <w:rPr>
-          <w:rFonts w:ascii="Arial" w:hAnsi="Arial" w:cs="Arial"/>
-          <w:i/>
-          <w:iCs/>
-          <w:sz w:val="24"/>
-          <w:szCs w:val="24"/>
-        </w:rPr>
-        <w:t>URL-</w:t>
-      </w:r>
-      <w:proofErr w:type="spellStart"/>
-      <w:r>
-        <w:rPr>
-          <w:rFonts w:ascii="Arial" w:hAnsi="Arial" w:cs="Arial"/>
-          <w:i/>
-          <w:iCs/>
-          <w:sz w:val="24"/>
-          <w:szCs w:val="24"/>
-        </w:rPr>
-        <w:t>encoding</w:t>
-      </w:r>
-      <w:proofErr w:type="spellEnd"/>
-      <w:r>
-        <w:rPr>
-          <w:rFonts w:ascii="Arial" w:hAnsi="Arial" w:cs="Arial"/>
-          <w:sz w:val="24"/>
-          <w:szCs w:val="24"/>
-        </w:rPr>
-        <w:t>) en la URI.</w:t>
-      </w:r>
-    </w:p>
-    <w:p>
-      <w:pPr>
-        <w:numPr>
-          <w:ilvl w:val="0"/>
-          <w:numId w:val="5"/>
-        </w:numPr>
-        <w:jc w:val="both"/>
-        <w:rPr>
-          <w:rFonts w:ascii="Arial" w:hAnsi="Arial" w:cs="Arial"/>
-          <w:sz w:val="24"/>
-          <w:szCs w:val="24"/>
-        </w:rPr>
-      </w:pPr>
-      <w:proofErr w:type="spellStart"/>
-      <w:r>
-        <w:rPr>
-          <w:rFonts w:ascii="Arial" w:hAnsi="Arial" w:cs="Arial"/>
-          <w:sz w:val="24"/>
-          <w:szCs w:val="24"/>
-        </w:rPr>
-        <w:t>suspicious_tokens</w:t>
-      </w:r>
-      <w:proofErr w:type="spellEnd"/>
-      <w:r>
-        <w:rPr>
-          <w:rFonts w:ascii="Arial" w:hAnsi="Arial" w:cs="Arial"/>
-          <w:sz w:val="24"/>
-          <w:szCs w:val="24"/>
-        </w:rPr>
-        <w:t xml:space="preserve">: presencia/conteo de </w:t>
-      </w:r>
-      <w:r>
-        <w:rPr>
-          <w:rFonts w:ascii="Arial" w:hAnsi="Arial" w:cs="Arial"/>
-          <w:i/>
-          <w:iCs/>
-          <w:sz w:val="24"/>
-          <w:szCs w:val="24"/>
-        </w:rPr>
-        <w:t>tokens</w:t>
-      </w:r>
-      <w:r>
-        <w:rPr>
-          <w:rFonts w:ascii="Arial" w:hAnsi="Arial" w:cs="Arial"/>
-          <w:sz w:val="24"/>
-          <w:szCs w:val="24"/>
-        </w:rPr>
-        <w:t xml:space="preserve"> sospechosos </w:t>
-      </w:r>
-      <w:proofErr w:type="gramStart"/>
-      <w:r>
-        <w:rPr>
-          <w:rFonts w:ascii="Arial" w:hAnsi="Arial" w:cs="Arial"/>
-          <w:sz w:val="24"/>
-          <w:szCs w:val="24"/>
-        </w:rPr>
-        <w:t>(..</w:t>
-      </w:r>
-      <w:proofErr w:type="gramEnd"/>
-      <w:r>
-        <w:rPr>
-          <w:rFonts w:ascii="Arial" w:hAnsi="Arial" w:cs="Arial"/>
-          <w:sz w:val="24"/>
-          <w:szCs w:val="24"/>
-        </w:rPr>
-        <w:t xml:space="preserve">/, &lt;script, </w:t>
-      </w:r>
-      <w:proofErr w:type="spellStart"/>
-      <w:r>
-        <w:rPr>
-          <w:rFonts w:ascii="Arial" w:hAnsi="Arial" w:cs="Arial"/>
-          <w:sz w:val="24"/>
-          <w:szCs w:val="24"/>
-        </w:rPr>
-        <w:t>onerror</w:t>
-      </w:r>
-      <w:proofErr w:type="spellEnd"/>
-      <w:r>
-        <w:rPr>
-          <w:rFonts w:ascii="Arial" w:hAnsi="Arial" w:cs="Arial"/>
-          <w:sz w:val="24"/>
-          <w:szCs w:val="24"/>
-        </w:rPr>
-        <w:t xml:space="preserve">=, ', ", --, ;, </w:t>
-      </w:r>
-      <w:proofErr w:type="spellStart"/>
-      <w:r>
-        <w:rPr>
-          <w:rFonts w:ascii="Arial" w:hAnsi="Arial" w:cs="Arial"/>
-          <w:sz w:val="24"/>
-          <w:szCs w:val="24"/>
-        </w:rPr>
-        <w:t>union</w:t>
-      </w:r>
-      <w:proofErr w:type="spellEnd"/>
-      <w:r>
-        <w:rPr>
-          <w:rFonts w:ascii="Arial" w:hAnsi="Arial" w:cs="Arial"/>
-          <w:sz w:val="24"/>
-          <w:szCs w:val="24"/>
+        <w:t xml:space="preserve">Este trabajo amplía y actualiza </w:t>
+      </w:r>
+      <w:r>
+        <w:rPr>
+          <w:rFonts w:ascii="Arial" w:hAnsi="Arial" w:cs="Arial"/>
+        </w:rPr>
+        <w:t>el proyecto base citado en [1]</w:t>
+      </w:r>
+      <w:r>
+        <w:rPr>
+          <w:rFonts w:ascii="Arial" w:hAnsi="Arial" w:cs="Arial"/>
+        </w:rPr>
+        <w:t>[12]</w:t>
+      </w:r>
+      <w:r>
+        <w:rPr>
+          <w:rFonts w:ascii="Arial" w:hAnsi="Arial" w:cs="Arial"/>
         </w:rPr>
         <w:t xml:space="preserve">, </w:t>
       </w:r>
-      <w:proofErr w:type="spellStart"/>
-      <w:r>
-        <w:rPr>
-          <w:rFonts w:ascii="Arial" w:hAnsi="Arial" w:cs="Arial"/>
-          <w:sz w:val="24"/>
-          <w:szCs w:val="24"/>
-        </w:rPr>
-        <w:t>select</w:t>
-      </w:r>
-      <w:proofErr w:type="spellEnd"/>
-      <w:r>
-        <w:rPr>
-          <w:rFonts w:ascii="Arial" w:hAnsi="Arial" w:cs="Arial"/>
-          <w:sz w:val="24"/>
-          <w:szCs w:val="24"/>
-        </w:rPr>
-        <w:t xml:space="preserve">, </w:t>
-      </w:r>
-      <w:proofErr w:type="spellStart"/>
-      <w:r>
-        <w:rPr>
-          <w:rFonts w:ascii="Arial" w:hAnsi="Arial" w:cs="Arial"/>
-          <w:sz w:val="24"/>
-          <w:szCs w:val="24"/>
-        </w:rPr>
-        <w:t>sleep</w:t>
-      </w:r>
-      <w:proofErr w:type="spellEnd"/>
-      <w:r>
-        <w:rPr>
-          <w:rFonts w:ascii="Arial" w:hAnsi="Arial" w:cs="Arial"/>
-          <w:sz w:val="24"/>
-          <w:szCs w:val="24"/>
-        </w:rPr>
-        <w:t xml:space="preserve">(, </w:t>
-      </w:r>
-      <w:proofErr w:type="spellStart"/>
-      <w:r>
-        <w:rPr>
-          <w:rFonts w:ascii="Arial" w:hAnsi="Arial" w:cs="Arial"/>
-          <w:sz w:val="24"/>
-          <w:szCs w:val="24"/>
-        </w:rPr>
-        <w:t>or</w:t>
-      </w:r>
-      <w:proofErr w:type="spellEnd"/>
-      <w:r>
-        <w:rPr>
-          <w:rFonts w:ascii="Arial" w:hAnsi="Arial" w:cs="Arial"/>
-          <w:sz w:val="24"/>
-          <w:szCs w:val="24"/>
-        </w:rPr>
-        <w:t xml:space="preserve"> 1=1).</w:t>
-      </w:r>
-    </w:p>
-    <w:p>
-      <w:pPr>
-        <w:numPr>
-          <w:ilvl w:val="0"/>
-          <w:numId w:val="5"/>
-        </w:numPr>
-        <w:jc w:val="both"/>
-        <w:rPr>
-          <w:rFonts w:ascii="Arial" w:hAnsi="Arial" w:cs="Arial"/>
-          <w:sz w:val="24"/>
-          <w:szCs w:val="24"/>
-        </w:rPr>
-      </w:pPr>
-      <w:proofErr w:type="spellStart"/>
-      <w:r>
-        <w:rPr>
-          <w:rFonts w:ascii="Arial" w:hAnsi="Arial" w:cs="Arial"/>
-          <w:sz w:val="24"/>
-          <w:szCs w:val="24"/>
-        </w:rPr>
-        <w:t>uncommon_method</w:t>
-      </w:r>
-      <w:proofErr w:type="spellEnd"/>
-      <w:r>
-        <w:rPr>
-          <w:rFonts w:ascii="Arial" w:hAnsi="Arial" w:cs="Arial"/>
-          <w:sz w:val="24"/>
-          <w:szCs w:val="24"/>
-        </w:rPr>
-        <w:t xml:space="preserve"> y codificación </w:t>
-      </w:r>
-      <w:proofErr w:type="spellStart"/>
-      <w:r>
-        <w:rPr>
-          <w:rFonts w:ascii="Arial" w:hAnsi="Arial" w:cs="Arial"/>
-          <w:i/>
-          <w:iCs/>
-          <w:sz w:val="24"/>
-          <w:szCs w:val="24"/>
-        </w:rPr>
-        <w:t>one-hot</w:t>
-      </w:r>
-      <w:proofErr w:type="spellEnd"/>
-      <w:r>
-        <w:rPr>
-          <w:rFonts w:ascii="Arial" w:hAnsi="Arial" w:cs="Arial"/>
-          <w:sz w:val="24"/>
-          <w:szCs w:val="24"/>
-        </w:rPr>
-        <w:t xml:space="preserve"> del método HTTP.</w:t>
-      </w:r>
-    </w:p>
-    <w:p>
-      <w:pPr>
-        <w:numPr>
-          <w:ilvl w:val="0"/>
-          <w:numId w:val="5"/>
-        </w:numPr>
-        <w:jc w:val="both"/>
-        <w:rPr>
-          <w:rFonts w:ascii="Arial" w:hAnsi="Arial" w:cs="Arial"/>
-          <w:sz w:val="24"/>
-          <w:szCs w:val="24"/>
-        </w:rPr>
-      </w:pPr>
-      <w:proofErr w:type="spellStart"/>
-      <w:r>
-        <w:rPr>
-          <w:rFonts w:ascii="Arial" w:hAnsi="Arial" w:cs="Arial"/>
-          <w:sz w:val="24"/>
-          <w:szCs w:val="24"/>
-        </w:rPr>
-        <w:lastRenderedPageBreak/>
-        <w:t>req_content_length</w:t>
-      </w:r>
-      <w:proofErr w:type="spellEnd"/>
-      <w:r>
-        <w:rPr>
-          <w:rFonts w:ascii="Arial" w:hAnsi="Arial" w:cs="Arial"/>
-          <w:sz w:val="24"/>
-          <w:szCs w:val="24"/>
-        </w:rPr>
-        <w:t xml:space="preserve">: </w:t>
-      </w:r>
-      <w:r>
-        <w:rPr>
-          <w:rFonts w:ascii="Arial" w:hAnsi="Arial" w:cs="Arial"/>
-          <w:i/>
-          <w:iCs/>
-          <w:sz w:val="24"/>
-          <w:szCs w:val="24"/>
-        </w:rPr>
-        <w:t>Content-</w:t>
-      </w:r>
-      <w:proofErr w:type="spellStart"/>
-      <w:r>
-        <w:rPr>
-          <w:rFonts w:ascii="Arial" w:hAnsi="Arial" w:cs="Arial"/>
-          <w:i/>
-          <w:iCs/>
-          <w:sz w:val="24"/>
-          <w:szCs w:val="24"/>
-        </w:rPr>
-        <w:t>Length</w:t>
-      </w:r>
-      <w:proofErr w:type="spellEnd"/>
-      <w:r>
-        <w:rPr>
-          <w:rFonts w:ascii="Arial" w:hAnsi="Arial" w:cs="Arial"/>
-          <w:sz w:val="24"/>
-          <w:szCs w:val="24"/>
-        </w:rPr>
-        <w:t xml:space="preserve"> de la solicitud (0 si no está presente).</w:t>
-      </w:r>
-    </w:p>
-    <w:p>
-      <w:pPr>
-        <w:jc w:val="both"/>
-        <w:rPr>
-          <w:rFonts w:ascii="Arial" w:hAnsi="Arial" w:cs="Arial"/>
-          <w:sz w:val="24"/>
-          <w:szCs w:val="24"/>
-        </w:rPr>
-      </w:pPr>
-      <w:r>
-        <w:rPr>
-          <w:rFonts w:ascii="Arial" w:hAnsi="Arial" w:cs="Arial"/>
-        </w:rPr>
-        <w:t>Véanse, por ejemplo, [8], [9], [10], [11].</w:t>
-      </w:r>
-    </w:p>
-    <w:p>
-      <w:pPr>
-        <w:jc w:val="both"/>
-        <w:rPr>
-          <w:rFonts w:ascii="Arial" w:hAnsi="Arial" w:cs="Arial"/>
-          <w:sz w:val="24"/>
-          <w:szCs w:val="24"/>
-        </w:rPr>
-      </w:pPr>
-      <w:r>
-        <w:rPr>
-          <w:rFonts w:ascii="Arial" w:hAnsi="Arial" w:cs="Arial"/>
-          <w:sz w:val="24"/>
-          <w:szCs w:val="24"/>
-        </w:rPr>
-        <w:t xml:space="preserve">4- </w:t>
-      </w:r>
-      <w:r>
-        <w:rPr>
-          <w:rFonts w:ascii="Arial" w:hAnsi="Arial" w:cs="Arial"/>
-          <w:sz w:val="24"/>
-          <w:szCs w:val="24"/>
-        </w:rPr>
-        <w:t xml:space="preserve">Comparativa de modelos: replicar y extender los experimentos con </w:t>
-      </w:r>
-      <w:proofErr w:type="spellStart"/>
-      <w:r>
-        <w:rPr>
-          <w:rFonts w:ascii="Arial" w:hAnsi="Arial" w:cs="Arial"/>
-          <w:sz w:val="24"/>
-          <w:szCs w:val="24"/>
-        </w:rPr>
-        <w:t>One-Class</w:t>
-      </w:r>
-      <w:proofErr w:type="spellEnd"/>
-      <w:r>
-        <w:rPr>
-          <w:rFonts w:ascii="Arial" w:hAnsi="Arial" w:cs="Arial"/>
-          <w:sz w:val="24"/>
-          <w:szCs w:val="24"/>
-        </w:rPr>
-        <w:t xml:space="preserve"> SVM y establecer </w:t>
-      </w:r>
-      <w:proofErr w:type="spellStart"/>
-      <w:r>
-        <w:rPr>
-          <w:rFonts w:ascii="Arial" w:hAnsi="Arial" w:cs="Arial"/>
-          <w:i/>
-          <w:iCs/>
-          <w:sz w:val="24"/>
-          <w:szCs w:val="24"/>
-        </w:rPr>
-        <w:t>baselines</w:t>
-      </w:r>
-      <w:proofErr w:type="spellEnd"/>
-      <w:r>
-        <w:rPr>
-          <w:rFonts w:ascii="Arial" w:hAnsi="Arial" w:cs="Arial"/>
-          <w:sz w:val="24"/>
-          <w:szCs w:val="24"/>
-        </w:rPr>
-        <w:t xml:space="preserve"> supervisados (p. ej., máquina de vectores de soporte —SVM, </w:t>
-      </w:r>
-      <w:proofErr w:type="spellStart"/>
-      <w:r>
-        <w:rPr>
-          <w:rFonts w:ascii="Arial" w:hAnsi="Arial" w:cs="Arial"/>
-          <w:i/>
-          <w:iCs/>
-          <w:sz w:val="24"/>
-          <w:szCs w:val="24"/>
-        </w:rPr>
-        <w:t>Support</w:t>
-      </w:r>
-      <w:proofErr w:type="spellEnd"/>
-      <w:r>
-        <w:rPr>
-          <w:rFonts w:ascii="Arial" w:hAnsi="Arial" w:cs="Arial"/>
-          <w:i/>
-          <w:iCs/>
-          <w:sz w:val="24"/>
-          <w:szCs w:val="24"/>
-        </w:rPr>
-        <w:t xml:space="preserve"> Vector Machine—</w:t>
-      </w:r>
-      <w:r>
-        <w:rPr>
-          <w:rFonts w:ascii="Arial" w:hAnsi="Arial" w:cs="Arial"/>
-          <w:sz w:val="24"/>
-          <w:szCs w:val="24"/>
-        </w:rPr>
-        <w:t xml:space="preserve">, árboles y </w:t>
-      </w:r>
-      <w:proofErr w:type="spellStart"/>
-      <w:r>
-        <w:rPr>
-          <w:rFonts w:ascii="Arial" w:hAnsi="Arial" w:cs="Arial"/>
-          <w:i/>
-          <w:iCs/>
-          <w:sz w:val="24"/>
-          <w:szCs w:val="24"/>
-        </w:rPr>
-        <w:t>ensembles</w:t>
-      </w:r>
-      <w:proofErr w:type="spellEnd"/>
-      <w:r>
-        <w:rPr>
-          <w:rFonts w:ascii="Arial" w:hAnsi="Arial" w:cs="Arial"/>
-          <w:sz w:val="24"/>
-          <w:szCs w:val="24"/>
-        </w:rPr>
-        <w:t xml:space="preserve">), evaluando el impacto del nuevo etiquetado y de las </w:t>
-      </w:r>
-      <w:r>
-        <w:rPr>
-          <w:rFonts w:ascii="Arial" w:hAnsi="Arial" w:cs="Arial"/>
-          <w:i/>
-          <w:iCs/>
-          <w:sz w:val="24"/>
-          <w:szCs w:val="24"/>
-        </w:rPr>
-        <w:t>features</w:t>
-      </w:r>
-      <w:r>
-        <w:rPr>
-          <w:rFonts w:ascii="Arial" w:hAnsi="Arial" w:cs="Arial"/>
-          <w:sz w:val="24"/>
-          <w:szCs w:val="24"/>
-        </w:rPr>
-        <w:t>.</w:t>
-      </w:r>
-    </w:p>
-    <w:p>
-      <w:pPr>
-        <w:jc w:val="both"/>
-        <w:rPr>
-          <w:rFonts w:ascii="Arial" w:hAnsi="Arial" w:cs="Arial"/>
-          <w:sz w:val="24"/>
-          <w:szCs w:val="24"/>
-        </w:rPr>
-      </w:pPr>
-      <w:r>
-        <w:rPr>
-          <w:rFonts w:ascii="Arial" w:hAnsi="Arial" w:cs="Arial"/>
-          <w:sz w:val="24"/>
-          <w:szCs w:val="24"/>
-        </w:rPr>
-        <w:t xml:space="preserve">5- </w:t>
-      </w:r>
-      <w:r>
-        <w:rPr>
-          <w:rFonts w:ascii="Arial" w:hAnsi="Arial" w:cs="Arial"/>
-          <w:sz w:val="24"/>
-          <w:szCs w:val="24"/>
-        </w:rPr>
-        <w:t>Prototipo de WAF: integrar los mejores modelos en un prototipo con modo pasivo (registro) y modo activo (detección y respuesta configurable).</w:t>
+      <w:r>
+        <w:rPr>
+          <w:rFonts w:ascii="Arial" w:hAnsi="Arial" w:cs="Arial"/>
+        </w:rPr>
+        <w:t>integrando un WAF experimental con etiquetado por tipo de ataque y nuevas características de tráfico HTTP. La ampliación se centra en incorporar el dataset SR-BH 2020, publicado en Harvard Dataverse [7], el cual contiene tráfico web real capturado con ModSecurity en un honeypot y etiquetado manualmente a nivel de patrones Common Attack Pattern Enumeration and Classification (CAPEC). Esta fuente de datos introduce mayor realismo (volumen y diversidad), permitiendo la comparación con los escenarios anteriores basados en CSIC/TorpEda y, además, habilitando la evaluación multiclase y, cuando aplique, multietiqueta. En la literatura reciente (2024–2025), el dataset se utiliza como referente para evaluación multietiqueta y reportes por clase CAPEC, facilitando la comparabilidad de resultados y su validez externa.</w:t>
       </w:r>
     </w:p>
     <w:p>
@@ -1973,6 +3653,7 @@
           <w:sz w:val="24"/>
           <w:szCs w:val="24"/>
         </w:rPr>
+        <w:lastRenderedPageBreak/>
         <w:t>3- Entrenamiento y selección</w:t>
       </w:r>
       <w:r>
@@ -1981,25 +3662,7 @@
           <w:sz w:val="24"/>
           <w:szCs w:val="24"/>
         </w:rPr>
-        <w:t xml:space="preserve">: comparación de </w:t>
-      </w:r>
-      <w:proofErr w:type="spellStart"/>
-      <w:r>
-        <w:rPr>
-          <w:rFonts w:ascii="Arial" w:hAnsi="Arial" w:cs="Arial"/>
-          <w:sz w:val="24"/>
-          <w:szCs w:val="24"/>
-        </w:rPr>
-        <w:t>One-Class</w:t>
-      </w:r>
-      <w:proofErr w:type="spellEnd"/>
-      <w:r>
-        <w:rPr>
-          <w:rFonts w:ascii="Arial" w:hAnsi="Arial" w:cs="Arial"/>
-          <w:sz w:val="24"/>
-          <w:szCs w:val="24"/>
-        </w:rPr>
-        <w:t xml:space="preserve"> SVM frente a </w:t>
+        <w:t xml:space="preserve">: comparación de One-Class SVM frente a </w:t>
       </w:r>
       <w:proofErr w:type="spellStart"/>
       <w:r>
@@ -2668,7 +4331,6 @@
           <w:sz w:val="24"/>
           <w:szCs w:val="24"/>
         </w:rPr>
-        <w:lastRenderedPageBreak/>
         <w:t xml:space="preserve">2- </w:t>
       </w:r>
       <w:r>
@@ -3220,6 +4882,7 @@
                 <w:szCs w:val="24"/>
                 <w:lang w:eastAsia="es-PY"/>
               </w:rPr>
+              <w:lastRenderedPageBreak/>
               <w:t>3. Modelado inicial (</w:t>
             </w:r>
             <w:proofErr w:type="spellStart"/>
@@ -3669,7 +5332,162 @@
         <w:rPr>
           <w:rFonts w:ascii="Arial" w:hAnsi="Arial" w:cs="Arial"/>
         </w:rPr>
-        <w:t>[1] Carmen Giménez, Alejandro Pérez, and Gonzalo Álvarez. Trabajo final (base del proyecto Nico Ralf). , 2015. Accessed: 2025-09-16.</w:t>
+        <w:t xml:space="preserve">[1] Nico </w:t>
+      </w:r>
+      <w:proofErr w:type="spellStart"/>
+      <w:r>
+        <w:rPr>
+          <w:rFonts w:ascii="Arial" w:hAnsi="Arial" w:cs="Arial"/>
+        </w:rPr>
+        <w:t>Epp</w:t>
+      </w:r>
+      <w:proofErr w:type="spellEnd"/>
+      <w:r>
+        <w:rPr>
+          <w:rFonts w:ascii="Arial" w:hAnsi="Arial" w:cs="Arial"/>
+        </w:rPr>
+        <w:t xml:space="preserve">, Ralf Funk, and Cristian </w:t>
+      </w:r>
+      <w:proofErr w:type="spellStart"/>
+      <w:r>
+        <w:rPr>
+          <w:rFonts w:ascii="Arial" w:hAnsi="Arial" w:cs="Arial"/>
+        </w:rPr>
+        <w:t>Cappo</w:t>
+      </w:r>
+      <w:proofErr w:type="spellEnd"/>
+      <w:r>
+        <w:rPr>
+          <w:rFonts w:ascii="Arial" w:hAnsi="Arial" w:cs="Arial"/>
+        </w:rPr>
+        <w:t xml:space="preserve">. OCS-WAF: a Web </w:t>
+      </w:r>
+      <w:proofErr w:type="spellStart"/>
+      <w:r>
+        <w:rPr>
+          <w:rFonts w:ascii="Arial" w:hAnsi="Arial" w:cs="Arial"/>
+        </w:rPr>
+        <w:t>Application</w:t>
+      </w:r>
+      <w:proofErr w:type="spellEnd"/>
+      <w:r>
+        <w:rPr>
+          <w:rFonts w:ascii="Arial" w:hAnsi="Arial" w:cs="Arial"/>
+        </w:rPr>
+        <w:t xml:space="preserve"> Firewall </w:t>
+      </w:r>
+      <w:proofErr w:type="spellStart"/>
+      <w:r>
+        <w:rPr>
+          <w:rFonts w:ascii="Arial" w:hAnsi="Arial" w:cs="Arial"/>
+        </w:rPr>
+        <w:t>based</w:t>
+      </w:r>
+      <w:proofErr w:type="spellEnd"/>
+      <w:r>
+        <w:rPr>
+          <w:rFonts w:ascii="Arial" w:hAnsi="Arial" w:cs="Arial"/>
+        </w:rPr>
+        <w:t xml:space="preserve"> </w:t>
+      </w:r>
+      <w:proofErr w:type="spellStart"/>
+      <w:r>
+        <w:rPr>
+          <w:rFonts w:ascii="Arial" w:hAnsi="Arial" w:cs="Arial"/>
+        </w:rPr>
+        <w:t>on</w:t>
+      </w:r>
+      <w:proofErr w:type="spellEnd"/>
+      <w:r>
+        <w:rPr>
+          <w:rFonts w:ascii="Arial" w:hAnsi="Arial" w:cs="Arial"/>
+        </w:rPr>
+        <w:t xml:space="preserve"> </w:t>
+      </w:r>
+      <w:proofErr w:type="spellStart"/>
+      <w:r>
+        <w:rPr>
+          <w:rFonts w:ascii="Arial" w:hAnsi="Arial" w:cs="Arial"/>
+        </w:rPr>
+        <w:t>anomaly</w:t>
+      </w:r>
+      <w:proofErr w:type="spellEnd"/>
+      <w:r>
+        <w:rPr>
+          <w:rFonts w:ascii="Arial" w:hAnsi="Arial" w:cs="Arial"/>
+        </w:rPr>
+        <w:t xml:space="preserve"> </w:t>
+      </w:r>
+      <w:proofErr w:type="spellStart"/>
+      <w:r>
+        <w:rPr>
+          <w:rFonts w:ascii="Arial" w:hAnsi="Arial" w:cs="Arial"/>
+        </w:rPr>
+        <w:t>detection</w:t>
+      </w:r>
+      <w:proofErr w:type="spellEnd"/>
+      <w:r>
+        <w:rPr>
+          <w:rFonts w:ascii="Arial" w:hAnsi="Arial" w:cs="Arial"/>
+        </w:rPr>
+        <w:t xml:space="preserve"> </w:t>
+      </w:r>
+      <w:proofErr w:type="spellStart"/>
+      <w:r>
+        <w:rPr>
+          <w:rFonts w:ascii="Arial" w:hAnsi="Arial" w:cs="Arial"/>
+        </w:rPr>
+        <w:t>using</w:t>
+      </w:r>
+      <w:proofErr w:type="spellEnd"/>
+      <w:r>
+        <w:rPr>
+          <w:rFonts w:ascii="Arial" w:hAnsi="Arial" w:cs="Arial"/>
+        </w:rPr>
+        <w:t xml:space="preserve"> </w:t>
+      </w:r>
+      <w:proofErr w:type="spellStart"/>
+      <w:r>
+        <w:rPr>
+          <w:rFonts w:ascii="Arial" w:hAnsi="Arial" w:cs="Arial"/>
+        </w:rPr>
+        <w:t>One-Class</w:t>
+      </w:r>
+      <w:proofErr w:type="spellEnd"/>
+      <w:r>
+        <w:rPr>
+          <w:rFonts w:ascii="Arial" w:hAnsi="Arial" w:cs="Arial"/>
+        </w:rPr>
+        <w:t xml:space="preserve"> SVM </w:t>
+      </w:r>
+      <w:proofErr w:type="spellStart"/>
+      <w:r>
+        <w:rPr>
+          <w:rFonts w:ascii="Arial" w:hAnsi="Arial" w:cs="Arial"/>
+        </w:rPr>
+        <w:t>classifier</w:t>
+      </w:r>
+      <w:proofErr w:type="spellEnd"/>
+      <w:r>
+        <w:rPr>
+          <w:rFonts w:ascii="Arial" w:hAnsi="Arial" w:cs="Arial"/>
+        </w:rPr>
+        <w:t xml:space="preserve"> (Trabajo Final de Grado). </w:t>
+      </w:r>
+      <w:hyperlink r:id="rId8" w:tgtFrame="_new" w:history="1">
+        <w:r>
+          <w:rPr>
+            <w:rStyle w:val="Hipervnculo"/>
+            <w:rFonts w:ascii="Arial" w:hAnsi="Arial" w:cs="Arial"/>
+          </w:rPr>
+          <w:t>https://github.com/nico-ralf-ii-fpuna/tfg/</w:t>
+        </w:r>
+      </w:hyperlink>
+      <w:r>
+        <w:rPr>
+          <w:rFonts w:ascii="Arial" w:hAnsi="Arial" w:cs="Arial"/>
+        </w:rPr>
+        <w:t>, 2017.</w:t>
       </w:r>
     </w:p>
     <w:p>
@@ -3744,7 +5562,6 @@
         <w:rPr>
           <w:rFonts w:ascii="Arial" w:hAnsi="Arial" w:cs="Arial"/>
         </w:rPr>
-        <w:lastRenderedPageBreak/>
         <w:t>[6] Elham Parhizkar and Mahdi Abadi. OC-WAD: A one-class classifier ensemble approach for anomaly detection in web traffic. In 2015 23rd Iranian Conference on Electrical Engineering (ICEE). IEEE, 2015.</w:t>
       </w:r>
     </w:p>
@@ -3790,7 +5607,14 @@
         <w:rPr>
           <w:rFonts w:ascii="Arial" w:hAnsi="Arial" w:cs="Arial"/>
         </w:rPr>
-        <w:t>[9] Amanda Riverol, Gustavo Betarte, Rodrigo Martínez, and Álvaro Pardo. Capturing the security expert knowledge in feature selection for web application attack detection. In Proceedings of the Latin-American Symposium on Dependable Computing (LADC 2024), pages 153–158, 2024. Preprint disponible también como arXiv:2407.18445.</w:t>
+        <w:t xml:space="preserve">[9] Amanda Riverol, Gustavo Betarte, Rodrigo Martínez, and Álvaro Pardo. Capturing the security expert knowledge in feature selection for web application attack detection. In Proceedings of the Latin-American Symposium on </w:t>
+      </w:r>
+      <w:r>
+        <w:rPr>
+          <w:rFonts w:ascii="Arial" w:hAnsi="Arial" w:cs="Arial"/>
+        </w:rPr>
+        <w:lastRenderedPageBreak/>
+        <w:t>Dependable Computing (LADC 2024), pages 153–158, 2024. Preprint disponible también como arXiv:2407.18445.</w:t>
       </w:r>
     </w:p>
     <w:p>
@@ -3825,21 +5649,49 @@
     </w:p>
     <w:p>
       <w:pPr>
+        <w:pStyle w:val="NormalWeb"/>
         <w:jc w:val="both"/>
         <w:rPr>
           <w:rFonts w:ascii="Arial" w:hAnsi="Arial" w:cs="Arial"/>
-          <w:sz w:val="24"/>
-          <w:szCs w:val="24"/>
-        </w:rPr>
-      </w:pPr>
-    </w:p>
-    <w:p>
-      <w:pPr>
+        </w:rPr>
+      </w:pPr>
+      <w:r>
+        <w:rPr>
+          <w:rFonts w:ascii="Arial" w:hAnsi="Arial" w:cs="Arial"/>
+        </w:rPr>
+        <w:t>[1</w:t>
+      </w:r>
+      <w:r>
+        <w:rPr>
+          <w:rFonts w:ascii="Arial" w:hAnsi="Arial" w:cs="Arial"/>
+        </w:rPr>
+        <w:t>2</w:t>
+      </w:r>
+      <w:r>
+        <w:rPr>
+          <w:rFonts w:ascii="Arial" w:hAnsi="Arial" w:cs="Arial"/>
+        </w:rPr>
+        <w:t>] Carmen Giménez, Alejandro Pérez, and Gonzalo Álvarez. Trabajo final (base del proyecto Nico Ralf)</w:t>
+      </w:r>
+      <w:r>
+        <w:rPr>
+          <w:rFonts w:ascii="Arial" w:hAnsi="Arial" w:cs="Arial"/>
+        </w:rPr>
+        <w:t>,</w:t>
+      </w:r>
+      <w:r>
+        <w:rPr>
+          <w:rFonts w:ascii="Arial" w:hAnsi="Arial" w:cs="Arial"/>
+        </w:rPr>
+        <w:t xml:space="preserve"> 2015.</w:t>
+      </w:r>
+    </w:p>
+    <w:p>
+      <w:pPr>
+        <w:pStyle w:val="NormalWeb"/>
         <w:jc w:val="both"/>
         <w:rPr>
           <w:rFonts w:ascii="Arial" w:hAnsi="Arial" w:cs="Arial"/>
-          <w:sz w:val="24"/>
-          <w:szCs w:val="24"/>
         </w:rPr>
       </w:pPr>
     </w:p>
@@ -3875,6 +5727,26 @@
     </w:p>
     <w:p>
       <w:pPr>
+        <w:jc w:val="both"/>
+        <w:rPr>
+          <w:rFonts w:ascii="Arial" w:hAnsi="Arial" w:cs="Arial"/>
+          <w:sz w:val="24"/>
+          <w:szCs w:val="24"/>
+        </w:rPr>
+      </w:pPr>
+    </w:p>
+    <w:p>
+      <w:pPr>
+        <w:jc w:val="both"/>
+        <w:rPr>
+          <w:rFonts w:ascii="Arial" w:hAnsi="Arial" w:cs="Arial"/>
+          <w:sz w:val="24"/>
+          <w:szCs w:val="24"/>
+        </w:rPr>
+      </w:pPr>
+    </w:p>
+    <w:p>
+      <w:pPr>
         <w:rPr>
           <w:rFonts w:ascii="Arial" w:hAnsi="Arial" w:cs="Arial"/>
           <w:sz w:val="24"/>
@@ -3883,7 +5755,7 @@
       </w:pPr>
     </w:p>
     <w:sectPr>
-      <w:footerReference w:type="default" r:id="rId8"/>
+      <w:footerReference w:type="default" r:id="rId9"/>
       <w:pgSz w:w="11906" w:h="16838"/>
       <w:pgMar w:top="1417" w:right="1701" w:bottom="1417" w:left="1701" w:header="708" w:footer="708" w:gutter="0"/>
       <w:cols w:space="708"/>
@@ -4259,6 +6131,155 @@
     </w:lvl>
   </w:abstractNum>
   <w:abstractNum w:abstractNumId="3" w15:restartNumberingAfterBreak="0">
+    <w:nsid w:val="1C4D7A61"/>
+    <w:multiLevelType w:val="multilevel"/>
+    <w:tmpl w:val="6DA01D6A"/>
+    <w:lvl w:ilvl="0">
+      <w:start w:val="1"/>
+      <w:numFmt w:val="bullet"/>
+      <w:lvlText w:val=""/>
+      <w:lvlJc w:val="left"/>
+      <w:pPr>
+        <w:tabs>
+          <w:tab w:val="num" w:pos="720"/>
+        </w:tabs>
+        <w:ind w:left="720" w:hanging="360"/>
+      </w:pPr>
+      <w:rPr>
+        <w:rFonts w:ascii="Symbol" w:hAnsi="Symbol" w:hint="default"/>
+        <w:sz w:val="20"/>
+      </w:rPr>
+    </w:lvl>
+    <w:lvl w:ilvl="1" w:tentative="1">
+      <w:start w:val="1"/>
+      <w:numFmt w:val="bullet"/>
+      <w:lvlText w:val="o"/>
+      <w:lvlJc w:val="left"/>
+      <w:pPr>
+        <w:tabs>
+          <w:tab w:val="num" w:pos="1440"/>
+        </w:tabs>
+        <w:ind w:left="1440" w:hanging="360"/>
+      </w:pPr>
+      <w:rPr>
+        <w:rFonts w:ascii="Courier New" w:hAnsi="Courier New" w:hint="default"/>
+        <w:sz w:val="20"/>
+      </w:rPr>
+    </w:lvl>
+    <w:lvl w:ilvl="2" w:tentative="1">
+      <w:start w:val="1"/>
+      <w:numFmt w:val="bullet"/>
+      <w:lvlText w:val=""/>
+      <w:lvlJc w:val="left"/>
+      <w:pPr>
+        <w:tabs>
+          <w:tab w:val="num" w:pos="2160"/>
+        </w:tabs>
+        <w:ind w:left="2160" w:hanging="360"/>
+      </w:pPr>
+      <w:rPr>
+        <w:rFonts w:ascii="Wingdings" w:hAnsi="Wingdings" w:hint="default"/>
+        <w:sz w:val="20"/>
+      </w:rPr>
+    </w:lvl>
+    <w:lvl w:ilvl="3" w:tentative="1">
+      <w:start w:val="1"/>
+      <w:numFmt w:val="bullet"/>
+      <w:lvlText w:val=""/>
+      <w:lvlJc w:val="left"/>
+      <w:pPr>
+        <w:tabs>
+          <w:tab w:val="num" w:pos="2880"/>
+        </w:tabs>
+        <w:ind w:left="2880" w:hanging="360"/>
+      </w:pPr>
+      <w:rPr>
+        <w:rFonts w:ascii="Wingdings" w:hAnsi="Wingdings" w:hint="default"/>
+        <w:sz w:val="20"/>
+      </w:rPr>
+    </w:lvl>
+    <w:lvl w:ilvl="4" w:tentative="1">
+      <w:start w:val="1"/>
+      <w:numFmt w:val="bullet"/>
+      <w:lvlText w:val=""/>
+      <w:lvlJc w:val="left"/>
+      <w:pPr>
+        <w:tabs>
+          <w:tab w:val="num" w:pos="3600"/>
+        </w:tabs>
+        <w:ind w:left="3600" w:hanging="360"/>
+      </w:pPr>
+      <w:rPr>
+        <w:rFonts w:ascii="Wingdings" w:hAnsi="Wingdings" w:hint="default"/>
+        <w:sz w:val="20"/>
+      </w:rPr>
+    </w:lvl>
+    <w:lvl w:ilvl="5" w:tentative="1">
+      <w:start w:val="1"/>
+      <w:numFmt w:val="bullet"/>
+      <w:lvlText w:val=""/>
+      <w:lvlJc w:val="left"/>
+      <w:pPr>
+        <w:tabs>
+          <w:tab w:val="num" w:pos="4320"/>
+        </w:tabs>
+        <w:ind w:left="4320" w:hanging="360"/>
+      </w:pPr>
+      <w:rPr>
+        <w:rFonts w:ascii="Wingdings" w:hAnsi="Wingdings" w:hint="default"/>
+        <w:sz w:val="20"/>
+      </w:rPr>
+    </w:lvl>
+    <w:lvl w:ilvl="6" w:tentative="1">
+      <w:start w:val="1"/>
+      <w:numFmt w:val="bullet"/>
+      <w:lvlText w:val=""/>
+      <w:lvlJc w:val="left"/>
+      <w:pPr>
+        <w:tabs>
+          <w:tab w:val="num" w:pos="5040"/>
+        </w:tabs>
+        <w:ind w:left="5040" w:hanging="360"/>
+      </w:pPr>
+      <w:rPr>
+        <w:rFonts w:ascii="Wingdings" w:hAnsi="Wingdings" w:hint="default"/>
+        <w:sz w:val="20"/>
+      </w:rPr>
+    </w:lvl>
+    <w:lvl w:ilvl="7" w:tentative="1">
+      <w:start w:val="1"/>
+      <w:numFmt w:val="bullet"/>
+      <w:lvlText w:val=""/>
+      <w:lvlJc w:val="left"/>
+      <w:pPr>
+        <w:tabs>
+          <w:tab w:val="num" w:pos="5760"/>
+        </w:tabs>
+        <w:ind w:left="5760" w:hanging="360"/>
+      </w:pPr>
+      <w:rPr>
+        <w:rFonts w:ascii="Wingdings" w:hAnsi="Wingdings" w:hint="default"/>
+        <w:sz w:val="20"/>
+      </w:rPr>
+    </w:lvl>
+    <w:lvl w:ilvl="8" w:tentative="1">
+      <w:start w:val="1"/>
+      <w:numFmt w:val="bullet"/>
+      <w:lvlText w:val=""/>
+      <w:lvlJc w:val="left"/>
+      <w:pPr>
+        <w:tabs>
+          <w:tab w:val="num" w:pos="6480"/>
+        </w:tabs>
+        <w:ind w:left="6480" w:hanging="360"/>
+      </w:pPr>
+      <w:rPr>
+        <w:rFonts w:ascii="Wingdings" w:hAnsi="Wingdings" w:hint="default"/>
+        <w:sz w:val="20"/>
+      </w:rPr>
+    </w:lvl>
+  </w:abstractNum>
+  <w:abstractNum w:abstractNumId="4" w15:restartNumberingAfterBreak="0">
     <w:nsid w:val="1C9005E1"/>
     <w:multiLevelType w:val="multilevel"/>
     <w:tmpl w:val="82AA477E"/>
@@ -4407,7 +6428,156 @@
       </w:rPr>
     </w:lvl>
   </w:abstractNum>
-  <w:abstractNum w:abstractNumId="4" w15:restartNumberingAfterBreak="0">
+  <w:abstractNum w:abstractNumId="5" w15:restartNumberingAfterBreak="0">
+    <w:nsid w:val="1ED32DA1"/>
+    <w:multiLevelType w:val="multilevel"/>
+    <w:tmpl w:val="8B0A6D2E"/>
+    <w:lvl w:ilvl="0">
+      <w:start w:val="1"/>
+      <w:numFmt w:val="bullet"/>
+      <w:lvlText w:val=""/>
+      <w:lvlJc w:val="left"/>
+      <w:pPr>
+        <w:tabs>
+          <w:tab w:val="num" w:pos="720"/>
+        </w:tabs>
+        <w:ind w:left="720" w:hanging="360"/>
+      </w:pPr>
+      <w:rPr>
+        <w:rFonts w:ascii="Symbol" w:hAnsi="Symbol" w:hint="default"/>
+        <w:sz w:val="20"/>
+      </w:rPr>
+    </w:lvl>
+    <w:lvl w:ilvl="1" w:tentative="1">
+      <w:start w:val="1"/>
+      <w:numFmt w:val="bullet"/>
+      <w:lvlText w:val="o"/>
+      <w:lvlJc w:val="left"/>
+      <w:pPr>
+        <w:tabs>
+          <w:tab w:val="num" w:pos="1440"/>
+        </w:tabs>
+        <w:ind w:left="1440" w:hanging="360"/>
+      </w:pPr>
+      <w:rPr>
+        <w:rFonts w:ascii="Courier New" w:hAnsi="Courier New" w:hint="default"/>
+        <w:sz w:val="20"/>
+      </w:rPr>
+    </w:lvl>
+    <w:lvl w:ilvl="2" w:tentative="1">
+      <w:start w:val="1"/>
+      <w:numFmt w:val="bullet"/>
+      <w:lvlText w:val=""/>
+      <w:lvlJc w:val="left"/>
+      <w:pPr>
+        <w:tabs>
+          <w:tab w:val="num" w:pos="2160"/>
+        </w:tabs>
+        <w:ind w:left="2160" w:hanging="360"/>
+      </w:pPr>
+      <w:rPr>
+        <w:rFonts w:ascii="Wingdings" w:hAnsi="Wingdings" w:hint="default"/>
+        <w:sz w:val="20"/>
+      </w:rPr>
+    </w:lvl>
+    <w:lvl w:ilvl="3" w:tentative="1">
+      <w:start w:val="1"/>
+      <w:numFmt w:val="bullet"/>
+      <w:lvlText w:val=""/>
+      <w:lvlJc w:val="left"/>
+      <w:pPr>
+        <w:tabs>
+          <w:tab w:val="num" w:pos="2880"/>
+        </w:tabs>
+        <w:ind w:left="2880" w:hanging="360"/>
+      </w:pPr>
+      <w:rPr>
+        <w:rFonts w:ascii="Wingdings" w:hAnsi="Wingdings" w:hint="default"/>
+        <w:sz w:val="20"/>
+      </w:rPr>
+    </w:lvl>
+    <w:lvl w:ilvl="4" w:tentative="1">
+      <w:start w:val="1"/>
+      <w:numFmt w:val="bullet"/>
+      <w:lvlText w:val=""/>
+      <w:lvlJc w:val="left"/>
+      <w:pPr>
+        <w:tabs>
+          <w:tab w:val="num" w:pos="3600"/>
+        </w:tabs>
+        <w:ind w:left="3600" w:hanging="360"/>
+      </w:pPr>
+      <w:rPr>
+        <w:rFonts w:ascii="Wingdings" w:hAnsi="Wingdings" w:hint="default"/>
+        <w:sz w:val="20"/>
+      </w:rPr>
+    </w:lvl>
+    <w:lvl w:ilvl="5" w:tentative="1">
+      <w:start w:val="1"/>
+      <w:numFmt w:val="bullet"/>
+      <w:lvlText w:val=""/>
+      <w:lvlJc w:val="left"/>
+      <w:pPr>
+        <w:tabs>
+          <w:tab w:val="num" w:pos="4320"/>
+        </w:tabs>
+        <w:ind w:left="4320" w:hanging="360"/>
+      </w:pPr>
+      <w:rPr>
+        <w:rFonts w:ascii="Wingdings" w:hAnsi="Wingdings" w:hint="default"/>
+        <w:sz w:val="20"/>
+      </w:rPr>
+    </w:lvl>
+    <w:lvl w:ilvl="6" w:tentative="1">
+      <w:start w:val="1"/>
+      <w:numFmt w:val="bullet"/>
+      <w:lvlText w:val=""/>
+      <w:lvlJc w:val="left"/>
+      <w:pPr>
+        <w:tabs>
+          <w:tab w:val="num" w:pos="5040"/>
+        </w:tabs>
+        <w:ind w:left="5040" w:hanging="360"/>
+      </w:pPr>
+      <w:rPr>
+        <w:rFonts w:ascii="Wingdings" w:hAnsi="Wingdings" w:hint="default"/>
+        <w:sz w:val="20"/>
+      </w:rPr>
+    </w:lvl>
+    <w:lvl w:ilvl="7" w:tentative="1">
+      <w:start w:val="1"/>
+      <w:numFmt w:val="bullet"/>
+      <w:lvlText w:val=""/>
+      <w:lvlJc w:val="left"/>
+      <w:pPr>
+        <w:tabs>
+          <w:tab w:val="num" w:pos="5760"/>
+        </w:tabs>
+        <w:ind w:left="5760" w:hanging="360"/>
+      </w:pPr>
+      <w:rPr>
+        <w:rFonts w:ascii="Wingdings" w:hAnsi="Wingdings" w:hint="default"/>
+        <w:sz w:val="20"/>
+      </w:rPr>
+    </w:lvl>
+    <w:lvl w:ilvl="8" w:tentative="1">
+      <w:start w:val="1"/>
+      <w:numFmt w:val="bullet"/>
+      <w:lvlText w:val=""/>
+      <w:lvlJc w:val="left"/>
+      <w:pPr>
+        <w:tabs>
+          <w:tab w:val="num" w:pos="6480"/>
+        </w:tabs>
+        <w:ind w:left="6480" w:hanging="360"/>
+      </w:pPr>
+      <w:rPr>
+        <w:rFonts w:ascii="Wingdings" w:hAnsi="Wingdings" w:hint="default"/>
+        <w:sz w:val="20"/>
+      </w:rPr>
+    </w:lvl>
+  </w:abstractNum>
+  <w:abstractNum w:abstractNumId="6" w15:restartNumberingAfterBreak="0">
     <w:nsid w:val="3BBA0554"/>
     <w:multiLevelType w:val="hybridMultilevel"/>
     <w:tmpl w:val="4DA659FA"/>
@@ -4496,7 +6666,7 @@
       </w:pPr>
     </w:lvl>
   </w:abstractNum>
-  <w:abstractNum w:abstractNumId="5" w15:restartNumberingAfterBreak="0">
+  <w:abstractNum w:abstractNumId="7" w15:restartNumberingAfterBreak="0">
     <w:nsid w:val="486927DB"/>
     <w:multiLevelType w:val="multilevel"/>
     <w:tmpl w:val="8410DE96"/>
@@ -4609,7 +6779,120 @@
       </w:pPr>
     </w:lvl>
   </w:abstractNum>
-  <w:abstractNum w:abstractNumId="6" w15:restartNumberingAfterBreak="0">
+  <w:abstractNum w:abstractNumId="8" w15:restartNumberingAfterBreak="0">
+    <w:nsid w:val="4F9A0692"/>
+    <w:multiLevelType w:val="multilevel"/>
+    <w:tmpl w:val="5B205A8E"/>
+    <w:lvl w:ilvl="0">
+      <w:start w:val="1"/>
+      <w:numFmt w:val="decimal"/>
+      <w:lvlText w:val="%1."/>
+      <w:lvlJc w:val="left"/>
+      <w:pPr>
+        <w:ind w:left="420" w:hanging="420"/>
+      </w:pPr>
+      <w:rPr>
+        <w:rFonts w:hint="default"/>
+      </w:rPr>
+    </w:lvl>
+    <w:lvl w:ilvl="1">
+      <w:start w:val="1"/>
+      <w:numFmt w:val="decimal"/>
+      <w:lvlText w:val="%1.%2-"/>
+      <w:lvlJc w:val="left"/>
+      <w:pPr>
+        <w:ind w:left="720" w:hanging="720"/>
+      </w:pPr>
+      <w:rPr>
+        <w:rFonts w:hint="default"/>
+      </w:rPr>
+    </w:lvl>
+    <w:lvl w:ilvl="2">
+      <w:start w:val="1"/>
+      <w:numFmt w:val="decimal"/>
+      <w:lvlText w:val="%1.%2-%3."/>
+      <w:lvlJc w:val="left"/>
+      <w:pPr>
+        <w:ind w:left="720" w:hanging="720"/>
+      </w:pPr>
+      <w:rPr>
+        <w:rFonts w:hint="default"/>
+      </w:rPr>
+    </w:lvl>
+    <w:lvl w:ilvl="3">
+      <w:start w:val="1"/>
+      <w:numFmt w:val="decimal"/>
+      <w:lvlText w:val="%1.%2-%3.%4."/>
+      <w:lvlJc w:val="left"/>
+      <w:pPr>
+        <w:ind w:left="1080" w:hanging="1080"/>
+      </w:pPr>
+      <w:rPr>
+        <w:rFonts w:hint="default"/>
+      </w:rPr>
+    </w:lvl>
+    <w:lvl w:ilvl="4">
+      <w:start w:val="1"/>
+      <w:numFmt w:val="decimal"/>
+      <w:lvlText w:val="%1.%2-%3.%4.%5."/>
+      <w:lvlJc w:val="left"/>
+      <w:pPr>
+        <w:ind w:left="1080" w:hanging="1080"/>
+      </w:pPr>
+      <w:rPr>
+        <w:rFonts w:hint="default"/>
+      </w:rPr>
+    </w:lvl>
+    <w:lvl w:ilvl="5">
+      <w:start w:val="1"/>
+      <w:numFmt w:val="decimal"/>
+      <w:lvlText w:val="%1.%2-%3.%4.%5.%6."/>
+      <w:lvlJc w:val="left"/>
+      <w:pPr>
+        <w:ind w:left="1440" w:hanging="1440"/>
+      </w:pPr>
+      <w:rPr>
+        <w:rFonts w:hint="default"/>
+      </w:rPr>
+    </w:lvl>
+    <w:lvl w:ilvl="6">
+      <w:start w:val="1"/>
+      <w:numFmt w:val="decimal"/>
+      <w:lvlText w:val="%1.%2-%3.%4.%5.%6.%7."/>
+      <w:lvlJc w:val="left"/>
+      <w:pPr>
+        <w:ind w:left="1440" w:hanging="1440"/>
+      </w:pPr>
+      <w:rPr>
+        <w:rFonts w:hint="default"/>
+      </w:rPr>
+    </w:lvl>
+    <w:lvl w:ilvl="7">
+      <w:start w:val="1"/>
+      <w:numFmt w:val="decimal"/>
+      <w:lvlText w:val="%1.%2-%3.%4.%5.%6.%7.%8."/>
+      <w:lvlJc w:val="left"/>
+      <w:pPr>
+        <w:ind w:left="1800" w:hanging="1800"/>
+      </w:pPr>
+      <w:rPr>
+        <w:rFonts w:hint="default"/>
+      </w:rPr>
+    </w:lvl>
+    <w:lvl w:ilvl="8">
+      <w:start w:val="1"/>
+      <w:numFmt w:val="decimal"/>
+      <w:lvlText w:val="%1.%2-%3.%4.%5.%6.%7.%8.%9."/>
+      <w:lvlJc w:val="left"/>
+      <w:pPr>
+        <w:ind w:left="2160" w:hanging="2160"/>
+      </w:pPr>
+      <w:rPr>
+        <w:rFonts w:hint="default"/>
+      </w:rPr>
+    </w:lvl>
+  </w:abstractNum>
+  <w:abstractNum w:abstractNumId="9" w15:restartNumberingAfterBreak="0">
     <w:nsid w:val="54021342"/>
     <w:multiLevelType w:val="hybridMultilevel"/>
     <w:tmpl w:val="F61A0246"/>
@@ -4722,7 +7005,7 @@
       </w:rPr>
     </w:lvl>
   </w:abstractNum>
-  <w:abstractNum w:abstractNumId="7" w15:restartNumberingAfterBreak="0">
+  <w:abstractNum w:abstractNumId="10" w15:restartNumberingAfterBreak="0">
     <w:nsid w:val="63307F94"/>
     <w:multiLevelType w:val="hybridMultilevel"/>
     <w:tmpl w:val="DF124400"/>
@@ -4811,7 +7094,7 @@
       </w:pPr>
     </w:lvl>
   </w:abstractNum>
-  <w:abstractNum w:abstractNumId="8" w15:restartNumberingAfterBreak="0">
+  <w:abstractNum w:abstractNumId="11" w15:restartNumberingAfterBreak="0">
     <w:nsid w:val="69FF206A"/>
     <w:multiLevelType w:val="hybridMultilevel"/>
     <w:tmpl w:val="28FCADE6"/>
@@ -4900,8 +7183,122 @@
       </w:pPr>
     </w:lvl>
   </w:abstractNum>
+  <w:abstractNum w:abstractNumId="12" w15:restartNumberingAfterBreak="0">
+    <w:nsid w:val="6ED76F4E"/>
+    <w:multiLevelType w:val="hybridMultilevel"/>
+    <w:tmpl w:val="B10A3E64"/>
+    <w:lvl w:ilvl="0" w:tplc="B386B8BC">
+      <w:start w:val="1"/>
+      <w:numFmt w:val="bullet"/>
+      <w:lvlText w:val="-"/>
+      <w:lvlJc w:val="left"/>
+      <w:pPr>
+        <w:ind w:left="720" w:hanging="360"/>
+      </w:pPr>
+      <w:rPr>
+        <w:rFonts w:ascii="Arial" w:eastAsia="Times New Roman" w:hAnsi="Arial" w:cs="Arial" w:hint="default"/>
+        <w:b/>
+      </w:rPr>
+    </w:lvl>
+    <w:lvl w:ilvl="1" w:tplc="3C0A0003" w:tentative="1">
+      <w:start w:val="1"/>
+      <w:numFmt w:val="bullet"/>
+      <w:lvlText w:val="o"/>
+      <w:lvlJc w:val="left"/>
+      <w:pPr>
+        <w:ind w:left="1440" w:hanging="360"/>
+      </w:pPr>
+      <w:rPr>
+        <w:rFonts w:ascii="Courier New" w:hAnsi="Courier New" w:cs="Courier New" w:hint="default"/>
+      </w:rPr>
+    </w:lvl>
+    <w:lvl w:ilvl="2" w:tplc="3C0A0005" w:tentative="1">
+      <w:start w:val="1"/>
+      <w:numFmt w:val="bullet"/>
+      <w:lvlText w:val=""/>
+      <w:lvlJc w:val="left"/>
+      <w:pPr>
+        <w:ind w:left="2160" w:hanging="360"/>
+      </w:pPr>
+      <w:rPr>
+        <w:rFonts w:ascii="Wingdings" w:hAnsi="Wingdings" w:hint="default"/>
+      </w:rPr>
+    </w:lvl>
+    <w:lvl w:ilvl="3" w:tplc="3C0A0001" w:tentative="1">
+      <w:start w:val="1"/>
+      <w:numFmt w:val="bullet"/>
+      <w:lvlText w:val=""/>
+      <w:lvlJc w:val="left"/>
+      <w:pPr>
+        <w:ind w:left="2880" w:hanging="360"/>
+      </w:pPr>
+      <w:rPr>
+        <w:rFonts w:ascii="Symbol" w:hAnsi="Symbol" w:hint="default"/>
+      </w:rPr>
+    </w:lvl>
+    <w:lvl w:ilvl="4" w:tplc="3C0A0003" w:tentative="1">
+      <w:start w:val="1"/>
+      <w:numFmt w:val="bullet"/>
+      <w:lvlText w:val="o"/>
+      <w:lvlJc w:val="left"/>
+      <w:pPr>
+        <w:ind w:left="3600" w:hanging="360"/>
+      </w:pPr>
+      <w:rPr>
+        <w:rFonts w:ascii="Courier New" w:hAnsi="Courier New" w:cs="Courier New" w:hint="default"/>
+      </w:rPr>
+    </w:lvl>
+    <w:lvl w:ilvl="5" w:tplc="3C0A0005" w:tentative="1">
+      <w:start w:val="1"/>
+      <w:numFmt w:val="bullet"/>
+      <w:lvlText w:val=""/>
+      <w:lvlJc w:val="left"/>
+      <w:pPr>
+        <w:ind w:left="4320" w:hanging="360"/>
+      </w:pPr>
+      <w:rPr>
+        <w:rFonts w:ascii="Wingdings" w:hAnsi="Wingdings" w:hint="default"/>
+      </w:rPr>
+    </w:lvl>
+    <w:lvl w:ilvl="6" w:tplc="3C0A0001" w:tentative="1">
+      <w:start w:val="1"/>
+      <w:numFmt w:val="bullet"/>
+      <w:lvlText w:val=""/>
+      <w:lvlJc w:val="left"/>
+      <w:pPr>
+        <w:ind w:left="5040" w:hanging="360"/>
+      </w:pPr>
+      <w:rPr>
+        <w:rFonts w:ascii="Symbol" w:hAnsi="Symbol" w:hint="default"/>
+      </w:rPr>
+    </w:lvl>
+    <w:lvl w:ilvl="7" w:tplc="3C0A0003" w:tentative="1">
+      <w:start w:val="1"/>
+      <w:numFmt w:val="bullet"/>
+      <w:lvlText w:val="o"/>
+      <w:lvlJc w:val="left"/>
+      <w:pPr>
+        <w:ind w:left="5760" w:hanging="360"/>
+      </w:pPr>
+      <w:rPr>
+        <w:rFonts w:ascii="Courier New" w:hAnsi="Courier New" w:cs="Courier New" w:hint="default"/>
+      </w:rPr>
+    </w:lvl>
+    <w:lvl w:ilvl="8" w:tplc="3C0A0005" w:tentative="1">
+      <w:start w:val="1"/>
+      <w:numFmt w:val="bullet"/>
+      <w:lvlText w:val=""/>
+      <w:lvlJc w:val="left"/>
+      <w:pPr>
+        <w:ind w:left="6480" w:hanging="360"/>
+      </w:pPr>
+      <w:rPr>
+        <w:rFonts w:ascii="Wingdings" w:hAnsi="Wingdings" w:hint="default"/>
+      </w:rPr>
+    </w:lvl>
+  </w:abstractNum>
   <w:num w:numId="1">
-    <w:abstractNumId w:val="6"/>
+    <w:abstractNumId w:val="9"/>
   </w:num>
   <w:num w:numId="2">
     <w:abstractNumId w:val="1"/>
@@ -4910,22 +7307,76 @@
     <w:abstractNumId w:val="2"/>
   </w:num>
   <w:num w:numId="4">
-    <w:abstractNumId w:val="5"/>
+    <w:abstractNumId w:val="7"/>
   </w:num>
   <w:num w:numId="5">
-    <w:abstractNumId w:val="3"/>
+    <w:abstractNumId w:val="4"/>
   </w:num>
   <w:num w:numId="6">
     <w:abstractNumId w:val="0"/>
   </w:num>
   <w:num w:numId="7">
+    <w:abstractNumId w:val="11"/>
+  </w:num>
+  <w:num w:numId="8">
+    <w:abstractNumId w:val="10"/>
+  </w:num>
+  <w:num w:numId="9">
+    <w:abstractNumId w:val="6"/>
+  </w:num>
+  <w:num w:numId="10">
+    <w:abstractNumId w:val="3"/>
+  </w:num>
+  <w:num w:numId="11">
     <w:abstractNumId w:val="8"/>
   </w:num>
-  <w:num w:numId="8">
-    <w:abstractNumId w:val="7"/>
+  <w:num w:numId="12">
+    <w:abstractNumId w:val="12"/>
   </w:num>
-  <w:num w:numId="9">
-    <w:abstractNumId w:val="4"/>
+  <w:num w:numId="13">
+    <w:abstractNumId w:val="5"/>
+  </w:num>
+  <w:num w:numId="14">
+    <w:abstractNumId w:val="8"/>
+    <w:lvlOverride w:ilvl="0">
+      <w:startOverride w:val="1"/>
+    </w:lvlOverride>
+    <w:lvlOverride w:ilvl="1">
+      <w:startOverride w:val="1"/>
+    </w:lvlOverride>
+    <w:lvlOverride w:ilvl="2">
+      <w:startOverride w:val="1"/>
+    </w:lvlOverride>
+    <w:lvlOverride w:ilvl="3">
+      <w:startOverride w:val="1"/>
+    </w:lvlOverride>
+    <w:lvlOverride w:ilvl="4">
+      <w:startOverride w:val="1"/>
+    </w:lvlOverride>
+    <w:lvlOverride w:ilvl="5">
+      <w:startOverride w:val="1"/>
+    </w:lvlOverride>
+    <w:lvlOverride w:ilvl="6">
+      <w:startOverride w:val="1"/>
+    </w:lvlOverride>
+    <w:lvlOverride w:ilvl="7">
+      <w:startOverride w:val="1"/>
+    </w:lvlOverride>
+    <w:lvlOverride w:ilvl="8">
+      <w:startOverride w:val="1"/>
+    </w:lvlOverride>
+  </w:num>
+  <w:num w:numId="15">
+    <w:abstractNumId w:val="3"/>
+    <w:lvlOverride w:ilvl="0"/>
+    <w:lvlOverride w:ilvl="1"/>
+    <w:lvlOverride w:ilvl="2"/>
+    <w:lvlOverride w:ilvl="3"/>
+    <w:lvlOverride w:ilvl="4"/>
+    <w:lvlOverride w:ilvl="5"/>
+    <w:lvlOverride w:ilvl="6"/>
+    <w:lvlOverride w:ilvl="7"/>
+    <w:lvlOverride w:ilvl="8"/>
   </w:num>
 </w:numbering>
 </file>
@@ -5332,7 +7783,6 @@
   <w:style w:type="character" w:default="1" w:styleId="Fuentedeprrafopredeter">
     <w:name w:val="Default Paragraph Font"/>
     <w:uiPriority w:val="1"/>
-    <w:semiHidden/>
     <w:unhideWhenUsed/>
   </w:style>
   <w:style w:type="table" w:default="1" w:styleId="Tablanormal">
@@ -5415,7 +7865,6 @@
     <w:name w:val="Normal (Web)"/>
     <w:basedOn w:val="Normal"/>
     <w:uiPriority w:val="99"/>
-    <w:semiHidden/>
     <w:unhideWhenUsed/>
     <w:rsid w:val="000A66A2"/>
     <w:pPr>
@@ -5511,12 +7960,34 @@
     <w:name w:val="Hyperlink"/>
     <w:basedOn w:val="Fuentedeprrafopredeter"/>
     <w:uiPriority w:val="99"/>
-    <w:semiHidden/>
     <w:unhideWhenUsed/>
     <w:rsid w:val="001616F8"/>
     <w:rPr>
       <w:color w:val="0000FF"/>
       <w:u w:val="single"/>
+    </w:rPr>
+  </w:style>
+  <w:style w:type="character" w:styleId="Textoennegrita">
+    <w:name w:val="Strong"/>
+    <w:basedOn w:val="Fuentedeprrafopredeter"/>
+    <w:uiPriority w:val="22"/>
+    <w:qFormat/>
+    <w:rsid w:val="00F75F11"/>
+    <w:rPr>
+      <w:b/>
+      <w:bCs/>
+    </w:rPr>
+  </w:style>
+  <w:style w:type="character" w:styleId="Mencinsinresolver">
+    <w:name w:val="Unresolved Mention"/>
+    <w:basedOn w:val="Fuentedeprrafopredeter"/>
+    <w:uiPriority w:val="99"/>
+    <w:semiHidden/>
+    <w:unhideWhenUsed/>
+    <w:rsid w:val="002D690A"/>
+    <w:rPr>
+      <w:color w:val="605E5C"/>
+      <w:shd w:val="clear" w:color="auto" w:fill="E1DFDD"/>
     </w:rPr>
   </w:style>
 </w:styles>

--- a/propuesta.docx
+++ b/propuesta.docx
@@ -146,8 +146,36 @@
           <w:sz w:val="44"/>
           <w:szCs w:val="44"/>
         </w:rPr>
-        <w:t>Detección de anomalías en tráfico HTTP real: comparación entre modelos one-class y enfoques multi-etiqueta</w:t>
-      </w:r>
+        <w:t xml:space="preserve">Detección de anomalías en tráfico HTTP real: comparación entre modelos </w:t>
+      </w:r>
+      <w:proofErr w:type="spellStart"/>
+      <w:r>
+        <w:rPr>
+          <w:rFonts w:ascii="Arial" w:hAnsi="Arial" w:cs="Arial"/>
+          <w:sz w:val="44"/>
+          <w:szCs w:val="44"/>
+        </w:rPr>
+        <w:t>one-class</w:t>
+      </w:r>
+      <w:proofErr w:type="spellEnd"/>
+      <w:r>
+        <w:rPr>
+          <w:rFonts w:ascii="Arial" w:hAnsi="Arial" w:cs="Arial"/>
+          <w:sz w:val="44"/>
+          <w:szCs w:val="44"/>
+        </w:rPr>
+        <w:t xml:space="preserve"> y enfoques </w:t>
+      </w:r>
+      <w:proofErr w:type="spellStart"/>
+      <w:r>
+        <w:rPr>
+          <w:rFonts w:ascii="Arial" w:hAnsi="Arial" w:cs="Arial"/>
+          <w:sz w:val="44"/>
+          <w:szCs w:val="44"/>
+        </w:rPr>
+        <w:t>multi-etiqueta</w:t>
+      </w:r>
+      <w:proofErr w:type="spellEnd"/>
     </w:p>
     <w:p>
       <w:pPr>
@@ -225,6 +253,7 @@
         </w:rPr>
         <w:t>A</w:t>
       </w:r>
+      <w:proofErr w:type="spellStart"/>
       <w:r>
         <w:rPr>
           <w:rFonts w:ascii="Arial" w:hAnsi="Arial" w:cs="Arial"/>
@@ -243,6 +272,7 @@
         </w:rPr>
         <w:t>o</w:t>
       </w:r>
+      <w:proofErr w:type="spellEnd"/>
       <w:r>
         <w:rPr>
           <w:rFonts w:ascii="Arial" w:hAnsi="Arial" w:cs="Arial"/>
@@ -385,8 +415,18 @@
           <w:sz w:val="44"/>
           <w:szCs w:val="44"/>
         </w:rPr>
-        <w:t>Dr. Cristian Cappo</w:t>
-      </w:r>
+        <w:t xml:space="preserve">Dr. Cristian </w:t>
+      </w:r>
+      <w:proofErr w:type="spellStart"/>
+      <w:r>
+        <w:rPr>
+          <w:rFonts w:ascii="Arial" w:hAnsi="Arial" w:cs="Arial"/>
+          <w:sz w:val="44"/>
+          <w:szCs w:val="44"/>
+        </w:rPr>
+        <w:t>Cappo</w:t>
+      </w:r>
+      <w:proofErr w:type="spellEnd"/>
     </w:p>
     <w:p>
       <w:pPr>
@@ -438,7 +478,49 @@
         <w:rPr>
           <w:rFonts w:ascii="Arial" w:hAnsi="Arial" w:cs="Arial"/>
         </w:rPr>
-        <w:t xml:space="preserve">Las aplicaciones web han tenido un crecimiento constante en la última década, convirtiéndose en infraestructuras críticas para servicios de comercio, comunicación y administración. Sin embargo, al estar expuestas a través de la red, siguen siendo objetivo de una amplia variedad de ataques dirigidos al protocolo HTTP (Hypertext Transfer Protocol), tales como inyecciones, cross-site scripting y ataques de </w:t>
+        <w:t>Las aplicaciones web han tenido un crecimiento constante en la última década, convirtiéndose en infraestructuras críticas para servicios de comercio, comunicación y administración. Sin embargo, al estar expuestas a través de la red, siguen siendo objetivo de una amplia variedad de ataques dirigidos al protocolo HTTP (</w:t>
+      </w:r>
+      <w:proofErr w:type="spellStart"/>
+      <w:r>
+        <w:rPr>
+          <w:rFonts w:ascii="Arial" w:hAnsi="Arial" w:cs="Arial"/>
+        </w:rPr>
+        <w:t>Hypertext</w:t>
+      </w:r>
+      <w:proofErr w:type="spellEnd"/>
+      <w:r>
+        <w:rPr>
+          <w:rFonts w:ascii="Arial" w:hAnsi="Arial" w:cs="Arial"/>
+        </w:rPr>
+        <w:t xml:space="preserve"> Transfer </w:t>
+      </w:r>
+      <w:proofErr w:type="spellStart"/>
+      <w:r>
+        <w:rPr>
+          <w:rFonts w:ascii="Arial" w:hAnsi="Arial" w:cs="Arial"/>
+        </w:rPr>
+        <w:t>Protocol</w:t>
+      </w:r>
+      <w:proofErr w:type="spellEnd"/>
+      <w:r>
+        <w:rPr>
+          <w:rFonts w:ascii="Arial" w:hAnsi="Arial" w:cs="Arial"/>
+        </w:rPr>
+        <w:t xml:space="preserve">), tales como inyecciones, </w:t>
+      </w:r>
+      <w:proofErr w:type="spellStart"/>
+      <w:r>
+        <w:rPr>
+          <w:rFonts w:ascii="Arial" w:hAnsi="Arial" w:cs="Arial"/>
+        </w:rPr>
+        <w:t>cross</w:t>
+      </w:r>
+      <w:proofErr w:type="spellEnd"/>
+      <w:r>
+        <w:rPr>
+          <w:rFonts w:ascii="Arial" w:hAnsi="Arial" w:cs="Arial"/>
+        </w:rPr>
+        <w:t xml:space="preserve">-site scripting y ataques de </w:t>
       </w:r>
       <w:proofErr w:type="spellStart"/>
       <w:r>
@@ -479,7 +561,161 @@
         <w:rPr>
           <w:rFonts w:ascii="Arial" w:hAnsi="Arial" w:cs="Arial"/>
         </w:rPr>
-        <w:t>En este contexto, los sistemas de detección y prevención de intrusiones (IDS – Intrusion Detection System, IPS – Intrusion Prevention System) y, particularmente, los cortafuegos para aplicaciones web (WAF – Web Application Firewall), juegan un rol fundamental para identificar y mitigar ataques en tiempo real. El uso de técnicas de aprendizaje de máquinas (ML – Machine Learning) permite mejorar la detección de comportamientos anómalos y descubrir patrones emergentes que no están cubiertos por reglas estáticas [2], [3], [4]. En particular, los enfoques de clasificación de una sola clase (OCC – One-Class Classification), como One-Class SVM, son atractivos para escenarios con escasez de muestras rotuladas de ataques o con alta variabilidad de tráfico normal [5], [6].</w:t>
+        <w:t xml:space="preserve">En este contexto, los sistemas de detección y prevención de intrusiones (IDS – </w:t>
+      </w:r>
+      <w:proofErr w:type="spellStart"/>
+      <w:r>
+        <w:rPr>
+          <w:rFonts w:ascii="Arial" w:hAnsi="Arial" w:cs="Arial"/>
+        </w:rPr>
+        <w:t>Intrusion</w:t>
+      </w:r>
+      <w:proofErr w:type="spellEnd"/>
+      <w:r>
+        <w:rPr>
+          <w:rFonts w:ascii="Arial" w:hAnsi="Arial" w:cs="Arial"/>
+        </w:rPr>
+        <w:t xml:space="preserve"> </w:t>
+      </w:r>
+      <w:proofErr w:type="spellStart"/>
+      <w:r>
+        <w:rPr>
+          <w:rFonts w:ascii="Arial" w:hAnsi="Arial" w:cs="Arial"/>
+        </w:rPr>
+        <w:t>Detection</w:t>
+      </w:r>
+      <w:proofErr w:type="spellEnd"/>
+      <w:r>
+        <w:rPr>
+          <w:rFonts w:ascii="Arial" w:hAnsi="Arial" w:cs="Arial"/>
+        </w:rPr>
+        <w:t xml:space="preserve"> </w:t>
+      </w:r>
+      <w:proofErr w:type="spellStart"/>
+      <w:r>
+        <w:rPr>
+          <w:rFonts w:ascii="Arial" w:hAnsi="Arial" w:cs="Arial"/>
+        </w:rPr>
+        <w:t>System</w:t>
+      </w:r>
+      <w:proofErr w:type="spellEnd"/>
+      <w:r>
+        <w:rPr>
+          <w:rFonts w:ascii="Arial" w:hAnsi="Arial" w:cs="Arial"/>
+        </w:rPr>
+        <w:t xml:space="preserve">, IPS – </w:t>
+      </w:r>
+      <w:proofErr w:type="spellStart"/>
+      <w:r>
+        <w:rPr>
+          <w:rFonts w:ascii="Arial" w:hAnsi="Arial" w:cs="Arial"/>
+        </w:rPr>
+        <w:t>Intrusion</w:t>
+      </w:r>
+      <w:proofErr w:type="spellEnd"/>
+      <w:r>
+        <w:rPr>
+          <w:rFonts w:ascii="Arial" w:hAnsi="Arial" w:cs="Arial"/>
+        </w:rPr>
+        <w:t xml:space="preserve"> </w:t>
+      </w:r>
+      <w:proofErr w:type="spellStart"/>
+      <w:r>
+        <w:rPr>
+          <w:rFonts w:ascii="Arial" w:hAnsi="Arial" w:cs="Arial"/>
+        </w:rPr>
+        <w:t>Prevention</w:t>
+      </w:r>
+      <w:proofErr w:type="spellEnd"/>
+      <w:r>
+        <w:rPr>
+          <w:rFonts w:ascii="Arial" w:hAnsi="Arial" w:cs="Arial"/>
+        </w:rPr>
+        <w:t xml:space="preserve"> </w:t>
+      </w:r>
+      <w:proofErr w:type="spellStart"/>
+      <w:r>
+        <w:rPr>
+          <w:rFonts w:ascii="Arial" w:hAnsi="Arial" w:cs="Arial"/>
+        </w:rPr>
+        <w:t>System</w:t>
+      </w:r>
+      <w:proofErr w:type="spellEnd"/>
+      <w:r>
+        <w:rPr>
+          <w:rFonts w:ascii="Arial" w:hAnsi="Arial" w:cs="Arial"/>
+        </w:rPr>
+        <w:t xml:space="preserve">) y, particularmente, los cortafuegos para aplicaciones web (WAF – Web </w:t>
+      </w:r>
+      <w:proofErr w:type="spellStart"/>
+      <w:r>
+        <w:rPr>
+          <w:rFonts w:ascii="Arial" w:hAnsi="Arial" w:cs="Arial"/>
+        </w:rPr>
+        <w:t>Application</w:t>
+      </w:r>
+      <w:proofErr w:type="spellEnd"/>
+      <w:r>
+        <w:rPr>
+          <w:rFonts w:ascii="Arial" w:hAnsi="Arial" w:cs="Arial"/>
+        </w:rPr>
+        <w:t xml:space="preserve"> Firewall), juegan un rol fundamental para identificar y mitigar ataques en tiempo real. El uso de técnicas de aprendizaje de máquinas (ML – Machine </w:t>
+      </w:r>
+      <w:proofErr w:type="spellStart"/>
+      <w:r>
+        <w:rPr>
+          <w:rFonts w:ascii="Arial" w:hAnsi="Arial" w:cs="Arial"/>
+        </w:rPr>
+        <w:t>Learning</w:t>
+      </w:r>
+      <w:proofErr w:type="spellEnd"/>
+      <w:r>
+        <w:rPr>
+          <w:rFonts w:ascii="Arial" w:hAnsi="Arial" w:cs="Arial"/>
+        </w:rPr>
+        <w:t xml:space="preserve">) permite mejorar la detección de comportamientos anómalos y descubrir patrones emergentes que no están cubiertos por reglas estáticas [2], [3], [4]. En particular, los enfoques de clasificación de una sola clase (OCC – </w:t>
+      </w:r>
+      <w:proofErr w:type="spellStart"/>
+      <w:r>
+        <w:rPr>
+          <w:rFonts w:ascii="Arial" w:hAnsi="Arial" w:cs="Arial"/>
+        </w:rPr>
+        <w:t>One-Class</w:t>
+      </w:r>
+      <w:proofErr w:type="spellEnd"/>
+      <w:r>
+        <w:rPr>
+          <w:rFonts w:ascii="Arial" w:hAnsi="Arial" w:cs="Arial"/>
+        </w:rPr>
+        <w:t xml:space="preserve"> </w:t>
+      </w:r>
+      <w:proofErr w:type="spellStart"/>
+      <w:r>
+        <w:rPr>
+          <w:rFonts w:ascii="Arial" w:hAnsi="Arial" w:cs="Arial"/>
+        </w:rPr>
+        <w:t>Classification</w:t>
+      </w:r>
+      <w:proofErr w:type="spellEnd"/>
+      <w:r>
+        <w:rPr>
+          <w:rFonts w:ascii="Arial" w:hAnsi="Arial" w:cs="Arial"/>
+        </w:rPr>
+        <w:t xml:space="preserve">), como </w:t>
+      </w:r>
+      <w:proofErr w:type="spellStart"/>
+      <w:r>
+        <w:rPr>
+          <w:rFonts w:ascii="Arial" w:hAnsi="Arial" w:cs="Arial"/>
+        </w:rPr>
+        <w:t>One-Class</w:t>
+      </w:r>
+      <w:proofErr w:type="spellEnd"/>
+      <w:r>
+        <w:rPr>
+          <w:rFonts w:ascii="Arial" w:hAnsi="Arial" w:cs="Arial"/>
+        </w:rPr>
+        <w:t xml:space="preserve"> SVM, son atractivos para escenarios con escasez de muestras rotuladas de ataques o con alta variabilidad de tráfico normal [5], [6].</w:t>
       </w:r>
     </w:p>
     <w:p>
@@ -506,7 +742,21 @@
         <w:rPr>
           <w:rFonts w:ascii="Arial" w:hAnsi="Arial" w:cs="Arial"/>
         </w:rPr>
-        <w:t xml:space="preserve">, retomando la idea de incorporar detección de anomalías en un WAF y extendiéndola con nuevas fuentes de datos y características (features) centradas en HTTP. </w:t>
+        <w:t>, retomando la idea de incorporar detección de anomalías en un WAF y extendiéndola con nuevas fuentes de datos y características (</w:t>
+      </w:r>
+      <w:proofErr w:type="spellStart"/>
+      <w:r>
+        <w:rPr>
+          <w:rFonts w:ascii="Arial" w:hAnsi="Arial" w:cs="Arial"/>
+        </w:rPr>
+        <w:t>features</w:t>
+      </w:r>
+      <w:proofErr w:type="spellEnd"/>
+      <w:r>
+        <w:rPr>
+          <w:rFonts w:ascii="Arial" w:hAnsi="Arial" w:cs="Arial"/>
+        </w:rPr>
+        <w:t xml:space="preserve">) centradas en HTTP. </w:t>
       </w:r>
       <w:r>
         <w:rPr>
@@ -526,7 +776,35 @@
         <w:rPr>
           <w:rFonts w:ascii="Arial" w:hAnsi="Arial" w:cs="Arial"/>
         </w:rPr>
-        <w:t xml:space="preserve"> de tráfico real etiquetado a nivel de patrones de ataque, lo cual habilita dos líneas de evaluación complementarias: (i) detección binaria (normal/anómalo) con enfoques one-class (p. ej., One-Class SVM) entrenados únicamente con tráfico normal; y (</w:t>
+        <w:t xml:space="preserve"> de tráfico real etiquetado a nivel de patrones de ataque, lo cual habilita dos líneas de evaluación complementarias: (i) detección binaria (normal/anómalo) con enfoques </w:t>
+      </w:r>
+      <w:proofErr w:type="spellStart"/>
+      <w:r>
+        <w:rPr>
+          <w:rFonts w:ascii="Arial" w:hAnsi="Arial" w:cs="Arial"/>
+        </w:rPr>
+        <w:t>one-class</w:t>
+      </w:r>
+      <w:proofErr w:type="spellEnd"/>
+      <w:r>
+        <w:rPr>
+          <w:rFonts w:ascii="Arial" w:hAnsi="Arial" w:cs="Arial"/>
+        </w:rPr>
+        <w:t xml:space="preserve"> (p. ej., </w:t>
+      </w:r>
+      <w:proofErr w:type="spellStart"/>
+      <w:r>
+        <w:rPr>
+          <w:rFonts w:ascii="Arial" w:hAnsi="Arial" w:cs="Arial"/>
+        </w:rPr>
+        <w:t>One-Class</w:t>
+      </w:r>
+      <w:proofErr w:type="spellEnd"/>
+      <w:r>
+        <w:rPr>
+          <w:rFonts w:ascii="Arial" w:hAnsi="Arial" w:cs="Arial"/>
+        </w:rPr>
+        <w:t xml:space="preserve"> SVM) entrenados únicamente con tráfico normal; y (</w:t>
       </w:r>
       <w:proofErr w:type="spellStart"/>
       <w:r>
@@ -3425,31 +3703,274 @@
         <w:rPr>
           <w:rFonts w:ascii="Arial" w:hAnsi="Arial" w:cs="Arial"/>
         </w:rPr>
-        <w:t xml:space="preserve">Este trabajo amplía y actualiza </w:t>
-      </w:r>
-      <w:r>
-        <w:rPr>
-          <w:rFonts w:ascii="Arial" w:hAnsi="Arial" w:cs="Arial"/>
-        </w:rPr>
-        <w:t>el proyecto base citado en [1]</w:t>
-      </w:r>
-      <w:r>
-        <w:rPr>
-          <w:rFonts w:ascii="Arial" w:hAnsi="Arial" w:cs="Arial"/>
-        </w:rPr>
-        <w:t>[12]</w:t>
-      </w:r>
-      <w:r>
-        <w:rPr>
-          <w:rFonts w:ascii="Arial" w:hAnsi="Arial" w:cs="Arial"/>
-        </w:rPr>
-        <w:t xml:space="preserve">, </w:t>
-      </w:r>
-      <w:r>
-        <w:rPr>
-          <w:rFonts w:ascii="Arial" w:hAnsi="Arial" w:cs="Arial"/>
-        </w:rPr>
-        <w:t>integrando un WAF experimental con etiquetado por tipo de ataque y nuevas características de tráfico HTTP. La ampliación se centra en incorporar el dataset SR-BH 2020, publicado en Harvard Dataverse [7], el cual contiene tráfico web real capturado con ModSecurity en un honeypot y etiquetado manualmente a nivel de patrones Common Attack Pattern Enumeration and Classification (CAPEC). Esta fuente de datos introduce mayor realismo (volumen y diversidad), permitiendo la comparación con los escenarios anteriores basados en CSIC/TorpEda y, además, habilitando la evaluación multiclase y, cuando aplique, multietiqueta. En la literatura reciente (2024–2025), el dataset se utiliza como referente para evaluación multietiqueta y reportes por clase CAPEC, facilitando la comparabilidad de resultados y su validez externa.</w:t>
+        <w:t xml:space="preserve">Este trabajo amplía y actualiza el proyecto base citado en [1][12], integrando un WAF experimental con etiquetado por tipo de ataque y nuevas características de tráfico HTTP. La ampliación se centra en incorporar el </w:t>
+      </w:r>
+      <w:proofErr w:type="spellStart"/>
+      <w:r>
+        <w:rPr>
+          <w:rFonts w:ascii="Arial" w:hAnsi="Arial" w:cs="Arial"/>
+        </w:rPr>
+        <w:t>dataset</w:t>
+      </w:r>
+      <w:proofErr w:type="spellEnd"/>
+      <w:r>
+        <w:rPr>
+          <w:rFonts w:ascii="Arial" w:hAnsi="Arial" w:cs="Arial"/>
+        </w:rPr>
+        <w:t xml:space="preserve"> SR-BH 2020, publicado en Harvard </w:t>
+      </w:r>
+      <w:proofErr w:type="spellStart"/>
+      <w:r>
+        <w:rPr>
+          <w:rFonts w:ascii="Arial" w:hAnsi="Arial" w:cs="Arial"/>
+        </w:rPr>
+        <w:t>Dataverse</w:t>
+      </w:r>
+      <w:proofErr w:type="spellEnd"/>
+      <w:r>
+        <w:rPr>
+          <w:rFonts w:ascii="Arial" w:hAnsi="Arial" w:cs="Arial"/>
+        </w:rPr>
+        <w:t xml:space="preserve"> [7], el cual contiene tráfico web real capturado con </w:t>
+      </w:r>
+      <w:proofErr w:type="spellStart"/>
+      <w:r>
+        <w:rPr>
+          <w:rFonts w:ascii="Arial" w:hAnsi="Arial" w:cs="Arial"/>
+        </w:rPr>
+        <w:t>ModSecurity</w:t>
+      </w:r>
+      <w:proofErr w:type="spellEnd"/>
+      <w:r>
+        <w:rPr>
+          <w:rFonts w:ascii="Arial" w:hAnsi="Arial" w:cs="Arial"/>
+        </w:rPr>
+        <w:t xml:space="preserve"> en un </w:t>
+      </w:r>
+      <w:proofErr w:type="spellStart"/>
+      <w:r>
+        <w:rPr>
+          <w:rFonts w:ascii="Arial" w:hAnsi="Arial" w:cs="Arial"/>
+        </w:rPr>
+        <w:t>honeypot</w:t>
+      </w:r>
+      <w:proofErr w:type="spellEnd"/>
+      <w:r>
+        <w:rPr>
+          <w:rFonts w:ascii="Arial" w:hAnsi="Arial" w:cs="Arial"/>
+        </w:rPr>
+        <w:t xml:space="preserve"> y etiquetado manualmente a nivel de patrones </w:t>
+      </w:r>
+      <w:proofErr w:type="spellStart"/>
+      <w:r>
+        <w:rPr>
+          <w:rFonts w:ascii="Arial" w:hAnsi="Arial" w:cs="Arial"/>
+        </w:rPr>
+        <w:t>Common</w:t>
+      </w:r>
+      <w:proofErr w:type="spellEnd"/>
+      <w:r>
+        <w:rPr>
+          <w:rFonts w:ascii="Arial" w:hAnsi="Arial" w:cs="Arial"/>
+        </w:rPr>
+        <w:t xml:space="preserve"> </w:t>
+      </w:r>
+      <w:proofErr w:type="spellStart"/>
+      <w:r>
+        <w:rPr>
+          <w:rFonts w:ascii="Arial" w:hAnsi="Arial" w:cs="Arial"/>
+        </w:rPr>
+        <w:t>Attack</w:t>
+      </w:r>
+      <w:proofErr w:type="spellEnd"/>
+      <w:r>
+        <w:rPr>
+          <w:rFonts w:ascii="Arial" w:hAnsi="Arial" w:cs="Arial"/>
+        </w:rPr>
+        <w:t xml:space="preserve"> </w:t>
+      </w:r>
+      <w:proofErr w:type="spellStart"/>
+      <w:r>
+        <w:rPr>
+          <w:rFonts w:ascii="Arial" w:hAnsi="Arial" w:cs="Arial"/>
+        </w:rPr>
+        <w:t>Pattern</w:t>
+      </w:r>
+      <w:proofErr w:type="spellEnd"/>
+      <w:r>
+        <w:rPr>
+          <w:rFonts w:ascii="Arial" w:hAnsi="Arial" w:cs="Arial"/>
+        </w:rPr>
+        <w:t xml:space="preserve"> </w:t>
+      </w:r>
+      <w:proofErr w:type="spellStart"/>
+      <w:r>
+        <w:rPr>
+          <w:rFonts w:ascii="Arial" w:hAnsi="Arial" w:cs="Arial"/>
+        </w:rPr>
+        <w:t>Enumeration</w:t>
+      </w:r>
+      <w:proofErr w:type="spellEnd"/>
+      <w:r>
+        <w:rPr>
+          <w:rFonts w:ascii="Arial" w:hAnsi="Arial" w:cs="Arial"/>
+        </w:rPr>
+        <w:t xml:space="preserve"> and </w:t>
+      </w:r>
+      <w:proofErr w:type="spellStart"/>
+      <w:r>
+        <w:rPr>
+          <w:rFonts w:ascii="Arial" w:hAnsi="Arial" w:cs="Arial"/>
+        </w:rPr>
+        <w:t>Classification</w:t>
+      </w:r>
+      <w:proofErr w:type="spellEnd"/>
+      <w:r>
+        <w:rPr>
+          <w:rFonts w:ascii="Arial" w:hAnsi="Arial" w:cs="Arial"/>
+        </w:rPr>
+        <w:t xml:space="preserve"> (CAPEC) [13]. Esta fuente de datos introduce mayor realismo (volumen y diversidad), permitiendo la comparación con los escenarios anteriores basados en CSIC/</w:t>
+      </w:r>
+      <w:proofErr w:type="spellStart"/>
+      <w:r>
+        <w:rPr>
+          <w:rFonts w:ascii="Arial" w:hAnsi="Arial" w:cs="Arial"/>
+        </w:rPr>
+        <w:t>TorpEda</w:t>
+      </w:r>
+      <w:proofErr w:type="spellEnd"/>
+      <w:r>
+        <w:rPr>
+          <w:rFonts w:ascii="Arial" w:hAnsi="Arial" w:cs="Arial"/>
+        </w:rPr>
+        <w:t xml:space="preserve"> y, además, habilitando la evaluación multiclase y, cuando aplique, </w:t>
+      </w:r>
+      <w:proofErr w:type="spellStart"/>
+      <w:r>
+        <w:rPr>
+          <w:rFonts w:ascii="Arial" w:hAnsi="Arial" w:cs="Arial"/>
+        </w:rPr>
+        <w:t>multietiqueta</w:t>
+      </w:r>
+      <w:proofErr w:type="spellEnd"/>
+      <w:r>
+        <w:rPr>
+          <w:rFonts w:ascii="Arial" w:hAnsi="Arial" w:cs="Arial"/>
+        </w:rPr>
+        <w:t xml:space="preserve">: en </w:t>
+      </w:r>
+      <w:r>
+        <w:rPr>
+          <w:rFonts w:ascii="Arial" w:hAnsi="Arial" w:cs="Arial"/>
+          <w:b/>
+          <w:bCs/>
+        </w:rPr>
+        <w:t>multiclase</w:t>
+      </w:r>
+      <w:r>
+        <w:rPr>
+          <w:rFonts w:ascii="Arial" w:hAnsi="Arial" w:cs="Arial"/>
+        </w:rPr>
+        <w:t xml:space="preserve">, cada petición HTTP se asigna a </w:t>
+      </w:r>
+      <w:r>
+        <w:rPr>
+          <w:rFonts w:ascii="Arial" w:hAnsi="Arial" w:cs="Arial"/>
+          <w:b/>
+          <w:bCs/>
+        </w:rPr>
+        <w:t>una única clase</w:t>
+      </w:r>
+      <w:r>
+        <w:rPr>
+          <w:rFonts w:ascii="Arial" w:hAnsi="Arial" w:cs="Arial"/>
+        </w:rPr>
+        <w:t xml:space="preserve"> entre varias posibles (una etiqueta por instancia); en </w:t>
+      </w:r>
+      <w:proofErr w:type="spellStart"/>
+      <w:r>
+        <w:rPr>
+          <w:rFonts w:ascii="Arial" w:hAnsi="Arial" w:cs="Arial"/>
+          <w:b/>
+          <w:bCs/>
+        </w:rPr>
+        <w:t>multietiqueta</w:t>
+      </w:r>
+      <w:proofErr w:type="spellEnd"/>
+      <w:r>
+        <w:rPr>
+          <w:rFonts w:ascii="Arial" w:hAnsi="Arial" w:cs="Arial"/>
+        </w:rPr>
+        <w:t xml:space="preserve">, una misma petición puede asociarse a </w:t>
+      </w:r>
+      <w:r>
+        <w:rPr>
+          <w:rFonts w:ascii="Arial" w:hAnsi="Arial" w:cs="Arial"/>
+          <w:b/>
+          <w:bCs/>
+        </w:rPr>
+        <w:t>más de una etiqueta simultáneamente</w:t>
+      </w:r>
+      <w:r>
+        <w:rPr>
+          <w:rFonts w:ascii="Arial" w:hAnsi="Arial" w:cs="Arial"/>
+        </w:rPr>
+        <w:t xml:space="preserve"> (un conjunto de etiquetas por instancia). En la literatura reciente (2024–2025), el </w:t>
+      </w:r>
+      <w:proofErr w:type="spellStart"/>
+      <w:r>
+        <w:rPr>
+          <w:rFonts w:ascii="Arial" w:hAnsi="Arial" w:cs="Arial"/>
+        </w:rPr>
+        <w:t>dataset</w:t>
+      </w:r>
+      <w:proofErr w:type="spellEnd"/>
+      <w:r>
+        <w:rPr>
+          <w:rFonts w:ascii="Arial" w:hAnsi="Arial" w:cs="Arial"/>
+        </w:rPr>
+        <w:t xml:space="preserve"> se utiliza como referente para evaluación </w:t>
+      </w:r>
+      <w:proofErr w:type="spellStart"/>
+      <w:r>
+        <w:rPr>
+          <w:rFonts w:ascii="Arial" w:hAnsi="Arial" w:cs="Arial"/>
+        </w:rPr>
+        <w:t>multietiqueta</w:t>
+      </w:r>
+      <w:proofErr w:type="spellEnd"/>
+      <w:r>
+        <w:rPr>
+          <w:rFonts w:ascii="Arial" w:hAnsi="Arial" w:cs="Arial"/>
+        </w:rPr>
+        <w:t xml:space="preserve"> y reportes por clase CAPEC</w:t>
+      </w:r>
+      <w:r>
+        <w:t xml:space="preserve"> </w:t>
+      </w:r>
+      <w:r>
+        <w:rPr>
+          <w:rFonts w:ascii="Arial" w:hAnsi="Arial" w:cs="Arial"/>
+        </w:rPr>
+        <w:t>[9][10][11][14]</w:t>
+      </w:r>
+      <w:r>
+        <w:rPr>
+          <w:rFonts w:ascii="Arial" w:hAnsi="Arial" w:cs="Arial"/>
+        </w:rPr>
+        <w:t>,</w:t>
+      </w:r>
+      <w:r>
+        <w:rPr>
+          <w:rFonts w:ascii="Arial" w:hAnsi="Arial" w:cs="Arial"/>
+        </w:rPr>
+        <w:t xml:space="preserve"> </w:t>
+      </w:r>
+      <w:r>
+        <w:rPr>
+          <w:rFonts w:ascii="Arial" w:hAnsi="Arial" w:cs="Arial"/>
+        </w:rPr>
+        <w:t>facilitando la comparabilidad de resultados y su validez externa.</w:t>
       </w:r>
     </w:p>
     <w:p>
@@ -3527,6 +4048,7 @@
         </w:rPr>
         <w:t xml:space="preserve">: extracción de campos HTTP y cálculo de </w:t>
       </w:r>
+      <w:proofErr w:type="spellStart"/>
       <w:r>
         <w:rPr>
           <w:rFonts w:ascii="Arial" w:hAnsi="Arial" w:cs="Arial"/>
@@ -3537,6 +4059,7 @@
         </w:rPr>
         <w:t>features</w:t>
       </w:r>
+      <w:proofErr w:type="spellEnd"/>
       <w:r>
         <w:rPr>
           <w:rFonts w:ascii="Arial" w:hAnsi="Arial" w:cs="Arial"/>
@@ -3597,6 +4120,7 @@
           <w:sz w:val="24"/>
           <w:szCs w:val="24"/>
         </w:rPr>
+        <w:lastRenderedPageBreak/>
         <w:t xml:space="preserve">2- </w:t>
       </w:r>
       <w:r>
@@ -3653,7 +4177,6 @@
           <w:sz w:val="24"/>
           <w:szCs w:val="24"/>
         </w:rPr>
-        <w:lastRenderedPageBreak/>
         <w:t>3- Entrenamiento y selección</w:t>
       </w:r>
       <w:r>
@@ -3662,7 +4185,25 @@
           <w:sz w:val="24"/>
           <w:szCs w:val="24"/>
         </w:rPr>
-        <w:t xml:space="preserve">: comparación de One-Class SVM frente a </w:t>
+        <w:t xml:space="preserve">: comparación de </w:t>
+      </w:r>
+      <w:proofErr w:type="spellStart"/>
+      <w:r>
+        <w:rPr>
+          <w:rFonts w:ascii="Arial" w:hAnsi="Arial" w:cs="Arial"/>
+          <w:sz w:val="24"/>
+          <w:szCs w:val="24"/>
+        </w:rPr>
+        <w:t>One-Class</w:t>
+      </w:r>
+      <w:proofErr w:type="spellEnd"/>
+      <w:r>
+        <w:rPr>
+          <w:rFonts w:ascii="Arial" w:hAnsi="Arial" w:cs="Arial"/>
+          <w:sz w:val="24"/>
+          <w:szCs w:val="24"/>
+        </w:rPr>
+        <w:t xml:space="preserve"> SVM frente a </w:t>
       </w:r>
       <w:proofErr w:type="spellStart"/>
       <w:r>
@@ -3964,27 +4505,45 @@
           <w:sz w:val="24"/>
           <w:szCs w:val="24"/>
         </w:rPr>
-        <w:t xml:space="preserve">5- Ablaciones e importancia de </w:t>
+        <w:t xml:space="preserve">5- </w:t>
       </w:r>
       <w:r>
         <w:rPr>
           <w:rFonts w:ascii="Arial" w:hAnsi="Arial" w:cs="Arial"/>
           <w:b/>
           <w:bCs/>
+          <w:sz w:val="24"/>
+          <w:szCs w:val="24"/>
+        </w:rPr>
+        <w:t>Evaluación de impacto de las características en la clasificación</w:t>
+      </w:r>
+      <w:r>
+        <w:rPr>
+          <w:rFonts w:ascii="Arial" w:hAnsi="Arial" w:cs="Arial"/>
+          <w:sz w:val="24"/>
+          <w:szCs w:val="24"/>
+        </w:rPr>
+        <w:t xml:space="preserve">: análisis del aporte marginal de cada </w:t>
+      </w:r>
+      <w:proofErr w:type="spellStart"/>
+      <w:r>
+        <w:rPr>
+          <w:rFonts w:ascii="Arial" w:hAnsi="Arial" w:cs="Arial"/>
           <w:i/>
           <w:iCs/>
           <w:sz w:val="24"/>
           <w:szCs w:val="24"/>
         </w:rPr>
-        <w:t>features</w:t>
-      </w:r>
-      <w:r>
-        <w:rPr>
-          <w:rFonts w:ascii="Arial" w:hAnsi="Arial" w:cs="Arial"/>
-          <w:sz w:val="24"/>
-          <w:szCs w:val="24"/>
-        </w:rPr>
-        <w:t xml:space="preserve">: análisis del aporte marginal de cada </w:t>
+        <w:t>feature</w:t>
+      </w:r>
+      <w:proofErr w:type="spellEnd"/>
+      <w:r>
+        <w:rPr>
+          <w:rFonts w:ascii="Arial" w:hAnsi="Arial" w:cs="Arial"/>
+          <w:sz w:val="24"/>
+          <w:szCs w:val="24"/>
+        </w:rPr>
+        <w:t xml:space="preserve"> y de grupos de </w:t>
       </w:r>
       <w:proofErr w:type="spellStart"/>
       <w:r>
@@ -3995,27 +4554,9 @@
           <w:sz w:val="24"/>
           <w:szCs w:val="24"/>
         </w:rPr>
-        <w:t>feature</w:t>
-      </w:r>
-      <w:proofErr w:type="spellEnd"/>
-      <w:r>
-        <w:rPr>
-          <w:rFonts w:ascii="Arial" w:hAnsi="Arial" w:cs="Arial"/>
-          <w:sz w:val="24"/>
-          <w:szCs w:val="24"/>
-        </w:rPr>
-        <w:t xml:space="preserve"> y de grupos de </w:t>
-      </w:r>
-      <w:r>
-        <w:rPr>
-          <w:rFonts w:ascii="Arial" w:hAnsi="Arial" w:cs="Arial"/>
-          <w:i/>
-          <w:iCs/>
-          <w:sz w:val="24"/>
-          <w:szCs w:val="24"/>
-        </w:rPr>
         <w:t>features</w:t>
       </w:r>
+      <w:proofErr w:type="spellEnd"/>
       <w:r>
         <w:rPr>
           <w:rFonts w:ascii="Arial" w:hAnsi="Arial" w:cs="Arial"/>
@@ -4050,33 +4591,15 @@
           <w:sz w:val="24"/>
           <w:szCs w:val="24"/>
         </w:rPr>
-        <w:t>Integración WAF</w:t>
-      </w:r>
-      <w:r>
-        <w:rPr>
-          <w:rFonts w:ascii="Arial" w:hAnsi="Arial" w:cs="Arial"/>
-          <w:sz w:val="24"/>
-          <w:szCs w:val="24"/>
-        </w:rPr>
-        <w:t xml:space="preserve">: </w:t>
-      </w:r>
-      <w:r>
-        <w:rPr>
-          <w:rFonts w:ascii="Arial" w:hAnsi="Arial" w:cs="Arial"/>
-          <w:i/>
-          <w:iCs/>
-          <w:sz w:val="24"/>
-          <w:szCs w:val="24"/>
-        </w:rPr>
-        <w:t>pipeline</w:t>
-      </w:r>
-      <w:r>
-        <w:rPr>
-          <w:rFonts w:ascii="Arial" w:hAnsi="Arial" w:cs="Arial"/>
-          <w:sz w:val="24"/>
-          <w:szCs w:val="24"/>
-        </w:rPr>
-        <w:t xml:space="preserve"> de inferencia (modo pasivo/activo) y registro de evidencias para auditoría.</w:t>
+        <w:t xml:space="preserve">Integración WAF: </w:t>
+      </w:r>
+      <w:r>
+        <w:rPr>
+          <w:rFonts w:ascii="Arial" w:hAnsi="Arial" w:cs="Arial"/>
+          <w:sz w:val="24"/>
+          <w:szCs w:val="24"/>
+        </w:rPr>
+        <w:t>implementación por nuestro equipo de un componente externo e independiente (desarrollado desde cero), sin modificar ni intervenir el código fuente del sistema del cliente; pipeline de inferencia (modo pasivo/activo) y registro de evidencias para auditoría.</w:t>
       </w:r>
     </w:p>
     <w:p>
@@ -4183,6 +4706,7 @@
         </w:rPr>
         <w:t xml:space="preserve">3- Diseña y evalúa un conjunto de </w:t>
       </w:r>
+      <w:proofErr w:type="spellStart"/>
       <w:r>
         <w:rPr>
           <w:rFonts w:ascii="Arial" w:hAnsi="Arial" w:cs="Arial"/>
@@ -4193,6 +4717,7 @@
         </w:rPr>
         <w:t>features</w:t>
       </w:r>
+      <w:proofErr w:type="spellEnd"/>
       <w:r>
         <w:rPr>
           <w:rFonts w:ascii="Arial" w:hAnsi="Arial" w:cs="Arial"/>
@@ -4423,6 +4948,7 @@
         </w:rPr>
         <w:t xml:space="preserve">: el cálculo de nuevas </w:t>
       </w:r>
+      <w:proofErr w:type="spellStart"/>
       <w:r>
         <w:rPr>
           <w:rFonts w:ascii="Arial" w:hAnsi="Arial" w:cs="Arial"/>
@@ -4433,6 +4959,7 @@
         </w:rPr>
         <w:t>features</w:t>
       </w:r>
+      <w:proofErr w:type="spellEnd"/>
       <w:r>
         <w:rPr>
           <w:rFonts w:ascii="Arial" w:hAnsi="Arial" w:cs="Arial"/>
@@ -4582,6 +5109,7 @@
                 <w:szCs w:val="24"/>
                 <w:lang w:eastAsia="es-PY"/>
               </w:rPr>
+              <w:lastRenderedPageBreak/>
               <w:t>Fase</w:t>
             </w:r>
           </w:p>
@@ -4697,6 +5225,7 @@
               </w:rPr>
               <w:t xml:space="preserve">Protocolo experimental; definición final de </w:t>
             </w:r>
+            <w:proofErr w:type="spellStart"/>
             <w:r>
               <w:rPr>
                 <w:rFonts w:ascii="Arial" w:eastAsia="Times New Roman" w:hAnsi="Arial" w:cs="Arial"/>
@@ -4708,6 +5237,7 @@
               </w:rPr>
               <w:t>features</w:t>
             </w:r>
+            <w:proofErr w:type="spellEnd"/>
             <w:r>
               <w:rPr>
                 <w:rFonts w:ascii="Arial" w:eastAsia="Times New Roman" w:hAnsi="Arial" w:cs="Arial"/>
@@ -4809,6 +5339,7 @@
               </w:rPr>
               <w:t xml:space="preserve"> HTTP; cálculo de </w:t>
             </w:r>
+            <w:proofErr w:type="spellStart"/>
             <w:r>
               <w:rPr>
                 <w:rFonts w:ascii="Arial" w:eastAsia="Times New Roman" w:hAnsi="Arial" w:cs="Arial"/>
@@ -4820,6 +5351,7 @@
               </w:rPr>
               <w:t>features</w:t>
             </w:r>
+            <w:proofErr w:type="spellEnd"/>
             <w:r>
               <w:rPr>
                 <w:rFonts w:ascii="Arial" w:eastAsia="Times New Roman" w:hAnsi="Arial" w:cs="Arial"/>
@@ -4882,7 +5414,6 @@
                 <w:szCs w:val="24"/>
                 <w:lang w:eastAsia="es-PY"/>
               </w:rPr>
-              <w:lastRenderedPageBreak/>
               <w:t>3. Modelado inicial (</w:t>
             </w:r>
             <w:proofErr w:type="spellStart"/>
@@ -5069,6 +5600,7 @@
               </w:rPr>
               <w:t xml:space="preserve">Importancia de </w:t>
             </w:r>
+            <w:proofErr w:type="spellStart"/>
             <w:r>
               <w:rPr>
                 <w:rFonts w:ascii="Arial" w:eastAsia="Times New Roman" w:hAnsi="Arial" w:cs="Arial"/>
@@ -5080,6 +5612,7 @@
               </w:rPr>
               <w:t>features</w:t>
             </w:r>
+            <w:proofErr w:type="spellEnd"/>
             <w:r>
               <w:rPr>
                 <w:rFonts w:ascii="Arial" w:eastAsia="Times New Roman" w:hAnsi="Arial" w:cs="Arial"/>
@@ -5502,7 +6035,231 @@
         <w:rPr>
           <w:rFonts w:ascii="Arial" w:hAnsi="Arial" w:cs="Arial"/>
         </w:rPr>
-        <w:t>[2] Anna L. Buczak and Erhan Guven. A survey of data mining and machine learning methods for cyber security intrusion detection. IEEE Communications Surveys &amp; Tutorials, 2016.</w:t>
+        <w:t xml:space="preserve">[2] Anna L. </w:t>
+      </w:r>
+      <w:proofErr w:type="spellStart"/>
+      <w:r>
+        <w:rPr>
+          <w:rFonts w:ascii="Arial" w:hAnsi="Arial" w:cs="Arial"/>
+        </w:rPr>
+        <w:t>Buczak</w:t>
+      </w:r>
+      <w:proofErr w:type="spellEnd"/>
+      <w:r>
+        <w:rPr>
+          <w:rFonts w:ascii="Arial" w:hAnsi="Arial" w:cs="Arial"/>
+        </w:rPr>
+        <w:t xml:space="preserve"> and </w:t>
+      </w:r>
+      <w:proofErr w:type="spellStart"/>
+      <w:r>
+        <w:rPr>
+          <w:rFonts w:ascii="Arial" w:hAnsi="Arial" w:cs="Arial"/>
+        </w:rPr>
+        <w:t>Erhan</w:t>
+      </w:r>
+      <w:proofErr w:type="spellEnd"/>
+      <w:r>
+        <w:rPr>
+          <w:rFonts w:ascii="Arial" w:hAnsi="Arial" w:cs="Arial"/>
+        </w:rPr>
+        <w:t xml:space="preserve"> </w:t>
+      </w:r>
+      <w:proofErr w:type="spellStart"/>
+      <w:r>
+        <w:rPr>
+          <w:rFonts w:ascii="Arial" w:hAnsi="Arial" w:cs="Arial"/>
+        </w:rPr>
+        <w:t>Guven</w:t>
+      </w:r>
+      <w:proofErr w:type="spellEnd"/>
+      <w:r>
+        <w:rPr>
+          <w:rFonts w:ascii="Arial" w:hAnsi="Arial" w:cs="Arial"/>
+        </w:rPr>
+        <w:t xml:space="preserve">. A </w:t>
+      </w:r>
+      <w:proofErr w:type="spellStart"/>
+      <w:r>
+        <w:rPr>
+          <w:rFonts w:ascii="Arial" w:hAnsi="Arial" w:cs="Arial"/>
+        </w:rPr>
+        <w:t>survey</w:t>
+      </w:r>
+      <w:proofErr w:type="spellEnd"/>
+      <w:r>
+        <w:rPr>
+          <w:rFonts w:ascii="Arial" w:hAnsi="Arial" w:cs="Arial"/>
+        </w:rPr>
+        <w:t xml:space="preserve"> </w:t>
+      </w:r>
+      <w:proofErr w:type="spellStart"/>
+      <w:r>
+        <w:rPr>
+          <w:rFonts w:ascii="Arial" w:hAnsi="Arial" w:cs="Arial"/>
+        </w:rPr>
+        <w:t>of</w:t>
+      </w:r>
+      <w:proofErr w:type="spellEnd"/>
+      <w:r>
+        <w:rPr>
+          <w:rFonts w:ascii="Arial" w:hAnsi="Arial" w:cs="Arial"/>
+        </w:rPr>
+        <w:t xml:space="preserve"> data </w:t>
+      </w:r>
+      <w:proofErr w:type="spellStart"/>
+      <w:r>
+        <w:rPr>
+          <w:rFonts w:ascii="Arial" w:hAnsi="Arial" w:cs="Arial"/>
+        </w:rPr>
+        <w:t>mining</w:t>
+      </w:r>
+      <w:proofErr w:type="spellEnd"/>
+      <w:r>
+        <w:rPr>
+          <w:rFonts w:ascii="Arial" w:hAnsi="Arial" w:cs="Arial"/>
+        </w:rPr>
+        <w:t xml:space="preserve"> and machine </w:t>
+      </w:r>
+      <w:proofErr w:type="spellStart"/>
+      <w:r>
+        <w:rPr>
+          <w:rFonts w:ascii="Arial" w:hAnsi="Arial" w:cs="Arial"/>
+        </w:rPr>
+        <w:t>learning</w:t>
+      </w:r>
+      <w:proofErr w:type="spellEnd"/>
+      <w:r>
+        <w:rPr>
+          <w:rFonts w:ascii="Arial" w:hAnsi="Arial" w:cs="Arial"/>
+        </w:rPr>
+        <w:t xml:space="preserve"> </w:t>
+      </w:r>
+      <w:proofErr w:type="spellStart"/>
+      <w:r>
+        <w:rPr>
+          <w:rFonts w:ascii="Arial" w:hAnsi="Arial" w:cs="Arial"/>
+        </w:rPr>
+        <w:t>methods</w:t>
+      </w:r>
+      <w:proofErr w:type="spellEnd"/>
+      <w:r>
+        <w:rPr>
+          <w:rFonts w:ascii="Arial" w:hAnsi="Arial" w:cs="Arial"/>
+        </w:rPr>
+        <w:t xml:space="preserve"> </w:t>
+      </w:r>
+      <w:proofErr w:type="spellStart"/>
+      <w:r>
+        <w:rPr>
+          <w:rFonts w:ascii="Arial" w:hAnsi="Arial" w:cs="Arial"/>
+        </w:rPr>
+        <w:t>for</w:t>
+      </w:r>
+      <w:proofErr w:type="spellEnd"/>
+      <w:r>
+        <w:rPr>
+          <w:rFonts w:ascii="Arial" w:hAnsi="Arial" w:cs="Arial"/>
+        </w:rPr>
+        <w:t xml:space="preserve"> </w:t>
+      </w:r>
+      <w:proofErr w:type="spellStart"/>
+      <w:r>
+        <w:rPr>
+          <w:rFonts w:ascii="Arial" w:hAnsi="Arial" w:cs="Arial"/>
+        </w:rPr>
+        <w:t>cyber</w:t>
+      </w:r>
+      <w:proofErr w:type="spellEnd"/>
+      <w:r>
+        <w:rPr>
+          <w:rFonts w:ascii="Arial" w:hAnsi="Arial" w:cs="Arial"/>
+        </w:rPr>
+        <w:t xml:space="preserve"> </w:t>
+      </w:r>
+      <w:proofErr w:type="spellStart"/>
+      <w:r>
+        <w:rPr>
+          <w:rFonts w:ascii="Arial" w:hAnsi="Arial" w:cs="Arial"/>
+        </w:rPr>
+        <w:t>security</w:t>
+      </w:r>
+      <w:proofErr w:type="spellEnd"/>
+      <w:r>
+        <w:rPr>
+          <w:rFonts w:ascii="Arial" w:hAnsi="Arial" w:cs="Arial"/>
+        </w:rPr>
+        <w:t xml:space="preserve"> </w:t>
+      </w:r>
+      <w:proofErr w:type="spellStart"/>
+      <w:r>
+        <w:rPr>
+          <w:rFonts w:ascii="Arial" w:hAnsi="Arial" w:cs="Arial"/>
+        </w:rPr>
+        <w:t>intrusion</w:t>
+      </w:r>
+      <w:proofErr w:type="spellEnd"/>
+      <w:r>
+        <w:rPr>
+          <w:rFonts w:ascii="Arial" w:hAnsi="Arial" w:cs="Arial"/>
+        </w:rPr>
+        <w:t xml:space="preserve"> </w:t>
+      </w:r>
+      <w:proofErr w:type="spellStart"/>
+      <w:r>
+        <w:rPr>
+          <w:rFonts w:ascii="Arial" w:hAnsi="Arial" w:cs="Arial"/>
+        </w:rPr>
+        <w:t>detection</w:t>
+      </w:r>
+      <w:proofErr w:type="spellEnd"/>
+      <w:r>
+        <w:rPr>
+          <w:rFonts w:ascii="Arial" w:hAnsi="Arial" w:cs="Arial"/>
+        </w:rPr>
+        <w:t xml:space="preserve">. IEEE </w:t>
+      </w:r>
+      <w:proofErr w:type="spellStart"/>
+      <w:r>
+        <w:rPr>
+          <w:rFonts w:ascii="Arial" w:hAnsi="Arial" w:cs="Arial"/>
+        </w:rPr>
+        <w:t>Communications</w:t>
+      </w:r>
+      <w:proofErr w:type="spellEnd"/>
+      <w:r>
+        <w:rPr>
+          <w:rFonts w:ascii="Arial" w:hAnsi="Arial" w:cs="Arial"/>
+        </w:rPr>
+        <w:t xml:space="preserve"> </w:t>
+      </w:r>
+      <w:proofErr w:type="spellStart"/>
+      <w:r>
+        <w:rPr>
+          <w:rFonts w:ascii="Arial" w:hAnsi="Arial" w:cs="Arial"/>
+        </w:rPr>
+        <w:t>Surveys</w:t>
+      </w:r>
+      <w:proofErr w:type="spellEnd"/>
+      <w:r>
+        <w:rPr>
+          <w:rFonts w:ascii="Arial" w:hAnsi="Arial" w:cs="Arial"/>
+        </w:rPr>
+        <w:t xml:space="preserve"> &amp; </w:t>
+      </w:r>
+      <w:proofErr w:type="spellStart"/>
+      <w:r>
+        <w:rPr>
+          <w:rFonts w:ascii="Arial" w:hAnsi="Arial" w:cs="Arial"/>
+        </w:rPr>
+        <w:t>Tutorials</w:t>
+      </w:r>
+      <w:proofErr w:type="spellEnd"/>
+      <w:r>
+        <w:rPr>
+          <w:rFonts w:ascii="Arial" w:hAnsi="Arial" w:cs="Arial"/>
+        </w:rPr>
+        <w:t>, 2016.</w:t>
       </w:r>
     </w:p>
     <w:p>
@@ -5517,7 +6274,189 @@
         <w:rPr>
           <w:rFonts w:ascii="Arial" w:hAnsi="Arial" w:cs="Arial"/>
         </w:rPr>
-        <w:t>[3] Christopher Kruegel and Giovanni Vigna. Anomaly detection of web-based attacks. In Proceedings of the 10th ACM Conference on Computer and Communications Security. ACM, 2003.</w:t>
+        <w:t xml:space="preserve">[3] Christopher </w:t>
+      </w:r>
+      <w:proofErr w:type="spellStart"/>
+      <w:r>
+        <w:rPr>
+          <w:rFonts w:ascii="Arial" w:hAnsi="Arial" w:cs="Arial"/>
+        </w:rPr>
+        <w:t>Kruegel</w:t>
+      </w:r>
+      <w:proofErr w:type="spellEnd"/>
+      <w:r>
+        <w:rPr>
+          <w:rFonts w:ascii="Arial" w:hAnsi="Arial" w:cs="Arial"/>
+        </w:rPr>
+        <w:t xml:space="preserve"> and Giovanni Vigna. </w:t>
+      </w:r>
+      <w:proofErr w:type="spellStart"/>
+      <w:r>
+        <w:rPr>
+          <w:rFonts w:ascii="Arial" w:hAnsi="Arial" w:cs="Arial"/>
+        </w:rPr>
+        <w:t>Anomaly</w:t>
+      </w:r>
+      <w:proofErr w:type="spellEnd"/>
+      <w:r>
+        <w:rPr>
+          <w:rFonts w:ascii="Arial" w:hAnsi="Arial" w:cs="Arial"/>
+        </w:rPr>
+        <w:t xml:space="preserve"> </w:t>
+      </w:r>
+      <w:proofErr w:type="spellStart"/>
+      <w:r>
+        <w:rPr>
+          <w:rFonts w:ascii="Arial" w:hAnsi="Arial" w:cs="Arial"/>
+        </w:rPr>
+        <w:t>detection</w:t>
+      </w:r>
+      <w:proofErr w:type="spellEnd"/>
+      <w:r>
+        <w:rPr>
+          <w:rFonts w:ascii="Arial" w:hAnsi="Arial" w:cs="Arial"/>
+        </w:rPr>
+        <w:t xml:space="preserve"> </w:t>
+      </w:r>
+      <w:proofErr w:type="spellStart"/>
+      <w:r>
+        <w:rPr>
+          <w:rFonts w:ascii="Arial" w:hAnsi="Arial" w:cs="Arial"/>
+        </w:rPr>
+        <w:t>of</w:t>
+      </w:r>
+      <w:proofErr w:type="spellEnd"/>
+      <w:r>
+        <w:rPr>
+          <w:rFonts w:ascii="Arial" w:hAnsi="Arial" w:cs="Arial"/>
+        </w:rPr>
+        <w:t xml:space="preserve"> web-</w:t>
+      </w:r>
+      <w:proofErr w:type="spellStart"/>
+      <w:r>
+        <w:rPr>
+          <w:rFonts w:ascii="Arial" w:hAnsi="Arial" w:cs="Arial"/>
+        </w:rPr>
+        <w:t>based</w:t>
+      </w:r>
+      <w:proofErr w:type="spellEnd"/>
+      <w:r>
+        <w:rPr>
+          <w:rFonts w:ascii="Arial" w:hAnsi="Arial" w:cs="Arial"/>
+        </w:rPr>
+        <w:t xml:space="preserve"> </w:t>
+      </w:r>
+      <w:proofErr w:type="spellStart"/>
+      <w:r>
+        <w:rPr>
+          <w:rFonts w:ascii="Arial" w:hAnsi="Arial" w:cs="Arial"/>
+        </w:rPr>
+        <w:t>attacks</w:t>
+      </w:r>
+      <w:proofErr w:type="spellEnd"/>
+      <w:r>
+        <w:rPr>
+          <w:rFonts w:ascii="Arial" w:hAnsi="Arial" w:cs="Arial"/>
+        </w:rPr>
+        <w:t xml:space="preserve">. In </w:t>
+      </w:r>
+      <w:proofErr w:type="spellStart"/>
+      <w:r>
+        <w:rPr>
+          <w:rFonts w:ascii="Arial" w:hAnsi="Arial" w:cs="Arial"/>
+        </w:rPr>
+        <w:t>Proceedings</w:t>
+      </w:r>
+      <w:proofErr w:type="spellEnd"/>
+      <w:r>
+        <w:rPr>
+          <w:rFonts w:ascii="Arial" w:hAnsi="Arial" w:cs="Arial"/>
+        </w:rPr>
+        <w:t xml:space="preserve"> </w:t>
+      </w:r>
+      <w:proofErr w:type="spellStart"/>
+      <w:r>
+        <w:rPr>
+          <w:rFonts w:ascii="Arial" w:hAnsi="Arial" w:cs="Arial"/>
+        </w:rPr>
+        <w:t>of</w:t>
+      </w:r>
+      <w:proofErr w:type="spellEnd"/>
+      <w:r>
+        <w:rPr>
+          <w:rFonts w:ascii="Arial" w:hAnsi="Arial" w:cs="Arial"/>
+        </w:rPr>
+        <w:t xml:space="preserve"> </w:t>
+      </w:r>
+      <w:proofErr w:type="spellStart"/>
+      <w:r>
+        <w:rPr>
+          <w:rFonts w:ascii="Arial" w:hAnsi="Arial" w:cs="Arial"/>
+        </w:rPr>
+        <w:t>the</w:t>
+      </w:r>
+      <w:proofErr w:type="spellEnd"/>
+      <w:r>
+        <w:rPr>
+          <w:rFonts w:ascii="Arial" w:hAnsi="Arial" w:cs="Arial"/>
+        </w:rPr>
+        <w:t xml:space="preserve"> 10th ACM </w:t>
+      </w:r>
+      <w:proofErr w:type="spellStart"/>
+      <w:r>
+        <w:rPr>
+          <w:rFonts w:ascii="Arial" w:hAnsi="Arial" w:cs="Arial"/>
+        </w:rPr>
+        <w:t>Conference</w:t>
+      </w:r>
+      <w:proofErr w:type="spellEnd"/>
+      <w:r>
+        <w:rPr>
+          <w:rFonts w:ascii="Arial" w:hAnsi="Arial" w:cs="Arial"/>
+        </w:rPr>
+        <w:t xml:space="preserve"> </w:t>
+      </w:r>
+      <w:proofErr w:type="spellStart"/>
+      <w:r>
+        <w:rPr>
+          <w:rFonts w:ascii="Arial" w:hAnsi="Arial" w:cs="Arial"/>
+        </w:rPr>
+        <w:t>on</w:t>
+      </w:r>
+      <w:proofErr w:type="spellEnd"/>
+      <w:r>
+        <w:rPr>
+          <w:rFonts w:ascii="Arial" w:hAnsi="Arial" w:cs="Arial"/>
+        </w:rPr>
+        <w:t xml:space="preserve"> </w:t>
+      </w:r>
+      <w:proofErr w:type="spellStart"/>
+      <w:r>
+        <w:rPr>
+          <w:rFonts w:ascii="Arial" w:hAnsi="Arial" w:cs="Arial"/>
+        </w:rPr>
+        <w:t>Computer</w:t>
+      </w:r>
+      <w:proofErr w:type="spellEnd"/>
+      <w:r>
+        <w:rPr>
+          <w:rFonts w:ascii="Arial" w:hAnsi="Arial" w:cs="Arial"/>
+        </w:rPr>
+        <w:t xml:space="preserve"> and </w:t>
+      </w:r>
+      <w:proofErr w:type="spellStart"/>
+      <w:r>
+        <w:rPr>
+          <w:rFonts w:ascii="Arial" w:hAnsi="Arial" w:cs="Arial"/>
+        </w:rPr>
+        <w:t>Communications</w:t>
+      </w:r>
+      <w:proofErr w:type="spellEnd"/>
+      <w:r>
+        <w:rPr>
+          <w:rFonts w:ascii="Arial" w:hAnsi="Arial" w:cs="Arial"/>
+        </w:rPr>
+        <w:t xml:space="preserve"> Security. ACM, 2003.</w:t>
       </w:r>
     </w:p>
     <w:p>
@@ -5532,7 +6471,105 @@
         <w:rPr>
           <w:rFonts w:ascii="Arial" w:hAnsi="Arial" w:cs="Arial"/>
         </w:rPr>
-        <w:t>[4] H. Nguyen et al. Application anomaly detection: Taxonomy, methods and systems. ACM Computing Surveys, 2011.</w:t>
+        <w:t xml:space="preserve">[4] H. Nguyen et al. </w:t>
+      </w:r>
+      <w:proofErr w:type="spellStart"/>
+      <w:r>
+        <w:rPr>
+          <w:rFonts w:ascii="Arial" w:hAnsi="Arial" w:cs="Arial"/>
+        </w:rPr>
+        <w:t>Application</w:t>
+      </w:r>
+      <w:proofErr w:type="spellEnd"/>
+      <w:r>
+        <w:rPr>
+          <w:rFonts w:ascii="Arial" w:hAnsi="Arial" w:cs="Arial"/>
+        </w:rPr>
+        <w:t xml:space="preserve"> </w:t>
+      </w:r>
+      <w:proofErr w:type="spellStart"/>
+      <w:r>
+        <w:rPr>
+          <w:rFonts w:ascii="Arial" w:hAnsi="Arial" w:cs="Arial"/>
+        </w:rPr>
+        <w:t>anomaly</w:t>
+      </w:r>
+      <w:proofErr w:type="spellEnd"/>
+      <w:r>
+        <w:rPr>
+          <w:rFonts w:ascii="Arial" w:hAnsi="Arial" w:cs="Arial"/>
+        </w:rPr>
+        <w:t xml:space="preserve"> </w:t>
+      </w:r>
+      <w:proofErr w:type="spellStart"/>
+      <w:r>
+        <w:rPr>
+          <w:rFonts w:ascii="Arial" w:hAnsi="Arial" w:cs="Arial"/>
+        </w:rPr>
+        <w:t>detection</w:t>
+      </w:r>
+      <w:proofErr w:type="spellEnd"/>
+      <w:r>
+        <w:rPr>
+          <w:rFonts w:ascii="Arial" w:hAnsi="Arial" w:cs="Arial"/>
+        </w:rPr>
+        <w:t xml:space="preserve">: </w:t>
+      </w:r>
+      <w:proofErr w:type="spellStart"/>
+      <w:r>
+        <w:rPr>
+          <w:rFonts w:ascii="Arial" w:hAnsi="Arial" w:cs="Arial"/>
+        </w:rPr>
+        <w:t>Taxonomy</w:t>
+      </w:r>
+      <w:proofErr w:type="spellEnd"/>
+      <w:r>
+        <w:rPr>
+          <w:rFonts w:ascii="Arial" w:hAnsi="Arial" w:cs="Arial"/>
+        </w:rPr>
+        <w:t xml:space="preserve">, </w:t>
+      </w:r>
+      <w:proofErr w:type="spellStart"/>
+      <w:r>
+        <w:rPr>
+          <w:rFonts w:ascii="Arial" w:hAnsi="Arial" w:cs="Arial"/>
+        </w:rPr>
+        <w:t>methods</w:t>
+      </w:r>
+      <w:proofErr w:type="spellEnd"/>
+      <w:r>
+        <w:rPr>
+          <w:rFonts w:ascii="Arial" w:hAnsi="Arial" w:cs="Arial"/>
+        </w:rPr>
+        <w:t xml:space="preserve"> and </w:t>
+      </w:r>
+      <w:proofErr w:type="spellStart"/>
+      <w:r>
+        <w:rPr>
+          <w:rFonts w:ascii="Arial" w:hAnsi="Arial" w:cs="Arial"/>
+        </w:rPr>
+        <w:t>systems</w:t>
+      </w:r>
+      <w:proofErr w:type="spellEnd"/>
+      <w:r>
+        <w:rPr>
+          <w:rFonts w:ascii="Arial" w:hAnsi="Arial" w:cs="Arial"/>
+        </w:rPr>
+        <w:t xml:space="preserve">. ACM Computing </w:t>
+      </w:r>
+      <w:proofErr w:type="spellStart"/>
+      <w:r>
+        <w:rPr>
+          <w:rFonts w:ascii="Arial" w:hAnsi="Arial" w:cs="Arial"/>
+        </w:rPr>
+        <w:t>Surveys</w:t>
+      </w:r>
+      <w:proofErr w:type="spellEnd"/>
+      <w:r>
+        <w:rPr>
+          <w:rFonts w:ascii="Arial" w:hAnsi="Arial" w:cs="Arial"/>
+        </w:rPr>
+        <w:t>, 2011.</w:t>
       </w:r>
     </w:p>
     <w:p>
@@ -5547,7 +6584,189 @@
         <w:rPr>
           <w:rFonts w:ascii="Arial" w:hAnsi="Arial" w:cs="Arial"/>
         </w:rPr>
-        <w:t>[5] Shehroz S. Khan and Michael G. Madden. A survey of recent trends in one-class classification. In Irish Conference on Artificial Intelligence and Cognitive Science. Springer Berlin Heidelberg, 2009.</w:t>
+        <w:t xml:space="preserve">[5] </w:t>
+      </w:r>
+      <w:proofErr w:type="spellStart"/>
+      <w:r>
+        <w:rPr>
+          <w:rFonts w:ascii="Arial" w:hAnsi="Arial" w:cs="Arial"/>
+        </w:rPr>
+        <w:t>Shehroz</w:t>
+      </w:r>
+      <w:proofErr w:type="spellEnd"/>
+      <w:r>
+        <w:rPr>
+          <w:rFonts w:ascii="Arial" w:hAnsi="Arial" w:cs="Arial"/>
+        </w:rPr>
+        <w:t xml:space="preserve"> S. Khan and Michael G. Madden. A </w:t>
+      </w:r>
+      <w:proofErr w:type="spellStart"/>
+      <w:r>
+        <w:rPr>
+          <w:rFonts w:ascii="Arial" w:hAnsi="Arial" w:cs="Arial"/>
+        </w:rPr>
+        <w:t>survey</w:t>
+      </w:r>
+      <w:proofErr w:type="spellEnd"/>
+      <w:r>
+        <w:rPr>
+          <w:rFonts w:ascii="Arial" w:hAnsi="Arial" w:cs="Arial"/>
+        </w:rPr>
+        <w:t xml:space="preserve"> </w:t>
+      </w:r>
+      <w:proofErr w:type="spellStart"/>
+      <w:r>
+        <w:rPr>
+          <w:rFonts w:ascii="Arial" w:hAnsi="Arial" w:cs="Arial"/>
+        </w:rPr>
+        <w:t>of</w:t>
+      </w:r>
+      <w:proofErr w:type="spellEnd"/>
+      <w:r>
+        <w:rPr>
+          <w:rFonts w:ascii="Arial" w:hAnsi="Arial" w:cs="Arial"/>
+        </w:rPr>
+        <w:t xml:space="preserve"> </w:t>
+      </w:r>
+      <w:proofErr w:type="spellStart"/>
+      <w:r>
+        <w:rPr>
+          <w:rFonts w:ascii="Arial" w:hAnsi="Arial" w:cs="Arial"/>
+        </w:rPr>
+        <w:t>recent</w:t>
+      </w:r>
+      <w:proofErr w:type="spellEnd"/>
+      <w:r>
+        <w:rPr>
+          <w:rFonts w:ascii="Arial" w:hAnsi="Arial" w:cs="Arial"/>
+        </w:rPr>
+        <w:t xml:space="preserve"> </w:t>
+      </w:r>
+      <w:proofErr w:type="spellStart"/>
+      <w:r>
+        <w:rPr>
+          <w:rFonts w:ascii="Arial" w:hAnsi="Arial" w:cs="Arial"/>
+        </w:rPr>
+        <w:t>trends</w:t>
+      </w:r>
+      <w:proofErr w:type="spellEnd"/>
+      <w:r>
+        <w:rPr>
+          <w:rFonts w:ascii="Arial" w:hAnsi="Arial" w:cs="Arial"/>
+        </w:rPr>
+        <w:t xml:space="preserve"> in </w:t>
+      </w:r>
+      <w:proofErr w:type="spellStart"/>
+      <w:r>
+        <w:rPr>
+          <w:rFonts w:ascii="Arial" w:hAnsi="Arial" w:cs="Arial"/>
+        </w:rPr>
+        <w:t>one-class</w:t>
+      </w:r>
+      <w:proofErr w:type="spellEnd"/>
+      <w:r>
+        <w:rPr>
+          <w:rFonts w:ascii="Arial" w:hAnsi="Arial" w:cs="Arial"/>
+        </w:rPr>
+        <w:t xml:space="preserve"> </w:t>
+      </w:r>
+      <w:proofErr w:type="spellStart"/>
+      <w:r>
+        <w:rPr>
+          <w:rFonts w:ascii="Arial" w:hAnsi="Arial" w:cs="Arial"/>
+        </w:rPr>
+        <w:t>classification</w:t>
+      </w:r>
+      <w:proofErr w:type="spellEnd"/>
+      <w:r>
+        <w:rPr>
+          <w:rFonts w:ascii="Arial" w:hAnsi="Arial" w:cs="Arial"/>
+        </w:rPr>
+        <w:t xml:space="preserve">. In </w:t>
+      </w:r>
+      <w:proofErr w:type="spellStart"/>
+      <w:r>
+        <w:rPr>
+          <w:rFonts w:ascii="Arial" w:hAnsi="Arial" w:cs="Arial"/>
+        </w:rPr>
+        <w:t>Irish</w:t>
+      </w:r>
+      <w:proofErr w:type="spellEnd"/>
+      <w:r>
+        <w:rPr>
+          <w:rFonts w:ascii="Arial" w:hAnsi="Arial" w:cs="Arial"/>
+        </w:rPr>
+        <w:t xml:space="preserve"> </w:t>
+      </w:r>
+      <w:proofErr w:type="spellStart"/>
+      <w:r>
+        <w:rPr>
+          <w:rFonts w:ascii="Arial" w:hAnsi="Arial" w:cs="Arial"/>
+        </w:rPr>
+        <w:t>Conference</w:t>
+      </w:r>
+      <w:proofErr w:type="spellEnd"/>
+      <w:r>
+        <w:rPr>
+          <w:rFonts w:ascii="Arial" w:hAnsi="Arial" w:cs="Arial"/>
+        </w:rPr>
+        <w:t xml:space="preserve"> </w:t>
+      </w:r>
+      <w:proofErr w:type="spellStart"/>
+      <w:r>
+        <w:rPr>
+          <w:rFonts w:ascii="Arial" w:hAnsi="Arial" w:cs="Arial"/>
+        </w:rPr>
+        <w:t>on</w:t>
+      </w:r>
+      <w:proofErr w:type="spellEnd"/>
+      <w:r>
+        <w:rPr>
+          <w:rFonts w:ascii="Arial" w:hAnsi="Arial" w:cs="Arial"/>
+        </w:rPr>
+        <w:t xml:space="preserve"> Artificial </w:t>
+      </w:r>
+      <w:proofErr w:type="spellStart"/>
+      <w:r>
+        <w:rPr>
+          <w:rFonts w:ascii="Arial" w:hAnsi="Arial" w:cs="Arial"/>
+        </w:rPr>
+        <w:t>Intelligence</w:t>
+      </w:r>
+      <w:proofErr w:type="spellEnd"/>
+      <w:r>
+        <w:rPr>
+          <w:rFonts w:ascii="Arial" w:hAnsi="Arial" w:cs="Arial"/>
+        </w:rPr>
+        <w:t xml:space="preserve"> and Cognitive </w:t>
+      </w:r>
+      <w:proofErr w:type="spellStart"/>
+      <w:r>
+        <w:rPr>
+          <w:rFonts w:ascii="Arial" w:hAnsi="Arial" w:cs="Arial"/>
+        </w:rPr>
+        <w:t>Science</w:t>
+      </w:r>
+      <w:proofErr w:type="spellEnd"/>
+      <w:r>
+        <w:rPr>
+          <w:rFonts w:ascii="Arial" w:hAnsi="Arial" w:cs="Arial"/>
+        </w:rPr>
+        <w:t xml:space="preserve">. Springer </w:t>
+      </w:r>
+      <w:proofErr w:type="spellStart"/>
+      <w:r>
+        <w:rPr>
+          <w:rFonts w:ascii="Arial" w:hAnsi="Arial" w:cs="Arial"/>
+        </w:rPr>
+        <w:t>Berlin</w:t>
+      </w:r>
+      <w:proofErr w:type="spellEnd"/>
+      <w:r>
+        <w:rPr>
+          <w:rFonts w:ascii="Arial" w:hAnsi="Arial" w:cs="Arial"/>
+        </w:rPr>
+        <w:t xml:space="preserve"> Heidelberg, 2009.</w:t>
       </w:r>
     </w:p>
     <w:p>
@@ -5562,7 +6781,231 @@
         <w:rPr>
           <w:rFonts w:ascii="Arial" w:hAnsi="Arial" w:cs="Arial"/>
         </w:rPr>
-        <w:t>[6] Elham Parhizkar and Mahdi Abadi. OC-WAD: A one-class classifier ensemble approach for anomaly detection in web traffic. In 2015 23rd Iranian Conference on Electrical Engineering (ICEE). IEEE, 2015.</w:t>
+        <w:t xml:space="preserve">[6] </w:t>
+      </w:r>
+      <w:proofErr w:type="spellStart"/>
+      <w:r>
+        <w:rPr>
+          <w:rFonts w:ascii="Arial" w:hAnsi="Arial" w:cs="Arial"/>
+        </w:rPr>
+        <w:t>Elham</w:t>
+      </w:r>
+      <w:proofErr w:type="spellEnd"/>
+      <w:r>
+        <w:rPr>
+          <w:rFonts w:ascii="Arial" w:hAnsi="Arial" w:cs="Arial"/>
+        </w:rPr>
+        <w:t xml:space="preserve"> </w:t>
+      </w:r>
+      <w:proofErr w:type="spellStart"/>
+      <w:r>
+        <w:rPr>
+          <w:rFonts w:ascii="Arial" w:hAnsi="Arial" w:cs="Arial"/>
+        </w:rPr>
+        <w:t>Parhizkar</w:t>
+      </w:r>
+      <w:proofErr w:type="spellEnd"/>
+      <w:r>
+        <w:rPr>
+          <w:rFonts w:ascii="Arial" w:hAnsi="Arial" w:cs="Arial"/>
+        </w:rPr>
+        <w:t xml:space="preserve"> and </w:t>
+      </w:r>
+      <w:proofErr w:type="spellStart"/>
+      <w:r>
+        <w:rPr>
+          <w:rFonts w:ascii="Arial" w:hAnsi="Arial" w:cs="Arial"/>
+        </w:rPr>
+        <w:t>Mahdi</w:t>
+      </w:r>
+      <w:proofErr w:type="spellEnd"/>
+      <w:r>
+        <w:rPr>
+          <w:rFonts w:ascii="Arial" w:hAnsi="Arial" w:cs="Arial"/>
+        </w:rPr>
+        <w:t xml:space="preserve"> </w:t>
+      </w:r>
+      <w:proofErr w:type="spellStart"/>
+      <w:r>
+        <w:rPr>
+          <w:rFonts w:ascii="Arial" w:hAnsi="Arial" w:cs="Arial"/>
+        </w:rPr>
+        <w:t>Abadi</w:t>
+      </w:r>
+      <w:proofErr w:type="spellEnd"/>
+      <w:r>
+        <w:rPr>
+          <w:rFonts w:ascii="Arial" w:hAnsi="Arial" w:cs="Arial"/>
+        </w:rPr>
+        <w:t xml:space="preserve">. OC-WAD: A </w:t>
+      </w:r>
+      <w:proofErr w:type="spellStart"/>
+      <w:r>
+        <w:rPr>
+          <w:rFonts w:ascii="Arial" w:hAnsi="Arial" w:cs="Arial"/>
+        </w:rPr>
+        <w:t>one-class</w:t>
+      </w:r>
+      <w:proofErr w:type="spellEnd"/>
+      <w:r>
+        <w:rPr>
+          <w:rFonts w:ascii="Arial" w:hAnsi="Arial" w:cs="Arial"/>
+        </w:rPr>
+        <w:t xml:space="preserve"> </w:t>
+      </w:r>
+      <w:proofErr w:type="spellStart"/>
+      <w:r>
+        <w:rPr>
+          <w:rFonts w:ascii="Arial" w:hAnsi="Arial" w:cs="Arial"/>
+        </w:rPr>
+        <w:t>classifier</w:t>
+      </w:r>
+      <w:proofErr w:type="spellEnd"/>
+      <w:r>
+        <w:rPr>
+          <w:rFonts w:ascii="Arial" w:hAnsi="Arial" w:cs="Arial"/>
+        </w:rPr>
+        <w:t xml:space="preserve"> ensemble </w:t>
+      </w:r>
+      <w:proofErr w:type="spellStart"/>
+      <w:r>
+        <w:rPr>
+          <w:rFonts w:ascii="Arial" w:hAnsi="Arial" w:cs="Arial"/>
+        </w:rPr>
+        <w:t>approach</w:t>
+      </w:r>
+      <w:proofErr w:type="spellEnd"/>
+      <w:r>
+        <w:rPr>
+          <w:rFonts w:ascii="Arial" w:hAnsi="Arial" w:cs="Arial"/>
+        </w:rPr>
+        <w:t xml:space="preserve"> </w:t>
+      </w:r>
+      <w:proofErr w:type="spellStart"/>
+      <w:r>
+        <w:rPr>
+          <w:rFonts w:ascii="Arial" w:hAnsi="Arial" w:cs="Arial"/>
+        </w:rPr>
+        <w:t>for</w:t>
+      </w:r>
+      <w:proofErr w:type="spellEnd"/>
+      <w:r>
+        <w:rPr>
+          <w:rFonts w:ascii="Arial" w:hAnsi="Arial" w:cs="Arial"/>
+        </w:rPr>
+        <w:t xml:space="preserve"> </w:t>
+      </w:r>
+      <w:proofErr w:type="spellStart"/>
+      <w:r>
+        <w:rPr>
+          <w:rFonts w:ascii="Arial" w:hAnsi="Arial" w:cs="Arial"/>
+        </w:rPr>
+        <w:t>anomaly</w:t>
+      </w:r>
+      <w:proofErr w:type="spellEnd"/>
+      <w:r>
+        <w:rPr>
+          <w:rFonts w:ascii="Arial" w:hAnsi="Arial" w:cs="Arial"/>
+        </w:rPr>
+        <w:t xml:space="preserve"> </w:t>
+      </w:r>
+      <w:proofErr w:type="spellStart"/>
+      <w:r>
+        <w:rPr>
+          <w:rFonts w:ascii="Arial" w:hAnsi="Arial" w:cs="Arial"/>
+        </w:rPr>
+        <w:t>detection</w:t>
+      </w:r>
+      <w:proofErr w:type="spellEnd"/>
+      <w:r>
+        <w:rPr>
+          <w:rFonts w:ascii="Arial" w:hAnsi="Arial" w:cs="Arial"/>
+        </w:rPr>
+        <w:t xml:space="preserve"> in web </w:t>
+      </w:r>
+      <w:proofErr w:type="spellStart"/>
+      <w:r>
+        <w:rPr>
+          <w:rFonts w:ascii="Arial" w:hAnsi="Arial" w:cs="Arial"/>
+        </w:rPr>
+        <w:t>traffic</w:t>
+      </w:r>
+      <w:proofErr w:type="spellEnd"/>
+      <w:r>
+        <w:rPr>
+          <w:rFonts w:ascii="Arial" w:hAnsi="Arial" w:cs="Arial"/>
+        </w:rPr>
+        <w:t xml:space="preserve">. In 2015 23rd </w:t>
+      </w:r>
+      <w:proofErr w:type="spellStart"/>
+      <w:r>
+        <w:rPr>
+          <w:rFonts w:ascii="Arial" w:hAnsi="Arial" w:cs="Arial"/>
+        </w:rPr>
+        <w:t>Iranian</w:t>
+      </w:r>
+      <w:proofErr w:type="spellEnd"/>
+      <w:r>
+        <w:rPr>
+          <w:rFonts w:ascii="Arial" w:hAnsi="Arial" w:cs="Arial"/>
+        </w:rPr>
+        <w:t xml:space="preserve"> </w:t>
+      </w:r>
+      <w:proofErr w:type="spellStart"/>
+      <w:r>
+        <w:rPr>
+          <w:rFonts w:ascii="Arial" w:hAnsi="Arial" w:cs="Arial"/>
+        </w:rPr>
+        <w:t>Conference</w:t>
+      </w:r>
+      <w:proofErr w:type="spellEnd"/>
+      <w:r>
+        <w:rPr>
+          <w:rFonts w:ascii="Arial" w:hAnsi="Arial" w:cs="Arial"/>
+        </w:rPr>
+        <w:t xml:space="preserve"> </w:t>
+      </w:r>
+      <w:proofErr w:type="spellStart"/>
+      <w:r>
+        <w:rPr>
+          <w:rFonts w:ascii="Arial" w:hAnsi="Arial" w:cs="Arial"/>
+        </w:rPr>
+        <w:t>on</w:t>
+      </w:r>
+      <w:proofErr w:type="spellEnd"/>
+      <w:r>
+        <w:rPr>
+          <w:rFonts w:ascii="Arial" w:hAnsi="Arial" w:cs="Arial"/>
+        </w:rPr>
+        <w:t xml:space="preserve"> </w:t>
+      </w:r>
+      <w:proofErr w:type="spellStart"/>
+      <w:r>
+        <w:rPr>
+          <w:rFonts w:ascii="Arial" w:hAnsi="Arial" w:cs="Arial"/>
+        </w:rPr>
+        <w:t>Electrical</w:t>
+      </w:r>
+      <w:proofErr w:type="spellEnd"/>
+      <w:r>
+        <w:rPr>
+          <w:rFonts w:ascii="Arial" w:hAnsi="Arial" w:cs="Arial"/>
+        </w:rPr>
+        <w:t xml:space="preserve"> </w:t>
+      </w:r>
+      <w:proofErr w:type="spellStart"/>
+      <w:r>
+        <w:rPr>
+          <w:rFonts w:ascii="Arial" w:hAnsi="Arial" w:cs="Arial"/>
+        </w:rPr>
+        <w:t>Engineering</w:t>
+      </w:r>
+      <w:proofErr w:type="spellEnd"/>
+      <w:r>
+        <w:rPr>
+          <w:rFonts w:ascii="Arial" w:hAnsi="Arial" w:cs="Arial"/>
+        </w:rPr>
+        <w:t xml:space="preserve"> (ICEE). IEEE, 2015.</w:t>
       </w:r>
     </w:p>
     <w:p>
@@ -5577,7 +7020,77 @@
         <w:rPr>
           <w:rFonts w:ascii="Arial" w:hAnsi="Arial" w:cs="Arial"/>
         </w:rPr>
-        <w:t>[7] Harvard Dataverse. HTTP anomalous traffic dataset. https://dataverse.harvard.edu/dataset.xhtml?persistentId=doi:10.7910/DVN/OGOIXX, 2020. Accessed: 2025-09-16.</w:t>
+        <w:t xml:space="preserve">[7] Harvard </w:t>
+      </w:r>
+      <w:proofErr w:type="spellStart"/>
+      <w:r>
+        <w:rPr>
+          <w:rFonts w:ascii="Arial" w:hAnsi="Arial" w:cs="Arial"/>
+        </w:rPr>
+        <w:t>Dataverse</w:t>
+      </w:r>
+      <w:proofErr w:type="spellEnd"/>
+      <w:r>
+        <w:rPr>
+          <w:rFonts w:ascii="Arial" w:hAnsi="Arial" w:cs="Arial"/>
+        </w:rPr>
+        <w:t xml:space="preserve">. HTTP </w:t>
+      </w:r>
+      <w:proofErr w:type="spellStart"/>
+      <w:r>
+        <w:rPr>
+          <w:rFonts w:ascii="Arial" w:hAnsi="Arial" w:cs="Arial"/>
+        </w:rPr>
+        <w:t>anomalous</w:t>
+      </w:r>
+      <w:proofErr w:type="spellEnd"/>
+      <w:r>
+        <w:rPr>
+          <w:rFonts w:ascii="Arial" w:hAnsi="Arial" w:cs="Arial"/>
+        </w:rPr>
+        <w:t xml:space="preserve"> </w:t>
+      </w:r>
+      <w:proofErr w:type="spellStart"/>
+      <w:r>
+        <w:rPr>
+          <w:rFonts w:ascii="Arial" w:hAnsi="Arial" w:cs="Arial"/>
+        </w:rPr>
+        <w:t>traffic</w:t>
+      </w:r>
+      <w:proofErr w:type="spellEnd"/>
+      <w:r>
+        <w:rPr>
+          <w:rFonts w:ascii="Arial" w:hAnsi="Arial" w:cs="Arial"/>
+        </w:rPr>
+        <w:t xml:space="preserve"> </w:t>
+      </w:r>
+      <w:proofErr w:type="spellStart"/>
+      <w:r>
+        <w:rPr>
+          <w:rFonts w:ascii="Arial" w:hAnsi="Arial" w:cs="Arial"/>
+        </w:rPr>
+        <w:t>dataset</w:t>
+      </w:r>
+      <w:proofErr w:type="spellEnd"/>
+      <w:r>
+        <w:rPr>
+          <w:rFonts w:ascii="Arial" w:hAnsi="Arial" w:cs="Arial"/>
+        </w:rPr>
+        <w:t xml:space="preserve">. https://dataverse.harvard.edu/dataset.xhtml?persistentId=doi:10.7910/DVN/OGOIXX, 2020. </w:t>
+      </w:r>
+      <w:proofErr w:type="spellStart"/>
+      <w:r>
+        <w:rPr>
+          <w:rFonts w:ascii="Arial" w:hAnsi="Arial" w:cs="Arial"/>
+        </w:rPr>
+        <w:t>Accessed</w:t>
+      </w:r>
+      <w:proofErr w:type="spellEnd"/>
+      <w:r>
+        <w:rPr>
+          <w:rFonts w:ascii="Arial" w:hAnsi="Arial" w:cs="Arial"/>
+        </w:rPr>
+        <w:t>: 2025-09-16.</w:t>
       </w:r>
     </w:p>
     <w:p>
@@ -5592,7 +7105,148 @@
         <w:rPr>
           <w:rFonts w:ascii="Arial" w:hAnsi="Arial" w:cs="Arial"/>
         </w:rPr>
-        <w:t>[8] Tomás Sureda Riera, Juan Ramón Bermejo Higuera, Javier Bermejo-Higuera, José Javier Martínez Herraiz, and Juan Antonio Sicilia. A new multi-label dataset for web attacks CAPEC classification using machine learning techniques. Computers &amp; Security, 120:102788, 2022.</w:t>
+        <w:t xml:space="preserve">[8] Tomás Sureda Riera, Juan Ramón Bermejo Higuera, Javier Bermejo-Higuera, José Javier Martínez </w:t>
+      </w:r>
+      <w:proofErr w:type="spellStart"/>
+      <w:r>
+        <w:rPr>
+          <w:rFonts w:ascii="Arial" w:hAnsi="Arial" w:cs="Arial"/>
+        </w:rPr>
+        <w:t>Herraiz</w:t>
+      </w:r>
+      <w:proofErr w:type="spellEnd"/>
+      <w:r>
+        <w:rPr>
+          <w:rFonts w:ascii="Arial" w:hAnsi="Arial" w:cs="Arial"/>
+        </w:rPr>
+        <w:t xml:space="preserve">, and Juan Antonio Sicilia. A new </w:t>
+      </w:r>
+      <w:proofErr w:type="spellStart"/>
+      <w:r>
+        <w:rPr>
+          <w:rFonts w:ascii="Arial" w:hAnsi="Arial" w:cs="Arial"/>
+        </w:rPr>
+        <w:t>multi-label</w:t>
+      </w:r>
+      <w:proofErr w:type="spellEnd"/>
+      <w:r>
+        <w:rPr>
+          <w:rFonts w:ascii="Arial" w:hAnsi="Arial" w:cs="Arial"/>
+        </w:rPr>
+        <w:t xml:space="preserve"> </w:t>
+      </w:r>
+      <w:proofErr w:type="spellStart"/>
+      <w:r>
+        <w:rPr>
+          <w:rFonts w:ascii="Arial" w:hAnsi="Arial" w:cs="Arial"/>
+        </w:rPr>
+        <w:t>dataset</w:t>
+      </w:r>
+      <w:proofErr w:type="spellEnd"/>
+      <w:r>
+        <w:rPr>
+          <w:rFonts w:ascii="Arial" w:hAnsi="Arial" w:cs="Arial"/>
+        </w:rPr>
+        <w:t xml:space="preserve"> </w:t>
+      </w:r>
+      <w:proofErr w:type="spellStart"/>
+      <w:r>
+        <w:rPr>
+          <w:rFonts w:ascii="Arial" w:hAnsi="Arial" w:cs="Arial"/>
+        </w:rPr>
+        <w:lastRenderedPageBreak/>
+        <w:t>for</w:t>
+      </w:r>
+      <w:proofErr w:type="spellEnd"/>
+      <w:r>
+        <w:rPr>
+          <w:rFonts w:ascii="Arial" w:hAnsi="Arial" w:cs="Arial"/>
+        </w:rPr>
+        <w:t xml:space="preserve"> web </w:t>
+      </w:r>
+      <w:proofErr w:type="spellStart"/>
+      <w:r>
+        <w:rPr>
+          <w:rFonts w:ascii="Arial" w:hAnsi="Arial" w:cs="Arial"/>
+        </w:rPr>
+        <w:t>attacks</w:t>
+      </w:r>
+      <w:proofErr w:type="spellEnd"/>
+      <w:r>
+        <w:rPr>
+          <w:rFonts w:ascii="Arial" w:hAnsi="Arial" w:cs="Arial"/>
+        </w:rPr>
+        <w:t xml:space="preserve"> CAPEC </w:t>
+      </w:r>
+      <w:proofErr w:type="spellStart"/>
+      <w:r>
+        <w:rPr>
+          <w:rFonts w:ascii="Arial" w:hAnsi="Arial" w:cs="Arial"/>
+        </w:rPr>
+        <w:t>classification</w:t>
+      </w:r>
+      <w:proofErr w:type="spellEnd"/>
+      <w:r>
+        <w:rPr>
+          <w:rFonts w:ascii="Arial" w:hAnsi="Arial" w:cs="Arial"/>
+        </w:rPr>
+        <w:t xml:space="preserve"> </w:t>
+      </w:r>
+      <w:proofErr w:type="spellStart"/>
+      <w:r>
+        <w:rPr>
+          <w:rFonts w:ascii="Arial" w:hAnsi="Arial" w:cs="Arial"/>
+        </w:rPr>
+        <w:t>using</w:t>
+      </w:r>
+      <w:proofErr w:type="spellEnd"/>
+      <w:r>
+        <w:rPr>
+          <w:rFonts w:ascii="Arial" w:hAnsi="Arial" w:cs="Arial"/>
+        </w:rPr>
+        <w:t xml:space="preserve"> machine </w:t>
+      </w:r>
+      <w:proofErr w:type="spellStart"/>
+      <w:r>
+        <w:rPr>
+          <w:rFonts w:ascii="Arial" w:hAnsi="Arial" w:cs="Arial"/>
+        </w:rPr>
+        <w:t>learning</w:t>
+      </w:r>
+      <w:proofErr w:type="spellEnd"/>
+      <w:r>
+        <w:rPr>
+          <w:rFonts w:ascii="Arial" w:hAnsi="Arial" w:cs="Arial"/>
+        </w:rPr>
+        <w:t xml:space="preserve"> </w:t>
+      </w:r>
+      <w:proofErr w:type="spellStart"/>
+      <w:r>
+        <w:rPr>
+          <w:rFonts w:ascii="Arial" w:hAnsi="Arial" w:cs="Arial"/>
+        </w:rPr>
+        <w:t>techniques</w:t>
+      </w:r>
+      <w:proofErr w:type="spellEnd"/>
+      <w:r>
+        <w:rPr>
+          <w:rFonts w:ascii="Arial" w:hAnsi="Arial" w:cs="Arial"/>
+        </w:rPr>
+        <w:t xml:space="preserve">. </w:t>
+      </w:r>
+      <w:proofErr w:type="spellStart"/>
+      <w:r>
+        <w:rPr>
+          <w:rFonts w:ascii="Arial" w:hAnsi="Arial" w:cs="Arial"/>
+        </w:rPr>
+        <w:t>Computers</w:t>
+      </w:r>
+      <w:proofErr w:type="spellEnd"/>
+      <w:r>
+        <w:rPr>
+          <w:rFonts w:ascii="Arial" w:hAnsi="Arial" w:cs="Arial"/>
+        </w:rPr>
+        <w:t xml:space="preserve"> &amp; Security, 120:102788, 2022.</w:t>
       </w:r>
     </w:p>
     <w:p>
@@ -5607,14 +7261,301 @@
         <w:rPr>
           <w:rFonts w:ascii="Arial" w:hAnsi="Arial" w:cs="Arial"/>
         </w:rPr>
-        <w:t xml:space="preserve">[9] Amanda Riverol, Gustavo Betarte, Rodrigo Martínez, and Álvaro Pardo. Capturing the security expert knowledge in feature selection for web application attack detection. In Proceedings of the Latin-American Symposium on </w:t>
-      </w:r>
-      <w:r>
-        <w:rPr>
-          <w:rFonts w:ascii="Arial" w:hAnsi="Arial" w:cs="Arial"/>
-        </w:rPr>
-        <w:lastRenderedPageBreak/>
-        <w:t>Dependable Computing (LADC 2024), pages 153–158, 2024. Preprint disponible también como arXiv:2407.18445.</w:t>
+        <w:t xml:space="preserve">[9] Amanda Riverol, Gustavo </w:t>
+      </w:r>
+      <w:proofErr w:type="spellStart"/>
+      <w:r>
+        <w:rPr>
+          <w:rFonts w:ascii="Arial" w:hAnsi="Arial" w:cs="Arial"/>
+        </w:rPr>
+        <w:t>Betarte</w:t>
+      </w:r>
+      <w:proofErr w:type="spellEnd"/>
+      <w:r>
+        <w:rPr>
+          <w:rFonts w:ascii="Arial" w:hAnsi="Arial" w:cs="Arial"/>
+        </w:rPr>
+        <w:t xml:space="preserve">, Rodrigo Martínez, and Álvaro Pardo. </w:t>
+      </w:r>
+      <w:proofErr w:type="spellStart"/>
+      <w:r>
+        <w:rPr>
+          <w:rFonts w:ascii="Arial" w:hAnsi="Arial" w:cs="Arial"/>
+        </w:rPr>
+        <w:t>Capturing</w:t>
+      </w:r>
+      <w:proofErr w:type="spellEnd"/>
+      <w:r>
+        <w:rPr>
+          <w:rFonts w:ascii="Arial" w:hAnsi="Arial" w:cs="Arial"/>
+        </w:rPr>
+        <w:t xml:space="preserve"> </w:t>
+      </w:r>
+      <w:proofErr w:type="spellStart"/>
+      <w:r>
+        <w:rPr>
+          <w:rFonts w:ascii="Arial" w:hAnsi="Arial" w:cs="Arial"/>
+        </w:rPr>
+        <w:t>the</w:t>
+      </w:r>
+      <w:proofErr w:type="spellEnd"/>
+      <w:r>
+        <w:rPr>
+          <w:rFonts w:ascii="Arial" w:hAnsi="Arial" w:cs="Arial"/>
+        </w:rPr>
+        <w:t xml:space="preserve"> </w:t>
+      </w:r>
+      <w:proofErr w:type="spellStart"/>
+      <w:r>
+        <w:rPr>
+          <w:rFonts w:ascii="Arial" w:hAnsi="Arial" w:cs="Arial"/>
+        </w:rPr>
+        <w:t>security</w:t>
+      </w:r>
+      <w:proofErr w:type="spellEnd"/>
+      <w:r>
+        <w:rPr>
+          <w:rFonts w:ascii="Arial" w:hAnsi="Arial" w:cs="Arial"/>
+        </w:rPr>
+        <w:t xml:space="preserve"> </w:t>
+      </w:r>
+      <w:proofErr w:type="spellStart"/>
+      <w:r>
+        <w:rPr>
+          <w:rFonts w:ascii="Arial" w:hAnsi="Arial" w:cs="Arial"/>
+        </w:rPr>
+        <w:t>expert</w:t>
+      </w:r>
+      <w:proofErr w:type="spellEnd"/>
+      <w:r>
+        <w:rPr>
+          <w:rFonts w:ascii="Arial" w:hAnsi="Arial" w:cs="Arial"/>
+        </w:rPr>
+        <w:t xml:space="preserve"> </w:t>
+      </w:r>
+      <w:proofErr w:type="spellStart"/>
+      <w:r>
+        <w:rPr>
+          <w:rFonts w:ascii="Arial" w:hAnsi="Arial" w:cs="Arial"/>
+        </w:rPr>
+        <w:t>knowledge</w:t>
+      </w:r>
+      <w:proofErr w:type="spellEnd"/>
+      <w:r>
+        <w:rPr>
+          <w:rFonts w:ascii="Arial" w:hAnsi="Arial" w:cs="Arial"/>
+        </w:rPr>
+        <w:t xml:space="preserve"> in </w:t>
+      </w:r>
+      <w:proofErr w:type="spellStart"/>
+      <w:r>
+        <w:rPr>
+          <w:rFonts w:ascii="Arial" w:hAnsi="Arial" w:cs="Arial"/>
+        </w:rPr>
+        <w:t>feature</w:t>
+      </w:r>
+      <w:proofErr w:type="spellEnd"/>
+      <w:r>
+        <w:rPr>
+          <w:rFonts w:ascii="Arial" w:hAnsi="Arial" w:cs="Arial"/>
+        </w:rPr>
+        <w:t xml:space="preserve"> </w:t>
+      </w:r>
+      <w:proofErr w:type="spellStart"/>
+      <w:r>
+        <w:rPr>
+          <w:rFonts w:ascii="Arial" w:hAnsi="Arial" w:cs="Arial"/>
+        </w:rPr>
+        <w:t>selection</w:t>
+      </w:r>
+      <w:proofErr w:type="spellEnd"/>
+      <w:r>
+        <w:rPr>
+          <w:rFonts w:ascii="Arial" w:hAnsi="Arial" w:cs="Arial"/>
+        </w:rPr>
+        <w:t xml:space="preserve"> </w:t>
+      </w:r>
+      <w:proofErr w:type="spellStart"/>
+      <w:r>
+        <w:rPr>
+          <w:rFonts w:ascii="Arial" w:hAnsi="Arial" w:cs="Arial"/>
+        </w:rPr>
+        <w:t>for</w:t>
+      </w:r>
+      <w:proofErr w:type="spellEnd"/>
+      <w:r>
+        <w:rPr>
+          <w:rFonts w:ascii="Arial" w:hAnsi="Arial" w:cs="Arial"/>
+        </w:rPr>
+        <w:t xml:space="preserve"> web </w:t>
+      </w:r>
+      <w:proofErr w:type="spellStart"/>
+      <w:r>
+        <w:rPr>
+          <w:rFonts w:ascii="Arial" w:hAnsi="Arial" w:cs="Arial"/>
+        </w:rPr>
+        <w:t>application</w:t>
+      </w:r>
+      <w:proofErr w:type="spellEnd"/>
+      <w:r>
+        <w:rPr>
+          <w:rFonts w:ascii="Arial" w:hAnsi="Arial" w:cs="Arial"/>
+        </w:rPr>
+        <w:t xml:space="preserve"> </w:t>
+      </w:r>
+      <w:proofErr w:type="spellStart"/>
+      <w:r>
+        <w:rPr>
+          <w:rFonts w:ascii="Arial" w:hAnsi="Arial" w:cs="Arial"/>
+        </w:rPr>
+        <w:t>attack</w:t>
+      </w:r>
+      <w:proofErr w:type="spellEnd"/>
+      <w:r>
+        <w:rPr>
+          <w:rFonts w:ascii="Arial" w:hAnsi="Arial" w:cs="Arial"/>
+        </w:rPr>
+        <w:t xml:space="preserve"> </w:t>
+      </w:r>
+      <w:proofErr w:type="spellStart"/>
+      <w:r>
+        <w:rPr>
+          <w:rFonts w:ascii="Arial" w:hAnsi="Arial" w:cs="Arial"/>
+        </w:rPr>
+        <w:t>detection</w:t>
+      </w:r>
+      <w:proofErr w:type="spellEnd"/>
+      <w:r>
+        <w:rPr>
+          <w:rFonts w:ascii="Arial" w:hAnsi="Arial" w:cs="Arial"/>
+        </w:rPr>
+        <w:t xml:space="preserve">. In </w:t>
+      </w:r>
+      <w:proofErr w:type="spellStart"/>
+      <w:r>
+        <w:rPr>
+          <w:rFonts w:ascii="Arial" w:hAnsi="Arial" w:cs="Arial"/>
+        </w:rPr>
+        <w:t>Proceedings</w:t>
+      </w:r>
+      <w:proofErr w:type="spellEnd"/>
+      <w:r>
+        <w:rPr>
+          <w:rFonts w:ascii="Arial" w:hAnsi="Arial" w:cs="Arial"/>
+        </w:rPr>
+        <w:t xml:space="preserve"> </w:t>
+      </w:r>
+      <w:proofErr w:type="spellStart"/>
+      <w:r>
+        <w:rPr>
+          <w:rFonts w:ascii="Arial" w:hAnsi="Arial" w:cs="Arial"/>
+        </w:rPr>
+        <w:t>of</w:t>
+      </w:r>
+      <w:proofErr w:type="spellEnd"/>
+      <w:r>
+        <w:rPr>
+          <w:rFonts w:ascii="Arial" w:hAnsi="Arial" w:cs="Arial"/>
+        </w:rPr>
+        <w:t xml:space="preserve"> </w:t>
+      </w:r>
+      <w:proofErr w:type="spellStart"/>
+      <w:r>
+        <w:rPr>
+          <w:rFonts w:ascii="Arial" w:hAnsi="Arial" w:cs="Arial"/>
+        </w:rPr>
+        <w:t>the</w:t>
+      </w:r>
+      <w:proofErr w:type="spellEnd"/>
+      <w:r>
+        <w:rPr>
+          <w:rFonts w:ascii="Arial" w:hAnsi="Arial" w:cs="Arial"/>
+        </w:rPr>
+        <w:t xml:space="preserve"> </w:t>
+      </w:r>
+      <w:proofErr w:type="spellStart"/>
+      <w:r>
+        <w:rPr>
+          <w:rFonts w:ascii="Arial" w:hAnsi="Arial" w:cs="Arial"/>
+        </w:rPr>
+        <w:t>Latin</w:t>
+      </w:r>
+      <w:proofErr w:type="spellEnd"/>
+      <w:r>
+        <w:rPr>
+          <w:rFonts w:ascii="Arial" w:hAnsi="Arial" w:cs="Arial"/>
+        </w:rPr>
+        <w:t xml:space="preserve">-American </w:t>
+      </w:r>
+      <w:proofErr w:type="spellStart"/>
+      <w:r>
+        <w:rPr>
+          <w:rFonts w:ascii="Arial" w:hAnsi="Arial" w:cs="Arial"/>
+        </w:rPr>
+        <w:t>Symposium</w:t>
+      </w:r>
+      <w:proofErr w:type="spellEnd"/>
+      <w:r>
+        <w:rPr>
+          <w:rFonts w:ascii="Arial" w:hAnsi="Arial" w:cs="Arial"/>
+        </w:rPr>
+        <w:t xml:space="preserve"> </w:t>
+      </w:r>
+      <w:proofErr w:type="spellStart"/>
+      <w:r>
+        <w:rPr>
+          <w:rFonts w:ascii="Arial" w:hAnsi="Arial" w:cs="Arial"/>
+        </w:rPr>
+        <w:t>on</w:t>
+      </w:r>
+      <w:proofErr w:type="spellEnd"/>
+      <w:r>
+        <w:rPr>
+          <w:rFonts w:ascii="Arial" w:hAnsi="Arial" w:cs="Arial"/>
+        </w:rPr>
+        <w:t xml:space="preserve"> </w:t>
+      </w:r>
+      <w:proofErr w:type="spellStart"/>
+      <w:r>
+        <w:rPr>
+          <w:rFonts w:ascii="Arial" w:hAnsi="Arial" w:cs="Arial"/>
+        </w:rPr>
+        <w:t>Dependable</w:t>
+      </w:r>
+      <w:proofErr w:type="spellEnd"/>
+      <w:r>
+        <w:rPr>
+          <w:rFonts w:ascii="Arial" w:hAnsi="Arial" w:cs="Arial"/>
+        </w:rPr>
+        <w:t xml:space="preserve"> Computing (LADC 2024), </w:t>
+      </w:r>
+      <w:proofErr w:type="spellStart"/>
+      <w:r>
+        <w:rPr>
+          <w:rFonts w:ascii="Arial" w:hAnsi="Arial" w:cs="Arial"/>
+        </w:rPr>
+        <w:t>pages</w:t>
+      </w:r>
+      <w:proofErr w:type="spellEnd"/>
+      <w:r>
+        <w:rPr>
+          <w:rFonts w:ascii="Arial" w:hAnsi="Arial" w:cs="Arial"/>
+        </w:rPr>
+        <w:t xml:space="preserve"> 153–158, 2024. </w:t>
+      </w:r>
+      <w:proofErr w:type="spellStart"/>
+      <w:r>
+        <w:rPr>
+          <w:rFonts w:ascii="Arial" w:hAnsi="Arial" w:cs="Arial"/>
+        </w:rPr>
+        <w:t>Preprint</w:t>
+      </w:r>
+      <w:proofErr w:type="spellEnd"/>
+      <w:r>
+        <w:rPr>
+          <w:rFonts w:ascii="Arial" w:hAnsi="Arial" w:cs="Arial"/>
+        </w:rPr>
+        <w:t xml:space="preserve"> disponible también como arXiv:2407.18445.</w:t>
       </w:r>
     </w:p>
     <w:p>
@@ -5629,7 +7570,301 @@
         <w:rPr>
           <w:rFonts w:ascii="Arial" w:hAnsi="Arial" w:cs="Arial"/>
         </w:rPr>
-        <w:t>[10] Menghao Fang, Yixiang Wang, Liangbin Yang, Haorui Wu, Zilin Yin, Xiang Liu, Zexian Xie, and Zixiao Kong. Reinventing web security: An enhanced cycle-consistent generative adversarial network approach to intrusion detection. Electronics, 13(9):1711, 2024.</w:t>
+        <w:t xml:space="preserve">[10] </w:t>
+      </w:r>
+      <w:proofErr w:type="spellStart"/>
+      <w:r>
+        <w:rPr>
+          <w:rFonts w:ascii="Arial" w:hAnsi="Arial" w:cs="Arial"/>
+        </w:rPr>
+        <w:t>Menghao</w:t>
+      </w:r>
+      <w:proofErr w:type="spellEnd"/>
+      <w:r>
+        <w:rPr>
+          <w:rFonts w:ascii="Arial" w:hAnsi="Arial" w:cs="Arial"/>
+        </w:rPr>
+        <w:t xml:space="preserve"> </w:t>
+      </w:r>
+      <w:proofErr w:type="spellStart"/>
+      <w:r>
+        <w:rPr>
+          <w:rFonts w:ascii="Arial" w:hAnsi="Arial" w:cs="Arial"/>
+        </w:rPr>
+        <w:t>Fang</w:t>
+      </w:r>
+      <w:proofErr w:type="spellEnd"/>
+      <w:r>
+        <w:rPr>
+          <w:rFonts w:ascii="Arial" w:hAnsi="Arial" w:cs="Arial"/>
+        </w:rPr>
+        <w:t xml:space="preserve">, </w:t>
+      </w:r>
+      <w:proofErr w:type="spellStart"/>
+      <w:r>
+        <w:rPr>
+          <w:rFonts w:ascii="Arial" w:hAnsi="Arial" w:cs="Arial"/>
+        </w:rPr>
+        <w:t>Yixiang</w:t>
+      </w:r>
+      <w:proofErr w:type="spellEnd"/>
+      <w:r>
+        <w:rPr>
+          <w:rFonts w:ascii="Arial" w:hAnsi="Arial" w:cs="Arial"/>
+        </w:rPr>
+        <w:t xml:space="preserve"> Wang, </w:t>
+      </w:r>
+      <w:proofErr w:type="spellStart"/>
+      <w:r>
+        <w:rPr>
+          <w:rFonts w:ascii="Arial" w:hAnsi="Arial" w:cs="Arial"/>
+        </w:rPr>
+        <w:t>Liangbin</w:t>
+      </w:r>
+      <w:proofErr w:type="spellEnd"/>
+      <w:r>
+        <w:rPr>
+          <w:rFonts w:ascii="Arial" w:hAnsi="Arial" w:cs="Arial"/>
+        </w:rPr>
+        <w:t xml:space="preserve"> Yang, </w:t>
+      </w:r>
+      <w:proofErr w:type="spellStart"/>
+      <w:r>
+        <w:rPr>
+          <w:rFonts w:ascii="Arial" w:hAnsi="Arial" w:cs="Arial"/>
+        </w:rPr>
+        <w:t>Haorui</w:t>
+      </w:r>
+      <w:proofErr w:type="spellEnd"/>
+      <w:r>
+        <w:rPr>
+          <w:rFonts w:ascii="Arial" w:hAnsi="Arial" w:cs="Arial"/>
+        </w:rPr>
+        <w:t xml:space="preserve"> Wu, </w:t>
+      </w:r>
+      <w:proofErr w:type="spellStart"/>
+      <w:r>
+        <w:rPr>
+          <w:rFonts w:ascii="Arial" w:hAnsi="Arial" w:cs="Arial"/>
+        </w:rPr>
+        <w:t>Zilin</w:t>
+      </w:r>
+      <w:proofErr w:type="spellEnd"/>
+      <w:r>
+        <w:rPr>
+          <w:rFonts w:ascii="Arial" w:hAnsi="Arial" w:cs="Arial"/>
+        </w:rPr>
+        <w:t xml:space="preserve"> Yin, </w:t>
+      </w:r>
+      <w:proofErr w:type="spellStart"/>
+      <w:r>
+        <w:rPr>
+          <w:rFonts w:ascii="Arial" w:hAnsi="Arial" w:cs="Arial"/>
+        </w:rPr>
+        <w:t>Xiang</w:t>
+      </w:r>
+      <w:proofErr w:type="spellEnd"/>
+      <w:r>
+        <w:rPr>
+          <w:rFonts w:ascii="Arial" w:hAnsi="Arial" w:cs="Arial"/>
+        </w:rPr>
+        <w:t xml:space="preserve"> Liu, </w:t>
+      </w:r>
+      <w:proofErr w:type="spellStart"/>
+      <w:r>
+        <w:rPr>
+          <w:rFonts w:ascii="Arial" w:hAnsi="Arial" w:cs="Arial"/>
+        </w:rPr>
+        <w:t>Zexian</w:t>
+      </w:r>
+      <w:proofErr w:type="spellEnd"/>
+      <w:r>
+        <w:rPr>
+          <w:rFonts w:ascii="Arial" w:hAnsi="Arial" w:cs="Arial"/>
+        </w:rPr>
+        <w:t xml:space="preserve"> </w:t>
+      </w:r>
+      <w:proofErr w:type="spellStart"/>
+      <w:r>
+        <w:rPr>
+          <w:rFonts w:ascii="Arial" w:hAnsi="Arial" w:cs="Arial"/>
+        </w:rPr>
+        <w:t>Xie</w:t>
+      </w:r>
+      <w:proofErr w:type="spellEnd"/>
+      <w:r>
+        <w:rPr>
+          <w:rFonts w:ascii="Arial" w:hAnsi="Arial" w:cs="Arial"/>
+        </w:rPr>
+        <w:t xml:space="preserve">, and </w:t>
+      </w:r>
+      <w:proofErr w:type="spellStart"/>
+      <w:r>
+        <w:rPr>
+          <w:rFonts w:ascii="Arial" w:hAnsi="Arial" w:cs="Arial"/>
+        </w:rPr>
+        <w:t>Zixiao</w:t>
+      </w:r>
+      <w:proofErr w:type="spellEnd"/>
+      <w:r>
+        <w:rPr>
+          <w:rFonts w:ascii="Arial" w:hAnsi="Arial" w:cs="Arial"/>
+        </w:rPr>
+        <w:t xml:space="preserve"> Kong. </w:t>
+      </w:r>
+      <w:proofErr w:type="spellStart"/>
+      <w:r>
+        <w:rPr>
+          <w:rFonts w:ascii="Arial" w:hAnsi="Arial" w:cs="Arial"/>
+        </w:rPr>
+        <w:t>Reinventing</w:t>
+      </w:r>
+      <w:proofErr w:type="spellEnd"/>
+      <w:r>
+        <w:rPr>
+          <w:rFonts w:ascii="Arial" w:hAnsi="Arial" w:cs="Arial"/>
+        </w:rPr>
+        <w:t xml:space="preserve"> web </w:t>
+      </w:r>
+      <w:proofErr w:type="spellStart"/>
+      <w:r>
+        <w:rPr>
+          <w:rFonts w:ascii="Arial" w:hAnsi="Arial" w:cs="Arial"/>
+        </w:rPr>
+        <w:t>security</w:t>
+      </w:r>
+      <w:proofErr w:type="spellEnd"/>
+      <w:r>
+        <w:rPr>
+          <w:rFonts w:ascii="Arial" w:hAnsi="Arial" w:cs="Arial"/>
+        </w:rPr>
+        <w:t xml:space="preserve">: </w:t>
+      </w:r>
+      <w:proofErr w:type="spellStart"/>
+      <w:r>
+        <w:rPr>
+          <w:rFonts w:ascii="Arial" w:hAnsi="Arial" w:cs="Arial"/>
+        </w:rPr>
+        <w:t>An</w:t>
+      </w:r>
+      <w:proofErr w:type="spellEnd"/>
+      <w:r>
+        <w:rPr>
+          <w:rFonts w:ascii="Arial" w:hAnsi="Arial" w:cs="Arial"/>
+        </w:rPr>
+        <w:t xml:space="preserve"> </w:t>
+      </w:r>
+      <w:proofErr w:type="spellStart"/>
+      <w:r>
+        <w:rPr>
+          <w:rFonts w:ascii="Arial" w:hAnsi="Arial" w:cs="Arial"/>
+        </w:rPr>
+        <w:t>enhanced</w:t>
+      </w:r>
+      <w:proofErr w:type="spellEnd"/>
+      <w:r>
+        <w:rPr>
+          <w:rFonts w:ascii="Arial" w:hAnsi="Arial" w:cs="Arial"/>
+        </w:rPr>
+        <w:t xml:space="preserve"> </w:t>
+      </w:r>
+      <w:proofErr w:type="spellStart"/>
+      <w:r>
+        <w:rPr>
+          <w:rFonts w:ascii="Arial" w:hAnsi="Arial" w:cs="Arial"/>
+        </w:rPr>
+        <w:t>cycle-consistent</w:t>
+      </w:r>
+      <w:proofErr w:type="spellEnd"/>
+      <w:r>
+        <w:rPr>
+          <w:rFonts w:ascii="Arial" w:hAnsi="Arial" w:cs="Arial"/>
+        </w:rPr>
+        <w:t xml:space="preserve"> generative adversarial </w:t>
+      </w:r>
+      <w:proofErr w:type="spellStart"/>
+      <w:r>
+        <w:rPr>
+          <w:rFonts w:ascii="Arial" w:hAnsi="Arial" w:cs="Arial"/>
+        </w:rPr>
+        <w:t>network</w:t>
+      </w:r>
+      <w:proofErr w:type="spellEnd"/>
+      <w:r>
+        <w:rPr>
+          <w:rFonts w:ascii="Arial" w:hAnsi="Arial" w:cs="Arial"/>
+        </w:rPr>
+        <w:t xml:space="preserve"> </w:t>
+      </w:r>
+      <w:proofErr w:type="spellStart"/>
+      <w:r>
+        <w:rPr>
+          <w:rFonts w:ascii="Arial" w:hAnsi="Arial" w:cs="Arial"/>
+        </w:rPr>
+        <w:t>approach</w:t>
+      </w:r>
+      <w:proofErr w:type="spellEnd"/>
+      <w:r>
+        <w:rPr>
+          <w:rFonts w:ascii="Arial" w:hAnsi="Arial" w:cs="Arial"/>
+        </w:rPr>
+        <w:t xml:space="preserve"> </w:t>
+      </w:r>
+      <w:proofErr w:type="spellStart"/>
+      <w:r>
+        <w:rPr>
+          <w:rFonts w:ascii="Arial" w:hAnsi="Arial" w:cs="Arial"/>
+        </w:rPr>
+        <w:t>to</w:t>
+      </w:r>
+      <w:proofErr w:type="spellEnd"/>
+      <w:r>
+        <w:rPr>
+          <w:rFonts w:ascii="Arial" w:hAnsi="Arial" w:cs="Arial"/>
+        </w:rPr>
+        <w:t xml:space="preserve"> </w:t>
+      </w:r>
+      <w:proofErr w:type="spellStart"/>
+      <w:r>
+        <w:rPr>
+          <w:rFonts w:ascii="Arial" w:hAnsi="Arial" w:cs="Arial"/>
+        </w:rPr>
+        <w:t>intrusion</w:t>
+      </w:r>
+      <w:proofErr w:type="spellEnd"/>
+      <w:r>
+        <w:rPr>
+          <w:rFonts w:ascii="Arial" w:hAnsi="Arial" w:cs="Arial"/>
+        </w:rPr>
+        <w:t xml:space="preserve"> </w:t>
+      </w:r>
+      <w:proofErr w:type="spellStart"/>
+      <w:r>
+        <w:rPr>
+          <w:rFonts w:ascii="Arial" w:hAnsi="Arial" w:cs="Arial"/>
+        </w:rPr>
+        <w:t>detection</w:t>
+      </w:r>
+      <w:proofErr w:type="spellEnd"/>
+      <w:r>
+        <w:rPr>
+          <w:rFonts w:ascii="Arial" w:hAnsi="Arial" w:cs="Arial"/>
+        </w:rPr>
+        <w:t xml:space="preserve">. </w:t>
+      </w:r>
+      <w:proofErr w:type="spellStart"/>
+      <w:r>
+        <w:rPr>
+          <w:rFonts w:ascii="Arial" w:hAnsi="Arial" w:cs="Arial"/>
+        </w:rPr>
+        <w:t>Electronics</w:t>
+      </w:r>
+      <w:proofErr w:type="spellEnd"/>
+      <w:r>
+        <w:rPr>
+          <w:rFonts w:ascii="Arial" w:hAnsi="Arial" w:cs="Arial"/>
+        </w:rPr>
+        <w:t>, 13(9):1711, 2024.</w:t>
       </w:r>
     </w:p>
     <w:p>
@@ -5643,8 +7878,274 @@
       <w:r>
         <w:rPr>
           <w:rFonts w:ascii="Arial" w:hAnsi="Arial" w:cs="Arial"/>
-        </w:rPr>
-        <w:t>[11] Yonghang Zhou, Hongyi Zhu, Yidong Chai, Yuanchun Jiang, and Yezheng Liu. Towards trustworthy web attack detection: An uncertainty-aware ensemble deep kernel learning model. , 2024. Preprint, experimentos sobre los datasets BDCI y SR-BH 2020.</w:t>
+          <w:b/>
+          <w:bCs/>
+        </w:rPr>
+        <w:t>[11]</w:t>
+      </w:r>
+      <w:r>
+        <w:rPr>
+          <w:rFonts w:ascii="Arial" w:hAnsi="Arial" w:cs="Arial"/>
+        </w:rPr>
+        <w:t xml:space="preserve"> </w:t>
+      </w:r>
+      <w:proofErr w:type="spellStart"/>
+      <w:r>
+        <w:rPr>
+          <w:rFonts w:ascii="Arial" w:hAnsi="Arial" w:cs="Arial"/>
+        </w:rPr>
+        <w:t>Yonghang</w:t>
+      </w:r>
+      <w:proofErr w:type="spellEnd"/>
+      <w:r>
+        <w:rPr>
+          <w:rFonts w:ascii="Arial" w:hAnsi="Arial" w:cs="Arial"/>
+        </w:rPr>
+        <w:t xml:space="preserve"> Zhou, </w:t>
+      </w:r>
+      <w:proofErr w:type="spellStart"/>
+      <w:r>
+        <w:rPr>
+          <w:rFonts w:ascii="Arial" w:hAnsi="Arial" w:cs="Arial"/>
+        </w:rPr>
+        <w:t>Hongyi</w:t>
+      </w:r>
+      <w:proofErr w:type="spellEnd"/>
+      <w:r>
+        <w:rPr>
+          <w:rFonts w:ascii="Arial" w:hAnsi="Arial" w:cs="Arial"/>
+        </w:rPr>
+        <w:t xml:space="preserve"> Zhu, </w:t>
+      </w:r>
+      <w:proofErr w:type="spellStart"/>
+      <w:r>
+        <w:rPr>
+          <w:rFonts w:ascii="Arial" w:hAnsi="Arial" w:cs="Arial"/>
+        </w:rPr>
+        <w:t>Yidong</w:t>
+      </w:r>
+      <w:proofErr w:type="spellEnd"/>
+      <w:r>
+        <w:rPr>
+          <w:rFonts w:ascii="Arial" w:hAnsi="Arial" w:cs="Arial"/>
+        </w:rPr>
+        <w:t xml:space="preserve"> Chai, </w:t>
+      </w:r>
+      <w:proofErr w:type="spellStart"/>
+      <w:r>
+        <w:rPr>
+          <w:rFonts w:ascii="Arial" w:hAnsi="Arial" w:cs="Arial"/>
+        </w:rPr>
+        <w:t>Yuanchun</w:t>
+      </w:r>
+      <w:proofErr w:type="spellEnd"/>
+      <w:r>
+        <w:rPr>
+          <w:rFonts w:ascii="Arial" w:hAnsi="Arial" w:cs="Arial"/>
+        </w:rPr>
+        <w:t xml:space="preserve"> </w:t>
+      </w:r>
+      <w:proofErr w:type="spellStart"/>
+      <w:r>
+        <w:rPr>
+          <w:rFonts w:ascii="Arial" w:hAnsi="Arial" w:cs="Arial"/>
+        </w:rPr>
+        <w:t>Jiang</w:t>
+      </w:r>
+      <w:proofErr w:type="spellEnd"/>
+      <w:r>
+        <w:rPr>
+          <w:rFonts w:ascii="Arial" w:hAnsi="Arial" w:cs="Arial"/>
+        </w:rPr>
+        <w:t xml:space="preserve">, and </w:t>
+      </w:r>
+      <w:proofErr w:type="spellStart"/>
+      <w:r>
+        <w:rPr>
+          <w:rFonts w:ascii="Arial" w:hAnsi="Arial" w:cs="Arial"/>
+        </w:rPr>
+        <w:t>Yezheng</w:t>
+      </w:r>
+      <w:proofErr w:type="spellEnd"/>
+      <w:r>
+        <w:rPr>
+          <w:rFonts w:ascii="Arial" w:hAnsi="Arial" w:cs="Arial"/>
+        </w:rPr>
+        <w:t xml:space="preserve"> Liu. </w:t>
+      </w:r>
+      <w:proofErr w:type="spellStart"/>
+      <w:r>
+        <w:rPr>
+          <w:rFonts w:ascii="Arial" w:hAnsi="Arial" w:cs="Arial"/>
+          <w:i/>
+          <w:iCs/>
+        </w:rPr>
+        <w:t>Towards</w:t>
+      </w:r>
+      <w:proofErr w:type="spellEnd"/>
+      <w:r>
+        <w:rPr>
+          <w:rFonts w:ascii="Arial" w:hAnsi="Arial" w:cs="Arial"/>
+          <w:i/>
+          <w:iCs/>
+        </w:rPr>
+        <w:t xml:space="preserve"> </w:t>
+      </w:r>
+      <w:proofErr w:type="spellStart"/>
+      <w:r>
+        <w:rPr>
+          <w:rFonts w:ascii="Arial" w:hAnsi="Arial" w:cs="Arial"/>
+          <w:i/>
+          <w:iCs/>
+        </w:rPr>
+        <w:t>Trustworthy</w:t>
+      </w:r>
+      <w:proofErr w:type="spellEnd"/>
+      <w:r>
+        <w:rPr>
+          <w:rFonts w:ascii="Arial" w:hAnsi="Arial" w:cs="Arial"/>
+          <w:i/>
+          <w:iCs/>
+        </w:rPr>
+        <w:t xml:space="preserve"> Web </w:t>
+      </w:r>
+      <w:proofErr w:type="spellStart"/>
+      <w:r>
+        <w:rPr>
+          <w:rFonts w:ascii="Arial" w:hAnsi="Arial" w:cs="Arial"/>
+          <w:i/>
+          <w:iCs/>
+        </w:rPr>
+        <w:t>Attack</w:t>
+      </w:r>
+      <w:proofErr w:type="spellEnd"/>
+      <w:r>
+        <w:rPr>
+          <w:rFonts w:ascii="Arial" w:hAnsi="Arial" w:cs="Arial"/>
+          <w:i/>
+          <w:iCs/>
+        </w:rPr>
+        <w:t xml:space="preserve"> </w:t>
+      </w:r>
+      <w:proofErr w:type="spellStart"/>
+      <w:r>
+        <w:rPr>
+          <w:rFonts w:ascii="Arial" w:hAnsi="Arial" w:cs="Arial"/>
+          <w:i/>
+          <w:iCs/>
+        </w:rPr>
+        <w:t>Detection</w:t>
+      </w:r>
+      <w:proofErr w:type="spellEnd"/>
+      <w:r>
+        <w:rPr>
+          <w:rFonts w:ascii="Arial" w:hAnsi="Arial" w:cs="Arial"/>
+          <w:i/>
+          <w:iCs/>
+        </w:rPr>
+        <w:t xml:space="preserve">: </w:t>
+      </w:r>
+      <w:proofErr w:type="spellStart"/>
+      <w:r>
+        <w:rPr>
+          <w:rFonts w:ascii="Arial" w:hAnsi="Arial" w:cs="Arial"/>
+          <w:i/>
+          <w:iCs/>
+        </w:rPr>
+        <w:t>An</w:t>
+      </w:r>
+      <w:proofErr w:type="spellEnd"/>
+      <w:r>
+        <w:rPr>
+          <w:rFonts w:ascii="Arial" w:hAnsi="Arial" w:cs="Arial"/>
+          <w:i/>
+          <w:iCs/>
+        </w:rPr>
+        <w:t xml:space="preserve"> </w:t>
+      </w:r>
+      <w:proofErr w:type="spellStart"/>
+      <w:r>
+        <w:rPr>
+          <w:rFonts w:ascii="Arial" w:hAnsi="Arial" w:cs="Arial"/>
+          <w:i/>
+          <w:iCs/>
+        </w:rPr>
+        <w:t>Uncertainty-Aware</w:t>
+      </w:r>
+      <w:proofErr w:type="spellEnd"/>
+      <w:r>
+        <w:rPr>
+          <w:rFonts w:ascii="Arial" w:hAnsi="Arial" w:cs="Arial"/>
+          <w:i/>
+          <w:iCs/>
+        </w:rPr>
+        <w:t xml:space="preserve"> Ensemble Deep </w:t>
+      </w:r>
+      <w:proofErr w:type="spellStart"/>
+      <w:r>
+        <w:rPr>
+          <w:rFonts w:ascii="Arial" w:hAnsi="Arial" w:cs="Arial"/>
+          <w:i/>
+          <w:iCs/>
+        </w:rPr>
+        <w:t>Kernel</w:t>
+      </w:r>
+      <w:proofErr w:type="spellEnd"/>
+      <w:r>
+        <w:rPr>
+          <w:rFonts w:ascii="Arial" w:hAnsi="Arial" w:cs="Arial"/>
+          <w:i/>
+          <w:iCs/>
+        </w:rPr>
+        <w:t xml:space="preserve"> </w:t>
+      </w:r>
+      <w:proofErr w:type="spellStart"/>
+      <w:r>
+        <w:rPr>
+          <w:rFonts w:ascii="Arial" w:hAnsi="Arial" w:cs="Arial"/>
+          <w:i/>
+          <w:iCs/>
+        </w:rPr>
+        <w:t>Learning</w:t>
+      </w:r>
+      <w:proofErr w:type="spellEnd"/>
+      <w:r>
+        <w:rPr>
+          <w:rFonts w:ascii="Arial" w:hAnsi="Arial" w:cs="Arial"/>
+          <w:i/>
+          <w:iCs/>
+        </w:rPr>
+        <w:t xml:space="preserve"> </w:t>
+      </w:r>
+      <w:proofErr w:type="spellStart"/>
+      <w:r>
+        <w:rPr>
+          <w:rFonts w:ascii="Arial" w:hAnsi="Arial" w:cs="Arial"/>
+          <w:i/>
+          <w:iCs/>
+        </w:rPr>
+        <w:t>Model</w:t>
+      </w:r>
+      <w:proofErr w:type="spellEnd"/>
+      <w:r>
+        <w:rPr>
+          <w:rFonts w:ascii="Arial" w:hAnsi="Arial" w:cs="Arial"/>
+          <w:i/>
+          <w:iCs/>
+        </w:rPr>
+        <w:t>.</w:t>
+      </w:r>
+      <w:r>
+        <w:rPr>
+          <w:rFonts w:ascii="Arial" w:hAnsi="Arial" w:cs="Arial"/>
+        </w:rPr>
+        <w:t xml:space="preserve"> arXiv:2410.07725, 2024.</w:t>
+      </w:r>
+      <w:r>
+        <w:rPr>
+          <w:rFonts w:ascii="Arial" w:hAnsi="Arial" w:cs="Arial"/>
+        </w:rPr>
+        <w:t xml:space="preserve"> </w:t>
       </w:r>
     </w:p>
     <w:p>
@@ -5671,19 +8172,405 @@
         <w:rPr>
           <w:rFonts w:ascii="Arial" w:hAnsi="Arial" w:cs="Arial"/>
         </w:rPr>
-        <w:t>] Carmen Giménez, Alejandro Pérez, and Gonzalo Álvarez. Trabajo final (base del proyecto Nico Ralf)</w:t>
-      </w:r>
-      <w:r>
-        <w:rPr>
-          <w:rFonts w:ascii="Arial" w:hAnsi="Arial" w:cs="Arial"/>
-        </w:rPr>
-        <w:t>,</w:t>
-      </w:r>
-      <w:r>
-        <w:rPr>
-          <w:rFonts w:ascii="Arial" w:hAnsi="Arial" w:cs="Arial"/>
-        </w:rPr>
-        <w:t xml:space="preserve"> 2015.</w:t>
+        <w:t>] Carmen Giménez, Alejandro Pérez, and Gonzalo Álvarez. Trabajo final (base del proyecto Nico Ralf), 2015.</w:t>
+      </w:r>
+    </w:p>
+    <w:p>
+      <w:pPr>
+        <w:pStyle w:val="NormalWeb"/>
+        <w:jc w:val="both"/>
+        <w:rPr>
+          <w:rFonts w:ascii="Arial" w:hAnsi="Arial" w:cs="Arial"/>
+        </w:rPr>
+      </w:pPr>
+      <w:r>
+        <w:rPr>
+          <w:rFonts w:ascii="Arial" w:hAnsi="Arial" w:cs="Arial"/>
+        </w:rPr>
+        <w:t xml:space="preserve">[13] </w:t>
+      </w:r>
+      <w:proofErr w:type="spellStart"/>
+      <w:r>
+        <w:rPr>
+          <w:rFonts w:ascii="Arial" w:hAnsi="Arial" w:cs="Arial"/>
+        </w:rPr>
+        <w:t>The</w:t>
+      </w:r>
+      <w:proofErr w:type="spellEnd"/>
+      <w:r>
+        <w:rPr>
+          <w:rFonts w:ascii="Arial" w:hAnsi="Arial" w:cs="Arial"/>
+        </w:rPr>
+        <w:t xml:space="preserve"> MITRE </w:t>
+      </w:r>
+      <w:proofErr w:type="spellStart"/>
+      <w:r>
+        <w:rPr>
+          <w:rFonts w:ascii="Arial" w:hAnsi="Arial" w:cs="Arial"/>
+        </w:rPr>
+        <w:t>Corporation</w:t>
+      </w:r>
+      <w:proofErr w:type="spellEnd"/>
+      <w:r>
+        <w:rPr>
+          <w:rFonts w:ascii="Arial" w:hAnsi="Arial" w:cs="Arial"/>
+        </w:rPr>
+        <w:t xml:space="preserve">. </w:t>
+      </w:r>
+      <w:r>
+        <w:rPr>
+          <w:rFonts w:ascii="Arial" w:hAnsi="Arial" w:cs="Arial"/>
+          <w:i/>
+          <w:iCs/>
+        </w:rPr>
+        <w:t xml:space="preserve">CAPEC™: </w:t>
+      </w:r>
+      <w:proofErr w:type="spellStart"/>
+      <w:r>
+        <w:rPr>
+          <w:rFonts w:ascii="Arial" w:hAnsi="Arial" w:cs="Arial"/>
+          <w:i/>
+          <w:iCs/>
+        </w:rPr>
+        <w:t>Common</w:t>
+      </w:r>
+      <w:proofErr w:type="spellEnd"/>
+      <w:r>
+        <w:rPr>
+          <w:rFonts w:ascii="Arial" w:hAnsi="Arial" w:cs="Arial"/>
+          <w:i/>
+          <w:iCs/>
+        </w:rPr>
+        <w:t xml:space="preserve"> </w:t>
+      </w:r>
+      <w:proofErr w:type="spellStart"/>
+      <w:r>
+        <w:rPr>
+          <w:rFonts w:ascii="Arial" w:hAnsi="Arial" w:cs="Arial"/>
+          <w:i/>
+          <w:iCs/>
+        </w:rPr>
+        <w:t>Attack</w:t>
+      </w:r>
+      <w:proofErr w:type="spellEnd"/>
+      <w:r>
+        <w:rPr>
+          <w:rFonts w:ascii="Arial" w:hAnsi="Arial" w:cs="Arial"/>
+          <w:i/>
+          <w:iCs/>
+        </w:rPr>
+        <w:t xml:space="preserve"> </w:t>
+      </w:r>
+      <w:proofErr w:type="spellStart"/>
+      <w:r>
+        <w:rPr>
+          <w:rFonts w:ascii="Arial" w:hAnsi="Arial" w:cs="Arial"/>
+          <w:i/>
+          <w:iCs/>
+        </w:rPr>
+        <w:t>Pattern</w:t>
+      </w:r>
+      <w:proofErr w:type="spellEnd"/>
+      <w:r>
+        <w:rPr>
+          <w:rFonts w:ascii="Arial" w:hAnsi="Arial" w:cs="Arial"/>
+          <w:i/>
+          <w:iCs/>
+        </w:rPr>
+        <w:t xml:space="preserve"> </w:t>
+      </w:r>
+      <w:proofErr w:type="spellStart"/>
+      <w:r>
+        <w:rPr>
+          <w:rFonts w:ascii="Arial" w:hAnsi="Arial" w:cs="Arial"/>
+          <w:i/>
+          <w:iCs/>
+        </w:rPr>
+        <w:t>Enumeration</w:t>
+      </w:r>
+      <w:proofErr w:type="spellEnd"/>
+      <w:r>
+        <w:rPr>
+          <w:rFonts w:ascii="Arial" w:hAnsi="Arial" w:cs="Arial"/>
+          <w:i/>
+          <w:iCs/>
+        </w:rPr>
+        <w:t xml:space="preserve"> and </w:t>
+      </w:r>
+      <w:proofErr w:type="spellStart"/>
+      <w:r>
+        <w:rPr>
+          <w:rFonts w:ascii="Arial" w:hAnsi="Arial" w:cs="Arial"/>
+          <w:i/>
+          <w:iCs/>
+        </w:rPr>
+        <w:t>Classification</w:t>
+      </w:r>
+      <w:proofErr w:type="spellEnd"/>
+      <w:r>
+        <w:rPr>
+          <w:rFonts w:ascii="Arial" w:hAnsi="Arial" w:cs="Arial"/>
+          <w:i/>
+          <w:iCs/>
+        </w:rPr>
+        <w:t xml:space="preserve"> (CAPEC) – CAPEC </w:t>
+      </w:r>
+      <w:proofErr w:type="spellStart"/>
+      <w:r>
+        <w:rPr>
+          <w:rFonts w:ascii="Arial" w:hAnsi="Arial" w:cs="Arial"/>
+          <w:i/>
+          <w:iCs/>
+        </w:rPr>
+        <w:t>List</w:t>
+      </w:r>
+      <w:proofErr w:type="spellEnd"/>
+      <w:r>
+        <w:rPr>
+          <w:rFonts w:ascii="Arial" w:hAnsi="Arial" w:cs="Arial"/>
+          <w:i/>
+          <w:iCs/>
+        </w:rPr>
+        <w:t xml:space="preserve"> (v3.9).</w:t>
+      </w:r>
+      <w:r>
+        <w:rPr>
+          <w:rFonts w:ascii="Arial" w:hAnsi="Arial" w:cs="Arial"/>
+        </w:rPr>
+        <w:t xml:space="preserve"> 2023.</w:t>
+      </w:r>
+    </w:p>
+    <w:p>
+      <w:pPr>
+        <w:pStyle w:val="NormalWeb"/>
+        <w:jc w:val="both"/>
+        <w:rPr>
+          <w:rFonts w:ascii="Arial" w:hAnsi="Arial" w:cs="Arial"/>
+        </w:rPr>
+      </w:pPr>
+      <w:r>
+        <w:rPr>
+          <w:rFonts w:ascii="Arial" w:hAnsi="Arial" w:cs="Arial"/>
+          <w:b/>
+          <w:bCs/>
+        </w:rPr>
+        <w:t>[14]</w:t>
+      </w:r>
+      <w:r>
+        <w:rPr>
+          <w:rFonts w:ascii="Arial" w:hAnsi="Arial" w:cs="Arial"/>
+        </w:rPr>
+        <w:t xml:space="preserve"> Luchen Zhou, Wei-</w:t>
+      </w:r>
+      <w:proofErr w:type="spellStart"/>
+      <w:r>
+        <w:rPr>
+          <w:rFonts w:ascii="Arial" w:hAnsi="Arial" w:cs="Arial"/>
+        </w:rPr>
+        <w:t>Chuen</w:t>
+      </w:r>
+      <w:proofErr w:type="spellEnd"/>
+      <w:r>
+        <w:rPr>
+          <w:rFonts w:ascii="Arial" w:hAnsi="Arial" w:cs="Arial"/>
+        </w:rPr>
+        <w:t xml:space="preserve"> </w:t>
+      </w:r>
+      <w:proofErr w:type="spellStart"/>
+      <w:r>
+        <w:rPr>
+          <w:rFonts w:ascii="Arial" w:hAnsi="Arial" w:cs="Arial"/>
+        </w:rPr>
+        <w:t>Yau</w:t>
+      </w:r>
+      <w:proofErr w:type="spellEnd"/>
+      <w:r>
+        <w:rPr>
+          <w:rFonts w:ascii="Arial" w:hAnsi="Arial" w:cs="Arial"/>
+        </w:rPr>
+        <w:t xml:space="preserve">, Y. S. Gan, and </w:t>
+      </w:r>
+      <w:proofErr w:type="spellStart"/>
+      <w:r>
+        <w:rPr>
+          <w:rFonts w:ascii="Arial" w:hAnsi="Arial" w:cs="Arial"/>
+        </w:rPr>
+        <w:t>Sze</w:t>
+      </w:r>
+      <w:proofErr w:type="spellEnd"/>
+      <w:r>
+        <w:rPr>
+          <w:rFonts w:ascii="Arial" w:hAnsi="Arial" w:cs="Arial"/>
+        </w:rPr>
+        <w:t xml:space="preserve">-Teng </w:t>
+      </w:r>
+      <w:proofErr w:type="spellStart"/>
+      <w:r>
+        <w:rPr>
+          <w:rFonts w:ascii="Arial" w:hAnsi="Arial" w:cs="Arial"/>
+        </w:rPr>
+        <w:t>Liong</w:t>
+      </w:r>
+      <w:proofErr w:type="spellEnd"/>
+      <w:r>
+        <w:rPr>
+          <w:rFonts w:ascii="Arial" w:hAnsi="Arial" w:cs="Arial"/>
+        </w:rPr>
+        <w:t xml:space="preserve">. </w:t>
+      </w:r>
+      <w:r>
+        <w:rPr>
+          <w:rFonts w:ascii="Arial" w:hAnsi="Arial" w:cs="Arial"/>
+          <w:i/>
+          <w:iCs/>
+        </w:rPr>
+        <w:t>E-</w:t>
+      </w:r>
+      <w:proofErr w:type="spellStart"/>
+      <w:r>
+        <w:rPr>
+          <w:rFonts w:ascii="Arial" w:hAnsi="Arial" w:cs="Arial"/>
+          <w:i/>
+          <w:iCs/>
+        </w:rPr>
+        <w:t>WebGuard</w:t>
+      </w:r>
+      <w:proofErr w:type="spellEnd"/>
+      <w:r>
+        <w:rPr>
+          <w:rFonts w:ascii="Arial" w:hAnsi="Arial" w:cs="Arial"/>
+          <w:i/>
+          <w:iCs/>
+        </w:rPr>
+        <w:t xml:space="preserve">: </w:t>
+      </w:r>
+      <w:proofErr w:type="spellStart"/>
+      <w:r>
+        <w:rPr>
+          <w:rFonts w:ascii="Arial" w:hAnsi="Arial" w:cs="Arial"/>
+          <w:i/>
+          <w:iCs/>
+        </w:rPr>
+        <w:t>Enhanced</w:t>
+      </w:r>
+      <w:proofErr w:type="spellEnd"/>
+      <w:r>
+        <w:rPr>
+          <w:rFonts w:ascii="Arial" w:hAnsi="Arial" w:cs="Arial"/>
+          <w:i/>
+          <w:iCs/>
+        </w:rPr>
+        <w:t xml:space="preserve"> neural </w:t>
+      </w:r>
+      <w:proofErr w:type="spellStart"/>
+      <w:r>
+        <w:rPr>
+          <w:rFonts w:ascii="Arial" w:hAnsi="Arial" w:cs="Arial"/>
+          <w:i/>
+          <w:iCs/>
+        </w:rPr>
+        <w:t>architectures</w:t>
+      </w:r>
+      <w:proofErr w:type="spellEnd"/>
+      <w:r>
+        <w:rPr>
+          <w:rFonts w:ascii="Arial" w:hAnsi="Arial" w:cs="Arial"/>
+          <w:i/>
+          <w:iCs/>
+        </w:rPr>
+        <w:t xml:space="preserve"> </w:t>
+      </w:r>
+      <w:proofErr w:type="spellStart"/>
+      <w:r>
+        <w:rPr>
+          <w:rFonts w:ascii="Arial" w:hAnsi="Arial" w:cs="Arial"/>
+          <w:i/>
+          <w:iCs/>
+        </w:rPr>
+        <w:t>for</w:t>
+      </w:r>
+      <w:proofErr w:type="spellEnd"/>
+      <w:r>
+        <w:rPr>
+          <w:rFonts w:ascii="Arial" w:hAnsi="Arial" w:cs="Arial"/>
+          <w:i/>
+          <w:iCs/>
+        </w:rPr>
+        <w:t xml:space="preserve"> </w:t>
+      </w:r>
+      <w:proofErr w:type="spellStart"/>
+      <w:r>
+        <w:rPr>
+          <w:rFonts w:ascii="Arial" w:hAnsi="Arial" w:cs="Arial"/>
+          <w:i/>
+          <w:iCs/>
+        </w:rPr>
+        <w:t>precision</w:t>
+      </w:r>
+      <w:proofErr w:type="spellEnd"/>
+      <w:r>
+        <w:rPr>
+          <w:rFonts w:ascii="Arial" w:hAnsi="Arial" w:cs="Arial"/>
+          <w:i/>
+          <w:iCs/>
+        </w:rPr>
+        <w:t xml:space="preserve"> web </w:t>
+      </w:r>
+      <w:proofErr w:type="spellStart"/>
+      <w:r>
+        <w:rPr>
+          <w:rFonts w:ascii="Arial" w:hAnsi="Arial" w:cs="Arial"/>
+          <w:i/>
+          <w:iCs/>
+        </w:rPr>
+        <w:t>attack</w:t>
+      </w:r>
+      <w:proofErr w:type="spellEnd"/>
+      <w:r>
+        <w:rPr>
+          <w:rFonts w:ascii="Arial" w:hAnsi="Arial" w:cs="Arial"/>
+          <w:i/>
+          <w:iCs/>
+        </w:rPr>
+        <w:t xml:space="preserve"> </w:t>
+      </w:r>
+      <w:proofErr w:type="spellStart"/>
+      <w:r>
+        <w:rPr>
+          <w:rFonts w:ascii="Arial" w:hAnsi="Arial" w:cs="Arial"/>
+          <w:i/>
+          <w:iCs/>
+        </w:rPr>
+        <w:t>detection</w:t>
+      </w:r>
+      <w:proofErr w:type="spellEnd"/>
+      <w:r>
+        <w:rPr>
+          <w:rFonts w:ascii="Arial" w:hAnsi="Arial" w:cs="Arial"/>
+          <w:i/>
+          <w:iCs/>
+        </w:rPr>
+        <w:t>.</w:t>
+      </w:r>
+      <w:r>
+        <w:rPr>
+          <w:rFonts w:ascii="Arial" w:hAnsi="Arial" w:cs="Arial"/>
+        </w:rPr>
+        <w:t xml:space="preserve"> </w:t>
+      </w:r>
+      <w:proofErr w:type="spellStart"/>
+      <w:r>
+        <w:rPr>
+          <w:rFonts w:ascii="Arial" w:hAnsi="Arial" w:cs="Arial"/>
+        </w:rPr>
+        <w:t>Computers</w:t>
+      </w:r>
+      <w:proofErr w:type="spellEnd"/>
+      <w:r>
+        <w:rPr>
+          <w:rFonts w:ascii="Arial" w:hAnsi="Arial" w:cs="Arial"/>
+        </w:rPr>
+        <w:t xml:space="preserve"> &amp; Security, 148:104127, 2025. DOI: 10.1016/j.cose.2024.104127.</w:t>
       </w:r>
     </w:p>
     <w:p>
@@ -7368,15 +10255,6 @@
   </w:num>
   <w:num w:numId="15">
     <w:abstractNumId w:val="3"/>
-    <w:lvlOverride w:ilvl="0"/>
-    <w:lvlOverride w:ilvl="1"/>
-    <w:lvlOverride w:ilvl="2"/>
-    <w:lvlOverride w:ilvl="3"/>
-    <w:lvlOverride w:ilvl="4"/>
-    <w:lvlOverride w:ilvl="5"/>
-    <w:lvlOverride w:ilvl="6"/>
-    <w:lvlOverride w:ilvl="7"/>
-    <w:lvlOverride w:ilvl="8"/>
   </w:num>
 </w:numbering>
 </file>
